--- a/master-slave/evaluate-results/danh-gia-ket-qua.docx
+++ b/master-slave/evaluate-results/danh-gia-ket-qua.docx
@@ -1,13 +1,31 @@
 
 <file path=word/document.xml><?xml version="1.0" encoding="utf-8"?>
-<w:document xmlns:wpc="http://schemas.microsoft.com/office/word/2010/wordprocessingCanvas" xmlns:mc="http://schemas.openxmlformats.org/markup-compatibility/2006" xmlns:o="urn:schemas-microsoft-com:office:office" xmlns:r="http://schemas.openxmlformats.org/officeDocument/2006/relationships" xmlns:m="http://schemas.openxmlformats.org/officeDocument/2006/math" xmlns:v="urn:schemas-microsoft-com:vml" xmlns:wp14="http://schemas.microsoft.com/office/word/2010/wordprocessingDrawing" xmlns:wp="http://schemas.openxmlformats.org/drawingml/2006/wordprocessingDrawing" xmlns:w="http://schemas.openxmlformats.org/wordprocessingml/2006/main" xmlns:w14="http://schemas.microsoft.com/office/word/2010/wordml" xmlns:w10="urn:schemas-microsoft-com:office:word" xmlns:w15="http://schemas.microsoft.com/office/word/2012/wordml" xmlns:wpg="http://schemas.microsoft.com/office/word/2010/wordprocessingGroup" xmlns:wpi="http://schemas.microsoft.com/office/word/2010/wordprocessingInk" xmlns:wne="http://schemas.microsoft.com/office/word/2006/wordml" xmlns:wps="http://schemas.microsoft.com/office/word/2010/wordprocessingShape" xmlns:wpsCustomData="http://www.wps.cn/officeDocument/2013/wpsCustomData" mc:Ignorable="w14 w15 wp14">
+<w:document xmlns:wpc="http://schemas.microsoft.com/office/word/2010/wordprocessingCanvas" xmlns:cx="http://schemas.microsoft.com/office/drawing/2014/chartex" xmlns:cx1="http://schemas.microsoft.com/office/drawing/2015/9/8/chartex" xmlns:cx2="http://schemas.microsoft.com/office/drawing/2015/10/21/chartex" xmlns:cx3="http://schemas.microsoft.com/office/drawing/2016/5/9/chartex" xmlns:cx4="http://schemas.microsoft.com/office/drawing/2016/5/10/chartex" xmlns:cx5="http://schemas.microsoft.com/office/drawing/2016/5/11/chartex" xmlns:cx6="http://schemas.microsoft.com/office/drawing/2016/5/12/chartex" xmlns:cx7="http://schemas.microsoft.com/office/drawing/2016/5/13/chartex" xmlns:cx8="http://schemas.microsoft.com/office/drawing/2016/5/14/chartex" xmlns:mc="http://schemas.openxmlformats.org/markup-compatibility/2006" xmlns:aink="http://schemas.microsoft.com/office/drawing/2016/ink" xmlns:am3d="http://schemas.microsoft.com/office/drawing/2017/model3d" xmlns:o="urn:schemas-microsoft-com:office:office" xmlns:r="http://schemas.openxmlformats.org/officeDocument/2006/relationships" xmlns:m="http://schemas.openxmlformats.org/officeDocument/2006/math" xmlns:v="urn:schemas-microsoft-com:vml" xmlns:wp14="http://schemas.microsoft.com/office/word/2010/wordprocessingDrawing" xmlns:wp="http://schemas.openxmlformats.org/drawingml/2006/wordprocessingDrawing" xmlns:w10="urn:schemas-microsoft-com:office:word" xmlns:w="http://schemas.openxmlformats.org/wordprocessingml/2006/main" xmlns:w14="http://schemas.microsoft.com/office/word/2010/wordml" xmlns:w15="http://schemas.microsoft.com/office/word/2012/wordml" xmlns:w16cex="http://schemas.microsoft.com/office/word/2018/wordml/cex" xmlns:w16cid="http://schemas.microsoft.com/office/word/2016/wordml/cid" xmlns:w16="http://schemas.microsoft.com/office/word/2018/wordml" xmlns:w16sdtdh="http://schemas.microsoft.com/office/word/2020/wordml/sdtdatahash" xmlns:w16se="http://schemas.microsoft.com/office/word/2015/wordml/symex" xmlns:wpg="http://schemas.microsoft.com/office/word/2010/wordprocessingGroup" xmlns:wpi="http://schemas.microsoft.com/office/word/2010/wordprocessingInk" xmlns:wne="http://schemas.microsoft.com/office/word/2006/wordml" xmlns:wps="http://schemas.microsoft.com/office/word/2010/wordprocessingShape" mc:Ignorable="w14 w15 w16se w16cid w16 w16cex w16sdtdh wp14">
   <w:body>
     <w:p>
       <w:pPr>
-        <w:pStyle w:val="2"/>
+        <w:pStyle w:val="Heading1"/>
       </w:pPr>
       <w:r>
-        <w:t>1. Các chiến lược đã cài đặt</w:t>
+        <w:t>1. Các chi</w:t>
+      </w:r>
+      <w:r>
+        <w:t>ế</w:t>
+      </w:r>
+      <w:r>
+        <w:t>n lư</w:t>
+      </w:r>
+      <w:r>
+        <w:t>ợ</w:t>
+      </w:r>
+      <w:r>
+        <w:t>c đã cài đ</w:t>
+      </w:r>
+      <w:r>
+        <w:t>ặ</w:t>
+      </w:r>
+      <w:r>
+        <w:t>t</w:t>
       </w:r>
     </w:p>
     <w:p>
@@ -15,91 +33,1018 @@
         <w:ind w:firstLine="360"/>
       </w:pPr>
       <w:r>
-        <w:t>Có 2 chiến lược chính được cài đặt: Thứ tự chọn neighborhood là ngẫu nhiên và Thứ tự chọn neighborhood là adaptive. Trong cả 2 chiến lược đó đều cài đặt chung các logic sau:</w:t>
+        <w:t>Có 2 chi</w:t>
+      </w:r>
+      <w:r>
+        <w:t>ế</w:t>
+      </w:r>
+      <w:r>
+        <w:t>n lư</w:t>
+      </w:r>
+      <w:r>
+        <w:t>ợ</w:t>
+      </w:r>
+      <w:r>
+        <w:t>c chính đư</w:t>
+      </w:r>
+      <w:r>
+        <w:t>ợ</w:t>
+      </w:r>
+      <w:r>
+        <w:t>c cài đ</w:t>
+      </w:r>
+      <w:r>
+        <w:t>ặ</w:t>
+      </w:r>
+      <w:r>
+        <w:t>t: Th</w:t>
+      </w:r>
+      <w:r>
+        <w:t>ứ</w:t>
+      </w:r>
+      <w:r>
+        <w:t xml:space="preserve"> t</w:t>
+      </w:r>
+      <w:r>
+        <w:t>ự</w:t>
+      </w:r>
+      <w:r>
+        <w:t xml:space="preserve"> ch</w:t>
+      </w:r>
+      <w:r>
+        <w:t>ọ</w:t>
+      </w:r>
+      <w:r>
+        <w:t>n neighborhood là ng</w:t>
+      </w:r>
+      <w:r>
+        <w:t>ẫ</w:t>
+      </w:r>
+      <w:r>
+        <w:t>u nhiên và Th</w:t>
+      </w:r>
+      <w:r>
+        <w:t>ứ</w:t>
+      </w:r>
+      <w:r>
+        <w:t xml:space="preserve"> t</w:t>
+      </w:r>
+      <w:r>
+        <w:t>ự</w:t>
+      </w:r>
+      <w:r>
+        <w:t xml:space="preserve"> ch</w:t>
+      </w:r>
+      <w:r>
+        <w:t>ọ</w:t>
+      </w:r>
+      <w:r>
+        <w:t>n neighborhood là adaptive. Trong c</w:t>
+      </w:r>
+      <w:r>
+        <w:t>ả</w:t>
+      </w:r>
+      <w:r>
+        <w:t xml:space="preserve"> 2 chi</w:t>
+      </w:r>
+      <w:r>
+        <w:t>ế</w:t>
+      </w:r>
+      <w:r>
+        <w:t>n lư</w:t>
+      </w:r>
+      <w:r>
+        <w:t>ợ</w:t>
+      </w:r>
+      <w:r>
+        <w:t>c đó đ</w:t>
+      </w:r>
+      <w:r>
+        <w:t>ề</w:t>
+      </w:r>
+      <w:r>
+        <w:t>u cài đ</w:t>
+      </w:r>
+      <w:r>
+        <w:t>ặ</w:t>
+      </w:r>
+      <w:r>
+        <w:t>t chung các logic sau:</w:t>
       </w:r>
     </w:p>
     <w:p>
       <w:pPr>
-        <w:pStyle w:val="11"/>
+        <w:pStyle w:val="ListParagraph"/>
         <w:numPr>
           <w:ilvl w:val="0"/>
           <w:numId w:val="1"/>
         </w:numPr>
       </w:pPr>
       <w:r>
-        <w:t>Mỗi worker trên mỗi rank khác nhau sẽ có các seed khác nhau =&gt; Đa dạng hóa quá trình tìm kiếm trong các bước: khởi tạo nghiệm, chọn neighborhood, pull elite</w:t>
+        <w:t>M</w:t>
+      </w:r>
+      <w:r>
+        <w:t>ỗ</w:t>
+      </w:r>
+      <w:r>
+        <w:t>i worker trên m</w:t>
+      </w:r>
+      <w:r>
+        <w:t>ỗ</w:t>
+      </w:r>
+      <w:r>
+        <w:t>i rank khác nhau s</w:t>
+      </w:r>
+      <w:r>
+        <w:t>ẽ</w:t>
+      </w:r>
+      <w:r>
+        <w:t xml:space="preserve"> có các </w:t>
+      </w:r>
+      <w:r>
+        <w:t>seed khác nhau =&gt; Đa d</w:t>
+      </w:r>
+      <w:r>
+        <w:t>ạ</w:t>
+      </w:r>
+      <w:r>
+        <w:t>ng hóa quá trình tìm ki</w:t>
+      </w:r>
+      <w:r>
+        <w:t>ế</w:t>
+      </w:r>
+      <w:r>
+        <w:t>m trong các bư</w:t>
+      </w:r>
+      <w:r>
+        <w:t>ớ</w:t>
+      </w:r>
+      <w:r>
+        <w:t>c: kh</w:t>
+      </w:r>
+      <w:r>
+        <w:t>ở</w:t>
+      </w:r>
+      <w:r>
+        <w:t>i t</w:t>
+      </w:r>
+      <w:r>
+        <w:t>ạ</w:t>
+      </w:r>
+      <w:r>
+        <w:t>o nghi</w:t>
+      </w:r>
+      <w:r>
+        <w:t>ệ</w:t>
+      </w:r>
+      <w:r>
+        <w:t>m, ch</w:t>
+      </w:r>
+      <w:r>
+        <w:t>ọ</w:t>
+      </w:r>
+      <w:r>
+        <w:t>n neighborhood, pull elite</w:t>
       </w:r>
     </w:p>
     <w:p>
       <w:pPr>
-        <w:pStyle w:val="11"/>
+        <w:pStyle w:val="ListParagraph"/>
         <w:numPr>
           <w:ilvl w:val="0"/>
           <w:numId w:val="1"/>
         </w:numPr>
       </w:pPr>
       <w:r>
-        <w:t>Mỗi worker sẽ có 1 nghiệm khởi tạo riêng theo chiến lược phân cụm bằng phương pháp polar-angle-based =&gt; Nghiệm khởi tạo tốt giúp tìm được các nghiệm tốt nhanh hơn so với nghiệm khởi tạo ngẫu nhiên, trong khi vẫn đáp ứng được sự đa dạng do có nhiều nghiệm khởi tạo khác nhau.</w:t>
+        <w:t>M</w:t>
+      </w:r>
+      <w:r>
+        <w:t>ỗ</w:t>
+      </w:r>
+      <w:r>
+        <w:t>i worker s</w:t>
+      </w:r>
+      <w:r>
+        <w:t>ẽ</w:t>
+      </w:r>
+      <w:r>
+        <w:t xml:space="preserve"> có 1 nghi</w:t>
+      </w:r>
+      <w:r>
+        <w:t>ệ</w:t>
+      </w:r>
+      <w:r>
+        <w:t>m kh</w:t>
+      </w:r>
+      <w:r>
+        <w:t>ở</w:t>
+      </w:r>
+      <w:r>
+        <w:t>i t</w:t>
+      </w:r>
+      <w:r>
+        <w:t>ạ</w:t>
+      </w:r>
+      <w:r>
+        <w:t>o riêng theo chi</w:t>
+      </w:r>
+      <w:r>
+        <w:t>ế</w:t>
+      </w:r>
+      <w:r>
+        <w:t>n lư</w:t>
+      </w:r>
+      <w:r>
+        <w:t>ợ</w:t>
+      </w:r>
+      <w:r>
+        <w:t>c phân c</w:t>
+      </w:r>
+      <w:r>
+        <w:t>ụ</w:t>
+      </w:r>
+      <w:r>
+        <w:t>m b</w:t>
+      </w:r>
+      <w:r>
+        <w:t>ằ</w:t>
+      </w:r>
+      <w:r>
+        <w:t>ng phương pháp polar-angle-based =&gt; Nghi</w:t>
+      </w:r>
+      <w:r>
+        <w:t>ệ</w:t>
+      </w:r>
+      <w:r>
+        <w:t>m kh</w:t>
+      </w:r>
+      <w:r>
+        <w:t>ở</w:t>
+      </w:r>
+      <w:r>
+        <w:t>i t</w:t>
+      </w:r>
+      <w:r>
+        <w:t>ạ</w:t>
+      </w:r>
+      <w:r>
+        <w:t>o t</w:t>
+      </w:r>
+      <w:r>
+        <w:t>ố</w:t>
+      </w:r>
+      <w:r>
+        <w:t>t giúp tìm đư</w:t>
+      </w:r>
+      <w:r>
+        <w:t>ợ</w:t>
+      </w:r>
+      <w:r>
+        <w:t>c các ng</w:t>
+      </w:r>
+      <w:r>
+        <w:t>hi</w:t>
+      </w:r>
+      <w:r>
+        <w:t>ệ</w:t>
+      </w:r>
+      <w:r>
+        <w:t>m t</w:t>
+      </w:r>
+      <w:r>
+        <w:t>ố</w:t>
+      </w:r>
+      <w:r>
+        <w:t>t nhanh hơn so v</w:t>
+      </w:r>
+      <w:r>
+        <w:t>ớ</w:t>
+      </w:r>
+      <w:r>
+        <w:t>i nghi</w:t>
+      </w:r>
+      <w:r>
+        <w:t>ệ</w:t>
+      </w:r>
+      <w:r>
+        <w:t>m kh</w:t>
+      </w:r>
+      <w:r>
+        <w:t>ở</w:t>
+      </w:r>
+      <w:r>
+        <w:t>i t</w:t>
+      </w:r>
+      <w:r>
+        <w:t>ạ</w:t>
+      </w:r>
+      <w:r>
+        <w:t>o ng</w:t>
+      </w:r>
+      <w:r>
+        <w:t>ẫ</w:t>
+      </w:r>
+      <w:r>
+        <w:t>u nhiên, trong khi v</w:t>
+      </w:r>
+      <w:r>
+        <w:t>ẫ</w:t>
+      </w:r>
+      <w:r>
+        <w:t xml:space="preserve">n đáp </w:t>
+      </w:r>
+      <w:r>
+        <w:t>ứ</w:t>
+      </w:r>
+      <w:r>
+        <w:t>ng đư</w:t>
+      </w:r>
+      <w:r>
+        <w:t>ợ</w:t>
+      </w:r>
+      <w:r>
+        <w:t>c s</w:t>
+      </w:r>
+      <w:r>
+        <w:t>ự</w:t>
+      </w:r>
+      <w:r>
+        <w:t xml:space="preserve"> đa d</w:t>
+      </w:r>
+      <w:r>
+        <w:t>ạ</w:t>
+      </w:r>
+      <w:r>
+        <w:t>ng do có nhi</w:t>
+      </w:r>
+      <w:r>
+        <w:t>ề</w:t>
+      </w:r>
+      <w:r>
+        <w:t>u nghi</w:t>
+      </w:r>
+      <w:r>
+        <w:t>ệ</w:t>
+      </w:r>
+      <w:r>
+        <w:t>m kh</w:t>
+      </w:r>
+      <w:r>
+        <w:t>ở</w:t>
+      </w:r>
+      <w:r>
+        <w:t>i t</w:t>
+      </w:r>
+      <w:r>
+        <w:t>ạ</w:t>
+      </w:r>
+      <w:r>
+        <w:t>o khác nhau.</w:t>
       </w:r>
     </w:p>
     <w:p>
       <w:pPr>
-        <w:pStyle w:val="11"/>
+        <w:pStyle w:val="ListParagraph"/>
         <w:numPr>
           <w:ilvl w:val="0"/>
           <w:numId w:val="1"/>
         </w:numPr>
       </w:pPr>
       <w:r>
-        <w:t>Khi worker push elite lên master sẽ đo sự khác biệt giữa elite được push lên với các elite có trong pool để nếu pool đầy sẽ thay thế elite giống với elite được push lên nhất:</w:t>
+        <w:t>Khi worker push elite lên master s</w:t>
+      </w:r>
+      <w:r>
+        <w:t>ẽ</w:t>
+      </w:r>
+      <w:r>
+        <w:t xml:space="preserve"> đo s</w:t>
+      </w:r>
+      <w:r>
+        <w:t>ự</w:t>
+      </w:r>
+      <w:r>
+        <w:t xml:space="preserve"> khác bi</w:t>
+      </w:r>
+      <w:r>
+        <w:t>ệ</w:t>
+      </w:r>
+      <w:r>
+        <w:t>t gi</w:t>
+      </w:r>
+      <w:r>
+        <w:t>ữ</w:t>
+      </w:r>
+      <w:r>
+        <w:t>a elite đư</w:t>
+      </w:r>
+      <w:r>
+        <w:t>ợ</w:t>
+      </w:r>
+      <w:r>
+        <w:t>c push lên v</w:t>
+      </w:r>
+      <w:r>
+        <w:t>ớ</w:t>
+      </w:r>
+      <w:r>
+        <w:t>i các elite có trong pool đ</w:t>
+      </w:r>
+      <w:r>
+        <w:t>ể</w:t>
+      </w:r>
+      <w:r>
+        <w:t xml:space="preserve"> n</w:t>
+      </w:r>
+      <w:r>
+        <w:t>ế</w:t>
+      </w:r>
+      <w:r>
+        <w:t>u pool đ</w:t>
+      </w:r>
+      <w:r>
+        <w:t>ầ</w:t>
+      </w:r>
+      <w:r>
+        <w:t>y s</w:t>
+      </w:r>
+      <w:r>
+        <w:t>ẽ</w:t>
+      </w:r>
+      <w:r>
+        <w:t xml:space="preserve"> t</w:t>
+      </w:r>
+      <w:r>
+        <w:t>hay th</w:t>
+      </w:r>
+      <w:r>
+        <w:t>ế</w:t>
+      </w:r>
+      <w:r>
+        <w:t xml:space="preserve"> elite gi</w:t>
+      </w:r>
+      <w:r>
+        <w:t>ố</w:t>
+      </w:r>
+      <w:r>
+        <w:t>ng v</w:t>
+      </w:r>
+      <w:r>
+        <w:t>ớ</w:t>
+      </w:r>
+      <w:r>
+        <w:t>i elite đư</w:t>
+      </w:r>
+      <w:r>
+        <w:t>ợ</w:t>
+      </w:r>
+      <w:r>
+        <w:t>c push lên nh</w:t>
+      </w:r>
+      <w:r>
+        <w:t>ấ</w:t>
+      </w:r>
+      <w:r>
+        <w:t>t</w:t>
+      </w:r>
+      <w:r>
+        <w:t>:</w:t>
       </w:r>
     </w:p>
     <w:p>
       <w:pPr>
-        <w:pStyle w:val="11"/>
+        <w:pStyle w:val="ListParagraph"/>
         <w:numPr>
           <w:ilvl w:val="1"/>
           <w:numId w:val="1"/>
         </w:numPr>
       </w:pPr>
       <w:r>
-        <w:t>Áp dụng cả 2 cách đo: đếm các cạnh giống nhau (cạnh là đối xứng) giữa elite được push lên với các elite trong pool (lấy phần bù) và đếm sự khác biệt giữa các đỉnh (customer) được phục vụ bởi phương tiện khác nhau.</w:t>
+        <w:t>Ưu tiên giữ lại các elite chưa được pull</w:t>
       </w:r>
     </w:p>
     <w:p>
       <w:pPr>
-        <w:pStyle w:val="11"/>
+        <w:pStyle w:val="ListParagraph"/>
         <w:numPr>
           <w:ilvl w:val="1"/>
           <w:numId w:val="1"/>
         </w:numPr>
       </w:pPr>
       <w:r>
-        <w:t>2 cách đo đều được chuẩn hóa về [0, 1]: chia cho số cạnh của elite được push lên; chia cho tổng số customer.</w:t>
+        <w:t>Áp d</w:t>
+      </w:r>
+      <w:r>
+        <w:t>ụ</w:t>
+      </w:r>
+      <w:r>
+        <w:t>ng c</w:t>
+      </w:r>
+      <w:r>
+        <w:t>ả</w:t>
+      </w:r>
+      <w:r>
+        <w:t xml:space="preserve"> 2 cách đo: đ</w:t>
+      </w:r>
+      <w:r>
+        <w:t>ế</w:t>
+      </w:r>
+      <w:r>
+        <w:t>m các c</w:t>
+      </w:r>
+      <w:r>
+        <w:t>ạ</w:t>
+      </w:r>
+      <w:r>
+        <w:t>nh gi</w:t>
+      </w:r>
+      <w:r>
+        <w:t>ố</w:t>
+      </w:r>
+      <w:r>
+        <w:t>ng nhau (c</w:t>
+      </w:r>
+      <w:r>
+        <w:t>ạ</w:t>
+      </w:r>
+      <w:r>
+        <w:t>nh là đ</w:t>
+      </w:r>
+      <w:r>
+        <w:t>ố</w:t>
+      </w:r>
+      <w:r>
+        <w:t>i x</w:t>
+      </w:r>
+      <w:r>
+        <w:t>ứ</w:t>
+      </w:r>
+      <w:r>
+        <w:t>ng) gi</w:t>
+      </w:r>
+      <w:r>
+        <w:t>ữ</w:t>
+      </w:r>
+      <w:r>
+        <w:t>a elite đư</w:t>
+      </w:r>
+      <w:r>
+        <w:t>ợ</w:t>
+      </w:r>
+      <w:r>
+        <w:t>c push lên v</w:t>
+      </w:r>
+      <w:r>
+        <w:t>ớ</w:t>
+      </w:r>
+      <w:r>
+        <w:t>i các elite trong pool (l</w:t>
+      </w:r>
+      <w:r>
+        <w:t>ấ</w:t>
+      </w:r>
+      <w:r>
+        <w:t>y ph</w:t>
+      </w:r>
+      <w:r>
+        <w:t>ầ</w:t>
+      </w:r>
+      <w:r>
+        <w:t>n bù) và đ</w:t>
+      </w:r>
+      <w:r>
+        <w:t>ế</w:t>
+      </w:r>
+      <w:r>
+        <w:t>m s</w:t>
+      </w:r>
+      <w:r>
+        <w:t>ự</w:t>
+      </w:r>
+      <w:r>
+        <w:t xml:space="preserve"> khác bi</w:t>
+      </w:r>
+      <w:r>
+        <w:t>ệ</w:t>
+      </w:r>
+      <w:r>
+        <w:t>t gi</w:t>
+      </w:r>
+      <w:r>
+        <w:t>ữ</w:t>
+      </w:r>
+      <w:r>
+        <w:t>a các đ</w:t>
+      </w:r>
+      <w:r>
+        <w:t>ỉ</w:t>
+      </w:r>
+      <w:r>
+        <w:t>nh (customer) đư</w:t>
+      </w:r>
+      <w:r>
+        <w:t>ợ</w:t>
+      </w:r>
+      <w:r>
+        <w:t>c ph</w:t>
+      </w:r>
+      <w:r>
+        <w:t>ụ</w:t>
+      </w:r>
+      <w:r>
+        <w:t>c v</w:t>
+      </w:r>
+      <w:r>
+        <w:t>ụ</w:t>
+      </w:r>
+      <w:r>
+        <w:t xml:space="preserve"> b</w:t>
+      </w:r>
+      <w:r>
+        <w:t>ở</w:t>
+      </w:r>
+      <w:r>
+        <w:t>i phương ti</w:t>
+      </w:r>
+      <w:r>
+        <w:t>ệ</w:t>
+      </w:r>
+      <w:r>
+        <w:t>n khá</w:t>
+      </w:r>
+      <w:r>
+        <w:t>c nhau.</w:t>
       </w:r>
     </w:p>
     <w:p>
       <w:pPr>
-        <w:pStyle w:val="11"/>
+        <w:pStyle w:val="ListParagraph"/>
         <w:numPr>
           <w:ilvl w:val="1"/>
           <w:numId w:val="1"/>
         </w:numPr>
       </w:pPr>
       <w:r>
-        <w:t>Có trọng số giữa 2 cách đo =&gt; Có bảng so sánh kết quả giữa các tỉ lệ trọng số của 2 cách đo</w:t>
+        <w:t>2 cách đo đ</w:t>
+      </w:r>
+      <w:r>
+        <w:t>ề</w:t>
+      </w:r>
+      <w:r>
+        <w:t>u đư</w:t>
+      </w:r>
+      <w:r>
+        <w:t>ợ</w:t>
+      </w:r>
+      <w:r>
+        <w:t>c chu</w:t>
+      </w:r>
+      <w:r>
+        <w:t>ẩ</w:t>
+      </w:r>
+      <w:r>
+        <w:t>n hóa v</w:t>
+      </w:r>
+      <w:r>
+        <w:t>ề</w:t>
+      </w:r>
+      <w:r>
+        <w:t xml:space="preserve"> [0, 1]: chia cho s</w:t>
+      </w:r>
+      <w:r>
+        <w:t>ố</w:t>
+      </w:r>
+      <w:r>
+        <w:t xml:space="preserve"> c</w:t>
+      </w:r>
+      <w:r>
+        <w:t>ạ</w:t>
+      </w:r>
+      <w:r>
+        <w:t>nh c</w:t>
+      </w:r>
+      <w:r>
+        <w:t>ủ</w:t>
+      </w:r>
+      <w:r>
+        <w:t>a elite đư</w:t>
+      </w:r>
+      <w:r>
+        <w:t>ợ</w:t>
+      </w:r>
+      <w:r>
+        <w:t>c push lên; chia cho t</w:t>
+      </w:r>
+      <w:r>
+        <w:t>ổ</w:t>
+      </w:r>
+      <w:r>
+        <w:t>ng s</w:t>
+      </w:r>
+      <w:r>
+        <w:t>ố</w:t>
+      </w:r>
+      <w:r>
+        <w:t xml:space="preserve"> customer.</w:t>
       </w:r>
     </w:p>
     <w:p>
       <w:pPr>
-        <w:pStyle w:val="11"/>
+        <w:pStyle w:val="ListParagraph"/>
+        <w:numPr>
+          <w:ilvl w:val="1"/>
+          <w:numId w:val="1"/>
+        </w:numPr>
+      </w:pPr>
+      <w:r>
+        <w:t>Có tr</w:t>
+      </w:r>
+      <w:r>
+        <w:t>ọ</w:t>
+      </w:r>
+      <w:r>
+        <w:t>ng s</w:t>
+      </w:r>
+      <w:r>
+        <w:t>ố</w:t>
+      </w:r>
+      <w:r>
+        <w:t xml:space="preserve"> gi</w:t>
+      </w:r>
+      <w:r>
+        <w:t>ữ</w:t>
+      </w:r>
+      <w:r>
+        <w:t>a 2 cách đo =&gt; Có b</w:t>
+      </w:r>
+      <w:r>
+        <w:t>ả</w:t>
+      </w:r>
+      <w:r>
+        <w:t>ng so sánh k</w:t>
+      </w:r>
+      <w:r>
+        <w:t>ế</w:t>
+      </w:r>
+      <w:r>
+        <w:t>t qu</w:t>
+      </w:r>
+      <w:r>
+        <w:t>ả</w:t>
+      </w:r>
+      <w:r>
+        <w:t xml:space="preserve"> gi</w:t>
+      </w:r>
+      <w:r>
+        <w:t>ữ</w:t>
+      </w:r>
+      <w:r>
+        <w:t>a các t</w:t>
+      </w:r>
+      <w:r>
+        <w:t>ỉ</w:t>
+      </w:r>
+      <w:r>
+        <w:t xml:space="preserve"> l</w:t>
+      </w:r>
+      <w:r>
+        <w:t>ệ</w:t>
+      </w:r>
+      <w:r>
+        <w:t xml:space="preserve"> tr</w:t>
+      </w:r>
+      <w:r>
+        <w:t>ọ</w:t>
+      </w:r>
+      <w:r>
+        <w:t>ng s</w:t>
+      </w:r>
+      <w:r>
+        <w:t>ố</w:t>
+      </w:r>
+      <w:r>
+        <w:t xml:space="preserve"> c</w:t>
+      </w:r>
+      <w:r>
+        <w:t>ủ</w:t>
+      </w:r>
+      <w:r>
+        <w:t>a 2 cách đo</w:t>
+      </w:r>
+    </w:p>
+    <w:p>
+      <w:pPr>
+        <w:pStyle w:val="ListParagraph"/>
         <w:numPr>
           <w:ilvl w:val="0"/>
           <w:numId w:val="1"/>
         </w:numPr>
       </w:pPr>
       <w:r>
-        <w:t>Các chiến lược chọn elite khi worker request pull elite lên master: (1) chọn ngẫu nhiên; (2) chọn ngẫu nhiên trong top-k (k tỉ lệ với số lượng customer); (3) chọn ngẫu nhiên với trọng số dựa trên độ tối ưu của elite; (4) chọn elite ít được pull nhất; (5) chọn elite khác với các elite trong pool nhất =&gt; Có bảng so sánh kết quả giữa các chiến lược pull elite</w:t>
+        <w:t>Các chi</w:t>
+      </w:r>
+      <w:r>
+        <w:t>ế</w:t>
+      </w:r>
+      <w:r>
+        <w:t>n lư</w:t>
+      </w:r>
+      <w:r>
+        <w:t>ợ</w:t>
+      </w:r>
+      <w:r>
+        <w:t>c ch</w:t>
+      </w:r>
+      <w:r>
+        <w:t>ọ</w:t>
+      </w:r>
+      <w:r>
+        <w:t>n elite khi worker request pu</w:t>
+      </w:r>
+      <w:r>
+        <w:t>ll elite lên master: (1) ch</w:t>
+      </w:r>
+      <w:r>
+        <w:t>ọ</w:t>
+      </w:r>
+      <w:r>
+        <w:t>n ng</w:t>
+      </w:r>
+      <w:r>
+        <w:t>ẫ</w:t>
+      </w:r>
+      <w:r>
+        <w:t>u nhiên; (2) ch</w:t>
+      </w:r>
+      <w:r>
+        <w:t>ọ</w:t>
+      </w:r>
+      <w:r>
+        <w:t>n ng</w:t>
+      </w:r>
+      <w:r>
+        <w:t>ẫ</w:t>
+      </w:r>
+      <w:r>
+        <w:t>u nhiên trong top-k (k t</w:t>
+      </w:r>
+      <w:r>
+        <w:t>ỉ</w:t>
+      </w:r>
+      <w:r>
+        <w:t xml:space="preserve"> l</w:t>
+      </w:r>
+      <w:r>
+        <w:t>ệ</w:t>
+      </w:r>
+      <w:r>
+        <w:t xml:space="preserve"> v</w:t>
+      </w:r>
+      <w:r>
+        <w:t>ớ</w:t>
+      </w:r>
+      <w:r>
+        <w:t>i s</w:t>
+      </w:r>
+      <w:r>
+        <w:t>ố</w:t>
+      </w:r>
+      <w:r>
+        <w:t xml:space="preserve"> lư</w:t>
+      </w:r>
+      <w:r>
+        <w:t>ợ</w:t>
+      </w:r>
+      <w:r>
+        <w:t>ng customer); (3) ch</w:t>
+      </w:r>
+      <w:r>
+        <w:t>ọ</w:t>
+      </w:r>
+      <w:r>
+        <w:t>n ng</w:t>
+      </w:r>
+      <w:r>
+        <w:t>ẫ</w:t>
+      </w:r>
+      <w:r>
+        <w:t>u nhiên v</w:t>
+      </w:r>
+      <w:r>
+        <w:t>ớ</w:t>
+      </w:r>
+      <w:r>
+        <w:t>i tr</w:t>
+      </w:r>
+      <w:r>
+        <w:t>ọ</w:t>
+      </w:r>
+      <w:r>
+        <w:t>ng s</w:t>
+      </w:r>
+      <w:r>
+        <w:t>ố</w:t>
+      </w:r>
+      <w:r>
+        <w:t xml:space="preserve"> d</w:t>
+      </w:r>
+      <w:r>
+        <w:t>ự</w:t>
+      </w:r>
+      <w:r>
+        <w:t>a trên đ</w:t>
+      </w:r>
+      <w:r>
+        <w:t>ộ</w:t>
+      </w:r>
+      <w:r>
+        <w:t xml:space="preserve"> t</w:t>
+      </w:r>
+      <w:r>
+        <w:t>ố</w:t>
+      </w:r>
+      <w:r>
+        <w:t>i ưu c</w:t>
+      </w:r>
+      <w:r>
+        <w:t>ủ</w:t>
+      </w:r>
+      <w:r>
+        <w:t>a elite; (4) ch</w:t>
+      </w:r>
+      <w:r>
+        <w:t>ọ</w:t>
+      </w:r>
+      <w:r>
+        <w:t>n elite ít đư</w:t>
+      </w:r>
+      <w:r>
+        <w:t>ợ</w:t>
+      </w:r>
+      <w:r>
+        <w:t>c pull nh</w:t>
+      </w:r>
+      <w:r>
+        <w:t>ấ</w:t>
+      </w:r>
+      <w:r>
+        <w:t>t; (5) ch</w:t>
+      </w:r>
+      <w:r>
+        <w:t>ọ</w:t>
+      </w:r>
+      <w:r>
+        <w:t>n elite khác v</w:t>
+      </w:r>
+      <w:r>
+        <w:t>ớ</w:t>
+      </w:r>
+      <w:r>
+        <w:t>i các elite trong pool nh</w:t>
+      </w:r>
+      <w:r>
+        <w:t>ấ</w:t>
+      </w:r>
+      <w:r>
+        <w:t>t =&gt;</w:t>
+      </w:r>
+      <w:r>
+        <w:t xml:space="preserve"> Có b</w:t>
+      </w:r>
+      <w:r>
+        <w:t>ả</w:t>
+      </w:r>
+      <w:r>
+        <w:t>ng so sánh k</w:t>
+      </w:r>
+      <w:r>
+        <w:t>ế</w:t>
+      </w:r>
+      <w:r>
+        <w:t>t qu</w:t>
+      </w:r>
+      <w:r>
+        <w:t>ả</w:t>
+      </w:r>
+      <w:r>
+        <w:t xml:space="preserve"> gi</w:t>
+      </w:r>
+      <w:r>
+        <w:t>ữ</w:t>
+      </w:r>
+      <w:r>
+        <w:t>a các chi</w:t>
+      </w:r>
+      <w:r>
+        <w:t>ế</w:t>
+      </w:r>
+      <w:r>
+        <w:t>n lư</w:t>
+      </w:r>
+      <w:r>
+        <w:t>ợ</w:t>
+      </w:r>
+      <w:r>
+        <w:t>c pull elite</w:t>
       </w:r>
     </w:p>
     <w:p>
@@ -107,7 +1052,130 @@
         <w:ind w:firstLine="360"/>
       </w:pPr>
       <w:r>
-        <w:t>Bên cạnh đó, riêng chiến lược chọn neighborhood adaptive có thử với tham số tabu khác nhau trên mỗi worker: nhóm các tham số liên quan đến việc chọn neighborhood; nhóm các tham số liên quan đến độ dài tabu search, pull elite mới =&gt; Có bảng so sánh kết quả khi áp dụng dynamic tabu params</w:t>
+        <w:t>Bên c</w:t>
+      </w:r>
+      <w:r>
+        <w:t>ạ</w:t>
+      </w:r>
+      <w:r>
+        <w:t>nh đó, riêng chi</w:t>
+      </w:r>
+      <w:r>
+        <w:t>ế</w:t>
+      </w:r>
+      <w:r>
+        <w:t>n lư</w:t>
+      </w:r>
+      <w:r>
+        <w:t>ợ</w:t>
+      </w:r>
+      <w:r>
+        <w:t>c ch</w:t>
+      </w:r>
+      <w:r>
+        <w:t>ọ</w:t>
+      </w:r>
+      <w:r>
+        <w:t>n neighborhood adaptive có th</w:t>
+      </w:r>
+      <w:r>
+        <w:t>ử</w:t>
+      </w:r>
+      <w:r>
+        <w:t xml:space="preserve"> v</w:t>
+      </w:r>
+      <w:r>
+        <w:t>ớ</w:t>
+      </w:r>
+      <w:r>
+        <w:t>i tham s</w:t>
+      </w:r>
+      <w:r>
+        <w:t>ố</w:t>
+      </w:r>
+      <w:r>
+        <w:t xml:space="preserve"> tabu khác nhau trên m</w:t>
+      </w:r>
+      <w:r>
+        <w:t>ỗ</w:t>
+      </w:r>
+      <w:r>
+        <w:t>i worker: nhóm các tham s</w:t>
+      </w:r>
+      <w:r>
+        <w:t>ố</w:t>
+      </w:r>
+      <w:r>
+        <w:t xml:space="preserve"> liên quan đ</w:t>
+      </w:r>
+      <w:r>
+        <w:t>ế</w:t>
+      </w:r>
+      <w:r>
+        <w:t>n vi</w:t>
+      </w:r>
+      <w:r>
+        <w:t>ệ</w:t>
+      </w:r>
+      <w:r>
+        <w:t>c ch</w:t>
+      </w:r>
+      <w:r>
+        <w:t>ọ</w:t>
+      </w:r>
+      <w:r>
+        <w:t>n neighborhood; nhóm các tham s</w:t>
+      </w:r>
+      <w:r>
+        <w:t>ố</w:t>
+      </w:r>
+      <w:r>
+        <w:t xml:space="preserve"> liên quan đ</w:t>
+      </w:r>
+      <w:r>
+        <w:t>ế</w:t>
+      </w:r>
+      <w:r>
+        <w:t>n đ</w:t>
+      </w:r>
+      <w:r>
+        <w:t>ộ</w:t>
+      </w:r>
+      <w:r>
+        <w:t xml:space="preserve"> dài</w:t>
+      </w:r>
+      <w:r>
+        <w:t xml:space="preserve"> tabu search, pull elite m</w:t>
+      </w:r>
+      <w:r>
+        <w:t>ớ</w:t>
+      </w:r>
+      <w:r>
+        <w:t>i =&gt; Có b</w:t>
+      </w:r>
+      <w:r>
+        <w:t>ả</w:t>
+      </w:r>
+      <w:r>
+        <w:t>ng so sánh k</w:t>
+      </w:r>
+      <w:r>
+        <w:t>ế</w:t>
+      </w:r>
+      <w:r>
+        <w:t>t qu</w:t>
+      </w:r>
+      <w:r>
+        <w:t>ả</w:t>
+      </w:r>
+      <w:r>
+        <w:t xml:space="preserve"> khi áp d</w:t>
+      </w:r>
+      <w:r>
+        <w:t>ụ</w:t>
+      </w:r>
+      <w:r>
+        <w:t>ng dynamic tabu params</w:t>
       </w:r>
     </w:p>
     <w:p>
@@ -115,23 +1183,345 @@
         <w:ind w:firstLine="360"/>
       </w:pPr>
       <w:r>
-        <w:t>Cả 2 chiến lược đều đang chỉ sử dụng MPI, khi áp dụng OpenMP để chọn custmers tốt nhất để move cho neighborhood, các vòng lặp không đủ lớn dẫn tới bị overhead (tốn thời gian khởi tạo OpenMP) =&gt; Thời gian chạy chương trình lâu hơn rất nhiều, trong khi kết quả thì không hề cải thiện do áp dụng OpenMP mong muốn tìm được customers để move nhanh hơn, không ảnh hưởng tới việc tìm elite tối ưu =&gt; Ưu tiên số core của CPU vào số worker để đa dạng quá trình tìm kiếm thay vì ít worker, song song trong mỗi worker mà quá trình chạy lại lâu hơn.</w:t>
+        <w:t>C</w:t>
+      </w:r>
+      <w:r>
+        <w:t>ả</w:t>
+      </w:r>
+      <w:r>
+        <w:t xml:space="preserve"> 2 chi</w:t>
+      </w:r>
+      <w:r>
+        <w:t>ế</w:t>
+      </w:r>
+      <w:r>
+        <w:t>n lư</w:t>
+      </w:r>
+      <w:r>
+        <w:t>ợ</w:t>
+      </w:r>
+      <w:r>
+        <w:t>c đ</w:t>
+      </w:r>
+      <w:r>
+        <w:t>ề</w:t>
+      </w:r>
+      <w:r>
+        <w:t>u đang ch</w:t>
+      </w:r>
+      <w:r>
+        <w:t>ỉ</w:t>
+      </w:r>
+      <w:r>
+        <w:t xml:space="preserve"> s</w:t>
+      </w:r>
+      <w:r>
+        <w:t>ử</w:t>
+      </w:r>
+      <w:r>
+        <w:t xml:space="preserve"> d</w:t>
+      </w:r>
+      <w:r>
+        <w:t>ụ</w:t>
+      </w:r>
+      <w:r>
+        <w:t>ng MPI, khi áp d</w:t>
+      </w:r>
+      <w:r>
+        <w:t>ụ</w:t>
+      </w:r>
+      <w:r>
+        <w:t>ng OpenMP đ</w:t>
+      </w:r>
+      <w:r>
+        <w:t>ể</w:t>
+      </w:r>
+      <w:r>
+        <w:t xml:space="preserve"> ch</w:t>
+      </w:r>
+      <w:r>
+        <w:t>ọ</w:t>
+      </w:r>
+      <w:r>
+        <w:t>n custmers t</w:t>
+      </w:r>
+      <w:r>
+        <w:t>ố</w:t>
+      </w:r>
+      <w:r>
+        <w:t>t nh</w:t>
+      </w:r>
+      <w:r>
+        <w:t>ấ</w:t>
+      </w:r>
+      <w:r>
+        <w:t>t đ</w:t>
+      </w:r>
+      <w:r>
+        <w:t>ể</w:t>
+      </w:r>
+      <w:r>
+        <w:t xml:space="preserve"> move cho neighborhood, các vòng l</w:t>
+      </w:r>
+      <w:r>
+        <w:t>ặ</w:t>
+      </w:r>
+      <w:r>
+        <w:t>p không đ</w:t>
+      </w:r>
+      <w:r>
+        <w:t>ủ</w:t>
+      </w:r>
+      <w:r>
+        <w:t xml:space="preserve"> l</w:t>
+      </w:r>
+      <w:r>
+        <w:t>ớ</w:t>
+      </w:r>
+      <w:r>
+        <w:t>n d</w:t>
+      </w:r>
+      <w:r>
+        <w:t>ẫ</w:t>
+      </w:r>
+      <w:r>
+        <w:t>n t</w:t>
+      </w:r>
+      <w:r>
+        <w:t>ớ</w:t>
+      </w:r>
+      <w:r>
+        <w:t>i b</w:t>
+      </w:r>
+      <w:r>
+        <w:t>ị</w:t>
+      </w:r>
+      <w:r>
+        <w:t xml:space="preserve"> overhead (t</w:t>
+      </w:r>
+      <w:r>
+        <w:t>ố</w:t>
+      </w:r>
+      <w:r>
+        <w:t>n th</w:t>
+      </w:r>
+      <w:r>
+        <w:t>ờ</w:t>
+      </w:r>
+      <w:r>
+        <w:t>i</w:t>
+      </w:r>
+      <w:r>
+        <w:t xml:space="preserve"> gian kh</w:t>
+      </w:r>
+      <w:r>
+        <w:t>ở</w:t>
+      </w:r>
+      <w:r>
+        <w:t>i t</w:t>
+      </w:r>
+      <w:r>
+        <w:t>ạ</w:t>
+      </w:r>
+      <w:r>
+        <w:t>o OpenMP) =&gt; Th</w:t>
+      </w:r>
+      <w:r>
+        <w:t>ờ</w:t>
+      </w:r>
+      <w:r>
+        <w:t>i gian ch</w:t>
+      </w:r>
+      <w:r>
+        <w:t>ạ</w:t>
+      </w:r>
+      <w:r>
+        <w:t>y chương trình lâu hơn r</w:t>
+      </w:r>
+      <w:r>
+        <w:t>ấ</w:t>
+      </w:r>
+      <w:r>
+        <w:t>t nhi</w:t>
+      </w:r>
+      <w:r>
+        <w:t>ề</w:t>
+      </w:r>
+      <w:r>
+        <w:t>u, trong khi k</w:t>
+      </w:r>
+      <w:r>
+        <w:t>ế</w:t>
+      </w:r>
+      <w:r>
+        <w:t>t qu</w:t>
+      </w:r>
+      <w:r>
+        <w:t>ả</w:t>
+      </w:r>
+      <w:r>
+        <w:t xml:space="preserve"> thì không h</w:t>
+      </w:r>
+      <w:r>
+        <w:t>ề</w:t>
+      </w:r>
+      <w:r>
+        <w:t xml:space="preserve"> c</w:t>
+      </w:r>
+      <w:r>
+        <w:t>ả</w:t>
+      </w:r>
+      <w:r>
+        <w:t>i thi</w:t>
+      </w:r>
+      <w:r>
+        <w:t>ệ</w:t>
+      </w:r>
+      <w:r>
+        <w:t>n do áp d</w:t>
+      </w:r>
+      <w:r>
+        <w:t>ụ</w:t>
+      </w:r>
+      <w:r>
+        <w:t>ng OpenMP mong mu</w:t>
+      </w:r>
+      <w:r>
+        <w:t>ố</w:t>
+      </w:r>
+      <w:r>
+        <w:t>n tìm đư</w:t>
+      </w:r>
+      <w:r>
+        <w:t>ợ</w:t>
+      </w:r>
+      <w:r>
+        <w:t>c customers đ</w:t>
+      </w:r>
+      <w:r>
+        <w:t>ể</w:t>
+      </w:r>
+      <w:r>
+        <w:t xml:space="preserve"> move nhanh hơn, không </w:t>
+      </w:r>
+      <w:r>
+        <w:t>ả</w:t>
+      </w:r>
+      <w:r>
+        <w:t>nh hư</w:t>
+      </w:r>
+      <w:r>
+        <w:t>ở</w:t>
+      </w:r>
+      <w:r>
+        <w:t>ng t</w:t>
+      </w:r>
+      <w:r>
+        <w:t>ớ</w:t>
+      </w:r>
+      <w:r>
+        <w:t>i vi</w:t>
+      </w:r>
+      <w:r>
+        <w:t>ệ</w:t>
+      </w:r>
+      <w:r>
+        <w:t>c tìm elite t</w:t>
+      </w:r>
+      <w:r>
+        <w:t>ố</w:t>
+      </w:r>
+      <w:r>
+        <w:t>i ưu =&gt; Ưu tiên s</w:t>
+      </w:r>
+      <w:r>
+        <w:t>ố</w:t>
+      </w:r>
+      <w:r>
+        <w:t xml:space="preserve"> core c</w:t>
+      </w:r>
+      <w:r>
+        <w:t>ủ</w:t>
+      </w:r>
+      <w:r>
+        <w:t>a CPU vào s</w:t>
+      </w:r>
+      <w:r>
+        <w:t>ố</w:t>
+      </w:r>
+      <w:r>
+        <w:t xml:space="preserve"> </w:t>
+      </w:r>
+      <w:r>
+        <w:t>worker đ</w:t>
+      </w:r>
+      <w:r>
+        <w:t>ể</w:t>
+      </w:r>
+      <w:r>
+        <w:t xml:space="preserve"> đa d</w:t>
+      </w:r>
+      <w:r>
+        <w:t>ạ</w:t>
+      </w:r>
+      <w:r>
+        <w:t>ng quá trình tìm ki</w:t>
+      </w:r>
+      <w:r>
+        <w:t>ế</w:t>
+      </w:r>
+      <w:r>
+        <w:t>m thay vì ít worker, song song trong m</w:t>
+      </w:r>
+      <w:r>
+        <w:t>ỗ</w:t>
+      </w:r>
+      <w:r>
+        <w:t>i worker mà quá trình ch</w:t>
+      </w:r>
+      <w:r>
+        <w:t>ạ</w:t>
+      </w:r>
+      <w:r>
+        <w:t>y l</w:t>
+      </w:r>
+      <w:r>
+        <w:t>ạ</w:t>
+      </w:r>
+      <w:r>
+        <w:t>i lâu hơn.</w:t>
       </w:r>
     </w:p>
     <w:p>
       <w:pPr>
-        <w:pStyle w:val="2"/>
+        <w:pStyle w:val="Heading1"/>
       </w:pPr>
       <w:r>
-        <w:t>2. Các bảng so sánh</w:t>
+        <w:t>2. Các b</w:t>
+      </w:r>
+      <w:r>
+        <w:t>ả</w:t>
+      </w:r>
+      <w:r>
+        <w:t>ng so sánh</w:t>
       </w:r>
     </w:p>
     <w:p>
       <w:r>
         <w:tab/>
-      </w:r>
-      <w:r>
-        <w:t>Chạy trên chip Intel Core i5 14400F: 10 Core 16 Thread =&gt; MPI chạy 8 process (1 master, 7 worker)</w:t>
+        <w:t>Ch</w:t>
+      </w:r>
+      <w:r>
+        <w:t>ạ</w:t>
+      </w:r>
+      <w:r>
+        <w:t>y trên chip Intel Core i5 14400F: 10 Core 16 Thread =&gt; MPI ch</w:t>
+      </w:r>
+      <w:r>
+        <w:t>ạ</w:t>
+      </w:r>
+      <w:r>
+        <w:t>y 8 process (1 master, 7 worker)</w:t>
       </w:r>
     </w:p>
     <w:p>
@@ -139,59 +1529,191 @@
         <w:ind w:firstLine="397"/>
       </w:pPr>
       <w:r>
-        <w:t>Bảng so sánh giữa: thuật toán tuần tự, chiến lược chọn neighborhood ngẫu nhiên, chiến lược chọn neighborhood adaptive (push elite chỉ đếm số cạnh khác nhau (trọng số 1.0); pull elite áp dụng chiến lược chọn ngẫu nhiên; neighborhood adaptive áp dụng tham số tabu giống nhau cho các worker)</w:t>
+        <w:t>B</w:t>
+      </w:r>
+      <w:r>
+        <w:t>ả</w:t>
+      </w:r>
+      <w:r>
+        <w:t>ng so sánh gi</w:t>
+      </w:r>
+      <w:r>
+        <w:t>ữ</w:t>
+      </w:r>
+      <w:r>
+        <w:t>a: thu</w:t>
+      </w:r>
+      <w:r>
+        <w:t>ậ</w:t>
+      </w:r>
+      <w:r>
+        <w:t>t toán tu</w:t>
+      </w:r>
+      <w:r>
+        <w:t>ầ</w:t>
+      </w:r>
+      <w:r>
+        <w:t>n t</w:t>
+      </w:r>
+      <w:r>
+        <w:t>ự</w:t>
+      </w:r>
+      <w:r>
+        <w:t>, chi</w:t>
+      </w:r>
+      <w:r>
+        <w:t>ế</w:t>
+      </w:r>
+      <w:r>
+        <w:t>n lư</w:t>
+      </w:r>
+      <w:r>
+        <w:t>ợ</w:t>
+      </w:r>
+      <w:r>
+        <w:t>c ch</w:t>
+      </w:r>
+      <w:r>
+        <w:t>ọ</w:t>
+      </w:r>
+      <w:r>
+        <w:t>n neighborhood ng</w:t>
+      </w:r>
+      <w:r>
+        <w:t>ẫ</w:t>
+      </w:r>
+      <w:r>
+        <w:t>u nhiên, chi</w:t>
+      </w:r>
+      <w:r>
+        <w:t>ế</w:t>
+      </w:r>
+      <w:r>
+        <w:t>n lư</w:t>
+      </w:r>
+      <w:r>
+        <w:t>ợ</w:t>
+      </w:r>
+      <w:r>
+        <w:t>c ch</w:t>
+      </w:r>
+      <w:r>
+        <w:t>ọ</w:t>
+      </w:r>
+      <w:r>
+        <w:t>n neighborhood adaptive (push elite ch</w:t>
+      </w:r>
+      <w:r>
+        <w:t>ỉ</w:t>
+      </w:r>
+      <w:r>
+        <w:t xml:space="preserve"> đ</w:t>
+      </w:r>
+      <w:r>
+        <w:t>ế</w:t>
+      </w:r>
+      <w:r>
+        <w:t>m s</w:t>
+      </w:r>
+      <w:r>
+        <w:t>ố</w:t>
+      </w:r>
+      <w:r>
+        <w:t xml:space="preserve"> c</w:t>
+      </w:r>
+      <w:r>
+        <w:t>ạ</w:t>
+      </w:r>
+      <w:r>
+        <w:t>nh khác nhau (tr</w:t>
+      </w:r>
+      <w:r>
+        <w:t>ọ</w:t>
+      </w:r>
+      <w:r>
+        <w:t>ng s</w:t>
+      </w:r>
+      <w:r>
+        <w:t>ố</w:t>
+      </w:r>
+      <w:r>
+        <w:t xml:space="preserve"> 1.0); pull elite áp </w:t>
+      </w:r>
+      <w:r>
+        <w:lastRenderedPageBreak/>
+        <w:t>d</w:t>
+      </w:r>
+      <w:r>
+        <w:t>ụ</w:t>
+      </w:r>
+      <w:r>
+        <w:t>ng chi</w:t>
+      </w:r>
+      <w:r>
+        <w:t>ế</w:t>
+      </w:r>
+      <w:r>
+        <w:t>n lư</w:t>
+      </w:r>
+      <w:r>
+        <w:t>ợ</w:t>
+      </w:r>
+      <w:r>
+        <w:t>c ch</w:t>
+      </w:r>
+      <w:r>
+        <w:t>ọ</w:t>
+      </w:r>
+      <w:r>
+        <w:t>n ng</w:t>
+      </w:r>
+      <w:r>
+        <w:t>ẫ</w:t>
+      </w:r>
+      <w:r>
+        <w:t>u nhiên; neighborhood adaptive áp d</w:t>
+      </w:r>
+      <w:r>
+        <w:t>ụ</w:t>
+      </w:r>
+      <w:r>
+        <w:t>ng tham s</w:t>
+      </w:r>
+      <w:r>
+        <w:t>ố</w:t>
+      </w:r>
+      <w:r>
+        <w:t xml:space="preserve"> tabu gi</w:t>
+      </w:r>
+      <w:r>
+        <w:t>ố</w:t>
+      </w:r>
+      <w:r>
+        <w:t>ng nhau cho cá</w:t>
+      </w:r>
+      <w:r>
+        <w:t>c worker)</w:t>
       </w:r>
     </w:p>
     <w:tbl>
       <w:tblPr>
-        <w:tblStyle w:val="7"/>
+        <w:tblStyle w:val="TableGrid"/>
         <w:tblW w:w="0" w:type="auto"/>
-        <w:tblInd w:w="0" w:type="dxa"/>
-        <w:tblBorders>
-          <w:top w:val="single" w:color="auto" w:sz="4" w:space="0"/>
-          <w:left w:val="single" w:color="auto" w:sz="4" w:space="0"/>
-          <w:bottom w:val="single" w:color="auto" w:sz="4" w:space="0"/>
-          <w:right w:val="single" w:color="auto" w:sz="4" w:space="0"/>
-          <w:insideH w:val="single" w:color="auto" w:sz="4" w:space="0"/>
-          <w:insideV w:val="single" w:color="auto" w:sz="4" w:space="0"/>
-        </w:tblBorders>
-        <w:tblLayout w:type="autofit"/>
-        <w:tblCellMar>
-          <w:top w:w="0" w:type="dxa"/>
-          <w:left w:w="108" w:type="dxa"/>
-          <w:bottom w:w="0" w:type="dxa"/>
-          <w:right w:w="108" w:type="dxa"/>
-        </w:tblCellMar>
+        <w:tblLook w:val="04A0" w:firstRow="1" w:lastRow="0" w:firstColumn="1" w:lastColumn="0" w:noHBand="0" w:noVBand="1"/>
       </w:tblPr>
       <w:tblGrid>
         <w:gridCol w:w="1243"/>
         <w:gridCol w:w="966"/>
         <w:gridCol w:w="966"/>
-        <w:gridCol w:w="846"/>
-        <w:gridCol w:w="884"/>
+        <w:gridCol w:w="799"/>
+        <w:gridCol w:w="869"/>
         <w:gridCol w:w="966"/>
-        <w:gridCol w:w="876"/>
-        <w:gridCol w:w="980"/>
+        <w:gridCol w:w="803"/>
+        <w:gridCol w:w="968"/>
         <w:gridCol w:w="966"/>
-        <w:gridCol w:w="883"/>
+        <w:gridCol w:w="804"/>
       </w:tblGrid>
       <w:tr>
-        <w:tblPrEx>
-          <w:tblBorders>
-            <w:top w:val="single" w:color="auto" w:sz="4" w:space="0"/>
-            <w:left w:val="single" w:color="auto" w:sz="4" w:space="0"/>
-            <w:bottom w:val="single" w:color="auto" w:sz="4" w:space="0"/>
-            <w:right w:val="single" w:color="auto" w:sz="4" w:space="0"/>
-            <w:insideH w:val="single" w:color="auto" w:sz="4" w:space="0"/>
-            <w:insideV w:val="single" w:color="auto" w:sz="4" w:space="0"/>
-          </w:tblBorders>
-          <w:tblCellMar>
-            <w:top w:w="0" w:type="dxa"/>
-            <w:left w:w="108" w:type="dxa"/>
-            <w:bottom w:w="0" w:type="dxa"/>
-            <w:right w:w="108" w:type="dxa"/>
-          </w:tblCellMar>
-        </w:tblPrEx>
         <w:tc>
           <w:tcPr>
             <w:tcW w:w="1243" w:type="dxa"/>
@@ -218,7 +1740,16 @@
               <w:jc w:val="center"/>
             </w:pPr>
             <w:r>
-              <w:t>Tuần tự</w:t>
+              <w:t>Tu</w:t>
+            </w:r>
+            <w:r>
+              <w:t>ầ</w:t>
+            </w:r>
+            <w:r>
+              <w:t>n t</w:t>
+            </w:r>
+            <w:r>
+              <w:t>ự</w:t>
             </w:r>
           </w:p>
         </w:tc>
@@ -233,7 +1764,13 @@
               <w:jc w:val="center"/>
             </w:pPr>
             <w:r>
-              <w:t>Ngẫu nhiên</w:t>
+              <w:t>Ng</w:t>
+            </w:r>
+            <w:r>
+              <w:t>ẫ</w:t>
+            </w:r>
+            <w:r>
+              <w:t>u nhiên</w:t>
             </w:r>
           </w:p>
         </w:tc>
@@ -254,26 +1791,10 @@
         </w:tc>
       </w:tr>
       <w:tr>
-        <w:tblPrEx>
-          <w:tblBorders>
-            <w:top w:val="single" w:color="auto" w:sz="4" w:space="0"/>
-            <w:left w:val="single" w:color="auto" w:sz="4" w:space="0"/>
-            <w:bottom w:val="single" w:color="auto" w:sz="4" w:space="0"/>
-            <w:right w:val="single" w:color="auto" w:sz="4" w:space="0"/>
-            <w:insideH w:val="single" w:color="auto" w:sz="4" w:space="0"/>
-            <w:insideV w:val="single" w:color="auto" w:sz="4" w:space="0"/>
-          </w:tblBorders>
-          <w:tblCellMar>
-            <w:top w:w="0" w:type="dxa"/>
-            <w:left w:w="108" w:type="dxa"/>
-            <w:bottom w:w="0" w:type="dxa"/>
-            <w:right w:w="108" w:type="dxa"/>
-          </w:tblCellMar>
-        </w:tblPrEx>
         <w:tc>
           <w:tcPr>
             <w:tcW w:w="1243" w:type="dxa"/>
-            <w:vMerge w:val="continue"/>
+            <w:vMerge/>
           </w:tcPr>
           <w:p>
             <w:pPr>
@@ -410,22 +1931,6 @@
         </w:tc>
       </w:tr>
       <w:tr>
-        <w:tblPrEx>
-          <w:tblBorders>
-            <w:top w:val="single" w:color="auto" w:sz="4" w:space="0"/>
-            <w:left w:val="single" w:color="auto" w:sz="4" w:space="0"/>
-            <w:bottom w:val="single" w:color="auto" w:sz="4" w:space="0"/>
-            <w:right w:val="single" w:color="auto" w:sz="4" w:space="0"/>
-            <w:insideH w:val="single" w:color="auto" w:sz="4" w:space="0"/>
-            <w:insideV w:val="single" w:color="auto" w:sz="4" w:space="0"/>
-          </w:tblBorders>
-          <w:tblCellMar>
-            <w:top w:w="0" w:type="dxa"/>
-            <w:left w:w="108" w:type="dxa"/>
-            <w:bottom w:w="0" w:type="dxa"/>
-            <w:right w:w="108" w:type="dxa"/>
-          </w:tblCellMar>
-        </w:tblPrEx>
         <w:tc>
           <w:tcPr>
             <w:tcW w:w="1243" w:type="dxa"/>
@@ -493,10 +1998,9 @@
             <w:pPr>
               <w:spacing w:after="0" w:line="240" w:lineRule="auto"/>
               <w:rPr>
-                <w:rFonts w:hint="default" w:cs="Times New Roman"/>
-                <w:sz w:val="20"/>
-                <w:szCs w:val="20"/>
-                <w:lang w:val="en-US"/>
+                <w:rFonts w:cs="Times New Roman"/>
+                <w:sz w:val="20"/>
+                <w:szCs w:val="20"/>
               </w:rPr>
             </w:pPr>
             <w:r>
@@ -509,10 +2013,9 @@
             </w:r>
             <w:r>
               <w:rPr>
-                <w:rFonts w:hint="default" w:cs="Times New Roman"/>
-                <w:sz w:val="20"/>
-                <w:szCs w:val="20"/>
-                <w:lang w:val="en-US"/>
+                <w:rFonts w:cs="Times New Roman"/>
+                <w:sz w:val="20"/>
+                <w:szCs w:val="20"/>
               </w:rPr>
               <w:t>6</w:t>
             </w:r>
@@ -556,7 +2059,7 @@
             </w:pPr>
             <w:r>
               <w:rPr>
-                <w:rFonts w:hint="default" w:cs="Times New Roman"/>
+                <w:rFonts w:cs="Times New Roman"/>
                 <w:sz w:val="20"/>
                 <w:szCs w:val="20"/>
               </w:rPr>
@@ -572,10 +2075,9 @@
             <w:pPr>
               <w:spacing w:after="0" w:line="240" w:lineRule="auto"/>
               <w:rPr>
-                <w:rFonts w:hint="default" w:cs="Times New Roman"/>
-                <w:sz w:val="20"/>
-                <w:szCs w:val="20"/>
-                <w:lang w:val="en-US"/>
+                <w:rFonts w:cs="Times New Roman"/>
+                <w:sz w:val="20"/>
+                <w:szCs w:val="20"/>
               </w:rPr>
             </w:pPr>
             <w:r>
@@ -588,10 +2090,9 @@
             </w:r>
             <w:r>
               <w:rPr>
-                <w:rFonts w:hint="default" w:cs="Times New Roman"/>
-                <w:sz w:val="20"/>
-                <w:szCs w:val="20"/>
-                <w:lang w:val="en-US"/>
+                <w:rFonts w:cs="Times New Roman"/>
+                <w:sz w:val="20"/>
+                <w:szCs w:val="20"/>
               </w:rPr>
               <w:t>1</w:t>
             </w:r>
@@ -651,10 +2152,9 @@
             <w:pPr>
               <w:spacing w:after="0" w:line="240" w:lineRule="auto"/>
               <w:rPr>
-                <w:rFonts w:hint="default" w:cs="Times New Roman"/>
-                <w:sz w:val="20"/>
-                <w:szCs w:val="20"/>
-                <w:lang w:val="en-US"/>
+                <w:rFonts w:cs="Times New Roman"/>
+                <w:sz w:val="20"/>
+                <w:szCs w:val="20"/>
               </w:rPr>
             </w:pPr>
             <w:r>
@@ -667,10 +2167,9 @@
             </w:r>
             <w:r>
               <w:rPr>
-                <w:rFonts w:hint="default" w:cs="Times New Roman"/>
-                <w:sz w:val="20"/>
-                <w:szCs w:val="20"/>
-                <w:lang w:val="en-US"/>
+                <w:rFonts w:cs="Times New Roman"/>
+                <w:sz w:val="20"/>
+                <w:szCs w:val="20"/>
               </w:rPr>
               <w:t>7</w:t>
             </w:r>
@@ -678,22 +2177,6 @@
         </w:tc>
       </w:tr>
       <w:tr>
-        <w:tblPrEx>
-          <w:tblBorders>
-            <w:top w:val="single" w:color="auto" w:sz="4" w:space="0"/>
-            <w:left w:val="single" w:color="auto" w:sz="4" w:space="0"/>
-            <w:bottom w:val="single" w:color="auto" w:sz="4" w:space="0"/>
-            <w:right w:val="single" w:color="auto" w:sz="4" w:space="0"/>
-            <w:insideH w:val="single" w:color="auto" w:sz="4" w:space="0"/>
-            <w:insideV w:val="single" w:color="auto" w:sz="4" w:space="0"/>
-          </w:tblBorders>
-          <w:tblCellMar>
-            <w:top w:w="0" w:type="dxa"/>
-            <w:left w:w="108" w:type="dxa"/>
-            <w:bottom w:w="0" w:type="dxa"/>
-            <w:right w:w="108" w:type="dxa"/>
-          </w:tblCellMar>
-        </w:tblPrEx>
         <w:tc>
           <w:tcPr>
             <w:tcW w:w="1243" w:type="dxa"/>
@@ -761,10 +2244,9 @@
             <w:pPr>
               <w:spacing w:after="0" w:line="240" w:lineRule="auto"/>
               <w:rPr>
-                <w:rFonts w:hint="default" w:cs="Times New Roman"/>
-                <w:sz w:val="20"/>
-                <w:szCs w:val="20"/>
-                <w:lang w:val="en-US"/>
+                <w:rFonts w:cs="Times New Roman"/>
+                <w:sz w:val="20"/>
+                <w:szCs w:val="20"/>
               </w:rPr>
             </w:pPr>
             <w:r>
@@ -777,10 +2259,9 @@
             </w:r>
             <w:r>
               <w:rPr>
-                <w:rFonts w:hint="default" w:cs="Times New Roman"/>
-                <w:sz w:val="20"/>
-                <w:szCs w:val="20"/>
-                <w:lang w:val="en-US"/>
+                <w:rFonts w:cs="Times New Roman"/>
+                <w:sz w:val="20"/>
+                <w:szCs w:val="20"/>
               </w:rPr>
               <w:t>4</w:t>
             </w:r>
@@ -824,7 +2305,7 @@
             </w:pPr>
             <w:r>
               <w:rPr>
-                <w:rFonts w:hint="default" w:cs="Times New Roman"/>
+                <w:rFonts w:cs="Times New Roman"/>
                 <w:sz w:val="20"/>
                 <w:szCs w:val="20"/>
               </w:rPr>
@@ -840,10 +2321,9 @@
             <w:pPr>
               <w:spacing w:after="0" w:line="240" w:lineRule="auto"/>
               <w:rPr>
-                <w:rFonts w:hint="default" w:cs="Times New Roman"/>
-                <w:sz w:val="20"/>
-                <w:szCs w:val="20"/>
-                <w:lang w:val="en-US"/>
+                <w:rFonts w:cs="Times New Roman"/>
+                <w:sz w:val="20"/>
+                <w:szCs w:val="20"/>
               </w:rPr>
             </w:pPr>
             <w:r>
@@ -856,10 +2336,9 @@
             </w:r>
             <w:r>
               <w:rPr>
-                <w:rFonts w:hint="default" w:cs="Times New Roman"/>
-                <w:sz w:val="20"/>
-                <w:szCs w:val="20"/>
-                <w:lang w:val="en-US"/>
+                <w:rFonts w:cs="Times New Roman"/>
+                <w:sz w:val="20"/>
+                <w:szCs w:val="20"/>
               </w:rPr>
               <w:t>1</w:t>
             </w:r>
@@ -919,10 +2398,9 @@
             <w:pPr>
               <w:spacing w:after="0" w:line="240" w:lineRule="auto"/>
               <w:rPr>
-                <w:rFonts w:hint="default" w:cs="Times New Roman"/>
-                <w:sz w:val="20"/>
-                <w:szCs w:val="20"/>
-                <w:lang w:val="en-US"/>
+                <w:rFonts w:cs="Times New Roman"/>
+                <w:sz w:val="20"/>
+                <w:szCs w:val="20"/>
               </w:rPr>
             </w:pPr>
             <w:r>
@@ -935,10 +2413,9 @@
             </w:r>
             <w:r>
               <w:rPr>
-                <w:rFonts w:hint="default" w:cs="Times New Roman"/>
-                <w:sz w:val="20"/>
-                <w:szCs w:val="20"/>
-                <w:lang w:val="en-US"/>
+                <w:rFonts w:cs="Times New Roman"/>
+                <w:sz w:val="20"/>
+                <w:szCs w:val="20"/>
               </w:rPr>
               <w:t>7</w:t>
             </w:r>
@@ -946,22 +2423,6 @@
         </w:tc>
       </w:tr>
       <w:tr>
-        <w:tblPrEx>
-          <w:tblBorders>
-            <w:top w:val="single" w:color="auto" w:sz="4" w:space="0"/>
-            <w:left w:val="single" w:color="auto" w:sz="4" w:space="0"/>
-            <w:bottom w:val="single" w:color="auto" w:sz="4" w:space="0"/>
-            <w:right w:val="single" w:color="auto" w:sz="4" w:space="0"/>
-            <w:insideH w:val="single" w:color="auto" w:sz="4" w:space="0"/>
-            <w:insideV w:val="single" w:color="auto" w:sz="4" w:space="0"/>
-          </w:tblBorders>
-          <w:tblCellMar>
-            <w:top w:w="0" w:type="dxa"/>
-            <w:left w:w="108" w:type="dxa"/>
-            <w:bottom w:w="0" w:type="dxa"/>
-            <w:right w:w="108" w:type="dxa"/>
-          </w:tblCellMar>
-        </w:tblPrEx>
         <w:tc>
           <w:tcPr>
             <w:tcW w:w="1243" w:type="dxa"/>
@@ -1029,10 +2490,9 @@
             <w:pPr>
               <w:spacing w:after="0" w:line="240" w:lineRule="auto"/>
               <w:rPr>
-                <w:rFonts w:hint="default" w:cs="Times New Roman"/>
-                <w:sz w:val="20"/>
-                <w:szCs w:val="20"/>
-                <w:lang w:val="en-US"/>
+                <w:rFonts w:cs="Times New Roman"/>
+                <w:sz w:val="20"/>
+                <w:szCs w:val="20"/>
               </w:rPr>
             </w:pPr>
             <w:r>
@@ -1045,10 +2505,9 @@
             </w:r>
             <w:r>
               <w:rPr>
-                <w:rFonts w:hint="default" w:cs="Times New Roman"/>
-                <w:sz w:val="20"/>
-                <w:szCs w:val="20"/>
-                <w:lang w:val="en-US"/>
+                <w:rFonts w:cs="Times New Roman"/>
+                <w:sz w:val="20"/>
+                <w:szCs w:val="20"/>
               </w:rPr>
               <w:t>32</w:t>
             </w:r>
@@ -1092,7 +2551,7 @@
             </w:pPr>
             <w:r>
               <w:rPr>
-                <w:rFonts w:hint="default" w:cs="Times New Roman"/>
+                <w:rFonts w:cs="Times New Roman"/>
                 <w:sz w:val="20"/>
                 <w:szCs w:val="20"/>
               </w:rPr>
@@ -1108,10 +2567,9 @@
             <w:pPr>
               <w:spacing w:after="0" w:line="240" w:lineRule="auto"/>
               <w:rPr>
-                <w:rFonts w:hint="default" w:cs="Times New Roman"/>
-                <w:sz w:val="20"/>
-                <w:szCs w:val="20"/>
-                <w:lang w:val="en-US"/>
+                <w:rFonts w:cs="Times New Roman"/>
+                <w:sz w:val="20"/>
+                <w:szCs w:val="20"/>
               </w:rPr>
             </w:pPr>
             <w:r>
@@ -1124,10 +2582,9 @@
             </w:r>
             <w:r>
               <w:rPr>
-                <w:rFonts w:hint="default" w:cs="Times New Roman"/>
-                <w:sz w:val="20"/>
-                <w:szCs w:val="20"/>
-                <w:lang w:val="en-US"/>
+                <w:rFonts w:cs="Times New Roman"/>
+                <w:sz w:val="20"/>
+                <w:szCs w:val="20"/>
               </w:rPr>
               <w:t>1</w:t>
             </w:r>
@@ -1187,10 +2644,9 @@
             <w:pPr>
               <w:spacing w:after="0" w:line="240" w:lineRule="auto"/>
               <w:rPr>
-                <w:rFonts w:hint="default" w:cs="Times New Roman"/>
-                <w:sz w:val="20"/>
-                <w:szCs w:val="20"/>
-                <w:lang w:val="en-US"/>
+                <w:rFonts w:cs="Times New Roman"/>
+                <w:sz w:val="20"/>
+                <w:szCs w:val="20"/>
               </w:rPr>
             </w:pPr>
             <w:r>
@@ -1203,10 +2659,9 @@
             </w:r>
             <w:r>
               <w:rPr>
-                <w:rFonts w:hint="default" w:cs="Times New Roman"/>
-                <w:sz w:val="20"/>
-                <w:szCs w:val="20"/>
-                <w:lang w:val="en-US"/>
+                <w:rFonts w:cs="Times New Roman"/>
+                <w:sz w:val="20"/>
+                <w:szCs w:val="20"/>
               </w:rPr>
               <w:t>7</w:t>
             </w:r>
@@ -1214,22 +2669,6 @@
         </w:tc>
       </w:tr>
       <w:tr>
-        <w:tblPrEx>
-          <w:tblBorders>
-            <w:top w:val="single" w:color="auto" w:sz="4" w:space="0"/>
-            <w:left w:val="single" w:color="auto" w:sz="4" w:space="0"/>
-            <w:bottom w:val="single" w:color="auto" w:sz="4" w:space="0"/>
-            <w:right w:val="single" w:color="auto" w:sz="4" w:space="0"/>
-            <w:insideH w:val="single" w:color="auto" w:sz="4" w:space="0"/>
-            <w:insideV w:val="single" w:color="auto" w:sz="4" w:space="0"/>
-          </w:tblBorders>
-          <w:tblCellMar>
-            <w:top w:w="0" w:type="dxa"/>
-            <w:left w:w="108" w:type="dxa"/>
-            <w:bottom w:w="0" w:type="dxa"/>
-            <w:right w:w="108" w:type="dxa"/>
-          </w:tblCellMar>
-        </w:tblPrEx>
         <w:tc>
           <w:tcPr>
             <w:tcW w:w="1243" w:type="dxa"/>
@@ -1297,10 +2736,9 @@
             <w:pPr>
               <w:spacing w:after="0" w:line="240" w:lineRule="auto"/>
               <w:rPr>
-                <w:rFonts w:hint="default" w:cs="Times New Roman"/>
-                <w:sz w:val="20"/>
-                <w:szCs w:val="20"/>
-                <w:lang w:val="en-US"/>
+                <w:rFonts w:cs="Times New Roman"/>
+                <w:sz w:val="20"/>
+                <w:szCs w:val="20"/>
               </w:rPr>
             </w:pPr>
             <w:r>
@@ -1313,10 +2751,9 @@
             </w:r>
             <w:r>
               <w:rPr>
-                <w:rFonts w:hint="default" w:cs="Times New Roman"/>
-                <w:sz w:val="20"/>
-                <w:szCs w:val="20"/>
-                <w:lang w:val="en-US"/>
+                <w:rFonts w:cs="Times New Roman"/>
+                <w:sz w:val="20"/>
+                <w:szCs w:val="20"/>
               </w:rPr>
               <w:t>44</w:t>
             </w:r>
@@ -1360,7 +2797,7 @@
             </w:pPr>
             <w:r>
               <w:rPr>
-                <w:rFonts w:hint="default" w:cs="Times New Roman"/>
+                <w:rFonts w:cs="Times New Roman"/>
                 <w:sz w:val="20"/>
                 <w:szCs w:val="20"/>
               </w:rPr>
@@ -1376,10 +2813,9 @@
             <w:pPr>
               <w:spacing w:after="0" w:line="240" w:lineRule="auto"/>
               <w:rPr>
-                <w:rFonts w:hint="default" w:cs="Times New Roman"/>
-                <w:sz w:val="20"/>
-                <w:szCs w:val="20"/>
-                <w:lang w:val="en-US"/>
+                <w:rFonts w:cs="Times New Roman"/>
+                <w:sz w:val="20"/>
+                <w:szCs w:val="20"/>
               </w:rPr>
             </w:pPr>
             <w:r>
@@ -1392,10 +2828,9 @@
             </w:r>
             <w:r>
               <w:rPr>
-                <w:rFonts w:hint="default" w:cs="Times New Roman"/>
-                <w:sz w:val="20"/>
-                <w:szCs w:val="20"/>
-                <w:lang w:val="en-US"/>
+                <w:rFonts w:cs="Times New Roman"/>
+                <w:sz w:val="20"/>
+                <w:szCs w:val="20"/>
               </w:rPr>
               <w:t>1</w:t>
             </w:r>
@@ -1439,7 +2874,7 @@
             </w:pPr>
             <w:r>
               <w:rPr>
-                <w:rFonts w:hint="default" w:cs="Times New Roman"/>
+                <w:rFonts w:cs="Times New Roman"/>
                 <w:sz w:val="20"/>
                 <w:szCs w:val="20"/>
               </w:rPr>
@@ -1455,10 +2890,9 @@
             <w:pPr>
               <w:spacing w:after="0" w:line="240" w:lineRule="auto"/>
               <w:rPr>
-                <w:rFonts w:hint="default" w:cs="Times New Roman"/>
-                <w:sz w:val="20"/>
-                <w:szCs w:val="20"/>
-                <w:lang w:val="en-US"/>
+                <w:rFonts w:cs="Times New Roman"/>
+                <w:sz w:val="20"/>
+                <w:szCs w:val="20"/>
               </w:rPr>
             </w:pPr>
             <w:r>
@@ -1471,10 +2905,9 @@
             </w:r>
             <w:r>
               <w:rPr>
-                <w:rFonts w:hint="default" w:cs="Times New Roman"/>
-                <w:sz w:val="20"/>
-                <w:szCs w:val="20"/>
-                <w:lang w:val="en-US"/>
+                <w:rFonts w:cs="Times New Roman"/>
+                <w:sz w:val="20"/>
+                <w:szCs w:val="20"/>
               </w:rPr>
               <w:t>21</w:t>
             </w:r>
@@ -1482,22 +2915,6 @@
         </w:tc>
       </w:tr>
       <w:tr>
-        <w:tblPrEx>
-          <w:tblBorders>
-            <w:top w:val="single" w:color="auto" w:sz="4" w:space="0"/>
-            <w:left w:val="single" w:color="auto" w:sz="4" w:space="0"/>
-            <w:bottom w:val="single" w:color="auto" w:sz="4" w:space="0"/>
-            <w:right w:val="single" w:color="auto" w:sz="4" w:space="0"/>
-            <w:insideH w:val="single" w:color="auto" w:sz="4" w:space="0"/>
-            <w:insideV w:val="single" w:color="auto" w:sz="4" w:space="0"/>
-          </w:tblBorders>
-          <w:tblCellMar>
-            <w:top w:w="0" w:type="dxa"/>
-            <w:left w:w="108" w:type="dxa"/>
-            <w:bottom w:w="0" w:type="dxa"/>
-            <w:right w:w="108" w:type="dxa"/>
-          </w:tblCellMar>
-        </w:tblPrEx>
         <w:tc>
           <w:tcPr>
             <w:tcW w:w="1243" w:type="dxa"/>
@@ -1565,10 +2982,9 @@
             <w:pPr>
               <w:spacing w:after="0" w:line="240" w:lineRule="auto"/>
               <w:rPr>
-                <w:rFonts w:hint="default" w:cs="Times New Roman"/>
-                <w:sz w:val="20"/>
-                <w:szCs w:val="20"/>
-                <w:lang w:val="en-US"/>
+                <w:rFonts w:cs="Times New Roman"/>
+                <w:sz w:val="20"/>
+                <w:szCs w:val="20"/>
               </w:rPr>
             </w:pPr>
             <w:r>
@@ -1581,10 +2997,9 @@
             </w:r>
             <w:r>
               <w:rPr>
-                <w:rFonts w:hint="default" w:cs="Times New Roman"/>
-                <w:sz w:val="20"/>
-                <w:szCs w:val="20"/>
-                <w:lang w:val="en-US"/>
+                <w:rFonts w:cs="Times New Roman"/>
+                <w:sz w:val="20"/>
+                <w:szCs w:val="20"/>
               </w:rPr>
               <w:t>90</w:t>
             </w:r>
@@ -1605,7 +3020,7 @@
             </w:pPr>
             <w:r>
               <w:rPr>
-                <w:rFonts w:hint="default" w:cs="Times New Roman"/>
+                <w:rFonts w:cs="Times New Roman"/>
                 <w:sz w:val="20"/>
                 <w:szCs w:val="20"/>
               </w:rPr>
@@ -1628,7 +3043,7 @@
             </w:pPr>
             <w:r>
               <w:rPr>
-                <w:rFonts w:hint="default" w:cs="Times New Roman"/>
+                <w:rFonts w:cs="Times New Roman"/>
                 <w:sz w:val="20"/>
                 <w:szCs w:val="20"/>
               </w:rPr>
@@ -1644,10 +3059,9 @@
             <w:pPr>
               <w:spacing w:after="0" w:line="240" w:lineRule="auto"/>
               <w:rPr>
-                <w:rFonts w:hint="default" w:cs="Times New Roman"/>
-                <w:sz w:val="20"/>
-                <w:szCs w:val="20"/>
-                <w:lang w:val="en-US"/>
+                <w:rFonts w:cs="Times New Roman"/>
+                <w:sz w:val="20"/>
+                <w:szCs w:val="20"/>
               </w:rPr>
             </w:pPr>
             <w:r>
@@ -1660,10 +3074,9 @@
             </w:r>
             <w:r>
               <w:rPr>
-                <w:rFonts w:hint="default" w:cs="Times New Roman"/>
-                <w:sz w:val="20"/>
-                <w:szCs w:val="20"/>
-                <w:lang w:val="en-US"/>
+                <w:rFonts w:cs="Times New Roman"/>
+                <w:sz w:val="20"/>
+                <w:szCs w:val="20"/>
               </w:rPr>
               <w:t>3</w:t>
             </w:r>
@@ -1707,7 +3120,7 @@
             </w:pPr>
             <w:r>
               <w:rPr>
-                <w:rFonts w:hint="default" w:cs="Times New Roman"/>
+                <w:rFonts w:cs="Times New Roman"/>
                 <w:sz w:val="20"/>
                 <w:szCs w:val="20"/>
               </w:rPr>
@@ -1723,18 +3136,16 @@
             <w:pPr>
               <w:spacing w:after="0" w:line="240" w:lineRule="auto"/>
               <w:rPr>
-                <w:rFonts w:hint="default" w:cs="Times New Roman"/>
-                <w:sz w:val="20"/>
-                <w:szCs w:val="20"/>
-                <w:lang w:val="en-US"/>
-              </w:rPr>
-            </w:pPr>
-            <w:r>
-              <w:rPr>
-                <w:rFonts w:hint="default" w:cs="Times New Roman"/>
-                <w:sz w:val="20"/>
-                <w:szCs w:val="20"/>
-                <w:lang w:val="en-US"/>
+                <w:rFonts w:cs="Times New Roman"/>
+                <w:sz w:val="20"/>
+                <w:szCs w:val="20"/>
+              </w:rPr>
+            </w:pPr>
+            <w:r>
+              <w:rPr>
+                <w:rFonts w:cs="Times New Roman"/>
+                <w:sz w:val="20"/>
+                <w:szCs w:val="20"/>
               </w:rPr>
               <w:t>1.20</w:t>
             </w:r>
@@ -1742,22 +3153,6 @@
         </w:tc>
       </w:tr>
       <w:tr>
-        <w:tblPrEx>
-          <w:tblBorders>
-            <w:top w:val="single" w:color="auto" w:sz="4" w:space="0"/>
-            <w:left w:val="single" w:color="auto" w:sz="4" w:space="0"/>
-            <w:bottom w:val="single" w:color="auto" w:sz="4" w:space="0"/>
-            <w:right w:val="single" w:color="auto" w:sz="4" w:space="0"/>
-            <w:insideH w:val="single" w:color="auto" w:sz="4" w:space="0"/>
-            <w:insideV w:val="single" w:color="auto" w:sz="4" w:space="0"/>
-          </w:tblBorders>
-          <w:tblCellMar>
-            <w:top w:w="0" w:type="dxa"/>
-            <w:left w:w="108" w:type="dxa"/>
-            <w:bottom w:w="0" w:type="dxa"/>
-            <w:right w:w="108" w:type="dxa"/>
-          </w:tblCellMar>
-        </w:tblPrEx>
         <w:tc>
           <w:tcPr>
             <w:tcW w:w="1243" w:type="dxa"/>
@@ -1809,7 +3204,7 @@
             </w:pPr>
             <w:r>
               <w:rPr>
-                <w:rFonts w:hint="default" w:cs="Times New Roman"/>
+                <w:rFonts w:cs="Times New Roman"/>
                 <w:sz w:val="20"/>
                 <w:szCs w:val="20"/>
               </w:rPr>
@@ -1832,7 +3227,7 @@
             </w:pPr>
             <w:r>
               <w:rPr>
-                <w:rFonts w:hint="default" w:cs="Times New Roman"/>
+                <w:rFonts w:cs="Times New Roman"/>
                 <w:sz w:val="20"/>
                 <w:szCs w:val="20"/>
               </w:rPr>
@@ -1855,7 +3250,7 @@
             </w:pPr>
             <w:r>
               <w:rPr>
-                <w:rFonts w:hint="default" w:cs="Times New Roman"/>
+                <w:rFonts w:cs="Times New Roman"/>
                 <w:sz w:val="20"/>
                 <w:szCs w:val="20"/>
               </w:rPr>
@@ -1878,7 +3273,7 @@
             </w:pPr>
             <w:r>
               <w:rPr>
-                <w:rFonts w:hint="default" w:cs="Times New Roman"/>
+                <w:rFonts w:cs="Times New Roman"/>
                 <w:sz w:val="20"/>
                 <w:szCs w:val="20"/>
               </w:rPr>
@@ -1894,10 +3289,9 @@
             <w:pPr>
               <w:spacing w:after="0" w:line="240" w:lineRule="auto"/>
               <w:rPr>
-                <w:rFonts w:hint="default" w:cs="Times New Roman"/>
-                <w:sz w:val="20"/>
-                <w:szCs w:val="20"/>
-                <w:lang w:val="en-US"/>
+                <w:rFonts w:cs="Times New Roman"/>
+                <w:sz w:val="20"/>
+                <w:szCs w:val="20"/>
               </w:rPr>
             </w:pPr>
             <w:r>
@@ -1910,10 +3304,9 @@
             </w:r>
             <w:r>
               <w:rPr>
-                <w:rFonts w:hint="default" w:cs="Times New Roman"/>
-                <w:sz w:val="20"/>
-                <w:szCs w:val="20"/>
-                <w:lang w:val="en-US"/>
+                <w:rFonts w:cs="Times New Roman"/>
+                <w:sz w:val="20"/>
+                <w:szCs w:val="20"/>
               </w:rPr>
               <w:t>5</w:t>
             </w:r>
@@ -1927,10 +3320,9 @@
             <w:pPr>
               <w:spacing w:after="0" w:line="240" w:lineRule="auto"/>
               <w:rPr>
-                <w:rFonts w:hint="default" w:cs="Times New Roman"/>
-                <w:sz w:val="20"/>
-                <w:szCs w:val="20"/>
-                <w:lang w:val="en-US"/>
+                <w:rFonts w:cs="Times New Roman"/>
+                <w:sz w:val="20"/>
+                <w:szCs w:val="20"/>
               </w:rPr>
             </w:pPr>
             <w:r>
@@ -1943,10 +3335,9 @@
             </w:r>
             <w:r>
               <w:rPr>
-                <w:rFonts w:hint="default" w:cs="Times New Roman"/>
-                <w:sz w:val="20"/>
-                <w:szCs w:val="20"/>
-                <w:lang w:val="en-US"/>
+                <w:rFonts w:cs="Times New Roman"/>
+                <w:sz w:val="20"/>
+                <w:szCs w:val="20"/>
               </w:rPr>
               <w:t>59.85</w:t>
             </w:r>
@@ -1960,10 +3351,9 @@
             <w:pPr>
               <w:spacing w:after="0" w:line="240" w:lineRule="auto"/>
               <w:rPr>
-                <w:rFonts w:hint="default" w:cs="Times New Roman"/>
-                <w:sz w:val="20"/>
-                <w:szCs w:val="20"/>
-                <w:lang w:val="en-US"/>
+                <w:rFonts w:cs="Times New Roman"/>
+                <w:sz w:val="20"/>
+                <w:szCs w:val="20"/>
               </w:rPr>
             </w:pPr>
             <w:r>
@@ -1976,10 +3366,9 @@
             </w:r>
             <w:r>
               <w:rPr>
-                <w:rFonts w:hint="default" w:cs="Times New Roman"/>
-                <w:sz w:val="20"/>
-                <w:szCs w:val="20"/>
-                <w:lang w:val="en-US"/>
+                <w:rFonts w:cs="Times New Roman"/>
+                <w:sz w:val="20"/>
+                <w:szCs w:val="20"/>
               </w:rPr>
               <w:t>59.99</w:t>
             </w:r>
@@ -1993,18 +3382,16 @@
             <w:pPr>
               <w:spacing w:after="0" w:line="240" w:lineRule="auto"/>
               <w:rPr>
-                <w:rFonts w:hint="default" w:cs="Times New Roman"/>
-                <w:sz w:val="20"/>
-                <w:szCs w:val="20"/>
-                <w:lang w:val="en-US"/>
-              </w:rPr>
-            </w:pPr>
-            <w:r>
-              <w:rPr>
-                <w:rFonts w:hint="default" w:cs="Times New Roman"/>
-                <w:sz w:val="20"/>
-                <w:szCs w:val="20"/>
-                <w:lang w:val="en-US"/>
+                <w:rFonts w:cs="Times New Roman"/>
+                <w:sz w:val="20"/>
+                <w:szCs w:val="20"/>
+              </w:rPr>
+            </w:pPr>
+            <w:r>
+              <w:rPr>
+                <w:rFonts w:cs="Times New Roman"/>
+                <w:sz w:val="20"/>
+                <w:szCs w:val="20"/>
               </w:rPr>
               <w:t>4.91</w:t>
             </w:r>
@@ -2012,22 +3399,6 @@
         </w:tc>
       </w:tr>
       <w:tr>
-        <w:tblPrEx>
-          <w:tblBorders>
-            <w:top w:val="single" w:color="auto" w:sz="4" w:space="0"/>
-            <w:left w:val="single" w:color="auto" w:sz="4" w:space="0"/>
-            <w:bottom w:val="single" w:color="auto" w:sz="4" w:space="0"/>
-            <w:right w:val="single" w:color="auto" w:sz="4" w:space="0"/>
-            <w:insideH w:val="single" w:color="auto" w:sz="4" w:space="0"/>
-            <w:insideV w:val="single" w:color="auto" w:sz="4" w:space="0"/>
-          </w:tblBorders>
-          <w:tblCellMar>
-            <w:top w:w="0" w:type="dxa"/>
-            <w:left w:w="108" w:type="dxa"/>
-            <w:bottom w:w="0" w:type="dxa"/>
-            <w:right w:w="108" w:type="dxa"/>
-          </w:tblCellMar>
-        </w:tblPrEx>
         <w:tc>
           <w:tcPr>
             <w:tcW w:w="1243" w:type="dxa"/>
@@ -2049,18 +3420,16 @@
             <w:pPr>
               <w:spacing w:after="0" w:line="240" w:lineRule="auto"/>
               <w:rPr>
-                <w:rFonts w:hint="default" w:cs="Times New Roman"/>
-                <w:sz w:val="20"/>
-                <w:szCs w:val="20"/>
-                <w:lang w:val="en-US"/>
-              </w:rPr>
-            </w:pPr>
-            <w:r>
-              <w:rPr>
-                <w:rFonts w:hint="default" w:cs="Times New Roman"/>
-                <w:sz w:val="20"/>
-                <w:szCs w:val="20"/>
-                <w:lang w:val="en-US"/>
+                <w:rFonts w:cs="Times New Roman"/>
+                <w:sz w:val="20"/>
+                <w:szCs w:val="20"/>
+              </w:rPr>
+            </w:pPr>
+            <w:r>
+              <w:rPr>
+                <w:rFonts w:cs="Times New Roman"/>
+                <w:sz w:val="20"/>
+                <w:szCs w:val="20"/>
               </w:rPr>
               <w:t>17460.87</w:t>
             </w:r>
@@ -2081,7 +3450,7 @@
             </w:pPr>
             <w:r>
               <w:rPr>
-                <w:rFonts w:hint="default" w:cs="Times New Roman"/>
+                <w:rFonts w:cs="Times New Roman"/>
                 <w:sz w:val="20"/>
                 <w:szCs w:val="20"/>
               </w:rPr>
@@ -2104,7 +3473,7 @@
             </w:pPr>
             <w:r>
               <w:rPr>
-                <w:rFonts w:hint="default" w:cs="Times New Roman"/>
+                <w:rFonts w:cs="Times New Roman"/>
                 <w:sz w:val="20"/>
                 <w:szCs w:val="20"/>
               </w:rPr>
@@ -2127,7 +3496,7 @@
             </w:pPr>
             <w:r>
               <w:rPr>
-                <w:rFonts w:hint="default" w:cs="Times New Roman"/>
+                <w:rFonts w:cs="Times New Roman"/>
                 <w:sz w:val="20"/>
                 <w:szCs w:val="20"/>
               </w:rPr>
@@ -2150,7 +3519,7 @@
             </w:pPr>
             <w:r>
               <w:rPr>
-                <w:rFonts w:hint="default" w:cs="Times New Roman"/>
+                <w:rFonts w:cs="Times New Roman"/>
                 <w:sz w:val="20"/>
                 <w:szCs w:val="20"/>
               </w:rPr>
@@ -2173,7 +3542,7 @@
             </w:pPr>
             <w:r>
               <w:rPr>
-                <w:rFonts w:hint="default" w:cs="Times New Roman"/>
+                <w:rFonts w:cs="Times New Roman"/>
                 <w:sz w:val="20"/>
                 <w:szCs w:val="20"/>
               </w:rPr>
@@ -2189,18 +3558,16 @@
             <w:pPr>
               <w:spacing w:after="0" w:line="240" w:lineRule="auto"/>
               <w:rPr>
-                <w:rFonts w:hint="default" w:cs="Times New Roman"/>
-                <w:sz w:val="20"/>
-                <w:szCs w:val="20"/>
-                <w:lang w:val="en-US"/>
-              </w:rPr>
-            </w:pPr>
-            <w:r>
-              <w:rPr>
-                <w:rFonts w:hint="default" w:cs="Times New Roman"/>
-                <w:sz w:val="20"/>
-                <w:szCs w:val="20"/>
-                <w:lang w:val="en-US"/>
+                <w:rFonts w:cs="Times New Roman"/>
+                <w:sz w:val="20"/>
+                <w:szCs w:val="20"/>
+              </w:rPr>
+            </w:pPr>
+            <w:r>
+              <w:rPr>
+                <w:rFonts w:cs="Times New Roman"/>
+                <w:sz w:val="20"/>
+                <w:szCs w:val="20"/>
               </w:rPr>
               <w:t>17882.37</w:t>
             </w:r>
@@ -2221,7 +3588,7 @@
             </w:pPr>
             <w:r>
               <w:rPr>
-                <w:rFonts w:hint="default" w:cs="Times New Roman"/>
+                <w:rFonts w:cs="Times New Roman"/>
                 <w:sz w:val="20"/>
                 <w:szCs w:val="20"/>
               </w:rPr>
@@ -2244,7 +3611,7 @@
             </w:pPr>
             <w:r>
               <w:rPr>
-                <w:rFonts w:hint="default" w:cs="Times New Roman"/>
+                <w:rFonts w:cs="Times New Roman"/>
                 <w:sz w:val="20"/>
                 <w:szCs w:val="20"/>
               </w:rPr>
@@ -2256,7 +3623,13 @@
     </w:tbl>
     <w:p>
       <w:r>
-        <w:t xml:space="preserve">=&gt; Nhận xét: </w:t>
+        <w:t>=&gt; Nh</w:t>
+      </w:r>
+      <w:r>
+        <w:t>ậ</w:t>
+      </w:r>
+      <w:r>
+        <w:t xml:space="preserve">n xét: </w:t>
       </w:r>
     </w:p>
     <w:p>
@@ -2264,29 +3637,119 @@
         <w:ind w:firstLine="397"/>
       </w:pPr>
       <w:r>
-        <w:t>Bảng so sánh giữa: các tỉ lệ trọng số giữa 2 cách đo khác biệt (khác biệt về cạnh : khác biệt về phương tiện phục vụ đỉnh) khi worker push elite lên master</w:t>
+        <w:t>B</w:t>
+      </w:r>
+      <w:r>
+        <w:t>ả</w:t>
+      </w:r>
+      <w:r>
+        <w:t>ng so sánh gi</w:t>
+      </w:r>
+      <w:r>
+        <w:t>ữ</w:t>
+      </w:r>
+      <w:r>
+        <w:t>a: các t</w:t>
+      </w:r>
+      <w:r>
+        <w:t>ỉ</w:t>
+      </w:r>
+      <w:r>
+        <w:t xml:space="preserve"> l</w:t>
+      </w:r>
+      <w:r>
+        <w:t>ệ</w:t>
+      </w:r>
+      <w:r>
+        <w:t xml:space="preserve"> tr</w:t>
+      </w:r>
+      <w:r>
+        <w:t>ọ</w:t>
+      </w:r>
+      <w:r>
+        <w:t>ng s</w:t>
+      </w:r>
+      <w:r>
+        <w:t>ố</w:t>
+      </w:r>
+      <w:r>
+        <w:t xml:space="preserve"> gi</w:t>
+      </w:r>
+      <w:r>
+        <w:t>ữ</w:t>
+      </w:r>
+      <w:r>
+        <w:t>a 2 cách đo khác bi</w:t>
+      </w:r>
+      <w:r>
+        <w:t>ệ</w:t>
+      </w:r>
+      <w:r>
+        <w:t>t (khác bi</w:t>
+      </w:r>
+      <w:r>
+        <w:t>ệ</w:t>
+      </w:r>
+      <w:r>
+        <w:t>t v</w:t>
+      </w:r>
+      <w:r>
+        <w:t>ề</w:t>
+      </w:r>
+      <w:r>
+        <w:t xml:space="preserve"> c</w:t>
+      </w:r>
+      <w:r>
+        <w:t>ạ</w:t>
+      </w:r>
+      <w:r>
+        <w:t>nh : khác bi</w:t>
+      </w:r>
+      <w:r>
+        <w:t>ệ</w:t>
+      </w:r>
+      <w:r>
+        <w:t>t v</w:t>
+      </w:r>
+      <w:r>
+        <w:t>ề</w:t>
+      </w:r>
+      <w:r>
+        <w:t xml:space="preserve"> phương ti</w:t>
+      </w:r>
+      <w:r>
+        <w:t>ệ</w:t>
+      </w:r>
+      <w:r>
+        <w:t>n ph</w:t>
+      </w:r>
+      <w:r>
+        <w:t>ụ</w:t>
+      </w:r>
+      <w:r>
+        <w:t>c v</w:t>
+      </w:r>
+      <w:r>
+        <w:t>ụ</w:t>
+      </w:r>
+      <w:r>
+        <w:t xml:space="preserve"> đ</w:t>
+      </w:r>
+      <w:r>
+        <w:t>ỉ</w:t>
+      </w:r>
+      <w:r>
+        <w:t xml:space="preserve">nh) khi worker push </w:t>
+      </w:r>
+      <w:r>
+        <w:t>elite lên master</w:t>
       </w:r>
     </w:p>
     <w:tbl>
       <w:tblPr>
-        <w:tblStyle w:val="7"/>
+        <w:tblStyle w:val="TableGrid"/>
         <w:tblW w:w="0" w:type="auto"/>
-        <w:tblInd w:w="0" w:type="dxa"/>
-        <w:tblBorders>
-          <w:top w:val="single" w:color="auto" w:sz="4" w:space="0"/>
-          <w:left w:val="single" w:color="auto" w:sz="4" w:space="0"/>
-          <w:bottom w:val="single" w:color="auto" w:sz="4" w:space="0"/>
-          <w:right w:val="single" w:color="auto" w:sz="4" w:space="0"/>
-          <w:insideH w:val="single" w:color="auto" w:sz="4" w:space="0"/>
-          <w:insideV w:val="single" w:color="auto" w:sz="4" w:space="0"/>
-        </w:tblBorders>
-        <w:tblLayout w:type="autofit"/>
-        <w:tblCellMar>
-          <w:top w:w="0" w:type="dxa"/>
-          <w:left w:w="108" w:type="dxa"/>
-          <w:bottom w:w="0" w:type="dxa"/>
-          <w:right w:w="108" w:type="dxa"/>
-        </w:tblCellMar>
+        <w:tblLook w:val="04A0" w:firstRow="1" w:lastRow="0" w:firstColumn="1" w:lastColumn="0" w:noHBand="0" w:noVBand="1"/>
       </w:tblPr>
       <w:tblGrid>
         <w:gridCol w:w="1244"/>
@@ -2299,22 +3762,6 @@
         <w:gridCol w:w="1158"/>
       </w:tblGrid>
       <w:tr>
-        <w:tblPrEx>
-          <w:tblBorders>
-            <w:top w:val="single" w:color="auto" w:sz="4" w:space="0"/>
-            <w:left w:val="single" w:color="auto" w:sz="4" w:space="0"/>
-            <w:bottom w:val="single" w:color="auto" w:sz="4" w:space="0"/>
-            <w:right w:val="single" w:color="auto" w:sz="4" w:space="0"/>
-            <w:insideH w:val="single" w:color="auto" w:sz="4" w:space="0"/>
-            <w:insideV w:val="single" w:color="auto" w:sz="4" w:space="0"/>
-          </w:tblBorders>
-          <w:tblCellMar>
-            <w:top w:w="0" w:type="dxa"/>
-            <w:left w:w="108" w:type="dxa"/>
-            <w:bottom w:w="0" w:type="dxa"/>
-            <w:right w:w="108" w:type="dxa"/>
-          </w:tblCellMar>
-        </w:tblPrEx>
         <w:tc>
           <w:tcPr>
             <w:tcW w:w="1244" w:type="dxa"/>
@@ -2341,7 +3788,16 @@
               <w:jc w:val="center"/>
             </w:pPr>
             <w:r>
-              <w:t>Tỉ lệ</w:t>
+              <w:t>T</w:t>
+            </w:r>
+            <w:r>
+              <w:t>ỉ</w:t>
+            </w:r>
+            <w:r>
+              <w:t xml:space="preserve"> l</w:t>
+            </w:r>
+            <w:r>
+              <w:t>ệ</w:t>
             </w:r>
           </w:p>
         </w:tc>
@@ -2356,7 +3812,13 @@
               <w:jc w:val="center"/>
             </w:pPr>
             <w:r>
-              <w:t>Ngẫu nhiên</w:t>
+              <w:t>Ng</w:t>
+            </w:r>
+            <w:r>
+              <w:t>ẫ</w:t>
+            </w:r>
+            <w:r>
+              <w:t>u nhiên</w:t>
             </w:r>
           </w:p>
         </w:tc>
@@ -2377,26 +3839,10 @@
         </w:tc>
       </w:tr>
       <w:tr>
-        <w:tblPrEx>
-          <w:tblBorders>
-            <w:top w:val="single" w:color="auto" w:sz="4" w:space="0"/>
-            <w:left w:val="single" w:color="auto" w:sz="4" w:space="0"/>
-            <w:bottom w:val="single" w:color="auto" w:sz="4" w:space="0"/>
-            <w:right w:val="single" w:color="auto" w:sz="4" w:space="0"/>
-            <w:insideH w:val="single" w:color="auto" w:sz="4" w:space="0"/>
-            <w:insideV w:val="single" w:color="auto" w:sz="4" w:space="0"/>
-          </w:tblBorders>
-          <w:tblCellMar>
-            <w:top w:w="0" w:type="dxa"/>
-            <w:left w:w="108" w:type="dxa"/>
-            <w:bottom w:w="0" w:type="dxa"/>
-            <w:right w:w="108" w:type="dxa"/>
-          </w:tblCellMar>
-        </w:tblPrEx>
         <w:tc>
           <w:tcPr>
             <w:tcW w:w="1244" w:type="dxa"/>
-            <w:vMerge w:val="continue"/>
+            <w:vMerge/>
           </w:tcPr>
           <w:p>
             <w:pPr>
@@ -2408,7 +3854,7 @@
         <w:tc>
           <w:tcPr>
             <w:tcW w:w="1159" w:type="dxa"/>
-            <w:vMerge w:val="continue"/>
+            <w:vMerge/>
           </w:tcPr>
           <w:p>
             <w:pPr>
@@ -2503,22 +3949,6 @@
         </w:tc>
       </w:tr>
       <w:tr>
-        <w:tblPrEx>
-          <w:tblBorders>
-            <w:top w:val="single" w:color="auto" w:sz="4" w:space="0"/>
-            <w:left w:val="single" w:color="auto" w:sz="4" w:space="0"/>
-            <w:bottom w:val="single" w:color="auto" w:sz="4" w:space="0"/>
-            <w:right w:val="single" w:color="auto" w:sz="4" w:space="0"/>
-            <w:insideH w:val="single" w:color="auto" w:sz="4" w:space="0"/>
-            <w:insideV w:val="single" w:color="auto" w:sz="4" w:space="0"/>
-          </w:tblBorders>
-          <w:tblCellMar>
-            <w:top w:w="0" w:type="dxa"/>
-            <w:left w:w="108" w:type="dxa"/>
-            <w:bottom w:w="0" w:type="dxa"/>
-            <w:right w:w="108" w:type="dxa"/>
-          </w:tblCellMar>
-        </w:tblPrEx>
         <w:tc>
           <w:tcPr>
             <w:tcW w:w="1244" w:type="dxa"/>
@@ -2529,7 +3959,7 @@
               <w:spacing w:after="0" w:line="240" w:lineRule="auto"/>
             </w:pPr>
             <w:r>
-              <w:t>50</w:t>
+              <w:t>100</w:t>
             </w:r>
           </w:p>
         </w:tc>
@@ -2608,26 +4038,10 @@
         </w:tc>
       </w:tr>
       <w:tr>
-        <w:tblPrEx>
-          <w:tblBorders>
-            <w:top w:val="single" w:color="auto" w:sz="4" w:space="0"/>
-            <w:left w:val="single" w:color="auto" w:sz="4" w:space="0"/>
-            <w:bottom w:val="single" w:color="auto" w:sz="4" w:space="0"/>
-            <w:right w:val="single" w:color="auto" w:sz="4" w:space="0"/>
-            <w:insideH w:val="single" w:color="auto" w:sz="4" w:space="0"/>
-            <w:insideV w:val="single" w:color="auto" w:sz="4" w:space="0"/>
-          </w:tblBorders>
-          <w:tblCellMar>
-            <w:top w:w="0" w:type="dxa"/>
-            <w:left w:w="108" w:type="dxa"/>
-            <w:bottom w:w="0" w:type="dxa"/>
-            <w:right w:w="108" w:type="dxa"/>
-          </w:tblCellMar>
-        </w:tblPrEx>
         <w:tc>
           <w:tcPr>
             <w:tcW w:w="1244" w:type="dxa"/>
-            <w:vMerge w:val="continue"/>
+            <w:vMerge/>
           </w:tcPr>
           <w:p>
             <w:pPr>
@@ -2710,26 +4124,10 @@
         </w:tc>
       </w:tr>
       <w:tr>
-        <w:tblPrEx>
-          <w:tblBorders>
-            <w:top w:val="single" w:color="auto" w:sz="4" w:space="0"/>
-            <w:left w:val="single" w:color="auto" w:sz="4" w:space="0"/>
-            <w:bottom w:val="single" w:color="auto" w:sz="4" w:space="0"/>
-            <w:right w:val="single" w:color="auto" w:sz="4" w:space="0"/>
-            <w:insideH w:val="single" w:color="auto" w:sz="4" w:space="0"/>
-            <w:insideV w:val="single" w:color="auto" w:sz="4" w:space="0"/>
-          </w:tblBorders>
-          <w:tblCellMar>
-            <w:top w:w="0" w:type="dxa"/>
-            <w:left w:w="108" w:type="dxa"/>
-            <w:bottom w:w="0" w:type="dxa"/>
-            <w:right w:w="108" w:type="dxa"/>
-          </w:tblCellMar>
-        </w:tblPrEx>
         <w:tc>
           <w:tcPr>
             <w:tcW w:w="1244" w:type="dxa"/>
-            <w:vMerge w:val="continue"/>
+            <w:vMerge/>
           </w:tcPr>
           <w:p>
             <w:pPr>
@@ -2746,7 +4144,10 @@
               <w:spacing w:after="0" w:line="240" w:lineRule="auto"/>
             </w:pPr>
             <w:r>
-              <w:t>0.8 : 0.2</w:t>
+              <w:t xml:space="preserve">0.8 : </w:t>
+            </w:r>
+            <w:r>
+              <w:t>0.2</w:t>
             </w:r>
           </w:p>
         </w:tc>
@@ -2812,26 +4213,10 @@
         </w:tc>
       </w:tr>
       <w:tr>
-        <w:tblPrEx>
-          <w:tblBorders>
-            <w:top w:val="single" w:color="auto" w:sz="4" w:space="0"/>
-            <w:left w:val="single" w:color="auto" w:sz="4" w:space="0"/>
-            <w:bottom w:val="single" w:color="auto" w:sz="4" w:space="0"/>
-            <w:right w:val="single" w:color="auto" w:sz="4" w:space="0"/>
-            <w:insideH w:val="single" w:color="auto" w:sz="4" w:space="0"/>
-            <w:insideV w:val="single" w:color="auto" w:sz="4" w:space="0"/>
-          </w:tblBorders>
-          <w:tblCellMar>
-            <w:top w:w="0" w:type="dxa"/>
-            <w:left w:w="108" w:type="dxa"/>
-            <w:bottom w:w="0" w:type="dxa"/>
-            <w:right w:w="108" w:type="dxa"/>
-          </w:tblCellMar>
-        </w:tblPrEx>
         <w:tc>
           <w:tcPr>
             <w:tcW w:w="1244" w:type="dxa"/>
-            <w:vMerge w:val="continue"/>
+            <w:vMerge/>
           </w:tcPr>
           <w:p>
             <w:pPr>
@@ -2914,26 +4299,10 @@
         </w:tc>
       </w:tr>
       <w:tr>
-        <w:tblPrEx>
-          <w:tblBorders>
-            <w:top w:val="single" w:color="auto" w:sz="4" w:space="0"/>
-            <w:left w:val="single" w:color="auto" w:sz="4" w:space="0"/>
-            <w:bottom w:val="single" w:color="auto" w:sz="4" w:space="0"/>
-            <w:right w:val="single" w:color="auto" w:sz="4" w:space="0"/>
-            <w:insideH w:val="single" w:color="auto" w:sz="4" w:space="0"/>
-            <w:insideV w:val="single" w:color="auto" w:sz="4" w:space="0"/>
-          </w:tblBorders>
-          <w:tblCellMar>
-            <w:top w:w="0" w:type="dxa"/>
-            <w:left w:w="108" w:type="dxa"/>
-            <w:bottom w:w="0" w:type="dxa"/>
-            <w:right w:w="108" w:type="dxa"/>
-          </w:tblCellMar>
-        </w:tblPrEx>
         <w:tc>
           <w:tcPr>
             <w:tcW w:w="1244" w:type="dxa"/>
-            <w:vMerge w:val="continue"/>
+            <w:vMerge/>
           </w:tcPr>
           <w:p>
             <w:pPr>
@@ -3016,26 +4385,10 @@
         </w:tc>
       </w:tr>
       <w:tr>
-        <w:tblPrEx>
-          <w:tblBorders>
-            <w:top w:val="single" w:color="auto" w:sz="4" w:space="0"/>
-            <w:left w:val="single" w:color="auto" w:sz="4" w:space="0"/>
-            <w:bottom w:val="single" w:color="auto" w:sz="4" w:space="0"/>
-            <w:right w:val="single" w:color="auto" w:sz="4" w:space="0"/>
-            <w:insideH w:val="single" w:color="auto" w:sz="4" w:space="0"/>
-            <w:insideV w:val="single" w:color="auto" w:sz="4" w:space="0"/>
-          </w:tblBorders>
-          <w:tblCellMar>
-            <w:top w:w="0" w:type="dxa"/>
-            <w:left w:w="108" w:type="dxa"/>
-            <w:bottom w:w="0" w:type="dxa"/>
-            <w:right w:w="108" w:type="dxa"/>
-          </w:tblCellMar>
-        </w:tblPrEx>
         <w:tc>
           <w:tcPr>
             <w:tcW w:w="1244" w:type="dxa"/>
-            <w:vMerge w:val="continue"/>
+            <w:vMerge/>
           </w:tcPr>
           <w:p>
             <w:pPr>
@@ -3118,22 +4471,6 @@
         </w:tc>
       </w:tr>
       <w:tr>
-        <w:tblPrEx>
-          <w:tblBorders>
-            <w:top w:val="single" w:color="auto" w:sz="4" w:space="0"/>
-            <w:left w:val="single" w:color="auto" w:sz="4" w:space="0"/>
-            <w:bottom w:val="single" w:color="auto" w:sz="4" w:space="0"/>
-            <w:right w:val="single" w:color="auto" w:sz="4" w:space="0"/>
-            <w:insideH w:val="single" w:color="auto" w:sz="4" w:space="0"/>
-            <w:insideV w:val="single" w:color="auto" w:sz="4" w:space="0"/>
-          </w:tblBorders>
-          <w:tblCellMar>
-            <w:top w:w="0" w:type="dxa"/>
-            <w:left w:w="108" w:type="dxa"/>
-            <w:bottom w:w="0" w:type="dxa"/>
-            <w:right w:w="108" w:type="dxa"/>
-          </w:tblCellMar>
-        </w:tblPrEx>
         <w:tc>
           <w:tcPr>
             <w:tcW w:w="1244" w:type="dxa"/>
@@ -3144,7 +4481,7 @@
               <w:spacing w:after="0" w:line="240" w:lineRule="auto"/>
             </w:pPr>
             <w:r>
-              <w:t>100</w:t>
+              <w:t>200</w:t>
             </w:r>
           </w:p>
         </w:tc>
@@ -3223,26 +4560,10 @@
         </w:tc>
       </w:tr>
       <w:tr>
-        <w:tblPrEx>
-          <w:tblBorders>
-            <w:top w:val="single" w:color="auto" w:sz="4" w:space="0"/>
-            <w:left w:val="single" w:color="auto" w:sz="4" w:space="0"/>
-            <w:bottom w:val="single" w:color="auto" w:sz="4" w:space="0"/>
-            <w:right w:val="single" w:color="auto" w:sz="4" w:space="0"/>
-            <w:insideH w:val="single" w:color="auto" w:sz="4" w:space="0"/>
-            <w:insideV w:val="single" w:color="auto" w:sz="4" w:space="0"/>
-          </w:tblBorders>
-          <w:tblCellMar>
-            <w:top w:w="0" w:type="dxa"/>
-            <w:left w:w="108" w:type="dxa"/>
-            <w:bottom w:w="0" w:type="dxa"/>
-            <w:right w:w="108" w:type="dxa"/>
-          </w:tblCellMar>
-        </w:tblPrEx>
         <w:tc>
           <w:tcPr>
             <w:tcW w:w="1244" w:type="dxa"/>
-            <w:vMerge w:val="continue"/>
+            <w:vMerge/>
           </w:tcPr>
           <w:p>
             <w:pPr>
@@ -3325,26 +4646,10 @@
         </w:tc>
       </w:tr>
       <w:tr>
-        <w:tblPrEx>
-          <w:tblBorders>
-            <w:top w:val="single" w:color="auto" w:sz="4" w:space="0"/>
-            <w:left w:val="single" w:color="auto" w:sz="4" w:space="0"/>
-            <w:bottom w:val="single" w:color="auto" w:sz="4" w:space="0"/>
-            <w:right w:val="single" w:color="auto" w:sz="4" w:space="0"/>
-            <w:insideH w:val="single" w:color="auto" w:sz="4" w:space="0"/>
-            <w:insideV w:val="single" w:color="auto" w:sz="4" w:space="0"/>
-          </w:tblBorders>
-          <w:tblCellMar>
-            <w:top w:w="0" w:type="dxa"/>
-            <w:left w:w="108" w:type="dxa"/>
-            <w:bottom w:w="0" w:type="dxa"/>
-            <w:right w:w="108" w:type="dxa"/>
-          </w:tblCellMar>
-        </w:tblPrEx>
         <w:tc>
           <w:tcPr>
             <w:tcW w:w="1244" w:type="dxa"/>
-            <w:vMerge w:val="continue"/>
+            <w:vMerge/>
           </w:tcPr>
           <w:p>
             <w:pPr>
@@ -3427,26 +4732,10 @@
         </w:tc>
       </w:tr>
       <w:tr>
-        <w:tblPrEx>
-          <w:tblBorders>
-            <w:top w:val="single" w:color="auto" w:sz="4" w:space="0"/>
-            <w:left w:val="single" w:color="auto" w:sz="4" w:space="0"/>
-            <w:bottom w:val="single" w:color="auto" w:sz="4" w:space="0"/>
-            <w:right w:val="single" w:color="auto" w:sz="4" w:space="0"/>
-            <w:insideH w:val="single" w:color="auto" w:sz="4" w:space="0"/>
-            <w:insideV w:val="single" w:color="auto" w:sz="4" w:space="0"/>
-          </w:tblBorders>
-          <w:tblCellMar>
-            <w:top w:w="0" w:type="dxa"/>
-            <w:left w:w="108" w:type="dxa"/>
-            <w:bottom w:w="0" w:type="dxa"/>
-            <w:right w:w="108" w:type="dxa"/>
-          </w:tblCellMar>
-        </w:tblPrEx>
         <w:tc>
           <w:tcPr>
             <w:tcW w:w="1244" w:type="dxa"/>
-            <w:vMerge w:val="continue"/>
+            <w:vMerge/>
           </w:tcPr>
           <w:p>
             <w:pPr>
@@ -3529,26 +4818,10 @@
         </w:tc>
       </w:tr>
       <w:tr>
-        <w:tblPrEx>
-          <w:tblBorders>
-            <w:top w:val="single" w:color="auto" w:sz="4" w:space="0"/>
-            <w:left w:val="single" w:color="auto" w:sz="4" w:space="0"/>
-            <w:bottom w:val="single" w:color="auto" w:sz="4" w:space="0"/>
-            <w:right w:val="single" w:color="auto" w:sz="4" w:space="0"/>
-            <w:insideH w:val="single" w:color="auto" w:sz="4" w:space="0"/>
-            <w:insideV w:val="single" w:color="auto" w:sz="4" w:space="0"/>
-          </w:tblBorders>
-          <w:tblCellMar>
-            <w:top w:w="0" w:type="dxa"/>
-            <w:left w:w="108" w:type="dxa"/>
-            <w:bottom w:w="0" w:type="dxa"/>
-            <w:right w:w="108" w:type="dxa"/>
-          </w:tblCellMar>
-        </w:tblPrEx>
         <w:tc>
           <w:tcPr>
             <w:tcW w:w="1244" w:type="dxa"/>
-            <w:vMerge w:val="continue"/>
+            <w:vMerge/>
           </w:tcPr>
           <w:p>
             <w:pPr>
@@ -3631,641 +4904,10 @@
         </w:tc>
       </w:tr>
       <w:tr>
-        <w:tblPrEx>
-          <w:tblBorders>
-            <w:top w:val="single" w:color="auto" w:sz="4" w:space="0"/>
-            <w:left w:val="single" w:color="auto" w:sz="4" w:space="0"/>
-            <w:bottom w:val="single" w:color="auto" w:sz="4" w:space="0"/>
-            <w:right w:val="single" w:color="auto" w:sz="4" w:space="0"/>
-            <w:insideH w:val="single" w:color="auto" w:sz="4" w:space="0"/>
-            <w:insideV w:val="single" w:color="auto" w:sz="4" w:space="0"/>
-          </w:tblBorders>
-          <w:tblCellMar>
-            <w:top w:w="0" w:type="dxa"/>
-            <w:left w:w="108" w:type="dxa"/>
-            <w:bottom w:w="0" w:type="dxa"/>
-            <w:right w:w="108" w:type="dxa"/>
-          </w:tblCellMar>
-        </w:tblPrEx>
         <w:tc>
           <w:tcPr>
             <w:tcW w:w="1244" w:type="dxa"/>
-            <w:vMerge w:val="continue"/>
-          </w:tcPr>
-          <w:p>
-            <w:pPr>
-              <w:spacing w:after="0" w:line="240" w:lineRule="auto"/>
-            </w:pPr>
-          </w:p>
-        </w:tc>
-        <w:tc>
-          <w:tcPr>
-            <w:tcW w:w="1159" w:type="dxa"/>
-          </w:tcPr>
-          <w:p>
-            <w:pPr>
-              <w:spacing w:after="0" w:line="240" w:lineRule="auto"/>
-            </w:pPr>
-            <w:r>
-              <w:t>0.5 : 0.5</w:t>
-            </w:r>
-          </w:p>
-        </w:tc>
-        <w:tc>
-          <w:tcPr>
-            <w:tcW w:w="1157" w:type="dxa"/>
-          </w:tcPr>
-          <w:p>
-            <w:pPr>
-              <w:spacing w:after="0" w:line="240" w:lineRule="auto"/>
-            </w:pPr>
-          </w:p>
-        </w:tc>
-        <w:tc>
-          <w:tcPr>
-            <w:tcW w:w="1157" w:type="dxa"/>
-          </w:tcPr>
-          <w:p>
-            <w:pPr>
-              <w:spacing w:after="0" w:line="240" w:lineRule="auto"/>
-            </w:pPr>
-          </w:p>
-        </w:tc>
-        <w:tc>
-          <w:tcPr>
-            <w:tcW w:w="1157" w:type="dxa"/>
-          </w:tcPr>
-          <w:p>
-            <w:pPr>
-              <w:spacing w:after="0" w:line="240" w:lineRule="auto"/>
-            </w:pPr>
-          </w:p>
-        </w:tc>
-        <w:tc>
-          <w:tcPr>
-            <w:tcW w:w="1159" w:type="dxa"/>
-          </w:tcPr>
-          <w:p>
-            <w:pPr>
-              <w:spacing w:after="0" w:line="240" w:lineRule="auto"/>
-            </w:pPr>
-          </w:p>
-        </w:tc>
-        <w:tc>
-          <w:tcPr>
-            <w:tcW w:w="1159" w:type="dxa"/>
-          </w:tcPr>
-          <w:p>
-            <w:pPr>
-              <w:spacing w:after="0" w:line="240" w:lineRule="auto"/>
-            </w:pPr>
-          </w:p>
-        </w:tc>
-        <w:tc>
-          <w:tcPr>
-            <w:tcW w:w="1158" w:type="dxa"/>
-          </w:tcPr>
-          <w:p>
-            <w:pPr>
-              <w:spacing w:after="0" w:line="240" w:lineRule="auto"/>
-            </w:pPr>
-          </w:p>
-        </w:tc>
-      </w:tr>
-      <w:tr>
-        <w:tblPrEx>
-          <w:tblBorders>
-            <w:top w:val="single" w:color="auto" w:sz="4" w:space="0"/>
-            <w:left w:val="single" w:color="auto" w:sz="4" w:space="0"/>
-            <w:bottom w:val="single" w:color="auto" w:sz="4" w:space="0"/>
-            <w:right w:val="single" w:color="auto" w:sz="4" w:space="0"/>
-            <w:insideH w:val="single" w:color="auto" w:sz="4" w:space="0"/>
-            <w:insideV w:val="single" w:color="auto" w:sz="4" w:space="0"/>
-          </w:tblBorders>
-          <w:tblCellMar>
-            <w:top w:w="0" w:type="dxa"/>
-            <w:left w:w="108" w:type="dxa"/>
-            <w:bottom w:w="0" w:type="dxa"/>
-            <w:right w:w="108" w:type="dxa"/>
-          </w:tblCellMar>
-        </w:tblPrEx>
-        <w:tc>
-          <w:tcPr>
-            <w:tcW w:w="1244" w:type="dxa"/>
-            <w:vMerge w:val="restart"/>
-          </w:tcPr>
-          <w:p>
-            <w:pPr>
-              <w:spacing w:after="0" w:line="240" w:lineRule="auto"/>
-            </w:pPr>
-            <w:r>
-              <w:t>200</w:t>
-            </w:r>
-          </w:p>
-        </w:tc>
-        <w:tc>
-          <w:tcPr>
-            <w:tcW w:w="1159" w:type="dxa"/>
-          </w:tcPr>
-          <w:p>
-            <w:pPr>
-              <w:spacing w:after="0" w:line="240" w:lineRule="auto"/>
-            </w:pPr>
-            <w:r>
-              <w:t>1.0 : 0.0</w:t>
-            </w:r>
-          </w:p>
-        </w:tc>
-        <w:tc>
-          <w:tcPr>
-            <w:tcW w:w="1157" w:type="dxa"/>
-          </w:tcPr>
-          <w:p>
-            <w:pPr>
-              <w:spacing w:after="0" w:line="240" w:lineRule="auto"/>
-            </w:pPr>
-          </w:p>
-        </w:tc>
-        <w:tc>
-          <w:tcPr>
-            <w:tcW w:w="1157" w:type="dxa"/>
-          </w:tcPr>
-          <w:p>
-            <w:pPr>
-              <w:spacing w:after="0" w:line="240" w:lineRule="auto"/>
-            </w:pPr>
-          </w:p>
-        </w:tc>
-        <w:tc>
-          <w:tcPr>
-            <w:tcW w:w="1157" w:type="dxa"/>
-          </w:tcPr>
-          <w:p>
-            <w:pPr>
-              <w:spacing w:after="0" w:line="240" w:lineRule="auto"/>
-            </w:pPr>
-          </w:p>
-        </w:tc>
-        <w:tc>
-          <w:tcPr>
-            <w:tcW w:w="1159" w:type="dxa"/>
-          </w:tcPr>
-          <w:p>
-            <w:pPr>
-              <w:spacing w:after="0" w:line="240" w:lineRule="auto"/>
-            </w:pPr>
-          </w:p>
-        </w:tc>
-        <w:tc>
-          <w:tcPr>
-            <w:tcW w:w="1159" w:type="dxa"/>
-          </w:tcPr>
-          <w:p>
-            <w:pPr>
-              <w:spacing w:after="0" w:line="240" w:lineRule="auto"/>
-            </w:pPr>
-          </w:p>
-        </w:tc>
-        <w:tc>
-          <w:tcPr>
-            <w:tcW w:w="1158" w:type="dxa"/>
-          </w:tcPr>
-          <w:p>
-            <w:pPr>
-              <w:spacing w:after="0" w:line="240" w:lineRule="auto"/>
-            </w:pPr>
-          </w:p>
-        </w:tc>
-      </w:tr>
-      <w:tr>
-        <w:tblPrEx>
-          <w:tblBorders>
-            <w:top w:val="single" w:color="auto" w:sz="4" w:space="0"/>
-            <w:left w:val="single" w:color="auto" w:sz="4" w:space="0"/>
-            <w:bottom w:val="single" w:color="auto" w:sz="4" w:space="0"/>
-            <w:right w:val="single" w:color="auto" w:sz="4" w:space="0"/>
-            <w:insideH w:val="single" w:color="auto" w:sz="4" w:space="0"/>
-            <w:insideV w:val="single" w:color="auto" w:sz="4" w:space="0"/>
-          </w:tblBorders>
-          <w:tblCellMar>
-            <w:top w:w="0" w:type="dxa"/>
-            <w:left w:w="108" w:type="dxa"/>
-            <w:bottom w:w="0" w:type="dxa"/>
-            <w:right w:w="108" w:type="dxa"/>
-          </w:tblCellMar>
-        </w:tblPrEx>
-        <w:tc>
-          <w:tcPr>
-            <w:tcW w:w="1244" w:type="dxa"/>
-            <w:vMerge w:val="continue"/>
-          </w:tcPr>
-          <w:p>
-            <w:pPr>
-              <w:spacing w:after="0" w:line="240" w:lineRule="auto"/>
-            </w:pPr>
-          </w:p>
-        </w:tc>
-        <w:tc>
-          <w:tcPr>
-            <w:tcW w:w="1159" w:type="dxa"/>
-          </w:tcPr>
-          <w:p>
-            <w:pPr>
-              <w:spacing w:after="0" w:line="240" w:lineRule="auto"/>
-            </w:pPr>
-            <w:r>
-              <w:t>0.9 : 0.1</w:t>
-            </w:r>
-          </w:p>
-        </w:tc>
-        <w:tc>
-          <w:tcPr>
-            <w:tcW w:w="1157" w:type="dxa"/>
-          </w:tcPr>
-          <w:p>
-            <w:pPr>
-              <w:spacing w:after="0" w:line="240" w:lineRule="auto"/>
-            </w:pPr>
-          </w:p>
-        </w:tc>
-        <w:tc>
-          <w:tcPr>
-            <w:tcW w:w="1157" w:type="dxa"/>
-          </w:tcPr>
-          <w:p>
-            <w:pPr>
-              <w:spacing w:after="0" w:line="240" w:lineRule="auto"/>
-            </w:pPr>
-          </w:p>
-        </w:tc>
-        <w:tc>
-          <w:tcPr>
-            <w:tcW w:w="1157" w:type="dxa"/>
-          </w:tcPr>
-          <w:p>
-            <w:pPr>
-              <w:spacing w:after="0" w:line="240" w:lineRule="auto"/>
-            </w:pPr>
-          </w:p>
-        </w:tc>
-        <w:tc>
-          <w:tcPr>
-            <w:tcW w:w="1159" w:type="dxa"/>
-          </w:tcPr>
-          <w:p>
-            <w:pPr>
-              <w:spacing w:after="0" w:line="240" w:lineRule="auto"/>
-            </w:pPr>
-          </w:p>
-        </w:tc>
-        <w:tc>
-          <w:tcPr>
-            <w:tcW w:w="1159" w:type="dxa"/>
-          </w:tcPr>
-          <w:p>
-            <w:pPr>
-              <w:spacing w:after="0" w:line="240" w:lineRule="auto"/>
-            </w:pPr>
-          </w:p>
-        </w:tc>
-        <w:tc>
-          <w:tcPr>
-            <w:tcW w:w="1158" w:type="dxa"/>
-          </w:tcPr>
-          <w:p>
-            <w:pPr>
-              <w:spacing w:after="0" w:line="240" w:lineRule="auto"/>
-            </w:pPr>
-          </w:p>
-        </w:tc>
-      </w:tr>
-      <w:tr>
-        <w:tblPrEx>
-          <w:tblBorders>
-            <w:top w:val="single" w:color="auto" w:sz="4" w:space="0"/>
-            <w:left w:val="single" w:color="auto" w:sz="4" w:space="0"/>
-            <w:bottom w:val="single" w:color="auto" w:sz="4" w:space="0"/>
-            <w:right w:val="single" w:color="auto" w:sz="4" w:space="0"/>
-            <w:insideH w:val="single" w:color="auto" w:sz="4" w:space="0"/>
-            <w:insideV w:val="single" w:color="auto" w:sz="4" w:space="0"/>
-          </w:tblBorders>
-          <w:tblCellMar>
-            <w:top w:w="0" w:type="dxa"/>
-            <w:left w:w="108" w:type="dxa"/>
-            <w:bottom w:w="0" w:type="dxa"/>
-            <w:right w:w="108" w:type="dxa"/>
-          </w:tblCellMar>
-        </w:tblPrEx>
-        <w:tc>
-          <w:tcPr>
-            <w:tcW w:w="1244" w:type="dxa"/>
-            <w:vMerge w:val="continue"/>
-          </w:tcPr>
-          <w:p>
-            <w:pPr>
-              <w:spacing w:after="0" w:line="240" w:lineRule="auto"/>
-            </w:pPr>
-          </w:p>
-        </w:tc>
-        <w:tc>
-          <w:tcPr>
-            <w:tcW w:w="1159" w:type="dxa"/>
-          </w:tcPr>
-          <w:p>
-            <w:pPr>
-              <w:spacing w:after="0" w:line="240" w:lineRule="auto"/>
-            </w:pPr>
-            <w:r>
-              <w:t>0.8 : 0.2</w:t>
-            </w:r>
-          </w:p>
-        </w:tc>
-        <w:tc>
-          <w:tcPr>
-            <w:tcW w:w="1157" w:type="dxa"/>
-          </w:tcPr>
-          <w:p>
-            <w:pPr>
-              <w:spacing w:after="0" w:line="240" w:lineRule="auto"/>
-            </w:pPr>
-          </w:p>
-        </w:tc>
-        <w:tc>
-          <w:tcPr>
-            <w:tcW w:w="1157" w:type="dxa"/>
-          </w:tcPr>
-          <w:p>
-            <w:pPr>
-              <w:spacing w:after="0" w:line="240" w:lineRule="auto"/>
-            </w:pPr>
-          </w:p>
-        </w:tc>
-        <w:tc>
-          <w:tcPr>
-            <w:tcW w:w="1157" w:type="dxa"/>
-          </w:tcPr>
-          <w:p>
-            <w:pPr>
-              <w:spacing w:after="0" w:line="240" w:lineRule="auto"/>
-            </w:pPr>
-          </w:p>
-        </w:tc>
-        <w:tc>
-          <w:tcPr>
-            <w:tcW w:w="1159" w:type="dxa"/>
-          </w:tcPr>
-          <w:p>
-            <w:pPr>
-              <w:spacing w:after="0" w:line="240" w:lineRule="auto"/>
-            </w:pPr>
-          </w:p>
-        </w:tc>
-        <w:tc>
-          <w:tcPr>
-            <w:tcW w:w="1159" w:type="dxa"/>
-          </w:tcPr>
-          <w:p>
-            <w:pPr>
-              <w:spacing w:after="0" w:line="240" w:lineRule="auto"/>
-            </w:pPr>
-          </w:p>
-        </w:tc>
-        <w:tc>
-          <w:tcPr>
-            <w:tcW w:w="1158" w:type="dxa"/>
-          </w:tcPr>
-          <w:p>
-            <w:pPr>
-              <w:spacing w:after="0" w:line="240" w:lineRule="auto"/>
-            </w:pPr>
-          </w:p>
-        </w:tc>
-      </w:tr>
-      <w:tr>
-        <w:tblPrEx>
-          <w:tblBorders>
-            <w:top w:val="single" w:color="auto" w:sz="4" w:space="0"/>
-            <w:left w:val="single" w:color="auto" w:sz="4" w:space="0"/>
-            <w:bottom w:val="single" w:color="auto" w:sz="4" w:space="0"/>
-            <w:right w:val="single" w:color="auto" w:sz="4" w:space="0"/>
-            <w:insideH w:val="single" w:color="auto" w:sz="4" w:space="0"/>
-            <w:insideV w:val="single" w:color="auto" w:sz="4" w:space="0"/>
-          </w:tblBorders>
-          <w:tblCellMar>
-            <w:top w:w="0" w:type="dxa"/>
-            <w:left w:w="108" w:type="dxa"/>
-            <w:bottom w:w="0" w:type="dxa"/>
-            <w:right w:w="108" w:type="dxa"/>
-          </w:tblCellMar>
-        </w:tblPrEx>
-        <w:tc>
-          <w:tcPr>
-            <w:tcW w:w="1244" w:type="dxa"/>
-            <w:vMerge w:val="continue"/>
-          </w:tcPr>
-          <w:p>
-            <w:pPr>
-              <w:spacing w:after="0" w:line="240" w:lineRule="auto"/>
-            </w:pPr>
-          </w:p>
-        </w:tc>
-        <w:tc>
-          <w:tcPr>
-            <w:tcW w:w="1159" w:type="dxa"/>
-          </w:tcPr>
-          <w:p>
-            <w:pPr>
-              <w:spacing w:after="0" w:line="240" w:lineRule="auto"/>
-            </w:pPr>
-            <w:r>
-              <w:t>0.7 : 0.3</w:t>
-            </w:r>
-          </w:p>
-        </w:tc>
-        <w:tc>
-          <w:tcPr>
-            <w:tcW w:w="1157" w:type="dxa"/>
-          </w:tcPr>
-          <w:p>
-            <w:pPr>
-              <w:spacing w:after="0" w:line="240" w:lineRule="auto"/>
-            </w:pPr>
-          </w:p>
-        </w:tc>
-        <w:tc>
-          <w:tcPr>
-            <w:tcW w:w="1157" w:type="dxa"/>
-          </w:tcPr>
-          <w:p>
-            <w:pPr>
-              <w:spacing w:after="0" w:line="240" w:lineRule="auto"/>
-            </w:pPr>
-          </w:p>
-        </w:tc>
-        <w:tc>
-          <w:tcPr>
-            <w:tcW w:w="1157" w:type="dxa"/>
-          </w:tcPr>
-          <w:p>
-            <w:pPr>
-              <w:spacing w:after="0" w:line="240" w:lineRule="auto"/>
-            </w:pPr>
-          </w:p>
-        </w:tc>
-        <w:tc>
-          <w:tcPr>
-            <w:tcW w:w="1159" w:type="dxa"/>
-          </w:tcPr>
-          <w:p>
-            <w:pPr>
-              <w:spacing w:after="0" w:line="240" w:lineRule="auto"/>
-            </w:pPr>
-          </w:p>
-        </w:tc>
-        <w:tc>
-          <w:tcPr>
-            <w:tcW w:w="1159" w:type="dxa"/>
-          </w:tcPr>
-          <w:p>
-            <w:pPr>
-              <w:spacing w:after="0" w:line="240" w:lineRule="auto"/>
-            </w:pPr>
-          </w:p>
-        </w:tc>
-        <w:tc>
-          <w:tcPr>
-            <w:tcW w:w="1158" w:type="dxa"/>
-          </w:tcPr>
-          <w:p>
-            <w:pPr>
-              <w:spacing w:after="0" w:line="240" w:lineRule="auto"/>
-            </w:pPr>
-          </w:p>
-        </w:tc>
-      </w:tr>
-      <w:tr>
-        <w:tblPrEx>
-          <w:tblBorders>
-            <w:top w:val="single" w:color="auto" w:sz="4" w:space="0"/>
-            <w:left w:val="single" w:color="auto" w:sz="4" w:space="0"/>
-            <w:bottom w:val="single" w:color="auto" w:sz="4" w:space="0"/>
-            <w:right w:val="single" w:color="auto" w:sz="4" w:space="0"/>
-            <w:insideH w:val="single" w:color="auto" w:sz="4" w:space="0"/>
-            <w:insideV w:val="single" w:color="auto" w:sz="4" w:space="0"/>
-          </w:tblBorders>
-          <w:tblCellMar>
-            <w:top w:w="0" w:type="dxa"/>
-            <w:left w:w="108" w:type="dxa"/>
-            <w:bottom w:w="0" w:type="dxa"/>
-            <w:right w:w="108" w:type="dxa"/>
-          </w:tblCellMar>
-        </w:tblPrEx>
-        <w:tc>
-          <w:tcPr>
-            <w:tcW w:w="1244" w:type="dxa"/>
-            <w:vMerge w:val="continue"/>
-          </w:tcPr>
-          <w:p>
-            <w:pPr>
-              <w:spacing w:after="0" w:line="240" w:lineRule="auto"/>
-            </w:pPr>
-          </w:p>
-        </w:tc>
-        <w:tc>
-          <w:tcPr>
-            <w:tcW w:w="1159" w:type="dxa"/>
-          </w:tcPr>
-          <w:p>
-            <w:pPr>
-              <w:spacing w:after="0" w:line="240" w:lineRule="auto"/>
-            </w:pPr>
-            <w:r>
-              <w:t>0.6 : 0.4</w:t>
-            </w:r>
-          </w:p>
-        </w:tc>
-        <w:tc>
-          <w:tcPr>
-            <w:tcW w:w="1157" w:type="dxa"/>
-          </w:tcPr>
-          <w:p>
-            <w:pPr>
-              <w:spacing w:after="0" w:line="240" w:lineRule="auto"/>
-            </w:pPr>
-          </w:p>
-        </w:tc>
-        <w:tc>
-          <w:tcPr>
-            <w:tcW w:w="1157" w:type="dxa"/>
-          </w:tcPr>
-          <w:p>
-            <w:pPr>
-              <w:spacing w:after="0" w:line="240" w:lineRule="auto"/>
-            </w:pPr>
-          </w:p>
-        </w:tc>
-        <w:tc>
-          <w:tcPr>
-            <w:tcW w:w="1157" w:type="dxa"/>
-          </w:tcPr>
-          <w:p>
-            <w:pPr>
-              <w:spacing w:after="0" w:line="240" w:lineRule="auto"/>
-            </w:pPr>
-          </w:p>
-        </w:tc>
-        <w:tc>
-          <w:tcPr>
-            <w:tcW w:w="1159" w:type="dxa"/>
-          </w:tcPr>
-          <w:p>
-            <w:pPr>
-              <w:spacing w:after="0" w:line="240" w:lineRule="auto"/>
-            </w:pPr>
-          </w:p>
-        </w:tc>
-        <w:tc>
-          <w:tcPr>
-            <w:tcW w:w="1159" w:type="dxa"/>
-          </w:tcPr>
-          <w:p>
-            <w:pPr>
-              <w:spacing w:after="0" w:line="240" w:lineRule="auto"/>
-            </w:pPr>
-          </w:p>
-        </w:tc>
-        <w:tc>
-          <w:tcPr>
-            <w:tcW w:w="1158" w:type="dxa"/>
-          </w:tcPr>
-          <w:p>
-            <w:pPr>
-              <w:spacing w:after="0" w:line="240" w:lineRule="auto"/>
-            </w:pPr>
-          </w:p>
-        </w:tc>
-      </w:tr>
-      <w:tr>
-        <w:tblPrEx>
-          <w:tblBorders>
-            <w:top w:val="single" w:color="auto" w:sz="4" w:space="0"/>
-            <w:left w:val="single" w:color="auto" w:sz="4" w:space="0"/>
-            <w:bottom w:val="single" w:color="auto" w:sz="4" w:space="0"/>
-            <w:right w:val="single" w:color="auto" w:sz="4" w:space="0"/>
-            <w:insideH w:val="single" w:color="auto" w:sz="4" w:space="0"/>
-            <w:insideV w:val="single" w:color="auto" w:sz="4" w:space="0"/>
-          </w:tblBorders>
-          <w:tblCellMar>
-            <w:top w:w="0" w:type="dxa"/>
-            <w:left w:w="108" w:type="dxa"/>
-            <w:bottom w:w="0" w:type="dxa"/>
-            <w:right w:w="108" w:type="dxa"/>
-          </w:tblCellMar>
-        </w:tblPrEx>
-        <w:tc>
-          <w:tcPr>
-            <w:tcW w:w="1244" w:type="dxa"/>
-            <w:vMerge w:val="continue"/>
+            <w:vMerge/>
           </w:tcPr>
           <w:p>
             <w:pPr>
@@ -4350,38 +4992,66 @@
     </w:tbl>
     <w:p>
       <w:r>
-        <w:t xml:space="preserve">=&gt; Nhận xét: </w:t>
+        <w:t>=&gt; Nh</w:t>
+      </w:r>
+      <w:r>
+        <w:t>ậ</w:t>
+      </w:r>
+      <w:r>
+        <w:t xml:space="preserve">n xét: </w:t>
       </w:r>
     </w:p>
     <w:p/>
     <w:p>
       <w:r>
         <w:tab/>
-      </w:r>
-      <w:r>
-        <w:t>Bảng so sánh giữa: các chiến lược pull elite từ pool của master</w:t>
+        <w:t>B</w:t>
+      </w:r>
+      <w:r>
+        <w:t>ả</w:t>
+      </w:r>
+      <w:r>
+        <w:t>ng so sánh gi</w:t>
+      </w:r>
+      <w:r>
+        <w:t>ữ</w:t>
+      </w:r>
+      <w:r>
+        <w:t>a: các chi</w:t>
+      </w:r>
+      <w:r>
+        <w:t>ế</w:t>
+      </w:r>
+      <w:r>
+        <w:t>n lư</w:t>
+      </w:r>
+      <w:r>
+        <w:t>ợ</w:t>
+      </w:r>
+      <w:r>
+        <w:t>c pull elite t</w:t>
+      </w:r>
+      <w:r>
+        <w:t>ừ</w:t>
+      </w:r>
+      <w:r>
+        <w:t xml:space="preserve"> pool c</w:t>
+      </w:r>
+      <w:r>
+        <w:t>ủ</w:t>
+      </w:r>
+      <w:r>
+        <w:t xml:space="preserve">a </w:t>
+      </w:r>
+      <w:r>
+        <w:t>master</w:t>
       </w:r>
     </w:p>
     <w:tbl>
       <w:tblPr>
-        <w:tblStyle w:val="7"/>
+        <w:tblStyle w:val="TableGrid"/>
         <w:tblW w:w="0" w:type="auto"/>
-        <w:tblInd w:w="0" w:type="dxa"/>
-        <w:tblBorders>
-          <w:top w:val="single" w:color="auto" w:sz="4" w:space="0"/>
-          <w:left w:val="single" w:color="auto" w:sz="4" w:space="0"/>
-          <w:bottom w:val="single" w:color="auto" w:sz="4" w:space="0"/>
-          <w:right w:val="single" w:color="auto" w:sz="4" w:space="0"/>
-          <w:insideH w:val="single" w:color="auto" w:sz="4" w:space="0"/>
-          <w:insideV w:val="single" w:color="auto" w:sz="4" w:space="0"/>
-        </w:tblBorders>
-        <w:tblLayout w:type="autofit"/>
-        <w:tblCellMar>
-          <w:top w:w="0" w:type="dxa"/>
-          <w:left w:w="108" w:type="dxa"/>
-          <w:bottom w:w="0" w:type="dxa"/>
-          <w:right w:w="108" w:type="dxa"/>
-        </w:tblCellMar>
+        <w:tblLook w:val="04A0" w:firstRow="1" w:lastRow="0" w:firstColumn="1" w:lastColumn="0" w:noHBand="0" w:noVBand="1"/>
       </w:tblPr>
       <w:tblGrid>
         <w:gridCol w:w="1243"/>
@@ -4394,22 +5064,6 @@
         <w:gridCol w:w="1104"/>
       </w:tblGrid>
       <w:tr>
-        <w:tblPrEx>
-          <w:tblBorders>
-            <w:top w:val="single" w:color="auto" w:sz="4" w:space="0"/>
-            <w:left w:val="single" w:color="auto" w:sz="4" w:space="0"/>
-            <w:bottom w:val="single" w:color="auto" w:sz="4" w:space="0"/>
-            <w:right w:val="single" w:color="auto" w:sz="4" w:space="0"/>
-            <w:insideH w:val="single" w:color="auto" w:sz="4" w:space="0"/>
-            <w:insideV w:val="single" w:color="auto" w:sz="4" w:space="0"/>
-          </w:tblBorders>
-          <w:tblCellMar>
-            <w:top w:w="0" w:type="dxa"/>
-            <w:left w:w="108" w:type="dxa"/>
-            <w:bottom w:w="0" w:type="dxa"/>
-            <w:right w:w="108" w:type="dxa"/>
-          </w:tblCellMar>
-        </w:tblPrEx>
         <w:tc>
           <w:tcPr>
             <w:tcW w:w="1243" w:type="dxa"/>
@@ -4436,7 +5090,19 @@
               <w:jc w:val="center"/>
             </w:pPr>
             <w:r>
-              <w:t>Chiến lược</w:t>
+              <w:t>Chi</w:t>
+            </w:r>
+            <w:r>
+              <w:t>ế</w:t>
+            </w:r>
+            <w:r>
+              <w:t>n lư</w:t>
+            </w:r>
+            <w:r>
+              <w:t>ợ</w:t>
+            </w:r>
+            <w:r>
+              <w:t>c</w:t>
             </w:r>
           </w:p>
         </w:tc>
@@ -4451,7 +5117,13 @@
               <w:jc w:val="center"/>
             </w:pPr>
             <w:r>
-              <w:t>Ngẫu nhiên</w:t>
+              <w:t>Ng</w:t>
+            </w:r>
+            <w:r>
+              <w:t>ẫ</w:t>
+            </w:r>
+            <w:r>
+              <w:t>u nhiên</w:t>
             </w:r>
           </w:p>
         </w:tc>
@@ -4472,26 +5144,10 @@
         </w:tc>
       </w:tr>
       <w:tr>
-        <w:tblPrEx>
-          <w:tblBorders>
-            <w:top w:val="single" w:color="auto" w:sz="4" w:space="0"/>
-            <w:left w:val="single" w:color="auto" w:sz="4" w:space="0"/>
-            <w:bottom w:val="single" w:color="auto" w:sz="4" w:space="0"/>
-            <w:right w:val="single" w:color="auto" w:sz="4" w:space="0"/>
-            <w:insideH w:val="single" w:color="auto" w:sz="4" w:space="0"/>
-            <w:insideV w:val="single" w:color="auto" w:sz="4" w:space="0"/>
-          </w:tblBorders>
-          <w:tblCellMar>
-            <w:top w:w="0" w:type="dxa"/>
-            <w:left w:w="108" w:type="dxa"/>
-            <w:bottom w:w="0" w:type="dxa"/>
-            <w:right w:w="108" w:type="dxa"/>
-          </w:tblCellMar>
-        </w:tblPrEx>
         <w:tc>
           <w:tcPr>
             <w:tcW w:w="1243" w:type="dxa"/>
-            <w:vMerge w:val="continue"/>
+            <w:vMerge/>
           </w:tcPr>
           <w:p>
             <w:pPr>
@@ -4503,7 +5159,7 @@
         <w:tc>
           <w:tcPr>
             <w:tcW w:w="1574" w:type="dxa"/>
-            <w:vMerge w:val="continue"/>
+            <w:vMerge/>
           </w:tcPr>
           <w:p>
             <w:pPr>
@@ -4598,22 +5254,6 @@
         </w:tc>
       </w:tr>
       <w:tr>
-        <w:tblPrEx>
-          <w:tblBorders>
-            <w:top w:val="single" w:color="auto" w:sz="4" w:space="0"/>
-            <w:left w:val="single" w:color="auto" w:sz="4" w:space="0"/>
-            <w:bottom w:val="single" w:color="auto" w:sz="4" w:space="0"/>
-            <w:right w:val="single" w:color="auto" w:sz="4" w:space="0"/>
-            <w:insideH w:val="single" w:color="auto" w:sz="4" w:space="0"/>
-            <w:insideV w:val="single" w:color="auto" w:sz="4" w:space="0"/>
-          </w:tblBorders>
-          <w:tblCellMar>
-            <w:top w:w="0" w:type="dxa"/>
-            <w:left w:w="108" w:type="dxa"/>
-            <w:bottom w:w="0" w:type="dxa"/>
-            <w:right w:w="108" w:type="dxa"/>
-          </w:tblCellMar>
-        </w:tblPrEx>
         <w:tc>
           <w:tcPr>
             <w:tcW w:w="1243" w:type="dxa"/>
@@ -4686,16 +5326,13 @@
         <w:tc>
           <w:tcPr>
             <w:tcW w:w="1083" w:type="dxa"/>
-            <w:vAlign w:val="top"/>
-          </w:tcPr>
-          <w:p>
-            <w:pPr>
-              <w:spacing w:after="0" w:line="240" w:lineRule="auto"/>
-              <w:rPr>
-                <w:rFonts w:hint="default"/>
-                <w:sz w:val="20"/>
-                <w:szCs w:val="20"/>
-                <w:lang w:val="en-US"/>
+          </w:tcPr>
+          <w:p>
+            <w:pPr>
+              <w:spacing w:after="0" w:line="240" w:lineRule="auto"/>
+              <w:rPr>
+                <w:sz w:val="20"/>
+                <w:szCs w:val="20"/>
               </w:rPr>
             </w:pPr>
             <w:r>
@@ -4716,15 +5353,12 @@
             <w:pPr>
               <w:spacing w:after="0" w:line="240" w:lineRule="auto"/>
               <w:rPr>
-                <w:rFonts w:hint="default"/>
-                <w:sz w:val="20"/>
-                <w:szCs w:val="20"/>
-                <w:lang w:val="en-US"/>
-              </w:rPr>
-            </w:pPr>
-            <w:r>
-              <w:rPr>
-                <w:rFonts w:hint="default"/>
+                <w:sz w:val="20"/>
+                <w:szCs w:val="20"/>
+              </w:rPr>
+            </w:pPr>
+            <w:r>
+              <w:rPr>
                 <w:sz w:val="20"/>
                 <w:szCs w:val="20"/>
               </w:rPr>
@@ -4740,15 +5374,12 @@
             <w:pPr>
               <w:spacing w:after="0" w:line="240" w:lineRule="auto"/>
               <w:rPr>
-                <w:rFonts w:hint="default"/>
-                <w:sz w:val="20"/>
-                <w:szCs w:val="20"/>
-                <w:lang w:val="en-US"/>
-              </w:rPr>
-            </w:pPr>
-            <w:r>
-              <w:rPr>
-                <w:rFonts w:hint="default"/>
+                <w:sz w:val="20"/>
+                <w:szCs w:val="20"/>
+              </w:rPr>
+            </w:pPr>
+            <w:r>
+              <w:rPr>
                 <w:sz w:val="20"/>
                 <w:szCs w:val="20"/>
               </w:rPr>
@@ -4758,26 +5389,10 @@
         </w:tc>
       </w:tr>
       <w:tr>
-        <w:tblPrEx>
-          <w:tblBorders>
-            <w:top w:val="single" w:color="auto" w:sz="4" w:space="0"/>
-            <w:left w:val="single" w:color="auto" w:sz="4" w:space="0"/>
-            <w:bottom w:val="single" w:color="auto" w:sz="4" w:space="0"/>
-            <w:right w:val="single" w:color="auto" w:sz="4" w:space="0"/>
-            <w:insideH w:val="single" w:color="auto" w:sz="4" w:space="0"/>
-            <w:insideV w:val="single" w:color="auto" w:sz="4" w:space="0"/>
-          </w:tblBorders>
-          <w:tblCellMar>
-            <w:top w:w="0" w:type="dxa"/>
-            <w:left w:w="108" w:type="dxa"/>
-            <w:bottom w:w="0" w:type="dxa"/>
-            <w:right w:w="108" w:type="dxa"/>
-          </w:tblCellMar>
-        </w:tblPrEx>
         <w:tc>
           <w:tcPr>
             <w:tcW w:w="1243" w:type="dxa"/>
-            <w:vMerge w:val="continue"/>
+            <w:vMerge/>
           </w:tcPr>
           <w:p>
             <w:pPr>
@@ -4843,17 +5458,15 @@
         <w:tc>
           <w:tcPr>
             <w:tcW w:w="1083" w:type="dxa"/>
-            <w:shd w:val="clear"/>
-            <w:vAlign w:val="top"/>
-          </w:tcPr>
-          <w:p>
-            <w:pPr>
-              <w:spacing w:after="0" w:line="240" w:lineRule="auto"/>
-              <w:rPr>
-                <w:rFonts w:ascii="Times New Roman" w:hAnsi="Times New Roman" w:cs="Times New Roman" w:eastAsiaTheme="minorHAnsi"/>
-                <w:sz w:val="20"/>
-                <w:szCs w:val="20"/>
-                <w:lang w:val="en-US" w:eastAsia="en-US" w:bidi="ar-SA"/>
+            <w:shd w:val="clear" w:color="auto" w:fill="auto"/>
+          </w:tcPr>
+          <w:p>
+            <w:pPr>
+              <w:spacing w:after="0" w:line="240" w:lineRule="auto"/>
+              <w:rPr>
+                <w:rFonts w:cs="Times New Roman"/>
+                <w:sz w:val="20"/>
+                <w:szCs w:val="20"/>
               </w:rPr>
             </w:pPr>
             <w:r>
@@ -4880,7 +5493,6 @@
             </w:pPr>
             <w:r>
               <w:rPr>
-                <w:rFonts w:hint="default"/>
                 <w:sz w:val="20"/>
                 <w:szCs w:val="20"/>
               </w:rPr>
@@ -4896,18 +5508,14 @@
             <w:pPr>
               <w:spacing w:after="0" w:line="240" w:lineRule="auto"/>
               <w:rPr>
-                <w:rFonts w:hint="default"/>
-                <w:sz w:val="20"/>
-                <w:szCs w:val="20"/>
-                <w:lang w:val="en-US"/>
-              </w:rPr>
-            </w:pPr>
-            <w:r>
-              <w:rPr>
-                <w:rFonts w:hint="default"/>
-                <w:sz w:val="20"/>
-                <w:szCs w:val="20"/>
-                <w:lang w:val="en-US"/>
+                <w:sz w:val="20"/>
+                <w:szCs w:val="20"/>
+              </w:rPr>
+            </w:pPr>
+            <w:r>
+              <w:rPr>
+                <w:sz w:val="20"/>
+                <w:szCs w:val="20"/>
               </w:rPr>
               <w:t>5.07</w:t>
             </w:r>
@@ -4915,26 +5523,10 @@
         </w:tc>
       </w:tr>
       <w:tr>
-        <w:tblPrEx>
-          <w:tblBorders>
-            <w:top w:val="single" w:color="auto" w:sz="4" w:space="0"/>
-            <w:left w:val="single" w:color="auto" w:sz="4" w:space="0"/>
-            <w:bottom w:val="single" w:color="auto" w:sz="4" w:space="0"/>
-            <w:right w:val="single" w:color="auto" w:sz="4" w:space="0"/>
-            <w:insideH w:val="single" w:color="auto" w:sz="4" w:space="0"/>
-            <w:insideV w:val="single" w:color="auto" w:sz="4" w:space="0"/>
-          </w:tblBorders>
-          <w:tblCellMar>
-            <w:top w:w="0" w:type="dxa"/>
-            <w:left w:w="108" w:type="dxa"/>
-            <w:bottom w:w="0" w:type="dxa"/>
-            <w:right w:w="108" w:type="dxa"/>
-          </w:tblCellMar>
-        </w:tblPrEx>
         <w:tc>
           <w:tcPr>
             <w:tcW w:w="1243" w:type="dxa"/>
-            <w:vMerge w:val="continue"/>
+            <w:vMerge/>
           </w:tcPr>
           <w:p>
             <w:pPr>
@@ -5001,16 +5593,14 @@
           <w:tcPr>
             <w:tcW w:w="1083" w:type="dxa"/>
             <w:shd w:val="clear" w:color="auto" w:fill="auto"/>
-            <w:vAlign w:val="top"/>
-          </w:tcPr>
-          <w:p>
-            <w:pPr>
-              <w:spacing w:after="0" w:line="240" w:lineRule="auto"/>
-              <w:rPr>
-                <w:rFonts w:ascii="Times New Roman" w:hAnsi="Times New Roman" w:cs="Times New Roman" w:eastAsiaTheme="minorHAnsi"/>
-                <w:sz w:val="20"/>
-                <w:szCs w:val="20"/>
-                <w:lang w:val="en-US" w:eastAsia="en-US" w:bidi="ar-SA"/>
+          </w:tcPr>
+          <w:p>
+            <w:pPr>
+              <w:spacing w:after="0" w:line="240" w:lineRule="auto"/>
+              <w:rPr>
+                <w:rFonts w:cs="Times New Roman"/>
+                <w:sz w:val="20"/>
+                <w:szCs w:val="20"/>
               </w:rPr>
             </w:pPr>
             <w:r>
@@ -5037,7 +5627,6 @@
             </w:pPr>
             <w:r>
               <w:rPr>
-                <w:rFonts w:hint="default"/>
                 <w:sz w:val="20"/>
                 <w:szCs w:val="20"/>
               </w:rPr>
@@ -5053,18 +5642,14 @@
             <w:pPr>
               <w:spacing w:after="0" w:line="240" w:lineRule="auto"/>
               <w:rPr>
-                <w:rFonts w:hint="default"/>
-                <w:sz w:val="20"/>
-                <w:szCs w:val="20"/>
-                <w:lang w:val="en-US"/>
-              </w:rPr>
-            </w:pPr>
-            <w:r>
-              <w:rPr>
-                <w:rFonts w:hint="default"/>
-                <w:sz w:val="20"/>
-                <w:szCs w:val="20"/>
-                <w:lang w:val="en-US"/>
+                <w:sz w:val="20"/>
+                <w:szCs w:val="20"/>
+              </w:rPr>
+            </w:pPr>
+            <w:r>
+              <w:rPr>
+                <w:sz w:val="20"/>
+                <w:szCs w:val="20"/>
               </w:rPr>
               <w:t>4.80</w:t>
             </w:r>
@@ -5072,26 +5657,10 @@
         </w:tc>
       </w:tr>
       <w:tr>
-        <w:tblPrEx>
-          <w:tblBorders>
-            <w:top w:val="single" w:color="auto" w:sz="4" w:space="0"/>
-            <w:left w:val="single" w:color="auto" w:sz="4" w:space="0"/>
-            <w:bottom w:val="single" w:color="auto" w:sz="4" w:space="0"/>
-            <w:right w:val="single" w:color="auto" w:sz="4" w:space="0"/>
-            <w:insideH w:val="single" w:color="auto" w:sz="4" w:space="0"/>
-            <w:insideV w:val="single" w:color="auto" w:sz="4" w:space="0"/>
-          </w:tblBorders>
-          <w:tblCellMar>
-            <w:top w:w="0" w:type="dxa"/>
-            <w:left w:w="108" w:type="dxa"/>
-            <w:bottom w:w="0" w:type="dxa"/>
-            <w:right w:w="108" w:type="dxa"/>
-          </w:tblCellMar>
-        </w:tblPrEx>
         <w:tc>
           <w:tcPr>
             <w:tcW w:w="1243" w:type="dxa"/>
-            <w:vMerge w:val="continue"/>
+            <w:vMerge/>
           </w:tcPr>
           <w:p>
             <w:pPr>
@@ -5158,16 +5727,14 @@
           <w:tcPr>
             <w:tcW w:w="1083" w:type="dxa"/>
             <w:shd w:val="clear" w:color="auto" w:fill="auto"/>
-            <w:vAlign w:val="top"/>
-          </w:tcPr>
-          <w:p>
-            <w:pPr>
-              <w:spacing w:after="0" w:line="240" w:lineRule="auto"/>
-              <w:rPr>
-                <w:rFonts w:ascii="Times New Roman" w:hAnsi="Times New Roman" w:cs="Times New Roman" w:eastAsiaTheme="minorHAnsi"/>
-                <w:sz w:val="20"/>
-                <w:szCs w:val="20"/>
-                <w:lang w:val="en-US" w:eastAsia="en-US" w:bidi="ar-SA"/>
+          </w:tcPr>
+          <w:p>
+            <w:pPr>
+              <w:spacing w:after="0" w:line="240" w:lineRule="auto"/>
+              <w:rPr>
+                <w:rFonts w:cs="Times New Roman"/>
+                <w:sz w:val="20"/>
+                <w:szCs w:val="20"/>
               </w:rPr>
             </w:pPr>
             <w:r>
@@ -5194,14 +5761,11 @@
             </w:pPr>
             <w:r>
               <w:rPr>
-                <w:rFonts w:hint="default"/>
                 <w:sz w:val="20"/>
                 <w:szCs w:val="20"/>
               </w:rPr>
               <w:t>8932.23</w:t>
             </w:r>
-            <w:bookmarkStart w:id="0" w:name="_GoBack"/>
-            <w:bookmarkEnd w:id="0"/>
           </w:p>
         </w:tc>
         <w:tc>
@@ -5212,18 +5776,14 @@
             <w:pPr>
               <w:spacing w:after="0" w:line="240" w:lineRule="auto"/>
               <w:rPr>
-                <w:rFonts w:hint="default"/>
-                <w:sz w:val="20"/>
-                <w:szCs w:val="20"/>
-                <w:lang w:val="en-US"/>
-              </w:rPr>
-            </w:pPr>
-            <w:r>
-              <w:rPr>
-                <w:rFonts w:hint="default"/>
-                <w:sz w:val="20"/>
-                <w:szCs w:val="20"/>
-                <w:lang w:val="en-US"/>
+                <w:sz w:val="20"/>
+                <w:szCs w:val="20"/>
+              </w:rPr>
+            </w:pPr>
+            <w:r>
+              <w:rPr>
+                <w:sz w:val="20"/>
+                <w:szCs w:val="20"/>
               </w:rPr>
               <w:t>4.85</w:t>
             </w:r>
@@ -5231,26 +5791,10 @@
         </w:tc>
       </w:tr>
       <w:tr>
-        <w:tblPrEx>
-          <w:tblBorders>
-            <w:top w:val="single" w:color="auto" w:sz="4" w:space="0"/>
-            <w:left w:val="single" w:color="auto" w:sz="4" w:space="0"/>
-            <w:bottom w:val="single" w:color="auto" w:sz="4" w:space="0"/>
-            <w:right w:val="single" w:color="auto" w:sz="4" w:space="0"/>
-            <w:insideH w:val="single" w:color="auto" w:sz="4" w:space="0"/>
-            <w:insideV w:val="single" w:color="auto" w:sz="4" w:space="0"/>
-          </w:tblBorders>
-          <w:tblCellMar>
-            <w:top w:w="0" w:type="dxa"/>
-            <w:left w:w="108" w:type="dxa"/>
-            <w:bottom w:w="0" w:type="dxa"/>
-            <w:right w:w="108" w:type="dxa"/>
-          </w:tblCellMar>
-        </w:tblPrEx>
         <w:tc>
           <w:tcPr>
             <w:tcW w:w="1243" w:type="dxa"/>
-            <w:vMerge w:val="continue"/>
+            <w:vMerge/>
           </w:tcPr>
           <w:p>
             <w:pPr>
@@ -5327,7 +5871,6 @@
             </w:pPr>
             <w:r>
               <w:rPr>
-                <w:rFonts w:hint="default"/>
                 <w:sz w:val="20"/>
                 <w:szCs w:val="20"/>
               </w:rPr>
@@ -5349,7 +5892,6 @@
             </w:pPr>
             <w:r>
               <w:rPr>
-                <w:rFonts w:hint="default"/>
                 <w:sz w:val="20"/>
                 <w:szCs w:val="20"/>
               </w:rPr>
@@ -5365,18 +5907,14 @@
             <w:pPr>
               <w:spacing w:after="0" w:line="240" w:lineRule="auto"/>
               <w:rPr>
-                <w:rFonts w:hint="default"/>
-                <w:sz w:val="20"/>
-                <w:szCs w:val="20"/>
-                <w:lang w:val="en-US"/>
-              </w:rPr>
-            </w:pPr>
-            <w:r>
-              <w:rPr>
-                <w:rFonts w:hint="default"/>
-                <w:sz w:val="20"/>
-                <w:szCs w:val="20"/>
-                <w:lang w:val="en-US"/>
+                <w:sz w:val="20"/>
+                <w:szCs w:val="20"/>
+              </w:rPr>
+            </w:pPr>
+            <w:r>
+              <w:rPr>
+                <w:sz w:val="20"/>
+                <w:szCs w:val="20"/>
               </w:rPr>
               <w:t>4.91</w:t>
             </w:r>
@@ -5384,22 +5922,6 @@
         </w:tc>
       </w:tr>
       <w:tr>
-        <w:tblPrEx>
-          <w:tblBorders>
-            <w:top w:val="single" w:color="auto" w:sz="4" w:space="0"/>
-            <w:left w:val="single" w:color="auto" w:sz="4" w:space="0"/>
-            <w:bottom w:val="single" w:color="auto" w:sz="4" w:space="0"/>
-            <w:right w:val="single" w:color="auto" w:sz="4" w:space="0"/>
-            <w:insideH w:val="single" w:color="auto" w:sz="4" w:space="0"/>
-            <w:insideV w:val="single" w:color="auto" w:sz="4" w:space="0"/>
-          </w:tblBorders>
-          <w:tblCellMar>
-            <w:top w:w="0" w:type="dxa"/>
-            <w:left w:w="108" w:type="dxa"/>
-            <w:bottom w:w="0" w:type="dxa"/>
-            <w:right w:w="108" w:type="dxa"/>
-          </w:tblCellMar>
-        </w:tblPrEx>
         <w:tc>
           <w:tcPr>
             <w:tcW w:w="1243" w:type="dxa"/>
@@ -5410,6 +5932,7 @@
               <w:spacing w:after="0" w:line="240" w:lineRule="auto"/>
             </w:pPr>
             <w:r>
+              <w:lastRenderedPageBreak/>
               <w:t>200</w:t>
             </w:r>
           </w:p>
@@ -5513,26 +6036,10 @@
         </w:tc>
       </w:tr>
       <w:tr>
-        <w:tblPrEx>
-          <w:tblBorders>
-            <w:top w:val="single" w:color="auto" w:sz="4" w:space="0"/>
-            <w:left w:val="single" w:color="auto" w:sz="4" w:space="0"/>
-            <w:bottom w:val="single" w:color="auto" w:sz="4" w:space="0"/>
-            <w:right w:val="single" w:color="auto" w:sz="4" w:space="0"/>
-            <w:insideH w:val="single" w:color="auto" w:sz="4" w:space="0"/>
-            <w:insideV w:val="single" w:color="auto" w:sz="4" w:space="0"/>
-          </w:tblBorders>
-          <w:tblCellMar>
-            <w:top w:w="0" w:type="dxa"/>
-            <w:left w:w="108" w:type="dxa"/>
-            <w:bottom w:w="0" w:type="dxa"/>
-            <w:right w:w="108" w:type="dxa"/>
-          </w:tblCellMar>
-        </w:tblPrEx>
         <w:tc>
           <w:tcPr>
             <w:tcW w:w="1243" w:type="dxa"/>
-            <w:vMerge w:val="continue"/>
+            <w:vMerge/>
           </w:tcPr>
           <w:p>
             <w:pPr>
@@ -5639,26 +6146,10 @@
         </w:tc>
       </w:tr>
       <w:tr>
-        <w:tblPrEx>
-          <w:tblBorders>
-            <w:top w:val="single" w:color="auto" w:sz="4" w:space="0"/>
-            <w:left w:val="single" w:color="auto" w:sz="4" w:space="0"/>
-            <w:bottom w:val="single" w:color="auto" w:sz="4" w:space="0"/>
-            <w:right w:val="single" w:color="auto" w:sz="4" w:space="0"/>
-            <w:insideH w:val="single" w:color="auto" w:sz="4" w:space="0"/>
-            <w:insideV w:val="single" w:color="auto" w:sz="4" w:space="0"/>
-          </w:tblBorders>
-          <w:tblCellMar>
-            <w:top w:w="0" w:type="dxa"/>
-            <w:left w:w="108" w:type="dxa"/>
-            <w:bottom w:w="0" w:type="dxa"/>
-            <w:right w:w="108" w:type="dxa"/>
-          </w:tblCellMar>
-        </w:tblPrEx>
         <w:tc>
           <w:tcPr>
             <w:tcW w:w="1243" w:type="dxa"/>
-            <w:vMerge w:val="continue"/>
+            <w:vMerge/>
           </w:tcPr>
           <w:p>
             <w:pPr>
@@ -5765,26 +6256,10 @@
         </w:tc>
       </w:tr>
       <w:tr>
-        <w:tblPrEx>
-          <w:tblBorders>
-            <w:top w:val="single" w:color="auto" w:sz="4" w:space="0"/>
-            <w:left w:val="single" w:color="auto" w:sz="4" w:space="0"/>
-            <w:bottom w:val="single" w:color="auto" w:sz="4" w:space="0"/>
-            <w:right w:val="single" w:color="auto" w:sz="4" w:space="0"/>
-            <w:insideH w:val="single" w:color="auto" w:sz="4" w:space="0"/>
-            <w:insideV w:val="single" w:color="auto" w:sz="4" w:space="0"/>
-          </w:tblBorders>
-          <w:tblCellMar>
-            <w:top w:w="0" w:type="dxa"/>
-            <w:left w:w="108" w:type="dxa"/>
-            <w:bottom w:w="0" w:type="dxa"/>
-            <w:right w:w="108" w:type="dxa"/>
-          </w:tblCellMar>
-        </w:tblPrEx>
         <w:tc>
           <w:tcPr>
             <w:tcW w:w="1243" w:type="dxa"/>
-            <w:vMerge w:val="continue"/>
+            <w:vMerge/>
           </w:tcPr>
           <w:p>
             <w:pPr>
@@ -5891,26 +6366,10 @@
         </w:tc>
       </w:tr>
       <w:tr>
-        <w:tblPrEx>
-          <w:tblBorders>
-            <w:top w:val="single" w:color="auto" w:sz="4" w:space="0"/>
-            <w:left w:val="single" w:color="auto" w:sz="4" w:space="0"/>
-            <w:bottom w:val="single" w:color="auto" w:sz="4" w:space="0"/>
-            <w:right w:val="single" w:color="auto" w:sz="4" w:space="0"/>
-            <w:insideH w:val="single" w:color="auto" w:sz="4" w:space="0"/>
-            <w:insideV w:val="single" w:color="auto" w:sz="4" w:space="0"/>
-          </w:tblBorders>
-          <w:tblCellMar>
-            <w:top w:w="0" w:type="dxa"/>
-            <w:left w:w="108" w:type="dxa"/>
-            <w:bottom w:w="0" w:type="dxa"/>
-            <w:right w:w="108" w:type="dxa"/>
-          </w:tblCellMar>
-        </w:tblPrEx>
         <w:tc>
           <w:tcPr>
             <w:tcW w:w="1243" w:type="dxa"/>
-            <w:vMerge w:val="continue"/>
+            <w:vMerge/>
           </w:tcPr>
           <w:p>
             <w:pPr>
@@ -6019,37 +6478,89 @@
     </w:tbl>
     <w:p>
       <w:r>
-        <w:t xml:space="preserve">=&gt; Nhận xét: </w:t>
+        <w:t>=&gt; Nh</w:t>
+      </w:r>
+      <w:r>
+        <w:t>ậ</w:t>
+      </w:r>
+      <w:r>
+        <w:t xml:space="preserve">n xét: </w:t>
       </w:r>
     </w:p>
     <w:p>
       <w:r>
         <w:tab/>
-      </w:r>
-      <w:r>
-        <w:t>Bảng so sánh giữa: các nhóm tham số khi áp dụng dynamic tabu params (ngẫu nhiên với mỗi worker) cho chiến lược chọn neighborhood adaptive</w:t>
+        <w:t>B</w:t>
+      </w:r>
+      <w:r>
+        <w:t>ả</w:t>
+      </w:r>
+      <w:r>
+        <w:t>ng so sánh gi</w:t>
+      </w:r>
+      <w:r>
+        <w:t>ữ</w:t>
+      </w:r>
+      <w:r>
+        <w:t>a: các nhóm tham s</w:t>
+      </w:r>
+      <w:r>
+        <w:t>ố</w:t>
+      </w:r>
+      <w:r>
+        <w:t xml:space="preserve"> khi áp d</w:t>
+      </w:r>
+      <w:r>
+        <w:t>ụ</w:t>
+      </w:r>
+      <w:r>
+        <w:t>ng dynamic tabu params (ng</w:t>
+      </w:r>
+      <w:r>
+        <w:t>ẫ</w:t>
+      </w:r>
+      <w:r>
+        <w:t>u nhiên v</w:t>
+      </w:r>
+      <w:r>
+        <w:t>ớ</w:t>
+      </w:r>
+      <w:r>
+        <w:t>i m</w:t>
+      </w:r>
+      <w:r>
+        <w:t>ỗ</w:t>
+      </w:r>
+      <w:r>
+        <w:t xml:space="preserve">i worker) cho </w:t>
+      </w:r>
+      <w:r>
+        <w:t>chi</w:t>
+      </w:r>
+      <w:r>
+        <w:t>ế</w:t>
+      </w:r>
+      <w:r>
+        <w:t>n lư</w:t>
+      </w:r>
+      <w:r>
+        <w:t>ợ</w:t>
+      </w:r>
+      <w:r>
+        <w:t>c ch</w:t>
+      </w:r>
+      <w:r>
+        <w:t>ọ</w:t>
+      </w:r>
+      <w:r>
+        <w:t>n neighborhood adaptive</w:t>
       </w:r>
     </w:p>
     <w:tbl>
       <w:tblPr>
-        <w:tblStyle w:val="7"/>
+        <w:tblStyle w:val="TableGrid"/>
         <w:tblW w:w="0" w:type="auto"/>
-        <w:tblInd w:w="0" w:type="dxa"/>
-        <w:tblBorders>
-          <w:top w:val="single" w:color="auto" w:sz="4" w:space="0"/>
-          <w:left w:val="single" w:color="auto" w:sz="4" w:space="0"/>
-          <w:bottom w:val="single" w:color="auto" w:sz="4" w:space="0"/>
-          <w:right w:val="single" w:color="auto" w:sz="4" w:space="0"/>
-          <w:insideH w:val="single" w:color="auto" w:sz="4" w:space="0"/>
-          <w:insideV w:val="single" w:color="auto" w:sz="4" w:space="0"/>
-        </w:tblBorders>
-        <w:tblLayout w:type="autofit"/>
-        <w:tblCellMar>
-          <w:top w:w="0" w:type="dxa"/>
-          <w:left w:w="108" w:type="dxa"/>
-          <w:bottom w:w="0" w:type="dxa"/>
-          <w:right w:w="108" w:type="dxa"/>
-        </w:tblCellMar>
+        <w:tblLook w:val="04A0" w:firstRow="1" w:lastRow="0" w:firstColumn="1" w:lastColumn="0" w:noHBand="0" w:noVBand="1"/>
       </w:tblPr>
       <w:tblGrid>
         <w:gridCol w:w="1271"/>
@@ -6062,22 +6573,6 @@
         <w:gridCol w:w="1014"/>
       </w:tblGrid>
       <w:tr>
-        <w:tblPrEx>
-          <w:tblBorders>
-            <w:top w:val="single" w:color="auto" w:sz="4" w:space="0"/>
-            <w:left w:val="single" w:color="auto" w:sz="4" w:space="0"/>
-            <w:bottom w:val="single" w:color="auto" w:sz="4" w:space="0"/>
-            <w:right w:val="single" w:color="auto" w:sz="4" w:space="0"/>
-            <w:insideH w:val="single" w:color="auto" w:sz="4" w:space="0"/>
-            <w:insideV w:val="single" w:color="auto" w:sz="4" w:space="0"/>
-          </w:tblBorders>
-          <w:tblCellMar>
-            <w:top w:w="0" w:type="dxa"/>
-            <w:left w:w="108" w:type="dxa"/>
-            <w:bottom w:w="0" w:type="dxa"/>
-            <w:right w:w="108" w:type="dxa"/>
-          </w:tblCellMar>
-        </w:tblPrEx>
         <w:tc>
           <w:tcPr>
             <w:tcW w:w="1271" w:type="dxa"/>
@@ -6104,7 +6599,10 @@
               <w:jc w:val="center"/>
             </w:pPr>
             <w:r>
-              <w:t>Nhóm tham số</w:t>
+              <w:t>Nhóm tham s</w:t>
+            </w:r>
+            <w:r>
+              <w:t>ố</w:t>
             </w:r>
           </w:p>
         </w:tc>
@@ -6119,7 +6617,13 @@
               <w:jc w:val="center"/>
             </w:pPr>
             <w:r>
-              <w:t>Ngẫu nhiên</w:t>
+              <w:t>Ng</w:t>
+            </w:r>
+            <w:r>
+              <w:t>ẫ</w:t>
+            </w:r>
+            <w:r>
+              <w:t>u nhiên</w:t>
             </w:r>
           </w:p>
         </w:tc>
@@ -6140,26 +6644,10 @@
         </w:tc>
       </w:tr>
       <w:tr>
-        <w:tblPrEx>
-          <w:tblBorders>
-            <w:top w:val="single" w:color="auto" w:sz="4" w:space="0"/>
-            <w:left w:val="single" w:color="auto" w:sz="4" w:space="0"/>
-            <w:bottom w:val="single" w:color="auto" w:sz="4" w:space="0"/>
-            <w:right w:val="single" w:color="auto" w:sz="4" w:space="0"/>
-            <w:insideH w:val="single" w:color="auto" w:sz="4" w:space="0"/>
-            <w:insideV w:val="single" w:color="auto" w:sz="4" w:space="0"/>
-          </w:tblBorders>
-          <w:tblCellMar>
-            <w:top w:w="0" w:type="dxa"/>
-            <w:left w:w="108" w:type="dxa"/>
-            <w:bottom w:w="0" w:type="dxa"/>
-            <w:right w:w="108" w:type="dxa"/>
-          </w:tblCellMar>
-        </w:tblPrEx>
         <w:tc>
           <w:tcPr>
             <w:tcW w:w="1271" w:type="dxa"/>
-            <w:vMerge w:val="continue"/>
+            <w:vMerge/>
           </w:tcPr>
           <w:p>
             <w:pPr>
@@ -6171,7 +6659,7 @@
         <w:tc>
           <w:tcPr>
             <w:tcW w:w="2243" w:type="dxa"/>
-            <w:vMerge w:val="continue"/>
+            <w:vMerge/>
           </w:tcPr>
           <w:p>
             <w:pPr>
@@ -6266,22 +6754,6 @@
         </w:tc>
       </w:tr>
       <w:tr>
-        <w:tblPrEx>
-          <w:tblBorders>
-            <w:top w:val="single" w:color="auto" w:sz="4" w:space="0"/>
-            <w:left w:val="single" w:color="auto" w:sz="4" w:space="0"/>
-            <w:bottom w:val="single" w:color="auto" w:sz="4" w:space="0"/>
-            <w:right w:val="single" w:color="auto" w:sz="4" w:space="0"/>
-            <w:insideH w:val="single" w:color="auto" w:sz="4" w:space="0"/>
-            <w:insideV w:val="single" w:color="auto" w:sz="4" w:space="0"/>
-          </w:tblBorders>
-          <w:tblCellMar>
-            <w:top w:w="0" w:type="dxa"/>
-            <w:left w:w="108" w:type="dxa"/>
-            <w:bottom w:w="0" w:type="dxa"/>
-            <w:right w:w="108" w:type="dxa"/>
-          </w:tblCellMar>
-        </w:tblPrEx>
         <w:tc>
           <w:tcPr>
             <w:tcW w:w="1271" w:type="dxa"/>
@@ -6305,7 +6777,13 @@
               <w:spacing w:after="0" w:line="240" w:lineRule="auto"/>
             </w:pPr>
             <w:r>
-              <w:t>Chọn neighborhood</w:t>
+              <w:t>Ch</w:t>
+            </w:r>
+            <w:r>
+              <w:t>ọ</w:t>
+            </w:r>
+            <w:r>
+              <w:t>n neighborhood</w:t>
             </w:r>
           </w:p>
         </w:tc>
@@ -6359,18 +6837,14 @@
             <w:pPr>
               <w:spacing w:after="0" w:line="240" w:lineRule="auto"/>
               <w:rPr>
-                <w:rFonts w:hint="default"/>
-                <w:sz w:val="20"/>
-                <w:szCs w:val="20"/>
-                <w:lang w:val="en-US"/>
-              </w:rPr>
-            </w:pPr>
-            <w:r>
-              <w:rPr>
-                <w:rFonts w:hint="default"/>
-                <w:sz w:val="20"/>
-                <w:szCs w:val="20"/>
-                <w:lang w:val="en-US"/>
+                <w:sz w:val="20"/>
+                <w:szCs w:val="20"/>
+              </w:rPr>
+            </w:pPr>
+            <w:r>
+              <w:rPr>
+                <w:sz w:val="20"/>
+                <w:szCs w:val="20"/>
               </w:rPr>
               <w:t>8872.83</w:t>
             </w:r>
@@ -6390,7 +6864,6 @@
             </w:pPr>
             <w:r>
               <w:rPr>
-                <w:rFonts w:hint="default"/>
                 <w:sz w:val="20"/>
                 <w:szCs w:val="20"/>
               </w:rPr>
@@ -6412,7 +6885,6 @@
             </w:pPr>
             <w:r>
               <w:rPr>
-                <w:rFonts w:hint="default"/>
                 <w:sz w:val="20"/>
                 <w:szCs w:val="20"/>
               </w:rPr>
@@ -6422,26 +6894,10 @@
         </w:tc>
       </w:tr>
       <w:tr>
-        <w:tblPrEx>
-          <w:tblBorders>
-            <w:top w:val="single" w:color="auto" w:sz="4" w:space="0"/>
-            <w:left w:val="single" w:color="auto" w:sz="4" w:space="0"/>
-            <w:bottom w:val="single" w:color="auto" w:sz="4" w:space="0"/>
-            <w:right w:val="single" w:color="auto" w:sz="4" w:space="0"/>
-            <w:insideH w:val="single" w:color="auto" w:sz="4" w:space="0"/>
-            <w:insideV w:val="single" w:color="auto" w:sz="4" w:space="0"/>
-          </w:tblBorders>
-          <w:tblCellMar>
-            <w:top w:w="0" w:type="dxa"/>
-            <w:left w:w="108" w:type="dxa"/>
-            <w:bottom w:w="0" w:type="dxa"/>
-            <w:right w:w="108" w:type="dxa"/>
-          </w:tblCellMar>
-        </w:tblPrEx>
         <w:tc>
           <w:tcPr>
             <w:tcW w:w="1271" w:type="dxa"/>
-            <w:vMerge w:val="continue"/>
+            <w:vMerge/>
           </w:tcPr>
           <w:p>
             <w:pPr>
@@ -6458,7 +6914,13 @@
               <w:spacing w:after="0" w:line="240" w:lineRule="auto"/>
             </w:pPr>
             <w:r>
-              <w:t>Độ dài tabu search</w:t>
+              <w:t>Đ</w:t>
+            </w:r>
+            <w:r>
+              <w:t>ộ</w:t>
+            </w:r>
+            <w:r>
+              <w:t xml:space="preserve"> dài tabu search</w:t>
             </w:r>
           </w:p>
         </w:tc>
@@ -6507,17 +6969,15 @@
         <w:tc>
           <w:tcPr>
             <w:tcW w:w="955" w:type="dxa"/>
-            <w:shd w:val="clear"/>
-            <w:vAlign w:val="top"/>
-          </w:tcPr>
-          <w:p>
-            <w:pPr>
-              <w:spacing w:after="0" w:line="240" w:lineRule="auto"/>
-              <w:rPr>
-                <w:rFonts w:ascii="Times New Roman" w:hAnsi="Times New Roman" w:cs="Times New Roman" w:eastAsiaTheme="minorHAnsi"/>
-                <w:sz w:val="20"/>
-                <w:szCs w:val="20"/>
-                <w:lang w:val="en-US" w:eastAsia="en-US" w:bidi="ar-SA"/>
+            <w:shd w:val="clear" w:color="auto" w:fill="auto"/>
+          </w:tcPr>
+          <w:p>
+            <w:pPr>
+              <w:spacing w:after="0" w:line="240" w:lineRule="auto"/>
+              <w:rPr>
+                <w:rFonts w:cs="Times New Roman"/>
+                <w:sz w:val="20"/>
+                <w:szCs w:val="20"/>
               </w:rPr>
             </w:pPr>
             <w:r>
@@ -6544,7 +7004,6 @@
             </w:pPr>
             <w:r>
               <w:rPr>
-                <w:rFonts w:hint="default"/>
                 <w:sz w:val="20"/>
                 <w:szCs w:val="20"/>
               </w:rPr>
@@ -6560,18 +7019,14 @@
             <w:pPr>
               <w:spacing w:after="0" w:line="240" w:lineRule="auto"/>
               <w:rPr>
-                <w:rFonts w:hint="default"/>
-                <w:sz w:val="20"/>
-                <w:szCs w:val="20"/>
-                <w:lang w:val="en-US"/>
-              </w:rPr>
-            </w:pPr>
-            <w:r>
-              <w:rPr>
-                <w:rFonts w:hint="default"/>
-                <w:sz w:val="20"/>
-                <w:szCs w:val="20"/>
-                <w:lang w:val="en-US"/>
+                <w:sz w:val="20"/>
+                <w:szCs w:val="20"/>
+              </w:rPr>
+            </w:pPr>
+            <w:r>
+              <w:rPr>
+                <w:sz w:val="20"/>
+                <w:szCs w:val="20"/>
               </w:rPr>
               <w:t>7.24</w:t>
             </w:r>
@@ -6579,26 +7034,10 @@
         </w:tc>
       </w:tr>
       <w:tr>
-        <w:tblPrEx>
-          <w:tblBorders>
-            <w:top w:val="single" w:color="auto" w:sz="4" w:space="0"/>
-            <w:left w:val="single" w:color="auto" w:sz="4" w:space="0"/>
-            <w:bottom w:val="single" w:color="auto" w:sz="4" w:space="0"/>
-            <w:right w:val="single" w:color="auto" w:sz="4" w:space="0"/>
-            <w:insideH w:val="single" w:color="auto" w:sz="4" w:space="0"/>
-            <w:insideV w:val="single" w:color="auto" w:sz="4" w:space="0"/>
-          </w:tblBorders>
-          <w:tblCellMar>
-            <w:top w:w="0" w:type="dxa"/>
-            <w:left w:w="108" w:type="dxa"/>
-            <w:bottom w:w="0" w:type="dxa"/>
-            <w:right w:w="108" w:type="dxa"/>
-          </w:tblCellMar>
-        </w:tblPrEx>
         <w:tc>
           <w:tcPr>
             <w:tcW w:w="1271" w:type="dxa"/>
-            <w:vMerge w:val="continue"/>
+            <w:vMerge/>
           </w:tcPr>
           <w:p>
             <w:pPr>
@@ -6615,7 +7054,13 @@
               <w:spacing w:after="0" w:line="240" w:lineRule="auto"/>
             </w:pPr>
             <w:r>
-              <w:t>Cả 2</w:t>
+              <w:t>C</w:t>
+            </w:r>
+            <w:r>
+              <w:t>ả</w:t>
+            </w:r>
+            <w:r>
+              <w:t xml:space="preserve"> 2</w:t>
             </w:r>
           </w:p>
         </w:tc>
@@ -6665,16 +7110,14 @@
           <w:tcPr>
             <w:tcW w:w="955" w:type="dxa"/>
             <w:shd w:val="clear" w:color="auto" w:fill="auto"/>
-            <w:vAlign w:val="top"/>
-          </w:tcPr>
-          <w:p>
-            <w:pPr>
-              <w:spacing w:after="0" w:line="240" w:lineRule="auto"/>
-              <w:rPr>
-                <w:rFonts w:ascii="Times New Roman" w:hAnsi="Times New Roman" w:cs="Times New Roman" w:eastAsiaTheme="minorHAnsi"/>
-                <w:sz w:val="20"/>
-                <w:szCs w:val="20"/>
-                <w:lang w:val="en-US" w:eastAsia="en-US" w:bidi="ar-SA"/>
+          </w:tcPr>
+          <w:p>
+            <w:pPr>
+              <w:spacing w:after="0" w:line="240" w:lineRule="auto"/>
+              <w:rPr>
+                <w:rFonts w:cs="Times New Roman"/>
+                <w:sz w:val="20"/>
+                <w:szCs w:val="20"/>
               </w:rPr>
             </w:pPr>
             <w:r>
@@ -6701,7 +7144,6 @@
             </w:pPr>
             <w:r>
               <w:rPr>
-                <w:rFonts w:hint="default"/>
                 <w:sz w:val="20"/>
                 <w:szCs w:val="20"/>
               </w:rPr>
@@ -6723,7 +7165,6 @@
             </w:pPr>
             <w:r>
               <w:rPr>
-                <w:rFonts w:hint="default"/>
                 <w:sz w:val="20"/>
                 <w:szCs w:val="20"/>
               </w:rPr>
@@ -6733,22 +7174,6 @@
         </w:tc>
       </w:tr>
       <w:tr>
-        <w:tblPrEx>
-          <w:tblBorders>
-            <w:top w:val="single" w:color="auto" w:sz="4" w:space="0"/>
-            <w:left w:val="single" w:color="auto" w:sz="4" w:space="0"/>
-            <w:bottom w:val="single" w:color="auto" w:sz="4" w:space="0"/>
-            <w:right w:val="single" w:color="auto" w:sz="4" w:space="0"/>
-            <w:insideH w:val="single" w:color="auto" w:sz="4" w:space="0"/>
-            <w:insideV w:val="single" w:color="auto" w:sz="4" w:space="0"/>
-          </w:tblBorders>
-          <w:tblCellMar>
-            <w:top w:w="0" w:type="dxa"/>
-            <w:left w:w="108" w:type="dxa"/>
-            <w:bottom w:w="0" w:type="dxa"/>
-            <w:right w:w="108" w:type="dxa"/>
-          </w:tblCellMar>
-        </w:tblPrEx>
         <w:tc>
           <w:tcPr>
             <w:tcW w:w="1271" w:type="dxa"/>
@@ -6772,7 +7197,13 @@
               <w:spacing w:after="0" w:line="240" w:lineRule="auto"/>
             </w:pPr>
             <w:r>
-              <w:t>Chọn neighborhood</w:t>
+              <w:t>Ch</w:t>
+            </w:r>
+            <w:r>
+              <w:t>ọ</w:t>
+            </w:r>
+            <w:r>
+              <w:t>n neighborhood</w:t>
             </w:r>
           </w:p>
         </w:tc>
@@ -6862,26 +7293,10 @@
         </w:tc>
       </w:tr>
       <w:tr>
-        <w:tblPrEx>
-          <w:tblBorders>
-            <w:top w:val="single" w:color="auto" w:sz="4" w:space="0"/>
-            <w:left w:val="single" w:color="auto" w:sz="4" w:space="0"/>
-            <w:bottom w:val="single" w:color="auto" w:sz="4" w:space="0"/>
-            <w:right w:val="single" w:color="auto" w:sz="4" w:space="0"/>
-            <w:insideH w:val="single" w:color="auto" w:sz="4" w:space="0"/>
-            <w:insideV w:val="single" w:color="auto" w:sz="4" w:space="0"/>
-          </w:tblBorders>
-          <w:tblCellMar>
-            <w:top w:w="0" w:type="dxa"/>
-            <w:left w:w="108" w:type="dxa"/>
-            <w:bottom w:w="0" w:type="dxa"/>
-            <w:right w:w="108" w:type="dxa"/>
-          </w:tblCellMar>
-        </w:tblPrEx>
         <w:tc>
           <w:tcPr>
             <w:tcW w:w="1271" w:type="dxa"/>
-            <w:vMerge w:val="continue"/>
+            <w:vMerge/>
           </w:tcPr>
           <w:p>
             <w:pPr>
@@ -6898,7 +7313,13 @@
               <w:spacing w:after="0" w:line="240" w:lineRule="auto"/>
             </w:pPr>
             <w:r>
-              <w:t>Độ dài tabu search</w:t>
+              <w:t>Đ</w:t>
+            </w:r>
+            <w:r>
+              <w:t>ộ</w:t>
+            </w:r>
+            <w:r>
+              <w:t xml:space="preserve"> dài tabu search</w:t>
             </w:r>
           </w:p>
         </w:tc>
@@ -6988,26 +7409,10 @@
         </w:tc>
       </w:tr>
       <w:tr>
-        <w:tblPrEx>
-          <w:tblBorders>
-            <w:top w:val="single" w:color="auto" w:sz="4" w:space="0"/>
-            <w:left w:val="single" w:color="auto" w:sz="4" w:space="0"/>
-            <w:bottom w:val="single" w:color="auto" w:sz="4" w:space="0"/>
-            <w:right w:val="single" w:color="auto" w:sz="4" w:space="0"/>
-            <w:insideH w:val="single" w:color="auto" w:sz="4" w:space="0"/>
-            <w:insideV w:val="single" w:color="auto" w:sz="4" w:space="0"/>
-          </w:tblBorders>
-          <w:tblCellMar>
-            <w:top w:w="0" w:type="dxa"/>
-            <w:left w:w="108" w:type="dxa"/>
-            <w:bottom w:w="0" w:type="dxa"/>
-            <w:right w:w="108" w:type="dxa"/>
-          </w:tblCellMar>
-        </w:tblPrEx>
         <w:tc>
           <w:tcPr>
             <w:tcW w:w="1271" w:type="dxa"/>
-            <w:vMerge w:val="continue"/>
+            <w:vMerge/>
           </w:tcPr>
           <w:p>
             <w:pPr>
@@ -7024,7 +7429,13 @@
               <w:spacing w:after="0" w:line="240" w:lineRule="auto"/>
             </w:pPr>
             <w:r>
-              <w:t>Cả 2</w:t>
+              <w:t>C</w:t>
+            </w:r>
+            <w:r>
+              <w:t>ả</w:t>
+            </w:r>
+            <w:r>
+              <w:t xml:space="preserve"> 2</w:t>
             </w:r>
           </w:p>
         </w:tc>
@@ -7116,23 +7527,51 @@
     </w:tbl>
     <w:p>
       <w:r>
-        <w:t>=&gt; Nhận xét:</w:t>
+        <w:t>=&gt; Nh</w:t>
+      </w:r>
+      <w:r>
+        <w:t>ậ</w:t>
+      </w:r>
+      <w:r>
+        <w:t>n xét:</w:t>
       </w:r>
     </w:p>
     <w:p>
       <w:pPr>
-        <w:pStyle w:val="2"/>
+        <w:pStyle w:val="Heading1"/>
       </w:pPr>
       <w:r>
-        <w:t>3. Nhận xét và hướng phát triển</w:t>
+        <w:t>3. Nh</w:t>
+      </w:r>
+      <w:r>
+        <w:t>ậ</w:t>
+      </w:r>
+      <w:r>
+        <w:t>n xét và hư</w:t>
+      </w:r>
+      <w:r>
+        <w:t>ớ</w:t>
+      </w:r>
+      <w:r>
+        <w:t>ng phát tri</w:t>
+      </w:r>
+      <w:r>
+        <w:t>ể</w:t>
+      </w:r>
+      <w:r>
+        <w:t>n</w:t>
       </w:r>
     </w:p>
     <w:p>
       <w:r>
         <w:tab/>
-      </w:r>
-      <w:r>
-        <w:t xml:space="preserve">Nhận xét chung: </w:t>
+        <w:t>Nh</w:t>
+      </w:r>
+      <w:r>
+        <w:t>ậ</w:t>
+      </w:r>
+      <w:r>
+        <w:t xml:space="preserve">n xét chung: </w:t>
       </w:r>
     </w:p>
     <w:p>
@@ -7140,47 +7579,140 @@
         <w:ind w:firstLine="360"/>
       </w:pPr>
       <w:r>
-        <w:t>Hướng phát triển cho mô hình master-slave (có thể thử nghiệm):</w:t>
+        <w:t>Hư</w:t>
+      </w:r>
+      <w:r>
+        <w:t>ớ</w:t>
+      </w:r>
+      <w:r>
+        <w:t>ng phát tri</w:t>
+      </w:r>
+      <w:r>
+        <w:t>ể</w:t>
+      </w:r>
+      <w:r>
+        <w:t>n cho mô hình master-slave (có th</w:t>
+      </w:r>
+      <w:r>
+        <w:t>ể</w:t>
+      </w:r>
+      <w:r>
+        <w:t xml:space="preserve"> th</w:t>
+      </w:r>
+      <w:r>
+        <w:t>ử</w:t>
+      </w:r>
+      <w:r>
+        <w:t xml:space="preserve"> nghi</w:t>
+      </w:r>
+      <w:r>
+        <w:t>ệ</w:t>
+      </w:r>
+      <w:r>
+        <w:t>m):</w:t>
       </w:r>
     </w:p>
     <w:p>
       <w:pPr>
-        <w:pStyle w:val="11"/>
+        <w:pStyle w:val="ListParagraph"/>
         <w:numPr>
           <w:ilvl w:val="0"/>
           <w:numId w:val="2"/>
         </w:numPr>
       </w:pPr>
       <w:r>
-        <w:t>Mỗi worker có 1 tỉ lệ trọng số của 2 cách đo khác biệt khi push elite lên master.</w:t>
+        <w:t>M</w:t>
+      </w:r>
+      <w:r>
+        <w:t>ỗ</w:t>
+      </w:r>
+      <w:r>
+        <w:t>i worker có 1 t</w:t>
+      </w:r>
+      <w:r>
+        <w:t>ỉ</w:t>
+      </w:r>
+      <w:r>
+        <w:t xml:space="preserve"> l</w:t>
+      </w:r>
+      <w:r>
+        <w:t>ệ</w:t>
+      </w:r>
+      <w:r>
+        <w:t xml:space="preserve"> tr</w:t>
+      </w:r>
+      <w:r>
+        <w:t>ọ</w:t>
+      </w:r>
+      <w:r>
+        <w:t>ng s</w:t>
+      </w:r>
+      <w:r>
+        <w:t>ố</w:t>
+      </w:r>
+      <w:r>
+        <w:t xml:space="preserve"> c</w:t>
+      </w:r>
+      <w:r>
+        <w:t>ủ</w:t>
+      </w:r>
+      <w:r>
+        <w:t>a 2 cách đo khác bi</w:t>
+      </w:r>
+      <w:r>
+        <w:t>ệ</w:t>
+      </w:r>
+      <w:r>
+        <w:t xml:space="preserve">t khi </w:t>
+      </w:r>
+      <w:r>
+        <w:t>push elite lên master.</w:t>
       </w:r>
     </w:p>
     <w:p>
       <w:pPr>
-        <w:pStyle w:val="11"/>
+        <w:pStyle w:val="ListParagraph"/>
         <w:numPr>
           <w:ilvl w:val="0"/>
           <w:numId w:val="2"/>
         </w:numPr>
       </w:pPr>
       <w:r>
-        <w:t>Mỗi worker có 1 chiến lược pull elite riêng.</w:t>
+        <w:t>M</w:t>
+      </w:r>
+      <w:r>
+        <w:t>ỗ</w:t>
+      </w:r>
+      <w:r>
+        <w:t>i worker có 1 chi</w:t>
+      </w:r>
+      <w:r>
+        <w:t>ế</w:t>
+      </w:r>
+      <w:r>
+        <w:t>n lư</w:t>
+      </w:r>
+      <w:r>
+        <w:t>ợ</w:t>
+      </w:r>
+      <w:r>
+        <w:t>c pull elite riêng.</w:t>
       </w:r>
     </w:p>
     <w:p/>
     <w:sectPr>
       <w:pgSz w:w="12240" w:h="15840"/>
       <w:pgMar w:top="1440" w:right="1440" w:bottom="1440" w:left="1440" w:header="720" w:footer="720" w:gutter="0"/>
-      <w:cols w:space="720" w:num="1"/>
-      <w:docGrid w:linePitch="360" w:charSpace="0"/>
+      <w:cols w:space="720"/>
+      <w:docGrid w:linePitch="360"/>
     </w:sectPr>
   </w:body>
 </w:document>
 </file>
 
 <file path=word/endnotes.xml><?xml version="1.0" encoding="utf-8"?>
-<w:endnotes xmlns:wpc="http://schemas.microsoft.com/office/word/2010/wordprocessingCanvas" xmlns:mc="http://schemas.openxmlformats.org/markup-compatibility/2006" xmlns:o="urn:schemas-microsoft-com:office:office" xmlns:r="http://schemas.openxmlformats.org/officeDocument/2006/relationships" xmlns:m="http://schemas.openxmlformats.org/officeDocument/2006/math" xmlns:v="urn:schemas-microsoft-com:vml" xmlns:wp14="http://schemas.microsoft.com/office/word/2010/wordprocessingDrawing" xmlns:wp="http://schemas.openxmlformats.org/drawingml/2006/wordprocessingDrawing" xmlns:w="http://schemas.openxmlformats.org/wordprocessingml/2006/main" xmlns:w14="http://schemas.microsoft.com/office/word/2010/wordml" xmlns:w15="http://schemas.microsoft.com/office/word/2012/wordml" xmlns:w10="urn:schemas-microsoft-com:office:word" xmlns:wpg="http://schemas.microsoft.com/office/word/2010/wordprocessingGroup" xmlns:wpi="http://schemas.microsoft.com/office/word/2010/wordprocessingInk" xmlns:wne="http://schemas.microsoft.com/office/word/2006/wordml" xmlns:wps="http://schemas.microsoft.com/office/word/2010/wordprocessingShape" xmlns:wpsCustomData="http://www.wps.cn/officeDocument/2013/wpsCustomData" mc:Ignorable="w14 w15 wp14">
-  <w:endnote w:type="separator" w:id="0">
+<w:endnotes xmlns:wpc="http://schemas.microsoft.com/office/word/2010/wordprocessingCanvas" xmlns:cx="http://schemas.microsoft.com/office/drawing/2014/chartex" xmlns:cx1="http://schemas.microsoft.com/office/drawing/2015/9/8/chartex" xmlns:cx2="http://schemas.microsoft.com/office/drawing/2015/10/21/chartex" xmlns:cx3="http://schemas.microsoft.com/office/drawing/2016/5/9/chartex" xmlns:cx4="http://schemas.microsoft.com/office/drawing/2016/5/10/chartex" xmlns:cx5="http://schemas.microsoft.com/office/drawing/2016/5/11/chartex" xmlns:cx6="http://schemas.microsoft.com/office/drawing/2016/5/12/chartex" xmlns:cx7="http://schemas.microsoft.com/office/drawing/2016/5/13/chartex" xmlns:cx8="http://schemas.microsoft.com/office/drawing/2016/5/14/chartex" xmlns:mc="http://schemas.openxmlformats.org/markup-compatibility/2006" xmlns:aink="http://schemas.microsoft.com/office/drawing/2016/ink" xmlns:am3d="http://schemas.microsoft.com/office/drawing/2017/model3d" xmlns:o="urn:schemas-microsoft-com:office:office" xmlns:r="http://schemas.openxmlformats.org/officeDocument/2006/relationships" xmlns:m="http://schemas.openxmlformats.org/officeDocument/2006/math" xmlns:v="urn:schemas-microsoft-com:vml" xmlns:wp14="http://schemas.microsoft.com/office/word/2010/wordprocessingDrawing" xmlns:wp="http://schemas.openxmlformats.org/drawingml/2006/wordprocessingDrawing" xmlns:w10="urn:schemas-microsoft-com:office:word" xmlns:w="http://schemas.openxmlformats.org/wordprocessingml/2006/main" xmlns:w14="http://schemas.microsoft.com/office/word/2010/wordml" xmlns:w15="http://schemas.microsoft.com/office/word/2012/wordml" xmlns:w16cex="http://schemas.microsoft.com/office/word/2018/wordml/cex" xmlns:w16cid="http://schemas.microsoft.com/office/word/2016/wordml/cid" xmlns:w16="http://schemas.microsoft.com/office/word/2018/wordml" xmlns:w16sdtdh="http://schemas.microsoft.com/office/word/2020/wordml/sdtdatahash" xmlns:w16se="http://schemas.microsoft.com/office/word/2015/wordml/symex" xmlns:wpg="http://schemas.microsoft.com/office/word/2010/wordprocessingGroup" xmlns:wpi="http://schemas.microsoft.com/office/word/2010/wordprocessingInk" xmlns:wne="http://schemas.microsoft.com/office/word/2006/wordml" xmlns:wps="http://schemas.microsoft.com/office/word/2010/wordprocessingShape" mc:Ignorable="w14 w15 w16se w16cid w16 w16cex w16sdtdh wp14">
+  <w:endnote w:type="separator" w:id="-1">
     <w:p>
       <w:pPr>
         <w:spacing w:line="240" w:lineRule="auto"/>
@@ -7190,7 +7722,7 @@
       </w:r>
     </w:p>
   </w:endnote>
-  <w:endnote w:type="continuationSeparator" w:id="1">
+  <w:endnote w:type="continuationSeparator" w:id="0">
     <w:p>
       <w:pPr>
         <w:spacing w:line="240" w:lineRule="auto"/>
@@ -7204,21 +7736,21 @@
 </file>
 
 <file path=word/footnotes.xml><?xml version="1.0" encoding="utf-8"?>
-<w:footnotes xmlns:wpc="http://schemas.microsoft.com/office/word/2010/wordprocessingCanvas" xmlns:mc="http://schemas.openxmlformats.org/markup-compatibility/2006" xmlns:o="urn:schemas-microsoft-com:office:office" xmlns:r="http://schemas.openxmlformats.org/officeDocument/2006/relationships" xmlns:m="http://schemas.openxmlformats.org/officeDocument/2006/math" xmlns:v="urn:schemas-microsoft-com:vml" xmlns:wp14="http://schemas.microsoft.com/office/word/2010/wordprocessingDrawing" xmlns:wp="http://schemas.openxmlformats.org/drawingml/2006/wordprocessingDrawing" xmlns:w="http://schemas.openxmlformats.org/wordprocessingml/2006/main" xmlns:w14="http://schemas.microsoft.com/office/word/2010/wordml" xmlns:w15="http://schemas.microsoft.com/office/word/2012/wordml" xmlns:w10="urn:schemas-microsoft-com:office:word" xmlns:wpg="http://schemas.microsoft.com/office/word/2010/wordprocessingGroup" xmlns:wpi="http://schemas.microsoft.com/office/word/2010/wordprocessingInk" xmlns:wne="http://schemas.microsoft.com/office/word/2006/wordml" xmlns:wps="http://schemas.microsoft.com/office/word/2010/wordprocessingShape" xmlns:wpsCustomData="http://www.wps.cn/officeDocument/2013/wpsCustomData" mc:Ignorable="w14 w15 wp14">
-  <w:footnote w:type="separator" w:id="0">
+<w:footnotes xmlns:wpc="http://schemas.microsoft.com/office/word/2010/wordprocessingCanvas" xmlns:cx="http://schemas.microsoft.com/office/drawing/2014/chartex" xmlns:cx1="http://schemas.microsoft.com/office/drawing/2015/9/8/chartex" xmlns:cx2="http://schemas.microsoft.com/office/drawing/2015/10/21/chartex" xmlns:cx3="http://schemas.microsoft.com/office/drawing/2016/5/9/chartex" xmlns:cx4="http://schemas.microsoft.com/office/drawing/2016/5/10/chartex" xmlns:cx5="http://schemas.microsoft.com/office/drawing/2016/5/11/chartex" xmlns:cx6="http://schemas.microsoft.com/office/drawing/2016/5/12/chartex" xmlns:cx7="http://schemas.microsoft.com/office/drawing/2016/5/13/chartex" xmlns:cx8="http://schemas.microsoft.com/office/drawing/2016/5/14/chartex" xmlns:mc="http://schemas.openxmlformats.org/markup-compatibility/2006" xmlns:aink="http://schemas.microsoft.com/office/drawing/2016/ink" xmlns:am3d="http://schemas.microsoft.com/office/drawing/2017/model3d" xmlns:o="urn:schemas-microsoft-com:office:office" xmlns:r="http://schemas.openxmlformats.org/officeDocument/2006/relationships" xmlns:m="http://schemas.openxmlformats.org/officeDocument/2006/math" xmlns:v="urn:schemas-microsoft-com:vml" xmlns:wp14="http://schemas.microsoft.com/office/word/2010/wordprocessingDrawing" xmlns:wp="http://schemas.openxmlformats.org/drawingml/2006/wordprocessingDrawing" xmlns:w10="urn:schemas-microsoft-com:office:word" xmlns:w="http://schemas.openxmlformats.org/wordprocessingml/2006/main" xmlns:w14="http://schemas.microsoft.com/office/word/2010/wordml" xmlns:w15="http://schemas.microsoft.com/office/word/2012/wordml" xmlns:w16cex="http://schemas.microsoft.com/office/word/2018/wordml/cex" xmlns:w16cid="http://schemas.microsoft.com/office/word/2016/wordml/cid" xmlns:w16="http://schemas.microsoft.com/office/word/2018/wordml" xmlns:w16sdtdh="http://schemas.microsoft.com/office/word/2020/wordml/sdtdatahash" xmlns:w16se="http://schemas.microsoft.com/office/word/2015/wordml/symex" xmlns:wpg="http://schemas.microsoft.com/office/word/2010/wordprocessingGroup" xmlns:wpi="http://schemas.microsoft.com/office/word/2010/wordprocessingInk" xmlns:wne="http://schemas.microsoft.com/office/word/2006/wordml" xmlns:wps="http://schemas.microsoft.com/office/word/2010/wordprocessingShape" mc:Ignorable="w14 w15 w16se w16cid w16 w16cex w16sdtdh wp14">
+  <w:footnote w:type="separator" w:id="-1">
     <w:p>
       <w:pPr>
-        <w:spacing w:before="0" w:after="0" w:line="259" w:lineRule="auto"/>
+        <w:spacing w:after="0"/>
       </w:pPr>
       <w:r>
         <w:separator/>
       </w:r>
     </w:p>
   </w:footnote>
-  <w:footnote w:type="continuationSeparator" w:id="1">
+  <w:footnote w:type="continuationSeparator" w:id="0">
     <w:p>
       <w:pPr>
-        <w:spacing w:before="0" w:after="0" w:line="259" w:lineRule="auto"/>
+        <w:spacing w:after="0"/>
       </w:pPr>
       <w:r>
         <w:continuationSeparator/>
@@ -7229,12 +7761,12 @@
 </file>
 
 <file path=word/numbering.xml><?xml version="1.0" encoding="utf-8"?>
-<w:numbering xmlns:wpc="http://schemas.microsoft.com/office/word/2010/wordprocessingCanvas" xmlns:mc="http://schemas.openxmlformats.org/markup-compatibility/2006" xmlns:o="urn:schemas-microsoft-com:office:office" xmlns:r="http://schemas.openxmlformats.org/officeDocument/2006/relationships" xmlns:m="http://schemas.openxmlformats.org/officeDocument/2006/math" xmlns:v="urn:schemas-microsoft-com:vml" xmlns:wp14="http://schemas.microsoft.com/office/word/2010/wordprocessingDrawing" xmlns:wp="http://schemas.openxmlformats.org/drawingml/2006/wordprocessingDrawing" xmlns:w10="urn:schemas-microsoft-com:office:word" xmlns:w="http://schemas.openxmlformats.org/wordprocessingml/2006/main" xmlns:w14="http://schemas.microsoft.com/office/word/2010/wordml" xmlns:wpg="http://schemas.microsoft.com/office/word/2010/wordprocessingGroup" xmlns:wpi="http://schemas.microsoft.com/office/word/2010/wordprocessingInk" xmlns:wne="http://schemas.microsoft.com/office/word/2006/wordml" xmlns:wps="http://schemas.microsoft.com/office/word/2010/wordprocessingShape" xmlns:wpsCustomData="http://www.wps.cn/officeDocument/2013/wpsCustomData" mc:Ignorable="w14 wp14">
-  <w:abstractNum w:abstractNumId="0">
+<w:numbering xmlns:wpc="http://schemas.microsoft.com/office/word/2010/wordprocessingCanvas" xmlns:cx="http://schemas.microsoft.com/office/drawing/2014/chartex" xmlns:cx1="http://schemas.microsoft.com/office/drawing/2015/9/8/chartex" xmlns:cx2="http://schemas.microsoft.com/office/drawing/2015/10/21/chartex" xmlns:cx3="http://schemas.microsoft.com/office/drawing/2016/5/9/chartex" xmlns:cx4="http://schemas.microsoft.com/office/drawing/2016/5/10/chartex" xmlns:cx5="http://schemas.microsoft.com/office/drawing/2016/5/11/chartex" xmlns:cx6="http://schemas.microsoft.com/office/drawing/2016/5/12/chartex" xmlns:cx7="http://schemas.microsoft.com/office/drawing/2016/5/13/chartex" xmlns:cx8="http://schemas.microsoft.com/office/drawing/2016/5/14/chartex" xmlns:mc="http://schemas.openxmlformats.org/markup-compatibility/2006" xmlns:aink="http://schemas.microsoft.com/office/drawing/2016/ink" xmlns:am3d="http://schemas.microsoft.com/office/drawing/2017/model3d" xmlns:o="urn:schemas-microsoft-com:office:office" xmlns:r="http://schemas.openxmlformats.org/officeDocument/2006/relationships" xmlns:m="http://schemas.openxmlformats.org/officeDocument/2006/math" xmlns:v="urn:schemas-microsoft-com:vml" xmlns:wp14="http://schemas.microsoft.com/office/word/2010/wordprocessingDrawing" xmlns:wp="http://schemas.openxmlformats.org/drawingml/2006/wordprocessingDrawing" xmlns:w10="urn:schemas-microsoft-com:office:word" xmlns:w="http://schemas.openxmlformats.org/wordprocessingml/2006/main" xmlns:w14="http://schemas.microsoft.com/office/word/2010/wordml" xmlns:w15="http://schemas.microsoft.com/office/word/2012/wordml" xmlns:w16cex="http://schemas.microsoft.com/office/word/2018/wordml/cex" xmlns:w16cid="http://schemas.microsoft.com/office/word/2016/wordml/cid" xmlns:w16="http://schemas.microsoft.com/office/word/2018/wordml" xmlns:w16sdtdh="http://schemas.microsoft.com/office/word/2020/wordml/sdtdatahash" xmlns:w16se="http://schemas.microsoft.com/office/word/2015/wordml/symex" xmlns:wpg="http://schemas.microsoft.com/office/word/2010/wordprocessingGroup" xmlns:wpi="http://schemas.microsoft.com/office/word/2010/wordprocessingInk" xmlns:wne="http://schemas.microsoft.com/office/word/2006/wordml" xmlns:wps="http://schemas.microsoft.com/office/word/2010/wordprocessingShape" mc:Ignorable="w14 w15 w16se w16cid w16 w16cex w16sdtdh wp14">
+  <w:abstractNum w:abstractNumId="0" w15:restartNumberingAfterBreak="0">
     <w:nsid w:val="38FB398A"/>
     <w:multiLevelType w:val="multilevel"/>
     <w:tmpl w:val="38FB398A"/>
-    <w:lvl w:ilvl="0" w:tentative="0">
+    <w:lvl w:ilvl="0">
       <w:start w:val="1"/>
       <w:numFmt w:val="bullet"/>
       <w:lvlText w:val="-"/>
@@ -7243,10 +7775,10 @@
         <w:ind w:left="720" w:hanging="360"/>
       </w:pPr>
       <w:rPr>
-        <w:rFonts w:hint="default" w:ascii="Times New Roman" w:hAnsi="Times New Roman" w:cs="Times New Roman" w:eastAsiaTheme="minorHAnsi"/>
+        <w:rFonts w:ascii="Times New Roman" w:eastAsiaTheme="minorHAnsi" w:hAnsi="Times New Roman" w:cs="Times New Roman" w:hint="default"/>
       </w:rPr>
     </w:lvl>
-    <w:lvl w:ilvl="1" w:tentative="0">
+    <w:lvl w:ilvl="1">
       <w:start w:val="1"/>
       <w:numFmt w:val="bullet"/>
       <w:lvlText w:val="o"/>
@@ -7255,10 +7787,10 @@
         <w:ind w:left="1440" w:hanging="360"/>
       </w:pPr>
       <w:rPr>
-        <w:rFonts w:hint="default" w:ascii="Courier New" w:hAnsi="Courier New" w:cs="Courier New"/>
+        <w:rFonts w:ascii="Courier New" w:hAnsi="Courier New" w:cs="Courier New" w:hint="default"/>
       </w:rPr>
     </w:lvl>
-    <w:lvl w:ilvl="2" w:tentative="0">
+    <w:lvl w:ilvl="2">
       <w:start w:val="1"/>
       <w:numFmt w:val="bullet"/>
       <w:lvlText w:val=""/>
@@ -7267,10 +7799,10 @@
         <w:ind w:left="2160" w:hanging="360"/>
       </w:pPr>
       <w:rPr>
-        <w:rFonts w:hint="default" w:ascii="Wingdings" w:hAnsi="Wingdings"/>
+        <w:rFonts w:ascii="Wingdings" w:hAnsi="Wingdings" w:hint="default"/>
       </w:rPr>
     </w:lvl>
-    <w:lvl w:ilvl="3" w:tentative="0">
+    <w:lvl w:ilvl="3">
       <w:start w:val="1"/>
       <w:numFmt w:val="bullet"/>
       <w:lvlText w:val=""/>
@@ -7279,10 +7811,10 @@
         <w:ind w:left="2880" w:hanging="360"/>
       </w:pPr>
       <w:rPr>
-        <w:rFonts w:hint="default" w:ascii="Symbol" w:hAnsi="Symbol"/>
+        <w:rFonts w:ascii="Symbol" w:hAnsi="Symbol" w:hint="default"/>
       </w:rPr>
     </w:lvl>
-    <w:lvl w:ilvl="4" w:tentative="0">
+    <w:lvl w:ilvl="4">
       <w:start w:val="1"/>
       <w:numFmt w:val="bullet"/>
       <w:lvlText w:val="o"/>
@@ -7291,10 +7823,10 @@
         <w:ind w:left="3600" w:hanging="360"/>
       </w:pPr>
       <w:rPr>
-        <w:rFonts w:hint="default" w:ascii="Courier New" w:hAnsi="Courier New" w:cs="Courier New"/>
+        <w:rFonts w:ascii="Courier New" w:hAnsi="Courier New" w:cs="Courier New" w:hint="default"/>
       </w:rPr>
     </w:lvl>
-    <w:lvl w:ilvl="5" w:tentative="0">
+    <w:lvl w:ilvl="5">
       <w:start w:val="1"/>
       <w:numFmt w:val="bullet"/>
       <w:lvlText w:val=""/>
@@ -7303,10 +7835,10 @@
         <w:ind w:left="4320" w:hanging="360"/>
       </w:pPr>
       <w:rPr>
-        <w:rFonts w:hint="default" w:ascii="Wingdings" w:hAnsi="Wingdings"/>
+        <w:rFonts w:ascii="Wingdings" w:hAnsi="Wingdings" w:hint="default"/>
       </w:rPr>
     </w:lvl>
-    <w:lvl w:ilvl="6" w:tentative="0">
+    <w:lvl w:ilvl="6">
       <w:start w:val="1"/>
       <w:numFmt w:val="bullet"/>
       <w:lvlText w:val=""/>
@@ -7315,10 +7847,10 @@
         <w:ind w:left="5040" w:hanging="360"/>
       </w:pPr>
       <w:rPr>
-        <w:rFonts w:hint="default" w:ascii="Symbol" w:hAnsi="Symbol"/>
+        <w:rFonts w:ascii="Symbol" w:hAnsi="Symbol" w:hint="default"/>
       </w:rPr>
     </w:lvl>
-    <w:lvl w:ilvl="7" w:tentative="0">
+    <w:lvl w:ilvl="7">
       <w:start w:val="1"/>
       <w:numFmt w:val="bullet"/>
       <w:lvlText w:val="o"/>
@@ -7327,10 +7859,10 @@
         <w:ind w:left="5760" w:hanging="360"/>
       </w:pPr>
       <w:rPr>
-        <w:rFonts w:hint="default" w:ascii="Courier New" w:hAnsi="Courier New" w:cs="Courier New"/>
+        <w:rFonts w:ascii="Courier New" w:hAnsi="Courier New" w:cs="Courier New" w:hint="default"/>
       </w:rPr>
     </w:lvl>
-    <w:lvl w:ilvl="8" w:tentative="0">
+    <w:lvl w:ilvl="8">
       <w:start w:val="1"/>
       <w:numFmt w:val="bullet"/>
       <w:lvlText w:val=""/>
@@ -7339,15 +7871,15 @@
         <w:ind w:left="6480" w:hanging="360"/>
       </w:pPr>
       <w:rPr>
-        <w:rFonts w:hint="default" w:ascii="Wingdings" w:hAnsi="Wingdings"/>
+        <w:rFonts w:ascii="Wingdings" w:hAnsi="Wingdings" w:hint="default"/>
       </w:rPr>
     </w:lvl>
   </w:abstractNum>
-  <w:abstractNum w:abstractNumId="1">
+  <w:abstractNum w:abstractNumId="1" w15:restartNumberingAfterBreak="0">
     <w:nsid w:val="6A503E1E"/>
     <w:multiLevelType w:val="multilevel"/>
     <w:tmpl w:val="6A503E1E"/>
-    <w:lvl w:ilvl="0" w:tentative="0">
+    <w:lvl w:ilvl="0">
       <w:start w:val="1"/>
       <w:numFmt w:val="bullet"/>
       <w:lvlText w:val="-"/>
@@ -7356,10 +7888,10 @@
         <w:ind w:left="720" w:hanging="360"/>
       </w:pPr>
       <w:rPr>
-        <w:rFonts w:hint="default" w:ascii="Times New Roman" w:hAnsi="Times New Roman" w:cs="Times New Roman" w:eastAsiaTheme="minorHAnsi"/>
+        <w:rFonts w:ascii="Times New Roman" w:eastAsiaTheme="minorHAnsi" w:hAnsi="Times New Roman" w:cs="Times New Roman" w:hint="default"/>
       </w:rPr>
     </w:lvl>
-    <w:lvl w:ilvl="1" w:tentative="0">
+    <w:lvl w:ilvl="1">
       <w:start w:val="1"/>
       <w:numFmt w:val="bullet"/>
       <w:lvlText w:val="o"/>
@@ -7368,10 +7900,10 @@
         <w:ind w:left="1440" w:hanging="360"/>
       </w:pPr>
       <w:rPr>
-        <w:rFonts w:hint="default" w:ascii="Courier New" w:hAnsi="Courier New" w:cs="Courier New"/>
+        <w:rFonts w:ascii="Courier New" w:hAnsi="Courier New" w:cs="Courier New" w:hint="default"/>
       </w:rPr>
     </w:lvl>
-    <w:lvl w:ilvl="2" w:tentative="0">
+    <w:lvl w:ilvl="2">
       <w:start w:val="1"/>
       <w:numFmt w:val="bullet"/>
       <w:lvlText w:val=""/>
@@ -7380,10 +7912,10 @@
         <w:ind w:left="2160" w:hanging="360"/>
       </w:pPr>
       <w:rPr>
-        <w:rFonts w:hint="default" w:ascii="Wingdings" w:hAnsi="Wingdings"/>
+        <w:rFonts w:ascii="Wingdings" w:hAnsi="Wingdings" w:hint="default"/>
       </w:rPr>
     </w:lvl>
-    <w:lvl w:ilvl="3" w:tentative="0">
+    <w:lvl w:ilvl="3">
       <w:start w:val="1"/>
       <w:numFmt w:val="bullet"/>
       <w:lvlText w:val=""/>
@@ -7392,10 +7924,10 @@
         <w:ind w:left="2880" w:hanging="360"/>
       </w:pPr>
       <w:rPr>
-        <w:rFonts w:hint="default" w:ascii="Symbol" w:hAnsi="Symbol"/>
+        <w:rFonts w:ascii="Symbol" w:hAnsi="Symbol" w:hint="default"/>
       </w:rPr>
     </w:lvl>
-    <w:lvl w:ilvl="4" w:tentative="0">
+    <w:lvl w:ilvl="4">
       <w:start w:val="1"/>
       <w:numFmt w:val="bullet"/>
       <w:lvlText w:val="o"/>
@@ -7404,10 +7936,10 @@
         <w:ind w:left="3600" w:hanging="360"/>
       </w:pPr>
       <w:rPr>
-        <w:rFonts w:hint="default" w:ascii="Courier New" w:hAnsi="Courier New" w:cs="Courier New"/>
+        <w:rFonts w:ascii="Courier New" w:hAnsi="Courier New" w:cs="Courier New" w:hint="default"/>
       </w:rPr>
     </w:lvl>
-    <w:lvl w:ilvl="5" w:tentative="0">
+    <w:lvl w:ilvl="5">
       <w:start w:val="1"/>
       <w:numFmt w:val="bullet"/>
       <w:lvlText w:val=""/>
@@ -7416,10 +7948,10 @@
         <w:ind w:left="4320" w:hanging="360"/>
       </w:pPr>
       <w:rPr>
-        <w:rFonts w:hint="default" w:ascii="Wingdings" w:hAnsi="Wingdings"/>
+        <w:rFonts w:ascii="Wingdings" w:hAnsi="Wingdings" w:hint="default"/>
       </w:rPr>
     </w:lvl>
-    <w:lvl w:ilvl="6" w:tentative="0">
+    <w:lvl w:ilvl="6">
       <w:start w:val="1"/>
       <w:numFmt w:val="bullet"/>
       <w:lvlText w:val=""/>
@@ -7428,10 +7960,10 @@
         <w:ind w:left="5040" w:hanging="360"/>
       </w:pPr>
       <w:rPr>
-        <w:rFonts w:hint="default" w:ascii="Symbol" w:hAnsi="Symbol"/>
+        <w:rFonts w:ascii="Symbol" w:hAnsi="Symbol" w:hint="default"/>
       </w:rPr>
     </w:lvl>
-    <w:lvl w:ilvl="7" w:tentative="0">
+    <w:lvl w:ilvl="7">
       <w:start w:val="1"/>
       <w:numFmt w:val="bullet"/>
       <w:lvlText w:val="o"/>
@@ -7440,10 +7972,10 @@
         <w:ind w:left="5760" w:hanging="360"/>
       </w:pPr>
       <w:rPr>
-        <w:rFonts w:hint="default" w:ascii="Courier New" w:hAnsi="Courier New" w:cs="Courier New"/>
+        <w:rFonts w:ascii="Courier New" w:hAnsi="Courier New" w:cs="Courier New" w:hint="default"/>
       </w:rPr>
     </w:lvl>
-    <w:lvl w:ilvl="8" w:tentative="0">
+    <w:lvl w:ilvl="8">
       <w:start w:val="1"/>
       <w:numFmt w:val="bullet"/>
       <w:lvlText w:val=""/>
@@ -7452,7 +7984,7 @@
         <w:ind w:left="6480" w:hanging="360"/>
       </w:pPr>
       <w:rPr>
-        <w:rFonts w:hint="default" w:ascii="Wingdings" w:hAnsi="Wingdings"/>
+        <w:rFonts w:ascii="Wingdings" w:hAnsi="Wingdings" w:hint="default"/>
       </w:rPr>
     </w:lvl>
   </w:abstractNum>
@@ -7466,289 +7998,412 @@
 </file>
 
 <file path=word/styles.xml><?xml version="1.0" encoding="utf-8"?>
-<w:styles xmlns:mc="http://schemas.openxmlformats.org/markup-compatibility/2006" xmlns:o="urn:schemas-microsoft-com:office:office" xmlns:r="http://schemas.openxmlformats.org/officeDocument/2006/relationships" xmlns:m="http://schemas.openxmlformats.org/officeDocument/2006/math" xmlns:v="urn:schemas-microsoft-com:vml" xmlns:w="http://schemas.openxmlformats.org/wordprocessingml/2006/main" xmlns:w14="http://schemas.microsoft.com/office/word/2010/wordml" xmlns:w10="urn:schemas-microsoft-com:office:word" xmlns:sl="http://schemas.openxmlformats.org/schemaLibrary/2006/main" xmlns:wpsCustomData="http://www.wps.cn/officeDocument/2013/wpsCustomData" mc:Ignorable="w14">
+<w:styles xmlns:mc="http://schemas.openxmlformats.org/markup-compatibility/2006" xmlns:r="http://schemas.openxmlformats.org/officeDocument/2006/relationships" xmlns:w="http://schemas.openxmlformats.org/wordprocessingml/2006/main" xmlns:w14="http://schemas.microsoft.com/office/word/2010/wordml" xmlns:w15="http://schemas.microsoft.com/office/word/2012/wordml" xmlns:w16cex="http://schemas.microsoft.com/office/word/2018/wordml/cex" xmlns:w16cid="http://schemas.microsoft.com/office/word/2016/wordml/cid" xmlns:w16="http://schemas.microsoft.com/office/word/2018/wordml" xmlns:w16sdtdh="http://schemas.microsoft.com/office/word/2020/wordml/sdtdatahash" xmlns:w16se="http://schemas.microsoft.com/office/word/2015/wordml/symex" mc:Ignorable="w14 w15 w16se w16cid w16 w16cex w16sdtdh">
   <w:docDefaults>
     <w:rPrDefault>
       <w:rPr>
-        <w:rFonts w:asciiTheme="minorHAnsi" w:hAnsiTheme="minorHAnsi" w:eastAsiaTheme="minorHAnsi" w:cstheme="minorBidi"/>
+        <w:rFonts w:asciiTheme="minorHAnsi" w:eastAsiaTheme="minorHAnsi" w:hAnsiTheme="minorHAnsi" w:cstheme="minorBidi"/>
+        <w:lang w:val="en-US" w:eastAsia="en-US" w:bidi="ar-SA"/>
       </w:rPr>
     </w:rPrDefault>
     <w:pPrDefault/>
   </w:docDefaults>
-  <w:latentStyles w:count="260" w:defQFormat="0" w:defUnhideWhenUsed="1" w:defSemiHidden="1" w:defUIPriority="99" w:defLockedState="0">
-    <w:lsdException w:qFormat="1" w:unhideWhenUsed="0" w:uiPriority="0" w:semiHidden="0" w:name="Normal"/>
-    <w:lsdException w:qFormat="1" w:unhideWhenUsed="0" w:uiPriority="9" w:semiHidden="0" w:name="heading 1"/>
-    <w:lsdException w:qFormat="1" w:uiPriority="9" w:semiHidden="0" w:name="heading 2"/>
-    <w:lsdException w:qFormat="1" w:uiPriority="9" w:semiHidden="0" w:name="heading 3"/>
-    <w:lsdException w:qFormat="1" w:uiPriority="9" w:name="heading 4"/>
-    <w:lsdException w:qFormat="1" w:uiPriority="9" w:name="heading 5"/>
-    <w:lsdException w:qFormat="1" w:uiPriority="9" w:name="heading 6"/>
-    <w:lsdException w:qFormat="1" w:uiPriority="9" w:name="heading 7"/>
-    <w:lsdException w:qFormat="1" w:uiPriority="9" w:name="heading 8"/>
-    <w:lsdException w:qFormat="1" w:uiPriority="9" w:name="heading 9"/>
-    <w:lsdException w:uiPriority="99" w:name="index 1"/>
-    <w:lsdException w:uiPriority="99" w:name="index 2"/>
-    <w:lsdException w:uiPriority="99" w:name="index 3"/>
-    <w:lsdException w:uiPriority="99" w:name="index 4"/>
-    <w:lsdException w:uiPriority="99" w:name="index 5"/>
-    <w:lsdException w:uiPriority="99" w:name="index 6"/>
-    <w:lsdException w:uiPriority="99" w:name="index 7"/>
-    <w:lsdException w:uiPriority="99" w:name="index 8"/>
-    <w:lsdException w:uiPriority="99" w:name="index 9"/>
-    <w:lsdException w:uiPriority="39" w:name="toc 1"/>
-    <w:lsdException w:uiPriority="39" w:name="toc 2"/>
-    <w:lsdException w:uiPriority="39" w:name="toc 3"/>
-    <w:lsdException w:uiPriority="39" w:name="toc 4"/>
-    <w:lsdException w:uiPriority="39" w:name="toc 5"/>
-    <w:lsdException w:uiPriority="39" w:name="toc 6"/>
-    <w:lsdException w:uiPriority="39" w:name="toc 7"/>
-    <w:lsdException w:uiPriority="39" w:name="toc 8"/>
-    <w:lsdException w:uiPriority="39" w:name="toc 9"/>
-    <w:lsdException w:uiPriority="99" w:name="Normal Indent"/>
-    <w:lsdException w:uiPriority="99" w:name="footnote text"/>
-    <w:lsdException w:uiPriority="99" w:name="annotation text"/>
-    <w:lsdException w:uiPriority="99" w:name="header"/>
-    <w:lsdException w:uiPriority="99" w:name="footer"/>
-    <w:lsdException w:uiPriority="99" w:name="index heading"/>
-    <w:lsdException w:qFormat="1" w:uiPriority="35" w:name="caption"/>
-    <w:lsdException w:uiPriority="99" w:name="table of figures"/>
-    <w:lsdException w:uiPriority="99" w:name="envelope address"/>
-    <w:lsdException w:uiPriority="99" w:name="envelope return"/>
-    <w:lsdException w:uiPriority="99" w:name="footnote reference"/>
-    <w:lsdException w:uiPriority="99" w:name="annotation reference"/>
-    <w:lsdException w:uiPriority="99" w:name="line number"/>
-    <w:lsdException w:uiPriority="99" w:name="page number"/>
-    <w:lsdException w:uiPriority="99" w:name="endnote reference"/>
-    <w:lsdException w:uiPriority="99" w:name="endnote text"/>
-    <w:lsdException w:uiPriority="99" w:name="table of authorities"/>
-    <w:lsdException w:uiPriority="99" w:name="macro"/>
-    <w:lsdException w:uiPriority="99" w:name="toa heading"/>
-    <w:lsdException w:uiPriority="99" w:name="List"/>
-    <w:lsdException w:uiPriority="99" w:name="List Bullet"/>
-    <w:lsdException w:uiPriority="99" w:name="List Number"/>
-    <w:lsdException w:uiPriority="99" w:name="List 2"/>
-    <w:lsdException w:uiPriority="99" w:name="List 3"/>
-    <w:lsdException w:uiPriority="99" w:name="List 4"/>
-    <w:lsdException w:uiPriority="99" w:name="List 5"/>
-    <w:lsdException w:uiPriority="99" w:name="List Bullet 2"/>
-    <w:lsdException w:uiPriority="99" w:name="List Bullet 3"/>
-    <w:lsdException w:uiPriority="99" w:name="List Bullet 4"/>
-    <w:lsdException w:uiPriority="99" w:name="List Bullet 5"/>
-    <w:lsdException w:uiPriority="99" w:name="List Number 2"/>
-    <w:lsdException w:uiPriority="99" w:name="List Number 3"/>
-    <w:lsdException w:uiPriority="99" w:name="List Number 4"/>
-    <w:lsdException w:uiPriority="99" w:name="List Number 5"/>
-    <w:lsdException w:qFormat="1" w:unhideWhenUsed="0" w:uiPriority="10" w:semiHidden="0" w:name="Title"/>
-    <w:lsdException w:uiPriority="99" w:name="Closing"/>
-    <w:lsdException w:uiPriority="99" w:name="Signature"/>
-    <w:lsdException w:qFormat="1" w:uiPriority="1" w:name="Default Paragraph Font"/>
-    <w:lsdException w:uiPriority="99" w:name="Body Text"/>
-    <w:lsdException w:uiPriority="99" w:name="Body Text Indent"/>
-    <w:lsdException w:uiPriority="99" w:name="List Continue"/>
-    <w:lsdException w:uiPriority="99" w:name="List Continue 2"/>
-    <w:lsdException w:uiPriority="99" w:name="List Continue 3"/>
-    <w:lsdException w:uiPriority="99" w:name="List Continue 4"/>
-    <w:lsdException w:uiPriority="99" w:name="List Continue 5"/>
-    <w:lsdException w:uiPriority="99" w:name="Message Header"/>
-    <w:lsdException w:qFormat="1" w:unhideWhenUsed="0" w:uiPriority="11" w:semiHidden="0" w:name="Subtitle"/>
-    <w:lsdException w:uiPriority="99" w:name="Salutation"/>
-    <w:lsdException w:uiPriority="99" w:name="Date"/>
-    <w:lsdException w:uiPriority="99" w:name="Body Text First Indent"/>
-    <w:lsdException w:uiPriority="99" w:name="Body Text First Indent 2"/>
-    <w:lsdException w:uiPriority="99" w:name="Note Heading"/>
-    <w:lsdException w:uiPriority="99" w:name="Body Text 2"/>
-    <w:lsdException w:uiPriority="99" w:name="Body Text 3"/>
-    <w:lsdException w:uiPriority="99" w:name="Body Text Indent 2"/>
-    <w:lsdException w:uiPriority="99" w:name="Body Text Indent 3"/>
-    <w:lsdException w:uiPriority="99" w:name="Block Text"/>
-    <w:lsdException w:uiPriority="99" w:name="Hyperlink"/>
-    <w:lsdException w:uiPriority="99" w:name="FollowedHyperlink"/>
-    <w:lsdException w:qFormat="1" w:unhideWhenUsed="0" w:uiPriority="22" w:semiHidden="0" w:name="Strong"/>
-    <w:lsdException w:qFormat="1" w:unhideWhenUsed="0" w:uiPriority="20" w:semiHidden="0" w:name="Emphasis"/>
-    <w:lsdException w:uiPriority="99" w:name="Document Map"/>
-    <w:lsdException w:uiPriority="99" w:name="Plain Text"/>
-    <w:lsdException w:uiPriority="99" w:name="E-mail Signature"/>
-    <w:lsdException w:uiPriority="99" w:name="Normal (Web)"/>
-    <w:lsdException w:uiPriority="99" w:name="HTML Acronym"/>
-    <w:lsdException w:uiPriority="99" w:name="HTML Address"/>
-    <w:lsdException w:uiPriority="99" w:name="HTML Cite"/>
-    <w:lsdException w:uiPriority="99" w:name="HTML Code"/>
-    <w:lsdException w:uiPriority="99" w:name="HTML Definition"/>
-    <w:lsdException w:uiPriority="99" w:name="HTML Keyboard"/>
-    <w:lsdException w:uiPriority="99" w:name="HTML Preformatted"/>
-    <w:lsdException w:uiPriority="99" w:name="HTML Sample"/>
-    <w:lsdException w:uiPriority="99" w:name="HTML Typewriter"/>
-    <w:lsdException w:uiPriority="99" w:name="HTML Variable"/>
-    <w:lsdException w:qFormat="1" w:uiPriority="99" w:name="Normal Table"/>
-    <w:lsdException w:uiPriority="99" w:name="annotation subject"/>
-    <w:lsdException w:uiPriority="99" w:name="Table Simple 1"/>
-    <w:lsdException w:uiPriority="99" w:name="Table Simple 2"/>
-    <w:lsdException w:uiPriority="99" w:name="Table Simple 3"/>
-    <w:lsdException w:uiPriority="99" w:name="Table Classic 1"/>
-    <w:lsdException w:uiPriority="99" w:name="Table Classic 2"/>
-    <w:lsdException w:uiPriority="99" w:name="Table Classic 3"/>
-    <w:lsdException w:uiPriority="99" w:name="Table Classic 4"/>
-    <w:lsdException w:uiPriority="99" w:name="Table Colorful 1"/>
-    <w:lsdException w:uiPriority="99" w:name="Table Colorful 2"/>
-    <w:lsdException w:uiPriority="99" w:name="Table Colorful 3"/>
-    <w:lsdException w:uiPriority="99" w:name="Table Columns 1"/>
-    <w:lsdException w:uiPriority="99" w:name="Table Columns 2"/>
-    <w:lsdException w:uiPriority="99" w:name="Table Columns 3"/>
-    <w:lsdException w:uiPriority="99" w:name="Table Columns 4"/>
-    <w:lsdException w:uiPriority="99" w:name="Table Columns 5"/>
-    <w:lsdException w:uiPriority="99" w:name="Table Grid 1"/>
-    <w:lsdException w:uiPriority="99" w:name="Table Grid 2"/>
-    <w:lsdException w:uiPriority="99" w:name="Table Grid 3"/>
-    <w:lsdException w:uiPriority="99" w:name="Table Grid 4"/>
-    <w:lsdException w:uiPriority="99" w:name="Table Grid 5"/>
-    <w:lsdException w:uiPriority="99" w:name="Table Grid 6"/>
-    <w:lsdException w:uiPriority="99" w:name="Table Grid 7"/>
-    <w:lsdException w:uiPriority="99" w:name="Table Grid 8"/>
-    <w:lsdException w:uiPriority="99" w:name="Table List 1"/>
-    <w:lsdException w:uiPriority="99" w:name="Table List 2"/>
-    <w:lsdException w:uiPriority="99" w:name="Table List 3"/>
-    <w:lsdException w:uiPriority="99" w:name="Table List 4"/>
-    <w:lsdException w:uiPriority="99" w:name="Table List 5"/>
-    <w:lsdException w:uiPriority="99" w:name="Table List 6"/>
-    <w:lsdException w:uiPriority="99" w:name="Table List 7"/>
-    <w:lsdException w:uiPriority="99" w:name="Table List 8"/>
-    <w:lsdException w:uiPriority="99" w:name="Table 3D effects 1"/>
-    <w:lsdException w:uiPriority="99" w:name="Table 3D effects 2"/>
-    <w:lsdException w:uiPriority="99" w:name="Table 3D effects 3"/>
-    <w:lsdException w:uiPriority="99" w:name="Table Contemporary"/>
-    <w:lsdException w:uiPriority="99" w:name="Table Elegant"/>
-    <w:lsdException w:uiPriority="99" w:name="Table Professional"/>
-    <w:lsdException w:uiPriority="99" w:name="Table Subtle 1"/>
-    <w:lsdException w:uiPriority="99" w:name="Table Subtle 2"/>
-    <w:lsdException w:uiPriority="99" w:name="Table Web 1"/>
-    <w:lsdException w:uiPriority="99" w:name="Table Web 2"/>
-    <w:lsdException w:uiPriority="99" w:name="Table Web 3"/>
-    <w:lsdException w:uiPriority="99" w:name="Balloon Text"/>
-    <w:lsdException w:unhideWhenUsed="0" w:uiPriority="39" w:semiHidden="0" w:name="Table Grid"/>
-    <w:lsdException w:uiPriority="99" w:name="Table Theme"/>
-    <w:lsdException w:qFormat="1" w:unhideWhenUsed="0" w:uiPriority="60" w:semiHidden="0" w:name="Light Shading"/>
-    <w:lsdException w:unhideWhenUsed="0" w:uiPriority="61" w:semiHidden="0" w:name="Light List"/>
-    <w:lsdException w:qFormat="1" w:unhideWhenUsed="0" w:uiPriority="62" w:semiHidden="0" w:name="Light Grid"/>
-    <w:lsdException w:unhideWhenUsed="0" w:uiPriority="63" w:semiHidden="0" w:name="Medium Shading 1"/>
-    <w:lsdException w:unhideWhenUsed="0" w:uiPriority="64" w:semiHidden="0" w:name="Medium Shading 2"/>
-    <w:lsdException w:unhideWhenUsed="0" w:uiPriority="65" w:semiHidden="0" w:name="Medium List 1"/>
-    <w:lsdException w:unhideWhenUsed="0" w:uiPriority="66" w:semiHidden="0" w:name="Medium List 2"/>
-    <w:lsdException w:unhideWhenUsed="0" w:uiPriority="67" w:semiHidden="0" w:name="Medium Grid 1"/>
-    <w:lsdException w:unhideWhenUsed="0" w:uiPriority="68" w:semiHidden="0" w:name="Medium Grid 2"/>
-    <w:lsdException w:unhideWhenUsed="0" w:uiPriority="69" w:semiHidden="0" w:name="Medium Grid 3"/>
-    <w:lsdException w:unhideWhenUsed="0" w:uiPriority="70" w:semiHidden="0" w:name="Dark List"/>
-    <w:lsdException w:unhideWhenUsed="0" w:uiPriority="71" w:semiHidden="0" w:name="Colorful Shading"/>
-    <w:lsdException w:unhideWhenUsed="0" w:uiPriority="72" w:semiHidden="0" w:name="Colorful List"/>
-    <w:lsdException w:unhideWhenUsed="0" w:uiPriority="73" w:semiHidden="0" w:name="Colorful Grid"/>
-    <w:lsdException w:qFormat="1" w:unhideWhenUsed="0" w:uiPriority="60" w:semiHidden="0" w:name="Light Shading Accent 1"/>
-    <w:lsdException w:qFormat="1" w:unhideWhenUsed="0" w:uiPriority="61" w:semiHidden="0" w:name="Light List Accent 1"/>
-    <w:lsdException w:unhideWhenUsed="0" w:uiPriority="62" w:semiHidden="0" w:name="Light Grid Accent 1"/>
-    <w:lsdException w:qFormat="1" w:unhideWhenUsed="0" w:uiPriority="63" w:semiHidden="0" w:name="Medium Shading 1 Accent 1"/>
-    <w:lsdException w:qFormat="1" w:unhideWhenUsed="0" w:uiPriority="64" w:semiHidden="0" w:name="Medium Shading 2 Accent 1"/>
-    <w:lsdException w:unhideWhenUsed="0" w:uiPriority="65" w:semiHidden="0" w:name="Medium List 1 Accent 1"/>
-    <w:lsdException w:qFormat="1" w:unhideWhenUsed="0" w:uiPriority="34" w:semiHidden="0" w:name="List Paragraph"/>
-    <w:lsdException w:unhideWhenUsed="0" w:uiPriority="66" w:semiHidden="0" w:name="Medium List 2 Accent 1"/>
-    <w:lsdException w:unhideWhenUsed="0" w:uiPriority="67" w:semiHidden="0" w:name="Medium Grid 1 Accent 1"/>
-    <w:lsdException w:unhideWhenUsed="0" w:uiPriority="68" w:semiHidden="0" w:name="Medium Grid 2 Accent 1"/>
-    <w:lsdException w:unhideWhenUsed="0" w:uiPriority="69" w:semiHidden="0" w:name="Medium Grid 3 Accent 1"/>
-    <w:lsdException w:unhideWhenUsed="0" w:uiPriority="70" w:semiHidden="0" w:name="Dark List Accent 1"/>
-    <w:lsdException w:unhideWhenUsed="0" w:uiPriority="71" w:semiHidden="0" w:name="Colorful Shading Accent 1"/>
-    <w:lsdException w:unhideWhenUsed="0" w:uiPriority="72" w:semiHidden="0" w:name="Colorful List Accent 1"/>
-    <w:lsdException w:unhideWhenUsed="0" w:uiPriority="73" w:semiHidden="0" w:name="Colorful Grid Accent 1"/>
-    <w:lsdException w:unhideWhenUsed="0" w:uiPriority="60" w:semiHidden="0" w:name="Light Shading Accent 2"/>
-    <w:lsdException w:qFormat="1" w:unhideWhenUsed="0" w:uiPriority="61" w:semiHidden="0" w:name="Light List Accent 2"/>
-    <w:lsdException w:qFormat="1" w:unhideWhenUsed="0" w:uiPriority="62" w:semiHidden="0" w:name="Light Grid Accent 2"/>
-    <w:lsdException w:unhideWhenUsed="0" w:uiPriority="63" w:semiHidden="0" w:name="Medium Shading 1 Accent 2"/>
-    <w:lsdException w:unhideWhenUsed="0" w:uiPriority="64" w:semiHidden="0" w:name="Medium Shading 2 Accent 2"/>
-    <w:lsdException w:unhideWhenUsed="0" w:uiPriority="65" w:semiHidden="0" w:name="Medium List 1 Accent 2"/>
-    <w:lsdException w:unhideWhenUsed="0" w:uiPriority="66" w:semiHidden="0" w:name="Medium List 2 Accent 2"/>
-    <w:lsdException w:unhideWhenUsed="0" w:uiPriority="67" w:semiHidden="0" w:name="Medium Grid 1 Accent 2"/>
-    <w:lsdException w:unhideWhenUsed="0" w:uiPriority="68" w:semiHidden="0" w:name="Medium Grid 2 Accent 2"/>
-    <w:lsdException w:unhideWhenUsed="0" w:uiPriority="69" w:semiHidden="0" w:name="Medium Grid 3 Accent 2"/>
-    <w:lsdException w:unhideWhenUsed="0" w:uiPriority="70" w:semiHidden="0" w:name="Dark List Accent 2"/>
-    <w:lsdException w:unhideWhenUsed="0" w:uiPriority="71" w:semiHidden="0" w:name="Colorful Shading Accent 2"/>
-    <w:lsdException w:unhideWhenUsed="0" w:uiPriority="72" w:semiHidden="0" w:name="Colorful List Accent 2"/>
-    <w:lsdException w:unhideWhenUsed="0" w:uiPriority="73" w:semiHidden="0" w:name="Colorful Grid Accent 2"/>
-    <w:lsdException w:unhideWhenUsed="0" w:uiPriority="60" w:semiHidden="0" w:name="Light Shading Accent 3"/>
-    <w:lsdException w:qFormat="1" w:unhideWhenUsed="0" w:uiPriority="61" w:semiHidden="0" w:name="Light List Accent 3"/>
-    <w:lsdException w:qFormat="1" w:unhideWhenUsed="0" w:uiPriority="62" w:semiHidden="0" w:name="Light Grid Accent 3"/>
-    <w:lsdException w:unhideWhenUsed="0" w:uiPriority="63" w:semiHidden="0" w:name="Medium Shading 1 Accent 3"/>
-    <w:lsdException w:unhideWhenUsed="0" w:uiPriority="64" w:semiHidden="0" w:name="Medium Shading 2 Accent 3"/>
-    <w:lsdException w:qFormat="1" w:unhideWhenUsed="0" w:uiPriority="65" w:semiHidden="0" w:name="Medium List 1 Accent 3"/>
-    <w:lsdException w:unhideWhenUsed="0" w:uiPriority="66" w:semiHidden="0" w:name="Medium List 2 Accent 3"/>
-    <w:lsdException w:unhideWhenUsed="0" w:uiPriority="67" w:semiHidden="0" w:name="Medium Grid 1 Accent 3"/>
-    <w:lsdException w:unhideWhenUsed="0" w:uiPriority="68" w:semiHidden="0" w:name="Medium Grid 2 Accent 3"/>
-    <w:lsdException w:unhideWhenUsed="0" w:uiPriority="69" w:semiHidden="0" w:name="Medium Grid 3 Accent 3"/>
-    <w:lsdException w:unhideWhenUsed="0" w:uiPriority="70" w:semiHidden="0" w:name="Dark List Accent 3"/>
-    <w:lsdException w:unhideWhenUsed="0" w:uiPriority="71" w:semiHidden="0" w:name="Colorful Shading Accent 3"/>
-    <w:lsdException w:unhideWhenUsed="0" w:uiPriority="72" w:semiHidden="0" w:name="Colorful List Accent 3"/>
-    <w:lsdException w:unhideWhenUsed="0" w:uiPriority="73" w:semiHidden="0" w:name="Colorful Grid Accent 3"/>
-    <w:lsdException w:qFormat="1" w:unhideWhenUsed="0" w:uiPriority="60" w:semiHidden="0" w:name="Light Shading Accent 4"/>
-    <w:lsdException w:unhideWhenUsed="0" w:uiPriority="61" w:semiHidden="0" w:name="Light List Accent 4"/>
-    <w:lsdException w:unhideWhenUsed="0" w:uiPriority="62" w:semiHidden="0" w:name="Light Grid Accent 4"/>
-    <w:lsdException w:unhideWhenUsed="0" w:uiPriority="63" w:semiHidden="0" w:name="Medium Shading 1 Accent 4"/>
-    <w:lsdException w:unhideWhenUsed="0" w:uiPriority="64" w:semiHidden="0" w:name="Medium Shading 2 Accent 4"/>
-    <w:lsdException w:unhideWhenUsed="0" w:uiPriority="65" w:semiHidden="0" w:name="Medium List 1 Accent 4"/>
-    <w:lsdException w:unhideWhenUsed="0" w:uiPriority="66" w:semiHidden="0" w:name="Medium List 2 Accent 4"/>
-    <w:lsdException w:unhideWhenUsed="0" w:uiPriority="67" w:semiHidden="0" w:name="Medium Grid 1 Accent 4"/>
-    <w:lsdException w:unhideWhenUsed="0" w:uiPriority="68" w:semiHidden="0" w:name="Medium Grid 2 Accent 4"/>
-    <w:lsdException w:unhideWhenUsed="0" w:uiPriority="69" w:semiHidden="0" w:name="Medium Grid 3 Accent 4"/>
-    <w:lsdException w:unhideWhenUsed="0" w:uiPriority="70" w:semiHidden="0" w:name="Dark List Accent 4"/>
-    <w:lsdException w:unhideWhenUsed="0" w:uiPriority="71" w:semiHidden="0" w:name="Colorful Shading Accent 4"/>
-    <w:lsdException w:unhideWhenUsed="0" w:uiPriority="72" w:semiHidden="0" w:name="Colorful List Accent 4"/>
-    <w:lsdException w:unhideWhenUsed="0" w:uiPriority="73" w:semiHidden="0" w:name="Colorful Grid Accent 4"/>
-    <w:lsdException w:unhideWhenUsed="0" w:uiPriority="60" w:semiHidden="0" w:name="Light Shading Accent 5"/>
-    <w:lsdException w:unhideWhenUsed="0" w:uiPriority="61" w:semiHidden="0" w:name="Light List Accent 5"/>
-    <w:lsdException w:unhideWhenUsed="0" w:uiPriority="62" w:semiHidden="0" w:name="Light Grid Accent 5"/>
-    <w:lsdException w:unhideWhenUsed="0" w:uiPriority="63" w:semiHidden="0" w:name="Medium Shading 1 Accent 5"/>
-    <w:lsdException w:unhideWhenUsed="0" w:uiPriority="64" w:semiHidden="0" w:name="Medium Shading 2 Accent 5"/>
-    <w:lsdException w:unhideWhenUsed="0" w:uiPriority="65" w:semiHidden="0" w:name="Medium List 1 Accent 5"/>
-    <w:lsdException w:unhideWhenUsed="0" w:uiPriority="66" w:semiHidden="0" w:name="Medium List 2 Accent 5"/>
-    <w:lsdException w:unhideWhenUsed="0" w:uiPriority="67" w:semiHidden="0" w:name="Medium Grid 1 Accent 5"/>
-    <w:lsdException w:unhideWhenUsed="0" w:uiPriority="68" w:semiHidden="0" w:name="Medium Grid 2 Accent 5"/>
-    <w:lsdException w:unhideWhenUsed="0" w:uiPriority="69" w:semiHidden="0" w:name="Medium Grid 3 Accent 5"/>
-    <w:lsdException w:unhideWhenUsed="0" w:uiPriority="70" w:semiHidden="0" w:name="Dark List Accent 5"/>
-    <w:lsdException w:unhideWhenUsed="0" w:uiPriority="71" w:semiHidden="0" w:name="Colorful Shading Accent 5"/>
-    <w:lsdException w:unhideWhenUsed="0" w:uiPriority="72" w:semiHidden="0" w:name="Colorful List Accent 5"/>
-    <w:lsdException w:unhideWhenUsed="0" w:uiPriority="73" w:semiHidden="0" w:name="Colorful Grid Accent 5"/>
-    <w:lsdException w:unhideWhenUsed="0" w:uiPriority="60" w:semiHidden="0" w:name="Light Shading Accent 6"/>
-    <w:lsdException w:qFormat="1" w:unhideWhenUsed="0" w:uiPriority="61" w:semiHidden="0" w:name="Light List Accent 6"/>
-    <w:lsdException w:unhideWhenUsed="0" w:uiPriority="62" w:semiHidden="0" w:name="Light Grid Accent 6"/>
-    <w:lsdException w:unhideWhenUsed="0" w:uiPriority="63" w:semiHidden="0" w:name="Medium Shading 1 Accent 6"/>
-    <w:lsdException w:unhideWhenUsed="0" w:uiPriority="64" w:semiHidden="0" w:name="Medium Shading 2 Accent 6"/>
-    <w:lsdException w:unhideWhenUsed="0" w:uiPriority="65" w:semiHidden="0" w:name="Medium List 1 Accent 6"/>
-    <w:lsdException w:unhideWhenUsed="0" w:uiPriority="66" w:semiHidden="0" w:name="Medium List 2 Accent 6"/>
-    <w:lsdException w:unhideWhenUsed="0" w:uiPriority="67" w:semiHidden="0" w:name="Medium Grid 1 Accent 6"/>
-    <w:lsdException w:unhideWhenUsed="0" w:uiPriority="68" w:semiHidden="0" w:name="Medium Grid 2 Accent 6"/>
-    <w:lsdException w:unhideWhenUsed="0" w:uiPriority="69" w:semiHidden="0" w:name="Medium Grid 3 Accent 6"/>
-    <w:lsdException w:unhideWhenUsed="0" w:uiPriority="70" w:semiHidden="0" w:name="Dark List Accent 6"/>
-    <w:lsdException w:unhideWhenUsed="0" w:uiPriority="71" w:semiHidden="0" w:name="Colorful Shading Accent 6"/>
-    <w:lsdException w:unhideWhenUsed="0" w:uiPriority="72" w:semiHidden="0" w:name="Colorful List Accent 6"/>
-    <w:lsdException w:unhideWhenUsed="0" w:uiPriority="73" w:semiHidden="0" w:name="Colorful Grid Accent 6"/>
+  <w:latentStyles w:defLockedState="0" w:defUIPriority="99" w:defSemiHidden="0" w:defUnhideWhenUsed="0" w:defQFormat="0" w:count="376">
+    <w:lsdException w:name="Normal" w:uiPriority="0" w:qFormat="1"/>
+    <w:lsdException w:name="heading 1" w:uiPriority="9" w:qFormat="1"/>
+    <w:lsdException w:name="heading 2" w:uiPriority="9" w:unhideWhenUsed="1" w:qFormat="1"/>
+    <w:lsdException w:name="heading 3" w:uiPriority="9" w:unhideWhenUsed="1" w:qFormat="1"/>
+    <w:lsdException w:name="heading 4" w:semiHidden="1" w:uiPriority="9" w:unhideWhenUsed="1" w:qFormat="1"/>
+    <w:lsdException w:name="heading 5" w:semiHidden="1" w:uiPriority="9" w:unhideWhenUsed="1" w:qFormat="1"/>
+    <w:lsdException w:name="heading 6" w:semiHidden="1" w:uiPriority="9" w:unhideWhenUsed="1" w:qFormat="1"/>
+    <w:lsdException w:name="heading 7" w:semiHidden="1" w:uiPriority="9" w:unhideWhenUsed="1" w:qFormat="1"/>
+    <w:lsdException w:name="heading 8" w:semiHidden="1" w:uiPriority="9" w:unhideWhenUsed="1" w:qFormat="1"/>
+    <w:lsdException w:name="heading 9" w:semiHidden="1" w:uiPriority="9" w:unhideWhenUsed="1" w:qFormat="1"/>
+    <w:lsdException w:name="index 1" w:semiHidden="1" w:unhideWhenUsed="1"/>
+    <w:lsdException w:name="index 2" w:semiHidden="1" w:unhideWhenUsed="1"/>
+    <w:lsdException w:name="index 3" w:semiHidden="1" w:unhideWhenUsed="1"/>
+    <w:lsdException w:name="index 4" w:semiHidden="1" w:unhideWhenUsed="1"/>
+    <w:lsdException w:name="index 5" w:semiHidden="1" w:unhideWhenUsed="1"/>
+    <w:lsdException w:name="index 6" w:semiHidden="1" w:unhideWhenUsed="1"/>
+    <w:lsdException w:name="index 7" w:semiHidden="1" w:unhideWhenUsed="1"/>
+    <w:lsdException w:name="index 8" w:semiHidden="1" w:unhideWhenUsed="1"/>
+    <w:lsdException w:name="index 9" w:semiHidden="1" w:unhideWhenUsed="1"/>
+    <w:lsdException w:name="toc 1" w:semiHidden="1" w:uiPriority="39" w:unhideWhenUsed="1"/>
+    <w:lsdException w:name="toc 2" w:semiHidden="1" w:uiPriority="39" w:unhideWhenUsed="1"/>
+    <w:lsdException w:name="toc 3" w:semiHidden="1" w:uiPriority="39" w:unhideWhenUsed="1"/>
+    <w:lsdException w:name="toc 4" w:semiHidden="1" w:uiPriority="39" w:unhideWhenUsed="1"/>
+    <w:lsdException w:name="toc 5" w:semiHidden="1" w:uiPriority="39" w:unhideWhenUsed="1"/>
+    <w:lsdException w:name="toc 6" w:semiHidden="1" w:uiPriority="39" w:unhideWhenUsed="1"/>
+    <w:lsdException w:name="toc 7" w:semiHidden="1" w:uiPriority="39" w:unhideWhenUsed="1"/>
+    <w:lsdException w:name="toc 8" w:semiHidden="1" w:uiPriority="39" w:unhideWhenUsed="1"/>
+    <w:lsdException w:name="toc 9" w:semiHidden="1" w:uiPriority="39" w:unhideWhenUsed="1"/>
+    <w:lsdException w:name="Normal Indent" w:semiHidden="1" w:unhideWhenUsed="1"/>
+    <w:lsdException w:name="footnote text" w:semiHidden="1" w:unhideWhenUsed="1"/>
+    <w:lsdException w:name="annotation text" w:semiHidden="1" w:unhideWhenUsed="1"/>
+    <w:lsdException w:name="header" w:semiHidden="1" w:unhideWhenUsed="1"/>
+    <w:lsdException w:name="footer" w:semiHidden="1" w:unhideWhenUsed="1"/>
+    <w:lsdException w:name="index heading" w:semiHidden="1" w:unhideWhenUsed="1"/>
+    <w:lsdException w:name="caption" w:semiHidden="1" w:uiPriority="35" w:unhideWhenUsed="1" w:qFormat="1"/>
+    <w:lsdException w:name="table of figures" w:semiHidden="1" w:unhideWhenUsed="1"/>
+    <w:lsdException w:name="envelope address" w:semiHidden="1" w:unhideWhenUsed="1"/>
+    <w:lsdException w:name="envelope return" w:semiHidden="1" w:unhideWhenUsed="1"/>
+    <w:lsdException w:name="footnote reference" w:semiHidden="1" w:unhideWhenUsed="1"/>
+    <w:lsdException w:name="annotation reference" w:semiHidden="1" w:unhideWhenUsed="1"/>
+    <w:lsdException w:name="line number" w:semiHidden="1" w:unhideWhenUsed="1"/>
+    <w:lsdException w:name="page number" w:semiHidden="1" w:unhideWhenUsed="1"/>
+    <w:lsdException w:name="endnote reference" w:semiHidden="1" w:unhideWhenUsed="1"/>
+    <w:lsdException w:name="endnote text" w:semiHidden="1" w:unhideWhenUsed="1"/>
+    <w:lsdException w:name="table of authorities" w:semiHidden="1" w:unhideWhenUsed="1"/>
+    <w:lsdException w:name="macro" w:semiHidden="1" w:unhideWhenUsed="1"/>
+    <w:lsdException w:name="toa heading" w:semiHidden="1" w:unhideWhenUsed="1"/>
+    <w:lsdException w:name="List" w:semiHidden="1" w:unhideWhenUsed="1"/>
+    <w:lsdException w:name="List Bullet" w:semiHidden="1" w:unhideWhenUsed="1"/>
+    <w:lsdException w:name="List Number" w:semiHidden="1" w:unhideWhenUsed="1"/>
+    <w:lsdException w:name="List 2" w:semiHidden="1" w:unhideWhenUsed="1"/>
+    <w:lsdException w:name="List 3" w:semiHidden="1" w:unhideWhenUsed="1"/>
+    <w:lsdException w:name="List 4" w:semiHidden="1" w:unhideWhenUsed="1"/>
+    <w:lsdException w:name="List 5" w:semiHidden="1" w:unhideWhenUsed="1"/>
+    <w:lsdException w:name="List Bullet 2" w:semiHidden="1" w:unhideWhenUsed="1"/>
+    <w:lsdException w:name="List Bullet 3" w:semiHidden="1" w:unhideWhenUsed="1"/>
+    <w:lsdException w:name="List Bullet 4" w:semiHidden="1" w:unhideWhenUsed="1"/>
+    <w:lsdException w:name="List Bullet 5" w:semiHidden="1" w:unhideWhenUsed="1"/>
+    <w:lsdException w:name="List Number 2" w:semiHidden="1" w:unhideWhenUsed="1"/>
+    <w:lsdException w:name="List Number 3" w:semiHidden="1" w:unhideWhenUsed="1"/>
+    <w:lsdException w:name="List Number 4" w:semiHidden="1" w:unhideWhenUsed="1"/>
+    <w:lsdException w:name="List Number 5" w:semiHidden="1" w:unhideWhenUsed="1"/>
+    <w:lsdException w:name="Title" w:uiPriority="10" w:qFormat="1"/>
+    <w:lsdException w:name="Closing" w:semiHidden="1" w:unhideWhenUsed="1"/>
+    <w:lsdException w:name="Signature" w:semiHidden="1" w:unhideWhenUsed="1"/>
+    <w:lsdException w:name="Default Paragraph Font" w:semiHidden="1" w:uiPriority="1" w:unhideWhenUsed="1" w:qFormat="1"/>
+    <w:lsdException w:name="Body Text" w:semiHidden="1" w:unhideWhenUsed="1"/>
+    <w:lsdException w:name="Body Text Indent" w:semiHidden="1" w:unhideWhenUsed="1"/>
+    <w:lsdException w:name="List Continue" w:semiHidden="1" w:unhideWhenUsed="1"/>
+    <w:lsdException w:name="List Continue 2" w:semiHidden="1" w:unhideWhenUsed="1"/>
+    <w:lsdException w:name="List Continue 3" w:semiHidden="1" w:unhideWhenUsed="1"/>
+    <w:lsdException w:name="List Continue 4" w:semiHidden="1" w:unhideWhenUsed="1"/>
+    <w:lsdException w:name="List Continue 5" w:semiHidden="1" w:unhideWhenUsed="1"/>
+    <w:lsdException w:name="Message Header" w:semiHidden="1" w:unhideWhenUsed="1"/>
+    <w:lsdException w:name="Subtitle" w:uiPriority="11" w:qFormat="1"/>
+    <w:lsdException w:name="Salutation" w:semiHidden="1" w:unhideWhenUsed="1"/>
+    <w:lsdException w:name="Date" w:semiHidden="1" w:unhideWhenUsed="1"/>
+    <w:lsdException w:name="Body Text First Indent" w:semiHidden="1" w:unhideWhenUsed="1"/>
+    <w:lsdException w:name="Body Text First Indent 2" w:semiHidden="1" w:unhideWhenUsed="1"/>
+    <w:lsdException w:name="Note Heading" w:semiHidden="1" w:unhideWhenUsed="1"/>
+    <w:lsdException w:name="Body Text 2" w:semiHidden="1" w:unhideWhenUsed="1"/>
+    <w:lsdException w:name="Body Text 3" w:semiHidden="1" w:unhideWhenUsed="1"/>
+    <w:lsdException w:name="Body Text Indent 2" w:semiHidden="1" w:unhideWhenUsed="1"/>
+    <w:lsdException w:name="Body Text Indent 3" w:semiHidden="1" w:unhideWhenUsed="1"/>
+    <w:lsdException w:name="Block Text" w:semiHidden="1" w:unhideWhenUsed="1"/>
+    <w:lsdException w:name="Hyperlink" w:semiHidden="1" w:unhideWhenUsed="1"/>
+    <w:lsdException w:name="FollowedHyperlink" w:semiHidden="1" w:unhideWhenUsed="1"/>
+    <w:lsdException w:name="Strong" w:uiPriority="22" w:qFormat="1"/>
+    <w:lsdException w:name="Emphasis" w:uiPriority="20" w:qFormat="1"/>
+    <w:lsdException w:name="Document Map" w:semiHidden="1" w:unhideWhenUsed="1"/>
+    <w:lsdException w:name="Plain Text" w:semiHidden="1" w:unhideWhenUsed="1"/>
+    <w:lsdException w:name="E-mail Signature" w:semiHidden="1" w:unhideWhenUsed="1"/>
+    <w:lsdException w:name="HTML Top of Form" w:semiHidden="1" w:unhideWhenUsed="1"/>
+    <w:lsdException w:name="HTML Bottom of Form" w:semiHidden="1" w:unhideWhenUsed="1"/>
+    <w:lsdException w:name="Normal (Web)" w:semiHidden="1" w:unhideWhenUsed="1"/>
+    <w:lsdException w:name="HTML Acronym" w:semiHidden="1" w:unhideWhenUsed="1"/>
+    <w:lsdException w:name="HTML Address" w:semiHidden="1" w:unhideWhenUsed="1"/>
+    <w:lsdException w:name="HTML Cite" w:semiHidden="1" w:unhideWhenUsed="1"/>
+    <w:lsdException w:name="HTML Code" w:semiHidden="1" w:unhideWhenUsed="1"/>
+    <w:lsdException w:name="HTML Definition" w:semiHidden="1" w:unhideWhenUsed="1"/>
+    <w:lsdException w:name="HTML Keyboard" w:semiHidden="1" w:unhideWhenUsed="1"/>
+    <w:lsdException w:name="HTML Preformatted" w:semiHidden="1" w:unhideWhenUsed="1"/>
+    <w:lsdException w:name="HTML Sample" w:semiHidden="1" w:unhideWhenUsed="1"/>
+    <w:lsdException w:name="HTML Typewriter" w:semiHidden="1" w:unhideWhenUsed="1"/>
+    <w:lsdException w:name="HTML Variable" w:semiHidden="1" w:unhideWhenUsed="1"/>
+    <w:lsdException w:name="Normal Table" w:semiHidden="1" w:unhideWhenUsed="1" w:qFormat="1"/>
+    <w:lsdException w:name="annotation subject" w:semiHidden="1" w:unhideWhenUsed="1"/>
+    <w:lsdException w:name="No List" w:semiHidden="1" w:unhideWhenUsed="1"/>
+    <w:lsdException w:name="Outline List 1" w:semiHidden="1" w:unhideWhenUsed="1"/>
+    <w:lsdException w:name="Outline List 2" w:semiHidden="1" w:unhideWhenUsed="1"/>
+    <w:lsdException w:name="Outline List 3" w:semiHidden="1" w:unhideWhenUsed="1"/>
+    <w:lsdException w:name="Table Simple 1" w:semiHidden="1" w:unhideWhenUsed="1"/>
+    <w:lsdException w:name="Table Simple 2" w:semiHidden="1" w:unhideWhenUsed="1"/>
+    <w:lsdException w:name="Table Simple 3" w:semiHidden="1" w:unhideWhenUsed="1"/>
+    <w:lsdException w:name="Table Classic 1" w:semiHidden="1" w:unhideWhenUsed="1"/>
+    <w:lsdException w:name="Table Classic 2" w:semiHidden="1" w:unhideWhenUsed="1"/>
+    <w:lsdException w:name="Table Classic 3" w:semiHidden="1" w:unhideWhenUsed="1"/>
+    <w:lsdException w:name="Table Classic 4" w:semiHidden="1" w:unhideWhenUsed="1"/>
+    <w:lsdException w:name="Table Colorful 1" w:semiHidden="1" w:unhideWhenUsed="1"/>
+    <w:lsdException w:name="Table Colorful 2" w:semiHidden="1" w:unhideWhenUsed="1"/>
+    <w:lsdException w:name="Table Colorful 3" w:semiHidden="1" w:unhideWhenUsed="1"/>
+    <w:lsdException w:name="Table Columns 1" w:semiHidden="1" w:unhideWhenUsed="1"/>
+    <w:lsdException w:name="Table Columns 2" w:semiHidden="1" w:unhideWhenUsed="1"/>
+    <w:lsdException w:name="Table Columns 3" w:semiHidden="1" w:unhideWhenUsed="1"/>
+    <w:lsdException w:name="Table Columns 4" w:semiHidden="1" w:unhideWhenUsed="1"/>
+    <w:lsdException w:name="Table Columns 5" w:semiHidden="1" w:unhideWhenUsed="1"/>
+    <w:lsdException w:name="Table Grid 1" w:semiHidden="1" w:unhideWhenUsed="1"/>
+    <w:lsdException w:name="Table Grid 2" w:semiHidden="1" w:unhideWhenUsed="1"/>
+    <w:lsdException w:name="Table Grid 3" w:semiHidden="1" w:unhideWhenUsed="1"/>
+    <w:lsdException w:name="Table Grid 4" w:semiHidden="1" w:unhideWhenUsed="1"/>
+    <w:lsdException w:name="Table Grid 5" w:semiHidden="1" w:unhideWhenUsed="1"/>
+    <w:lsdException w:name="Table Grid 6" w:semiHidden="1" w:unhideWhenUsed="1"/>
+    <w:lsdException w:name="Table Grid 7" w:semiHidden="1" w:unhideWhenUsed="1"/>
+    <w:lsdException w:name="Table Grid 8" w:semiHidden="1" w:unhideWhenUsed="1"/>
+    <w:lsdException w:name="Table List 1" w:semiHidden="1" w:unhideWhenUsed="1"/>
+    <w:lsdException w:name="Table List 2" w:semiHidden="1" w:unhideWhenUsed="1"/>
+    <w:lsdException w:name="Table List 3" w:semiHidden="1" w:unhideWhenUsed="1"/>
+    <w:lsdException w:name="Table List 4" w:semiHidden="1" w:unhideWhenUsed="1"/>
+    <w:lsdException w:name="Table List 5" w:semiHidden="1" w:unhideWhenUsed="1"/>
+    <w:lsdException w:name="Table List 6" w:semiHidden="1" w:unhideWhenUsed="1"/>
+    <w:lsdException w:name="Table List 7" w:semiHidden="1" w:unhideWhenUsed="1"/>
+    <w:lsdException w:name="Table List 8" w:semiHidden="1" w:unhideWhenUsed="1"/>
+    <w:lsdException w:name="Table 3D effects 1" w:semiHidden="1" w:unhideWhenUsed="1"/>
+    <w:lsdException w:name="Table 3D effects 2" w:semiHidden="1" w:unhideWhenUsed="1"/>
+    <w:lsdException w:name="Table 3D effects 3" w:semiHidden="1" w:unhideWhenUsed="1"/>
+    <w:lsdException w:name="Table Contemporary" w:semiHidden="1" w:unhideWhenUsed="1"/>
+    <w:lsdException w:name="Table Elegant" w:semiHidden="1" w:unhideWhenUsed="1"/>
+    <w:lsdException w:name="Table Professional" w:semiHidden="1" w:unhideWhenUsed="1"/>
+    <w:lsdException w:name="Table Subtle 1" w:semiHidden="1" w:unhideWhenUsed="1"/>
+    <w:lsdException w:name="Table Subtle 2" w:semiHidden="1" w:unhideWhenUsed="1"/>
+    <w:lsdException w:name="Table Web 1" w:semiHidden="1" w:unhideWhenUsed="1"/>
+    <w:lsdException w:name="Table Web 2" w:semiHidden="1" w:unhideWhenUsed="1"/>
+    <w:lsdException w:name="Table Web 3" w:semiHidden="1" w:unhideWhenUsed="1"/>
+    <w:lsdException w:name="Balloon Text" w:semiHidden="1" w:unhideWhenUsed="1"/>
+    <w:lsdException w:name="Table Grid" w:uiPriority="39"/>
+    <w:lsdException w:name="Table Theme" w:semiHidden="1" w:unhideWhenUsed="1"/>
+    <w:lsdException w:name="Placeholder Text" w:semiHidden="1"/>
+    <w:lsdException w:name="Light Shading" w:uiPriority="60" w:qFormat="1"/>
+    <w:lsdException w:name="Light List" w:uiPriority="61"/>
+    <w:lsdException w:name="Light Grid" w:uiPriority="62" w:qFormat="1"/>
+    <w:lsdException w:name="Medium Shading 1" w:uiPriority="63"/>
+    <w:lsdException w:name="Medium Shading 2" w:uiPriority="64"/>
+    <w:lsdException w:name="Medium List 1" w:uiPriority="65"/>
+    <w:lsdException w:name="Medium List 2" w:uiPriority="66"/>
+    <w:lsdException w:name="Medium Grid 1" w:uiPriority="67"/>
+    <w:lsdException w:name="Medium Grid 2" w:uiPriority="68"/>
+    <w:lsdException w:name="Medium Grid 3" w:uiPriority="69"/>
+    <w:lsdException w:name="Dark List" w:uiPriority="70"/>
+    <w:lsdException w:name="Colorful Shading" w:uiPriority="71"/>
+    <w:lsdException w:name="Colorful List" w:uiPriority="72"/>
+    <w:lsdException w:name="Colorful Grid" w:uiPriority="73"/>
+    <w:lsdException w:name="Light Shading Accent 1" w:uiPriority="60" w:qFormat="1"/>
+    <w:lsdException w:name="Light List Accent 1" w:uiPriority="61" w:qFormat="1"/>
+    <w:lsdException w:name="Light Grid Accent 1" w:uiPriority="62"/>
+    <w:lsdException w:name="Medium Shading 1 Accent 1" w:uiPriority="63" w:qFormat="1"/>
+    <w:lsdException w:name="Medium Shading 2 Accent 1" w:uiPriority="64" w:qFormat="1"/>
+    <w:lsdException w:name="Medium List 1 Accent 1" w:uiPriority="65"/>
+    <w:lsdException w:name="Revision" w:semiHidden="1"/>
+    <w:lsdException w:name="List Paragraph" w:uiPriority="34" w:qFormat="1"/>
+    <w:lsdException w:name="Medium List 2 Accent 1" w:uiPriority="66"/>
+    <w:lsdException w:name="Medium Grid 1 Accent 1" w:uiPriority="67"/>
+    <w:lsdException w:name="Medium Grid 2 Accent 1" w:uiPriority="68"/>
+    <w:lsdException w:name="Medium Grid 3 Accent 1" w:uiPriority="69"/>
+    <w:lsdException w:name="Dark List Accent 1" w:uiPriority="70"/>
+    <w:lsdException w:name="Colorful Shading Accent 1" w:uiPriority="71"/>
+    <w:lsdException w:name="Colorful List Accent 1" w:uiPriority="72"/>
+    <w:lsdException w:name="Colorful Grid Accent 1" w:uiPriority="73"/>
+    <w:lsdException w:name="Light Shading Accent 2" w:uiPriority="60"/>
+    <w:lsdException w:name="Light List Accent 2" w:uiPriority="61" w:qFormat="1"/>
+    <w:lsdException w:name="Light Grid Accent 2" w:uiPriority="62" w:qFormat="1"/>
+    <w:lsdException w:name="Medium Shading 1 Accent 2" w:uiPriority="63"/>
+    <w:lsdException w:name="Medium Shading 2 Accent 2" w:uiPriority="64"/>
+    <w:lsdException w:name="Medium List 1 Accent 2" w:uiPriority="65"/>
+    <w:lsdException w:name="Medium List 2 Accent 2" w:uiPriority="66"/>
+    <w:lsdException w:name="Medium Grid 1 Accent 2" w:uiPriority="67"/>
+    <w:lsdException w:name="Medium Grid 2 Accent 2" w:uiPriority="68"/>
+    <w:lsdException w:name="Medium Grid 3 Accent 2" w:uiPriority="69"/>
+    <w:lsdException w:name="Dark List Accent 2" w:uiPriority="70"/>
+    <w:lsdException w:name="Colorful Shading Accent 2" w:uiPriority="71"/>
+    <w:lsdException w:name="Colorful List Accent 2" w:uiPriority="72"/>
+    <w:lsdException w:name="Colorful Grid Accent 2" w:uiPriority="73"/>
+    <w:lsdException w:name="Light Shading Accent 3" w:uiPriority="60"/>
+    <w:lsdException w:name="Light List Accent 3" w:uiPriority="61" w:qFormat="1"/>
+    <w:lsdException w:name="Light Grid Accent 3" w:uiPriority="62" w:qFormat="1"/>
+    <w:lsdException w:name="Medium Shading 1 Accent 3" w:uiPriority="63"/>
+    <w:lsdException w:name="Medium Shading 2 Accent 3" w:uiPriority="64"/>
+    <w:lsdException w:name="Medium List 1 Accent 3" w:uiPriority="65" w:qFormat="1"/>
+    <w:lsdException w:name="Medium List 2 Accent 3" w:uiPriority="66"/>
+    <w:lsdException w:name="Medium Grid 1 Accent 3" w:uiPriority="67"/>
+    <w:lsdException w:name="Medium Grid 2 Accent 3" w:uiPriority="68"/>
+    <w:lsdException w:name="Medium Grid 3 Accent 3" w:uiPriority="69"/>
+    <w:lsdException w:name="Dark List Accent 3" w:uiPriority="70"/>
+    <w:lsdException w:name="Colorful Shading Accent 3" w:uiPriority="71"/>
+    <w:lsdException w:name="Colorful List Accent 3" w:uiPriority="72"/>
+    <w:lsdException w:name="Colorful Grid Accent 3" w:uiPriority="73"/>
+    <w:lsdException w:name="Light Shading Accent 4" w:uiPriority="60" w:qFormat="1"/>
+    <w:lsdException w:name="Light List Accent 4" w:uiPriority="61"/>
+    <w:lsdException w:name="Light Grid Accent 4" w:uiPriority="62"/>
+    <w:lsdException w:name="Medium Shading 1 Accent 4" w:uiPriority="63"/>
+    <w:lsdException w:name="Medium Shading 2 Accent 4" w:uiPriority="64"/>
+    <w:lsdException w:name="Medium List 1 Accent 4" w:uiPriority="65"/>
+    <w:lsdException w:name="Medium List 2 Accent 4" w:uiPriority="66"/>
+    <w:lsdException w:name="Medium Grid 1 Accent 4" w:uiPriority="67"/>
+    <w:lsdException w:name="Medium Grid 2 Accent 4" w:uiPriority="68"/>
+    <w:lsdException w:name="Medium Grid 3 Accent 4" w:uiPriority="69"/>
+    <w:lsdException w:name="Dark List Accent 4" w:uiPriority="70"/>
+    <w:lsdException w:name="Colorful Shading Accent 4" w:uiPriority="71"/>
+    <w:lsdException w:name="Colorful List Accent 4" w:uiPriority="72"/>
+    <w:lsdException w:name="Colorful Grid Accent 4" w:uiPriority="73"/>
+    <w:lsdException w:name="Light Shading Accent 5" w:uiPriority="60"/>
+    <w:lsdException w:name="Light List Accent 5" w:uiPriority="61"/>
+    <w:lsdException w:name="Light Grid Accent 5" w:uiPriority="62"/>
+    <w:lsdException w:name="Medium Shading 1 Accent 5" w:uiPriority="63"/>
+    <w:lsdException w:name="Medium Shading 2 Accent 5" w:uiPriority="64"/>
+    <w:lsdException w:name="Medium List 1 Accent 5" w:uiPriority="65"/>
+    <w:lsdException w:name="Medium List 2 Accent 5" w:uiPriority="66"/>
+    <w:lsdException w:name="Medium Grid 1 Accent 5" w:uiPriority="67"/>
+    <w:lsdException w:name="Medium Grid 2 Accent 5" w:uiPriority="68"/>
+    <w:lsdException w:name="Medium Grid 3 Accent 5" w:uiPriority="69"/>
+    <w:lsdException w:name="Dark List Accent 5" w:uiPriority="70"/>
+    <w:lsdException w:name="Colorful Shading Accent 5" w:uiPriority="71"/>
+    <w:lsdException w:name="Colorful List Accent 5" w:uiPriority="72"/>
+    <w:lsdException w:name="Colorful Grid Accent 5" w:uiPriority="73"/>
+    <w:lsdException w:name="Light Shading Accent 6" w:uiPriority="60"/>
+    <w:lsdException w:name="Light List Accent 6" w:uiPriority="61" w:qFormat="1"/>
+    <w:lsdException w:name="Light Grid Accent 6" w:uiPriority="62"/>
+    <w:lsdException w:name="Medium Shading 1 Accent 6" w:uiPriority="63"/>
+    <w:lsdException w:name="Medium Shading 2 Accent 6" w:uiPriority="64"/>
+    <w:lsdException w:name="Medium List 1 Accent 6" w:uiPriority="65"/>
+    <w:lsdException w:name="Medium List 2 Accent 6" w:uiPriority="66"/>
+    <w:lsdException w:name="Medium Grid 1 Accent 6" w:uiPriority="67"/>
+    <w:lsdException w:name="Medium Grid 2 Accent 6" w:uiPriority="68"/>
+    <w:lsdException w:name="Medium Grid 3 Accent 6" w:uiPriority="69"/>
+    <w:lsdException w:name="Dark List Accent 6" w:uiPriority="70"/>
+    <w:lsdException w:name="Colorful Shading Accent 6" w:uiPriority="71"/>
+    <w:lsdException w:name="Colorful List Accent 6" w:uiPriority="72"/>
+    <w:lsdException w:name="Colorful Grid Accent 6" w:uiPriority="73"/>
+    <w:lsdException w:name="Subtle Emphasis" w:uiPriority="19" w:qFormat="1"/>
+    <w:lsdException w:name="Intense Emphasis" w:uiPriority="21" w:qFormat="1"/>
+    <w:lsdException w:name="Subtle Reference" w:uiPriority="31" w:qFormat="1"/>
+    <w:lsdException w:name="Intense Reference" w:uiPriority="32" w:qFormat="1"/>
+    <w:lsdException w:name="Book Title" w:uiPriority="33" w:qFormat="1"/>
+    <w:lsdException w:name="Bibliography" w:semiHidden="1" w:uiPriority="37" w:unhideWhenUsed="1"/>
+    <w:lsdException w:name="TOC Heading" w:semiHidden="1" w:uiPriority="39" w:unhideWhenUsed="1" w:qFormat="1"/>
+    <w:lsdException w:name="Plain Table 1" w:uiPriority="41"/>
+    <w:lsdException w:name="Plain Table 2" w:uiPriority="42"/>
+    <w:lsdException w:name="Plain Table 3" w:uiPriority="43"/>
+    <w:lsdException w:name="Plain Table 4" w:uiPriority="44"/>
+    <w:lsdException w:name="Plain Table 5" w:uiPriority="45"/>
+    <w:lsdException w:name="Grid Table Light" w:uiPriority="40"/>
+    <w:lsdException w:name="Grid Table 1 Light" w:uiPriority="46"/>
+    <w:lsdException w:name="Grid Table 2" w:uiPriority="47"/>
+    <w:lsdException w:name="Grid Table 3" w:uiPriority="48"/>
+    <w:lsdException w:name="Grid Table 4" w:uiPriority="49"/>
+    <w:lsdException w:name="Grid Table 5 Dark" w:uiPriority="50"/>
+    <w:lsdException w:name="Grid Table 6 Colorful" w:uiPriority="51"/>
+    <w:lsdException w:name="Grid Table 7 Colorful" w:uiPriority="52"/>
+    <w:lsdException w:name="Grid Table 1 Light Accent 1" w:uiPriority="46"/>
+    <w:lsdException w:name="Grid Table 2 Accent 1" w:uiPriority="47"/>
+    <w:lsdException w:name="Grid Table 3 Accent 1" w:uiPriority="48"/>
+    <w:lsdException w:name="Grid Table 4 Accent 1" w:uiPriority="49"/>
+    <w:lsdException w:name="Grid Table 5 Dark Accent 1" w:uiPriority="50"/>
+    <w:lsdException w:name="Grid Table 6 Colorful Accent 1" w:uiPriority="51"/>
+    <w:lsdException w:name="Grid Table 7 Colorful Accent 1" w:uiPriority="52"/>
+    <w:lsdException w:name="Grid Table 1 Light Accent 2" w:uiPriority="46"/>
+    <w:lsdException w:name="Grid Table 2 Accent 2" w:uiPriority="47"/>
+    <w:lsdException w:name="Grid Table 3 Accent 2" w:uiPriority="48"/>
+    <w:lsdException w:name="Grid Table 4 Accent 2" w:uiPriority="49"/>
+    <w:lsdException w:name="Grid Table 5 Dark Accent 2" w:uiPriority="50"/>
+    <w:lsdException w:name="Grid Table 6 Colorful Accent 2" w:uiPriority="51"/>
+    <w:lsdException w:name="Grid Table 7 Colorful Accent 2" w:uiPriority="52"/>
+    <w:lsdException w:name="Grid Table 1 Light Accent 3" w:uiPriority="46"/>
+    <w:lsdException w:name="Grid Table 2 Accent 3" w:uiPriority="47"/>
+    <w:lsdException w:name="Grid Table 3 Accent 3" w:uiPriority="48"/>
+    <w:lsdException w:name="Grid Table 4 Accent 3" w:uiPriority="49"/>
+    <w:lsdException w:name="Grid Table 5 Dark Accent 3" w:uiPriority="50"/>
+    <w:lsdException w:name="Grid Table 6 Colorful Accent 3" w:uiPriority="51"/>
+    <w:lsdException w:name="Grid Table 7 Colorful Accent 3" w:uiPriority="52"/>
+    <w:lsdException w:name="Grid Table 1 Light Accent 4" w:uiPriority="46"/>
+    <w:lsdException w:name="Grid Table 2 Accent 4" w:uiPriority="47"/>
+    <w:lsdException w:name="Grid Table 3 Accent 4" w:uiPriority="48"/>
+    <w:lsdException w:name="Grid Table 4 Accent 4" w:uiPriority="49"/>
+    <w:lsdException w:name="Grid Table 5 Dark Accent 4" w:uiPriority="50"/>
+    <w:lsdException w:name="Grid Table 6 Colorful Accent 4" w:uiPriority="51"/>
+    <w:lsdException w:name="Grid Table 7 Colorful Accent 4" w:uiPriority="52"/>
+    <w:lsdException w:name="Grid Table 1 Light Accent 5" w:uiPriority="46"/>
+    <w:lsdException w:name="Grid Table 2 Accent 5" w:uiPriority="47"/>
+    <w:lsdException w:name="Grid Table 3 Accent 5" w:uiPriority="48"/>
+    <w:lsdException w:name="Grid Table 4 Accent 5" w:uiPriority="49"/>
+    <w:lsdException w:name="Grid Table 5 Dark Accent 5" w:uiPriority="50"/>
+    <w:lsdException w:name="Grid Table 6 Colorful Accent 5" w:uiPriority="51"/>
+    <w:lsdException w:name="Grid Table 7 Colorful Accent 5" w:uiPriority="52"/>
+    <w:lsdException w:name="Grid Table 1 Light Accent 6" w:uiPriority="46"/>
+    <w:lsdException w:name="Grid Table 2 Accent 6" w:uiPriority="47"/>
+    <w:lsdException w:name="Grid Table 3 Accent 6" w:uiPriority="48"/>
+    <w:lsdException w:name="Grid Table 4 Accent 6" w:uiPriority="49"/>
+    <w:lsdException w:name="Grid Table 5 Dark Accent 6" w:uiPriority="50"/>
+    <w:lsdException w:name="Grid Table 6 Colorful Accent 6" w:uiPriority="51"/>
+    <w:lsdException w:name="Grid Table 7 Colorful Accent 6" w:uiPriority="52"/>
+    <w:lsdException w:name="List Table 1 Light" w:uiPriority="46"/>
+    <w:lsdException w:name="List Table 2" w:uiPriority="47"/>
+    <w:lsdException w:name="List Table 3" w:uiPriority="48"/>
+    <w:lsdException w:name="List Table 4" w:uiPriority="49"/>
+    <w:lsdException w:name="List Table 5 Dark" w:uiPriority="50"/>
+    <w:lsdException w:name="List Table 6 Colorful" w:uiPriority="51"/>
+    <w:lsdException w:name="List Table 7 Colorful" w:uiPriority="52"/>
+    <w:lsdException w:name="List Table 1 Light Accent 1" w:uiPriority="46"/>
+    <w:lsdException w:name="List Table 2 Accent 1" w:uiPriority="47"/>
+    <w:lsdException w:name="List Table 3 Accent 1" w:uiPriority="48"/>
+    <w:lsdException w:name="List Table 4 Accent 1" w:uiPriority="49"/>
+    <w:lsdException w:name="List Table 5 Dark Accent 1" w:uiPriority="50"/>
+    <w:lsdException w:name="List Table 6 Colorful Accent 1" w:uiPriority="51"/>
+    <w:lsdException w:name="List Table 7 Colorful Accent 1" w:uiPriority="52"/>
+    <w:lsdException w:name="List Table 1 Light Accent 2" w:uiPriority="46"/>
+    <w:lsdException w:name="List Table 2 Accent 2" w:uiPriority="47"/>
+    <w:lsdException w:name="List Table 3 Accent 2" w:uiPriority="48"/>
+    <w:lsdException w:name="List Table 4 Accent 2" w:uiPriority="49"/>
+    <w:lsdException w:name="List Table 5 Dark Accent 2" w:uiPriority="50"/>
+    <w:lsdException w:name="List Table 6 Colorful Accent 2" w:uiPriority="51"/>
+    <w:lsdException w:name="List Table 7 Colorful Accent 2" w:uiPriority="52"/>
+    <w:lsdException w:name="List Table 1 Light Accent 3" w:uiPriority="46"/>
+    <w:lsdException w:name="List Table 2 Accent 3" w:uiPriority="47"/>
+    <w:lsdException w:name="List Table 3 Accent 3" w:uiPriority="48"/>
+    <w:lsdException w:name="List Table 4 Accent 3" w:uiPriority="49"/>
+    <w:lsdException w:name="List Table 5 Dark Accent 3" w:uiPriority="50"/>
+    <w:lsdException w:name="List Table 6 Colorful Accent 3" w:uiPriority="51"/>
+    <w:lsdException w:name="List Table 7 Colorful Accent 3" w:uiPriority="52"/>
+    <w:lsdException w:name="List Table 1 Light Accent 4" w:uiPriority="46"/>
+    <w:lsdException w:name="List Table 2 Accent 4" w:uiPriority="47"/>
+    <w:lsdException w:name="List Table 3 Accent 4" w:uiPriority="48"/>
+    <w:lsdException w:name="List Table 4 Accent 4" w:uiPriority="49"/>
+    <w:lsdException w:name="List Table 5 Dark Accent 4" w:uiPriority="50"/>
+    <w:lsdException w:name="List Table 6 Colorful Accent 4" w:uiPriority="51"/>
+    <w:lsdException w:name="List Table 7 Colorful Accent 4" w:uiPriority="52"/>
+    <w:lsdException w:name="List Table 1 Light Accent 5" w:uiPriority="46"/>
+    <w:lsdException w:name="List Table 2 Accent 5" w:uiPriority="47"/>
+    <w:lsdException w:name="List Table 3 Accent 5" w:uiPriority="48"/>
+    <w:lsdException w:name="List Table 4 Accent 5" w:uiPriority="49"/>
+    <w:lsdException w:name="List Table 5 Dark Accent 5" w:uiPriority="50"/>
+    <w:lsdException w:name="List Table 6 Colorful Accent 5" w:uiPriority="51"/>
+    <w:lsdException w:name="List Table 7 Colorful Accent 5" w:uiPriority="52"/>
+    <w:lsdException w:name="List Table 1 Light Accent 6" w:uiPriority="46"/>
+    <w:lsdException w:name="List Table 2 Accent 6" w:uiPriority="47"/>
+    <w:lsdException w:name="List Table 3 Accent 6" w:uiPriority="48"/>
+    <w:lsdException w:name="List Table 4 Accent 6" w:uiPriority="49"/>
+    <w:lsdException w:name="List Table 5 Dark Accent 6" w:uiPriority="50"/>
+    <w:lsdException w:name="List Table 6 Colorful Accent 6" w:uiPriority="51"/>
+    <w:lsdException w:name="List Table 7 Colorful Accent 6" w:uiPriority="52"/>
+    <w:lsdException w:name="Mention" w:semiHidden="1" w:unhideWhenUsed="1"/>
+    <w:lsdException w:name="Smart Hyperlink" w:semiHidden="1" w:unhideWhenUsed="1"/>
+    <w:lsdException w:name="Hashtag" w:semiHidden="1" w:unhideWhenUsed="1"/>
+    <w:lsdException w:name="Unresolved Mention" w:semiHidden="1" w:unhideWhenUsed="1"/>
+    <w:lsdException w:name="Smart Link" w:semiHidden="1" w:unhideWhenUsed="1"/>
   </w:latentStyles>
-  <w:style w:type="paragraph" w:default="1" w:styleId="1">
+  <w:style w:type="paragraph" w:default="1" w:styleId="Normal">
     <w:name w:val="Normal"/>
     <w:qFormat/>
-    <w:uiPriority w:val="0"/>
     <w:pPr>
       <w:spacing w:after="160" w:line="259" w:lineRule="auto"/>
       <w:jc w:val="both"/>
     </w:pPr>
     <w:rPr>
-      <w:rFonts w:ascii="Times New Roman" w:hAnsi="Times New Roman" w:eastAsiaTheme="minorHAnsi" w:cstheme="minorBidi"/>
+      <w:rFonts w:ascii="Times New Roman" w:hAnsi="Times New Roman"/>
       <w:sz w:val="24"/>
       <w:szCs w:val="22"/>
-      <w:lang w:val="en-US" w:eastAsia="en-US" w:bidi="ar-SA"/>
     </w:rPr>
   </w:style>
-  <w:style w:type="paragraph" w:styleId="2">
+  <w:style w:type="paragraph" w:styleId="Heading1">
     <w:name w:val="heading 1"/>
-    <w:basedOn w:val="1"/>
-    <w:next w:val="1"/>
-    <w:link w:val="8"/>
+    <w:basedOn w:val="Normal"/>
+    <w:next w:val="Normal"/>
+    <w:link w:val="Heading1Char"/>
     <w:autoRedefine/>
+    <w:uiPriority w:val="9"/>
     <w:qFormat/>
-    <w:uiPriority w:val="9"/>
     <w:pPr>
       <w:keepNext/>
       <w:keepLines/>
@@ -7762,15 +8417,15 @@
       <w:szCs w:val="32"/>
     </w:rPr>
   </w:style>
-  <w:style w:type="paragraph" w:styleId="3">
+  <w:style w:type="paragraph" w:styleId="Heading2">
     <w:name w:val="heading 2"/>
-    <w:basedOn w:val="1"/>
-    <w:next w:val="1"/>
-    <w:link w:val="10"/>
+    <w:basedOn w:val="Normal"/>
+    <w:next w:val="Normal"/>
+    <w:link w:val="Heading2Char"/>
     <w:autoRedefine/>
+    <w:uiPriority w:val="9"/>
     <w:unhideWhenUsed/>
     <w:qFormat/>
-    <w:uiPriority w:val="9"/>
     <w:pPr>
       <w:keepNext/>
       <w:keepLines/>
@@ -7784,15 +8439,15 @@
       <w:szCs w:val="26"/>
     </w:rPr>
   </w:style>
-  <w:style w:type="paragraph" w:styleId="4">
+  <w:style w:type="paragraph" w:styleId="Heading3">
     <w:name w:val="heading 3"/>
-    <w:basedOn w:val="1"/>
-    <w:next w:val="1"/>
-    <w:link w:val="9"/>
+    <w:basedOn w:val="Normal"/>
+    <w:next w:val="Normal"/>
+    <w:link w:val="Heading3Char"/>
     <w:autoRedefine/>
+    <w:uiPriority w:val="9"/>
     <w:unhideWhenUsed/>
     <w:qFormat/>
-    <w:uiPriority w:val="9"/>
     <w:pPr>
       <w:keepNext/>
       <w:keepLines/>
@@ -7806,20 +8461,19 @@
       <w:szCs w:val="24"/>
     </w:rPr>
   </w:style>
-  <w:style w:type="character" w:default="1" w:styleId="5">
+  <w:style w:type="character" w:default="1" w:styleId="DefaultParagraphFont">
     <w:name w:val="Default Paragraph Font"/>
+    <w:uiPriority w:val="1"/>
     <w:semiHidden/>
     <w:unhideWhenUsed/>
-    <w:qFormat/>
-    <w:uiPriority w:val="1"/>
   </w:style>
-  <w:style w:type="table" w:default="1" w:styleId="6">
+  <w:style w:type="table" w:default="1" w:styleId="TableNormal">
     <w:name w:val="Normal Table"/>
+    <w:uiPriority w:val="99"/>
     <w:semiHidden/>
     <w:unhideWhenUsed/>
-    <w:qFormat/>
-    <w:uiPriority w:val="99"/>
     <w:tblPr>
+      <w:tblInd w:w="0" w:type="dxa"/>
       <w:tblCellMar>
         <w:top w:w="0" w:type="dxa"/>
         <w:left w:w="108" w:type="dxa"/>
@@ -7828,66 +8482,69 @@
       </w:tblCellMar>
     </w:tblPr>
   </w:style>
-  <w:style w:type="table" w:styleId="7">
+  <w:style w:type="numbering" w:default="1" w:styleId="NoList">
+    <w:name w:val="No List"/>
+    <w:uiPriority w:val="99"/>
+    <w:semiHidden/>
+    <w:unhideWhenUsed/>
+  </w:style>
+  <w:style w:type="table" w:styleId="TableGrid">
     <w:name w:val="Table Grid"/>
-    <w:basedOn w:val="6"/>
+    <w:basedOn w:val="TableNormal"/>
     <w:uiPriority w:val="39"/>
-    <w:pPr>
-      <w:spacing w:after="0" w:line="240" w:lineRule="auto"/>
-    </w:pPr>
     <w:tblPr>
       <w:tblBorders>
-        <w:top w:val="single" w:color="auto" w:sz="4" w:space="0"/>
-        <w:left w:val="single" w:color="auto" w:sz="4" w:space="0"/>
-        <w:bottom w:val="single" w:color="auto" w:sz="4" w:space="0"/>
-        <w:right w:val="single" w:color="auto" w:sz="4" w:space="0"/>
-        <w:insideH w:val="single" w:color="auto" w:sz="4" w:space="0"/>
-        <w:insideV w:val="single" w:color="auto" w:sz="4" w:space="0"/>
+        <w:top w:val="single" w:sz="4" w:space="0" w:color="auto"/>
+        <w:left w:val="single" w:sz="4" w:space="0" w:color="auto"/>
+        <w:bottom w:val="single" w:sz="4" w:space="0" w:color="auto"/>
+        <w:right w:val="single" w:sz="4" w:space="0" w:color="auto"/>
+        <w:insideH w:val="single" w:sz="4" w:space="0" w:color="auto"/>
+        <w:insideV w:val="single" w:sz="4" w:space="0" w:color="auto"/>
       </w:tblBorders>
     </w:tblPr>
   </w:style>
-  <w:style w:type="character" w:customStyle="1" w:styleId="8">
+  <w:style w:type="character" w:customStyle="1" w:styleId="Heading1Char">
     <w:name w:val="Heading 1 Char"/>
-    <w:basedOn w:val="5"/>
-    <w:link w:val="2"/>
+    <w:basedOn w:val="DefaultParagraphFont"/>
+    <w:link w:val="Heading1"/>
     <w:uiPriority w:val="9"/>
     <w:rPr>
-      <w:rFonts w:ascii="Times New Roman" w:hAnsi="Times New Roman" w:eastAsiaTheme="majorEastAsia" w:cstheme="majorBidi"/>
+      <w:rFonts w:ascii="Times New Roman" w:eastAsiaTheme="majorEastAsia" w:hAnsi="Times New Roman" w:cstheme="majorBidi"/>
       <w:b/>
       <w:sz w:val="36"/>
       <w:szCs w:val="32"/>
     </w:rPr>
   </w:style>
-  <w:style w:type="character" w:customStyle="1" w:styleId="9">
+  <w:style w:type="character" w:customStyle="1" w:styleId="Heading3Char">
     <w:name w:val="Heading 3 Char"/>
-    <w:basedOn w:val="5"/>
-    <w:link w:val="4"/>
+    <w:basedOn w:val="DefaultParagraphFont"/>
+    <w:link w:val="Heading3"/>
     <w:uiPriority w:val="9"/>
     <w:rPr>
-      <w:rFonts w:ascii="Times New Roman" w:hAnsi="Times New Roman" w:eastAsiaTheme="majorEastAsia" w:cstheme="majorBidi"/>
+      <w:rFonts w:ascii="Times New Roman" w:eastAsiaTheme="majorEastAsia" w:hAnsi="Times New Roman" w:cstheme="majorBidi"/>
       <w:b/>
       <w:sz w:val="28"/>
       <w:szCs w:val="24"/>
     </w:rPr>
   </w:style>
-  <w:style w:type="character" w:customStyle="1" w:styleId="10">
+  <w:style w:type="character" w:customStyle="1" w:styleId="Heading2Char">
     <w:name w:val="Heading 2 Char"/>
-    <w:basedOn w:val="5"/>
-    <w:link w:val="3"/>
+    <w:basedOn w:val="DefaultParagraphFont"/>
+    <w:link w:val="Heading2"/>
+    <w:uiPriority w:val="9"/>
     <w:qFormat/>
-    <w:uiPriority w:val="9"/>
     <w:rPr>
-      <w:rFonts w:ascii="Times New Roman" w:hAnsi="Times New Roman" w:eastAsiaTheme="majorEastAsia" w:cstheme="majorBidi"/>
+      <w:rFonts w:ascii="Times New Roman" w:eastAsiaTheme="majorEastAsia" w:hAnsi="Times New Roman" w:cstheme="majorBidi"/>
       <w:b/>
       <w:sz w:val="32"/>
       <w:szCs w:val="26"/>
     </w:rPr>
   </w:style>
-  <w:style w:type="paragraph" w:styleId="11">
+  <w:style w:type="paragraph" w:styleId="ListParagraph">
     <w:name w:val="List Paragraph"/>
-    <w:basedOn w:val="1"/>
+    <w:basedOn w:val="Normal"/>
+    <w:uiPriority w:val="34"/>
     <w:qFormat/>
-    <w:uiPriority w:val="34"/>
     <w:pPr>
       <w:ind w:left="720"/>
       <w:contextualSpacing/>
@@ -8148,5 +8805,6 @@
     </a:fmtScheme>
   </a:themeElements>
   <a:objectDefaults/>
+  <a:extraClrSchemeLst/>
 </a:theme>
 </file>
--- a/master-slave/evaluate-results/danh-gia-ket-qua.docx
+++ b/master-slave/evaluate-results/danh-gia-ket-qua.docx
@@ -1,31 +1,13 @@
 
 <file path=word/document.xml><?xml version="1.0" encoding="utf-8"?>
-<w:document xmlns:wpc="http://schemas.microsoft.com/office/word/2010/wordprocessingCanvas" xmlns:cx="http://schemas.microsoft.com/office/drawing/2014/chartex" xmlns:cx1="http://schemas.microsoft.com/office/drawing/2015/9/8/chartex" xmlns:cx2="http://schemas.microsoft.com/office/drawing/2015/10/21/chartex" xmlns:cx3="http://schemas.microsoft.com/office/drawing/2016/5/9/chartex" xmlns:cx4="http://schemas.microsoft.com/office/drawing/2016/5/10/chartex" xmlns:cx5="http://schemas.microsoft.com/office/drawing/2016/5/11/chartex" xmlns:cx6="http://schemas.microsoft.com/office/drawing/2016/5/12/chartex" xmlns:cx7="http://schemas.microsoft.com/office/drawing/2016/5/13/chartex" xmlns:cx8="http://schemas.microsoft.com/office/drawing/2016/5/14/chartex" xmlns:mc="http://schemas.openxmlformats.org/markup-compatibility/2006" xmlns:aink="http://schemas.microsoft.com/office/drawing/2016/ink" xmlns:am3d="http://schemas.microsoft.com/office/drawing/2017/model3d" xmlns:o="urn:schemas-microsoft-com:office:office" xmlns:r="http://schemas.openxmlformats.org/officeDocument/2006/relationships" xmlns:m="http://schemas.openxmlformats.org/officeDocument/2006/math" xmlns:v="urn:schemas-microsoft-com:vml" xmlns:wp14="http://schemas.microsoft.com/office/word/2010/wordprocessingDrawing" xmlns:wp="http://schemas.openxmlformats.org/drawingml/2006/wordprocessingDrawing" xmlns:w10="urn:schemas-microsoft-com:office:word" xmlns:w="http://schemas.openxmlformats.org/wordprocessingml/2006/main" xmlns:w14="http://schemas.microsoft.com/office/word/2010/wordml" xmlns:w15="http://schemas.microsoft.com/office/word/2012/wordml" xmlns:w16cex="http://schemas.microsoft.com/office/word/2018/wordml/cex" xmlns:w16cid="http://schemas.microsoft.com/office/word/2016/wordml/cid" xmlns:w16="http://schemas.microsoft.com/office/word/2018/wordml" xmlns:w16sdtdh="http://schemas.microsoft.com/office/word/2020/wordml/sdtdatahash" xmlns:w16se="http://schemas.microsoft.com/office/word/2015/wordml/symex" xmlns:wpg="http://schemas.microsoft.com/office/word/2010/wordprocessingGroup" xmlns:wpi="http://schemas.microsoft.com/office/word/2010/wordprocessingInk" xmlns:wne="http://schemas.microsoft.com/office/word/2006/wordml" xmlns:wps="http://schemas.microsoft.com/office/word/2010/wordprocessingShape" mc:Ignorable="w14 w15 w16se w16cid w16 w16cex w16sdtdh wp14">
+<w:document xmlns:wpc="http://schemas.microsoft.com/office/word/2010/wordprocessingCanvas" xmlns:mc="http://schemas.openxmlformats.org/markup-compatibility/2006" xmlns:o="urn:schemas-microsoft-com:office:office" xmlns:r="http://schemas.openxmlformats.org/officeDocument/2006/relationships" xmlns:m="http://schemas.openxmlformats.org/officeDocument/2006/math" xmlns:v="urn:schemas-microsoft-com:vml" xmlns:wp14="http://schemas.microsoft.com/office/word/2010/wordprocessingDrawing" xmlns:wp="http://schemas.openxmlformats.org/drawingml/2006/wordprocessingDrawing" xmlns:w="http://schemas.openxmlformats.org/wordprocessingml/2006/main" xmlns:w14="http://schemas.microsoft.com/office/word/2010/wordml" xmlns:w10="urn:schemas-microsoft-com:office:word" xmlns:w15="http://schemas.microsoft.com/office/word/2012/wordml" xmlns:wpg="http://schemas.microsoft.com/office/word/2010/wordprocessingGroup" xmlns:wpi="http://schemas.microsoft.com/office/word/2010/wordprocessingInk" xmlns:wne="http://schemas.microsoft.com/office/word/2006/wordml" xmlns:wps="http://schemas.microsoft.com/office/word/2010/wordprocessingShape" xmlns:wpsCustomData="http://www.wps.cn/officeDocument/2013/wpsCustomData" mc:Ignorable="w14 w15 wp14">
   <w:body>
     <w:p>
       <w:pPr>
-        <w:pStyle w:val="Heading1"/>
+        <w:pStyle w:val="2"/>
       </w:pPr>
       <w:r>
-        <w:t>1. Các chi</w:t>
-      </w:r>
-      <w:r>
-        <w:t>ế</w:t>
-      </w:r>
-      <w:r>
-        <w:t>n lư</w:t>
-      </w:r>
-      <w:r>
-        <w:t>ợ</w:t>
-      </w:r>
-      <w:r>
-        <w:t>c đã cài đ</w:t>
-      </w:r>
-      <w:r>
-        <w:t>ặ</w:t>
-      </w:r>
-      <w:r>
-        <w:t>t</w:t>
+        <w:t>1. Các chiến lược đã cài đặt</w:t>
       </w:r>
     </w:p>
     <w:p>
@@ -33,601 +15,94 @@
         <w:ind w:firstLine="360"/>
       </w:pPr>
       <w:r>
-        <w:t>Có 2 chi</w:t>
-      </w:r>
-      <w:r>
-        <w:t>ế</w:t>
-      </w:r>
-      <w:r>
-        <w:t>n lư</w:t>
-      </w:r>
-      <w:r>
-        <w:t>ợ</w:t>
-      </w:r>
-      <w:r>
-        <w:t>c chính đư</w:t>
-      </w:r>
-      <w:r>
-        <w:t>ợ</w:t>
-      </w:r>
-      <w:r>
-        <w:t>c cài đ</w:t>
-      </w:r>
-      <w:r>
-        <w:t>ặ</w:t>
-      </w:r>
-      <w:r>
-        <w:t>t: Th</w:t>
-      </w:r>
-      <w:r>
-        <w:t>ứ</w:t>
-      </w:r>
-      <w:r>
-        <w:t xml:space="preserve"> t</w:t>
-      </w:r>
-      <w:r>
-        <w:t>ự</w:t>
-      </w:r>
-      <w:r>
-        <w:t xml:space="preserve"> ch</w:t>
-      </w:r>
-      <w:r>
-        <w:t>ọ</w:t>
-      </w:r>
-      <w:r>
-        <w:t>n neighborhood là ng</w:t>
-      </w:r>
-      <w:r>
-        <w:t>ẫ</w:t>
-      </w:r>
-      <w:r>
-        <w:t>u nhiên và Th</w:t>
-      </w:r>
-      <w:r>
-        <w:t>ứ</w:t>
-      </w:r>
-      <w:r>
-        <w:t xml:space="preserve"> t</w:t>
-      </w:r>
-      <w:r>
-        <w:t>ự</w:t>
-      </w:r>
-      <w:r>
-        <w:t xml:space="preserve"> ch</w:t>
-      </w:r>
-      <w:r>
-        <w:t>ọ</w:t>
-      </w:r>
-      <w:r>
-        <w:t>n neighborhood là adaptive. Trong c</w:t>
-      </w:r>
-      <w:r>
-        <w:t>ả</w:t>
-      </w:r>
-      <w:r>
-        <w:t xml:space="preserve"> 2 chi</w:t>
-      </w:r>
-      <w:r>
-        <w:t>ế</w:t>
-      </w:r>
-      <w:r>
-        <w:t>n lư</w:t>
-      </w:r>
-      <w:r>
-        <w:t>ợ</w:t>
-      </w:r>
-      <w:r>
-        <w:t>c đó đ</w:t>
-      </w:r>
-      <w:r>
-        <w:t>ề</w:t>
-      </w:r>
-      <w:r>
-        <w:t>u cài đ</w:t>
-      </w:r>
-      <w:r>
-        <w:t>ặ</w:t>
-      </w:r>
-      <w:r>
-        <w:t>t chung các logic sau:</w:t>
+        <w:t>Có 2 chiến lược chính được cài đặt: Thứ tự chọn neighborhood là ngẫu nhiên và Thứ tự chọn neighborhood là adaptive. Trong cả 2 chiến lược đó đều cài đặt chung các logic sau:</w:t>
       </w:r>
     </w:p>
     <w:p>
       <w:pPr>
-        <w:pStyle w:val="ListParagraph"/>
+        <w:pStyle w:val="11"/>
         <w:numPr>
           <w:ilvl w:val="0"/>
           <w:numId w:val="1"/>
         </w:numPr>
       </w:pPr>
       <w:r>
-        <w:t>M</w:t>
-      </w:r>
-      <w:r>
-        <w:t>ỗ</w:t>
-      </w:r>
-      <w:r>
-        <w:t>i worker trên m</w:t>
-      </w:r>
-      <w:r>
-        <w:t>ỗ</w:t>
-      </w:r>
-      <w:r>
-        <w:t>i rank khác nhau s</w:t>
-      </w:r>
-      <w:r>
-        <w:t>ẽ</w:t>
-      </w:r>
-      <w:r>
-        <w:t xml:space="preserve"> có các </w:t>
-      </w:r>
-      <w:r>
-        <w:t>seed khác nhau =&gt; Đa d</w:t>
-      </w:r>
-      <w:r>
-        <w:t>ạ</w:t>
-      </w:r>
-      <w:r>
-        <w:t>ng hóa quá trình tìm ki</w:t>
-      </w:r>
-      <w:r>
-        <w:t>ế</w:t>
-      </w:r>
-      <w:r>
-        <w:t>m trong các bư</w:t>
-      </w:r>
-      <w:r>
-        <w:t>ớ</w:t>
-      </w:r>
-      <w:r>
-        <w:t>c: kh</w:t>
-      </w:r>
-      <w:r>
-        <w:t>ở</w:t>
-      </w:r>
-      <w:r>
-        <w:t>i t</w:t>
-      </w:r>
-      <w:r>
-        <w:t>ạ</w:t>
-      </w:r>
-      <w:r>
-        <w:t>o nghi</w:t>
-      </w:r>
-      <w:r>
-        <w:t>ệ</w:t>
-      </w:r>
-      <w:r>
-        <w:t>m, ch</w:t>
-      </w:r>
-      <w:r>
-        <w:t>ọ</w:t>
-      </w:r>
-      <w:r>
-        <w:t>n neighborhood, pull elite</w:t>
+        <w:t>Mỗi worker trên mỗi rank khác nhau sẽ có các seed khác nhau =&gt; Đa dạng hóa quá trình tìm kiếm trong các bước: khởi tạo nghiệm, chọn neighborhood, pull elite</w:t>
       </w:r>
     </w:p>
     <w:p>
       <w:pPr>
-        <w:pStyle w:val="ListParagraph"/>
+        <w:pStyle w:val="11"/>
         <w:numPr>
           <w:ilvl w:val="0"/>
           <w:numId w:val="1"/>
         </w:numPr>
       </w:pPr>
       <w:r>
-        <w:t>M</w:t>
-      </w:r>
-      <w:r>
-        <w:t>ỗ</w:t>
-      </w:r>
-      <w:r>
-        <w:t>i worker s</w:t>
-      </w:r>
-      <w:r>
-        <w:t>ẽ</w:t>
-      </w:r>
-      <w:r>
-        <w:t xml:space="preserve"> có 1 nghi</w:t>
-      </w:r>
-      <w:r>
-        <w:t>ệ</w:t>
-      </w:r>
-      <w:r>
-        <w:t>m kh</w:t>
-      </w:r>
-      <w:r>
-        <w:t>ở</w:t>
-      </w:r>
-      <w:r>
-        <w:t>i t</w:t>
-      </w:r>
-      <w:r>
-        <w:t>ạ</w:t>
-      </w:r>
-      <w:r>
-        <w:t>o riêng theo chi</w:t>
-      </w:r>
-      <w:r>
-        <w:t>ế</w:t>
-      </w:r>
-      <w:r>
-        <w:t>n lư</w:t>
-      </w:r>
-      <w:r>
-        <w:t>ợ</w:t>
-      </w:r>
-      <w:r>
-        <w:t>c phân c</w:t>
-      </w:r>
-      <w:r>
-        <w:t>ụ</w:t>
-      </w:r>
-      <w:r>
-        <w:t>m b</w:t>
-      </w:r>
-      <w:r>
-        <w:t>ằ</w:t>
-      </w:r>
-      <w:r>
-        <w:t>ng phương pháp polar-angle-based =&gt; Nghi</w:t>
-      </w:r>
-      <w:r>
-        <w:t>ệ</w:t>
-      </w:r>
-      <w:r>
-        <w:t>m kh</w:t>
-      </w:r>
-      <w:r>
-        <w:t>ở</w:t>
-      </w:r>
-      <w:r>
-        <w:t>i t</w:t>
-      </w:r>
-      <w:r>
-        <w:t>ạ</w:t>
-      </w:r>
-      <w:r>
-        <w:t>o t</w:t>
-      </w:r>
-      <w:r>
-        <w:t>ố</w:t>
-      </w:r>
-      <w:r>
-        <w:t>t giúp tìm đư</w:t>
-      </w:r>
-      <w:r>
-        <w:t>ợ</w:t>
-      </w:r>
-      <w:r>
-        <w:t>c các ng</w:t>
-      </w:r>
-      <w:r>
-        <w:t>hi</w:t>
-      </w:r>
-      <w:r>
-        <w:t>ệ</w:t>
-      </w:r>
-      <w:r>
-        <w:t>m t</w:t>
-      </w:r>
-      <w:r>
-        <w:t>ố</w:t>
-      </w:r>
-      <w:r>
-        <w:t>t nhanh hơn so v</w:t>
-      </w:r>
-      <w:r>
-        <w:t>ớ</w:t>
-      </w:r>
-      <w:r>
-        <w:t>i nghi</w:t>
-      </w:r>
-      <w:r>
-        <w:t>ệ</w:t>
-      </w:r>
-      <w:r>
-        <w:t>m kh</w:t>
-      </w:r>
-      <w:r>
-        <w:t>ở</w:t>
-      </w:r>
-      <w:r>
-        <w:t>i t</w:t>
-      </w:r>
-      <w:r>
-        <w:t>ạ</w:t>
-      </w:r>
-      <w:r>
-        <w:t>o ng</w:t>
-      </w:r>
-      <w:r>
-        <w:t>ẫ</w:t>
-      </w:r>
-      <w:r>
-        <w:t>u nhiên, trong khi v</w:t>
-      </w:r>
-      <w:r>
-        <w:t>ẫ</w:t>
-      </w:r>
-      <w:r>
-        <w:t xml:space="preserve">n đáp </w:t>
-      </w:r>
-      <w:r>
-        <w:t>ứ</w:t>
-      </w:r>
-      <w:r>
-        <w:t>ng đư</w:t>
-      </w:r>
-      <w:r>
-        <w:t>ợ</w:t>
-      </w:r>
-      <w:r>
-        <w:t>c s</w:t>
-      </w:r>
-      <w:r>
-        <w:t>ự</w:t>
-      </w:r>
-      <w:r>
-        <w:t xml:space="preserve"> đa d</w:t>
-      </w:r>
-      <w:r>
-        <w:t>ạ</w:t>
-      </w:r>
-      <w:r>
-        <w:t>ng do có nhi</w:t>
-      </w:r>
-      <w:r>
-        <w:t>ề</w:t>
-      </w:r>
-      <w:r>
-        <w:t>u nghi</w:t>
-      </w:r>
-      <w:r>
-        <w:t>ệ</w:t>
-      </w:r>
-      <w:r>
-        <w:t>m kh</w:t>
-      </w:r>
-      <w:r>
-        <w:t>ở</w:t>
-      </w:r>
-      <w:r>
-        <w:t>i t</w:t>
-      </w:r>
-      <w:r>
-        <w:t>ạ</w:t>
-      </w:r>
-      <w:r>
-        <w:t>o khác nhau.</w:t>
+        <w:t>Mỗi worker sẽ có 1 nghiệm khởi tạo riêng theo chiến lược phân cụm bằng phương pháp polar-angle-based =&gt; Nghiệm khởi tạo tốt giúp tìm được các nghiệm tốt nhanh hơn so với nghiệm khởi tạo ngẫu nhiên, trong khi vẫn đáp ứng được sự đa dạng do có nhiều nghiệm khởi tạo khác nhau.</w:t>
       </w:r>
     </w:p>
     <w:p>
       <w:pPr>
-        <w:pStyle w:val="ListParagraph"/>
+        <w:pStyle w:val="11"/>
         <w:numPr>
           <w:ilvl w:val="0"/>
           <w:numId w:val="1"/>
         </w:numPr>
       </w:pPr>
       <w:r>
-        <w:t>Khi worker push elite lên master s</w:t>
-      </w:r>
-      <w:r>
-        <w:t>ẽ</w:t>
-      </w:r>
-      <w:r>
-        <w:t xml:space="preserve"> đo s</w:t>
-      </w:r>
-      <w:r>
-        <w:t>ự</w:t>
-      </w:r>
-      <w:r>
-        <w:t xml:space="preserve"> khác bi</w:t>
-      </w:r>
-      <w:r>
-        <w:t>ệ</w:t>
-      </w:r>
-      <w:r>
-        <w:t>t gi</w:t>
-      </w:r>
-      <w:r>
-        <w:t>ữ</w:t>
-      </w:r>
-      <w:r>
-        <w:t>a elite đư</w:t>
-      </w:r>
-      <w:r>
-        <w:t>ợ</w:t>
-      </w:r>
-      <w:r>
-        <w:t>c push lên v</w:t>
-      </w:r>
-      <w:r>
-        <w:t>ớ</w:t>
-      </w:r>
-      <w:r>
-        <w:t>i các elite có trong pool đ</w:t>
-      </w:r>
-      <w:r>
-        <w:t>ể</w:t>
-      </w:r>
-      <w:r>
-        <w:t xml:space="preserve"> n</w:t>
-      </w:r>
-      <w:r>
-        <w:t>ế</w:t>
-      </w:r>
-      <w:r>
-        <w:t>u pool đ</w:t>
-      </w:r>
-      <w:r>
-        <w:t>ầ</w:t>
-      </w:r>
-      <w:r>
-        <w:t>y s</w:t>
-      </w:r>
-      <w:r>
-        <w:t>ẽ</w:t>
-      </w:r>
-      <w:r>
-        <w:t xml:space="preserve"> t</w:t>
-      </w:r>
-      <w:r>
-        <w:t>hay th</w:t>
-      </w:r>
-      <w:r>
-        <w:t>ế</w:t>
-      </w:r>
-      <w:r>
-        <w:t xml:space="preserve"> elite gi</w:t>
-      </w:r>
-      <w:r>
-        <w:t>ố</w:t>
-      </w:r>
-      <w:r>
-        <w:t>ng v</w:t>
-      </w:r>
-      <w:r>
-        <w:t>ớ</w:t>
-      </w:r>
-      <w:r>
-        <w:t>i elite đư</w:t>
-      </w:r>
-      <w:r>
-        <w:t>ợ</w:t>
-      </w:r>
-      <w:r>
-        <w:t>c push lên nh</w:t>
-      </w:r>
-      <w:r>
-        <w:t>ấ</w:t>
-      </w:r>
-      <w:r>
-        <w:t>t:</w:t>
+        <w:t>Khi worker push elite lên master sẽ đo sự khác biệt giữa elite được push lên với các elite có trong pool để nếu pool đầy sẽ thay thế elite giống với elite được push lên nhất:</w:t>
       </w:r>
     </w:p>
     <w:p>
       <w:pPr>
-        <w:pStyle w:val="ListParagraph"/>
+        <w:pStyle w:val="11"/>
         <w:numPr>
           <w:ilvl w:val="1"/>
           <w:numId w:val="1"/>
         </w:numPr>
       </w:pPr>
       <w:r>
-        <w:t>Ưu tiên gi</w:t>
-      </w:r>
-      <w:r>
-        <w:t>ữ</w:t>
-      </w:r>
-      <w:r>
-        <w:t xml:space="preserve"> l</w:t>
-      </w:r>
-      <w:r>
-        <w:t>ạ</w:t>
-      </w:r>
-      <w:r>
-        <w:t>i các elite chưa đư</w:t>
-      </w:r>
-      <w:r>
-        <w:t>ợ</w:t>
-      </w:r>
-      <w:r>
-        <w:t>c pull</w:t>
+        <w:t>Ưu tiên giữ lại các elite chưa được pull</w:t>
+      </w:r>
+      <w:r>
+        <w:rPr>
+          <w:rFonts w:hint="default"/>
+          <w:lang w:val="vi-VN"/>
+        </w:rPr>
+        <w:t xml:space="preserve"> =&gt; </w:t>
+      </w:r>
+      <w:r>
+        <w:rPr>
+          <w:rFonts w:hint="default"/>
+          <w:color w:val="0000FF"/>
+          <w:lang w:val="vi-VN"/>
+        </w:rPr>
+        <w:t>Thêm bảng so sánh</w:t>
       </w:r>
     </w:p>
     <w:p>
       <w:pPr>
-        <w:pStyle w:val="ListParagraph"/>
+        <w:pStyle w:val="11"/>
         <w:numPr>
           <w:ilvl w:val="1"/>
           <w:numId w:val="1"/>
         </w:numPr>
       </w:pPr>
       <w:r>
-        <w:t>Áp d</w:t>
-      </w:r>
-      <w:r>
-        <w:t>ụ</w:t>
-      </w:r>
-      <w:r>
-        <w:t>ng cách đo: đ</w:t>
-      </w:r>
-      <w:r>
-        <w:t>ế</w:t>
-      </w:r>
-      <w:r>
-        <w:t>m các c</w:t>
-      </w:r>
-      <w:r>
-        <w:t>ạ</w:t>
-      </w:r>
-      <w:r>
-        <w:t xml:space="preserve">nh </w:t>
-      </w:r>
-      <w:r>
-        <w:t>khác</w:t>
-      </w:r>
-      <w:r>
-        <w:t xml:space="preserve"> nhau (c</w:t>
-      </w:r>
-      <w:r>
-        <w:t>ạ</w:t>
-      </w:r>
-      <w:r>
-        <w:t>nh là đ</w:t>
-      </w:r>
-      <w:r>
-        <w:t>ố</w:t>
-      </w:r>
-      <w:r>
-        <w:t>i x</w:t>
-      </w:r>
-      <w:r>
-        <w:t>ứ</w:t>
-      </w:r>
-      <w:r>
-        <w:t>ng) gi</w:t>
-      </w:r>
-      <w:r>
-        <w:t>ữ</w:t>
-      </w:r>
-      <w:r>
-        <w:t>a elite đư</w:t>
-      </w:r>
-      <w:r>
-        <w:t>ợ</w:t>
-      </w:r>
-      <w:r>
-        <w:t>c push lên v</w:t>
-      </w:r>
-      <w:r>
-        <w:t>ớ</w:t>
-      </w:r>
-      <w:r>
-        <w:t>i các elite trong pool</w:t>
-      </w:r>
-      <w:r>
-        <w:t>.</w:t>
+        <w:t>Áp dụng cách đo: đếm các cạnh khác nhau (cạnh là đối xứng) giữa elite được push lên với các elite trong pool.</w:t>
       </w:r>
     </w:p>
     <w:p>
       <w:pPr>
-        <w:pStyle w:val="ListParagraph"/>
+        <w:pStyle w:val="11"/>
         <w:numPr>
           <w:ilvl w:val="1"/>
           <w:numId w:val="1"/>
         </w:numPr>
       </w:pPr>
       <w:r>
-        <w:t>Kích thước của elite pool tỉ lệ thuận số customer</w:t>
-      </w:r>
-      <w:r>
-        <w:t xml:space="preserve"> và số worker</w:t>
-      </w:r>
-      <w:r>
-        <w:t xml:space="preserve"> theo công thức:</w:t>
+        <w:t>Kích thước của elite pool tỉ lệ thuận số customer và số worker theo công thức:</w:t>
       </w:r>
     </w:p>
     <w:p>
@@ -655,76 +130,31 @@
         </w:rPr>
       </w:pPr>
       <w:r>
-        <w:t>(</w:t>
-      </w:r>
-      <w:r>
-        <w:t>Thử nghiệm cho thấy elite_pool_factor = 0.03 cho kết quả tối ưu nhất</w:t>
-      </w:r>
-      <w:r>
-        <w:t>)</w:t>
+        <w:t>(Thử nghiệm cho thấy elite_pool_factor = 0.03 cho kết quả tối ưu nhất)</w:t>
       </w:r>
     </w:p>
     <w:p>
       <w:pPr>
-        <w:pStyle w:val="ListParagraph"/>
+        <w:pStyle w:val="11"/>
         <w:numPr>
           <w:ilvl w:val="0"/>
           <w:numId w:val="1"/>
         </w:numPr>
       </w:pPr>
       <w:r>
-        <w:t>C</w:t>
-      </w:r>
-      <w:r>
-        <w:t>ác chi</w:t>
-      </w:r>
-      <w:r>
-        <w:t>ế</w:t>
-      </w:r>
-      <w:r>
-        <w:t>n lư</w:t>
-      </w:r>
-      <w:r>
-        <w:t>ợ</w:t>
-      </w:r>
-      <w:r>
-        <w:t>c ch</w:t>
-      </w:r>
-      <w:r>
-        <w:t>ọ</w:t>
-      </w:r>
-      <w:r>
-        <w:t>n elite khi worker req</w:t>
-      </w:r>
-      <w:r>
-        <w:t>uest pull elite lên master:</w:t>
+        <w:t>Các chiến lược chọn elite khi worker request pull elite lên master:</w:t>
       </w:r>
     </w:p>
     <w:p>
       <w:pPr>
-        <w:pStyle w:val="ListParagraph"/>
+        <w:pStyle w:val="11"/>
         <w:numPr>
           <w:ilvl w:val="1"/>
           <w:numId w:val="1"/>
         </w:numPr>
       </w:pPr>
       <w:r>
-        <w:t>(1) ch</w:t>
-      </w:r>
-      <w:r>
-        <w:t>ọ</w:t>
-      </w:r>
-      <w:r>
-        <w:t>n ng</w:t>
-      </w:r>
-      <w:r>
-        <w:t>ẫ</w:t>
-      </w:r>
-      <w:r>
-        <w:t>u nhiên</w:t>
-      </w:r>
-      <w:r>
-        <w:t xml:space="preserve"> (</w:t>
+        <w:t>(1) chọn ngẫu nhiên (</w:t>
       </w:r>
       <w:r>
         <w:rPr>
@@ -734,43 +164,19 @@
         <w:t>random</w:t>
       </w:r>
       <w:r>
-        <w:t>)</w:t>
-      </w:r>
-      <w:r>
-        <w:t>;</w:t>
+        <w:t>);</w:t>
       </w:r>
     </w:p>
     <w:p>
       <w:pPr>
-        <w:pStyle w:val="ListParagraph"/>
+        <w:pStyle w:val="11"/>
         <w:numPr>
           <w:ilvl w:val="1"/>
           <w:numId w:val="1"/>
         </w:numPr>
       </w:pPr>
       <w:r>
-        <w:t>(2) ch</w:t>
-      </w:r>
-      <w:r>
-        <w:t>ọ</w:t>
-      </w:r>
-      <w:r>
-        <w:t>n ng</w:t>
-      </w:r>
-      <w:r>
-        <w:t>ẫ</w:t>
-      </w:r>
-      <w:r>
-        <w:t xml:space="preserve">u nhiên trong top-k (k </w:t>
-      </w:r>
-      <w:r>
-        <w:t>= elite_pool_size / 2</w:t>
-      </w:r>
-      <w:r>
-        <w:t>)</w:t>
-      </w:r>
-      <w:r>
-        <w:t xml:space="preserve"> (</w:t>
+        <w:t>(2) chọn ngẫu nhiên trong top-k (k = elite_pool_size / 2) (</w:t>
       </w:r>
       <w:r>
         <w:rPr>
@@ -780,79 +186,19 @@
         <w:t>top-k</w:t>
       </w:r>
       <w:r>
-        <w:t>)</w:t>
-      </w:r>
-      <w:r>
-        <w:t>;</w:t>
+        <w:t>);</w:t>
       </w:r>
     </w:p>
     <w:p>
       <w:pPr>
-        <w:pStyle w:val="ListParagraph"/>
+        <w:pStyle w:val="11"/>
         <w:numPr>
           <w:ilvl w:val="1"/>
           <w:numId w:val="1"/>
         </w:numPr>
       </w:pPr>
       <w:r>
-        <w:t>(3) ch</w:t>
-      </w:r>
-      <w:r>
-        <w:t>ọ</w:t>
-      </w:r>
-      <w:r>
-        <w:t>n ng</w:t>
-      </w:r>
-      <w:r>
-        <w:t>ẫ</w:t>
-      </w:r>
-      <w:r>
-        <w:t>u nhiên v</w:t>
-      </w:r>
-      <w:r>
-        <w:t>ớ</w:t>
-      </w:r>
-      <w:r>
-        <w:t>i tr</w:t>
-      </w:r>
-      <w:r>
-        <w:t>ọ</w:t>
-      </w:r>
-      <w:r>
-        <w:t>ng s</w:t>
-      </w:r>
-      <w:r>
-        <w:t>ố</w:t>
-      </w:r>
-      <w:r>
-        <w:t xml:space="preserve"> d</w:t>
-      </w:r>
-      <w:r>
-        <w:t>ự</w:t>
-      </w:r>
-      <w:r>
-        <w:t>a trên đ</w:t>
-      </w:r>
-      <w:r>
-        <w:t>ộ</w:t>
-      </w:r>
-      <w:r>
-        <w:t xml:space="preserve"> t</w:t>
-      </w:r>
-      <w:r>
-        <w:t>ố</w:t>
-      </w:r>
-      <w:r>
-        <w:t>i ưu c</w:t>
-      </w:r>
-      <w:r>
-        <w:t>ủ</w:t>
-      </w:r>
-      <w:r>
-        <w:t>a elite</w:t>
-      </w:r>
-      <w:r>
-        <w:t xml:space="preserve"> (</w:t>
+        <w:t>(3) chọn ngẫu nhiên với trọng số dựa trên độ tối ưu của elite (</w:t>
       </w:r>
       <w:r>
         <w:rPr>
@@ -862,31 +208,19 @@
         <w:t>rank</w:t>
       </w:r>
       <w:r>
-        <w:t>)</w:t>
-      </w:r>
-      <w:r>
-        <w:t>;</w:t>
+        <w:t>);</w:t>
       </w:r>
     </w:p>
     <w:p>
       <w:pPr>
-        <w:pStyle w:val="ListParagraph"/>
+        <w:pStyle w:val="11"/>
         <w:numPr>
           <w:ilvl w:val="1"/>
           <w:numId w:val="1"/>
         </w:numPr>
       </w:pPr>
       <w:r>
-        <w:t xml:space="preserve">(4) </w:t>
-      </w:r>
-      <w:r>
-        <w:t>chọn ngẫu nhiên với trọng số dựa trên số lần được pull của elite</w:t>
-      </w:r>
-      <w:r>
-        <w:t xml:space="preserve"> </w:t>
-      </w:r>
-      <w:r>
-        <w:t>(</w:t>
+        <w:t>(4) chọn ngẫu nhiên với trọng số dựa trên số lần được pull của elite (</w:t>
       </w:r>
       <w:r>
         <w:rPr>
@@ -904,185 +238,34 @@
         <w:ind w:left="1080"/>
       </w:pPr>
       <w:r>
-        <w:t>=&gt; Có b</w:t>
-      </w:r>
-      <w:r>
-        <w:t>ả</w:t>
-      </w:r>
-      <w:r>
-        <w:t>ng so sánh k</w:t>
-      </w:r>
-      <w:r>
-        <w:t>ế</w:t>
-      </w:r>
-      <w:r>
-        <w:t>t qu</w:t>
-      </w:r>
-      <w:r>
-        <w:t>ả</w:t>
-      </w:r>
-      <w:r>
-        <w:t xml:space="preserve"> gi</w:t>
-      </w:r>
-      <w:r>
-        <w:t>ữ</w:t>
-      </w:r>
-      <w:r>
-        <w:t>a các chi</w:t>
-      </w:r>
-      <w:r>
-        <w:t>ế</w:t>
-      </w:r>
-      <w:r>
-        <w:t>n lư</w:t>
-      </w:r>
-      <w:r>
-        <w:t>ợ</w:t>
-      </w:r>
-      <w:r>
-        <w:t>c pull elite</w:t>
+        <w:t>=&gt; Có bảng so sánh kết quả giữa các chiến lược pull elite</w:t>
       </w:r>
     </w:p>
     <w:p>
       <w:pPr>
-        <w:pStyle w:val="ListParagraph"/>
+        <w:pStyle w:val="11"/>
         <w:numPr>
           <w:ilvl w:val="0"/>
           <w:numId w:val="1"/>
         </w:numPr>
       </w:pPr>
       <w:r>
-        <w:t>T</w:t>
-      </w:r>
-      <w:r>
-        <w:t>ri</w:t>
-      </w:r>
-      <w:r>
-        <w:t>ể</w:t>
-      </w:r>
-      <w:r>
-        <w:t>n khai h</w:t>
-      </w:r>
-      <w:r>
-        <w:t>ệ</w:t>
-      </w:r>
-      <w:r>
-        <w:t xml:space="preserve"> s</w:t>
-      </w:r>
-      <w:r>
-        <w:t>ố</w:t>
-      </w:r>
-      <w:r>
-        <w:t xml:space="preserve"> min_pull_elites_per_worker_factor (g</w:t>
-      </w:r>
-      <w:r>
-        <w:t>ọ</w:t>
-      </w:r>
-      <w:r>
-        <w:t>i t</w:t>
-      </w:r>
-      <w:r>
-        <w:t>ắ</w:t>
-      </w:r>
-      <w:r>
-        <w:t xml:space="preserve">t là </w:t>
+        <w:t xml:space="preserve">Triển khai hệ số min_pull_elites_per_worker_factor (gọi tắt là </w:t>
       </w:r>
       <w:r>
         <w:rPr>
           <w:b/>
           <w:bCs/>
         </w:rPr>
-        <w:t>min</w:t>
-      </w:r>
-      <w:r>
-        <w:rPr>
-          <w:b/>
-          <w:bCs/>
-        </w:rPr>
-        <w:t>_</w:t>
-      </w:r>
-      <w:r>
-        <w:rPr>
-          <w:b/>
-          <w:bCs/>
-        </w:rPr>
-        <w:t>pull</w:t>
-      </w:r>
-      <w:r>
-        <w:rPr>
-          <w:b/>
-          <w:bCs/>
-        </w:rPr>
-        <w:t>_</w:t>
-      </w:r>
-      <w:r>
-        <w:rPr>
-          <w:b/>
-          <w:bCs/>
-        </w:rPr>
-        <w:t>factor</w:t>
-      </w:r>
-      <w:r>
-        <w:t>) đ</w:t>
-      </w:r>
-      <w:r>
-        <w:t>ể</w:t>
-      </w:r>
-      <w:r>
-        <w:t xml:space="preserve"> tính s</w:t>
-      </w:r>
-      <w:r>
-        <w:t>ố</w:t>
-      </w:r>
-      <w:r>
-        <w:t xml:space="preserve"> lư</w:t>
-      </w:r>
-      <w:r>
-        <w:t>ợ</w:t>
-      </w:r>
-      <w:r>
-        <w:t>ng pull elite t</w:t>
-      </w:r>
-      <w:r>
-        <w:t>ố</w:t>
-      </w:r>
-      <w:r>
-        <w:t>i thi</w:t>
-      </w:r>
-      <w:r>
-        <w:t>ể</w:t>
-      </w:r>
-      <w:r>
-        <w:t>u mà m</w:t>
-      </w:r>
-      <w:r>
-        <w:t>ỗ</w:t>
-      </w:r>
-      <w:r>
-        <w:t>i worker c</w:t>
-      </w:r>
-      <w:r>
-        <w:t>ầ</w:t>
-      </w:r>
-      <w:r>
-        <w:t>n ph</w:t>
-      </w:r>
-      <w:r>
-        <w:t>ả</w:t>
-      </w:r>
-      <w:r>
-        <w:t>i pull theo công th</w:t>
-      </w:r>
-      <w:r>
-        <w:t>ứ</w:t>
-      </w:r>
-      <w:r>
-        <w:t>c:</w:t>
+        <w:t>min_pull_factor</w:t>
+      </w:r>
+      <w:r>
+        <w:t>) để tính số lượng pull elite tối thiểu mà mỗi worker cần phải pull theo công thức:</w:t>
       </w:r>
     </w:p>
     <w:p>
       <w:pPr>
-        <w:pStyle w:val="ListParagraph"/>
+        <w:pStyle w:val="11"/>
         <w:ind w:left="0"/>
         <w:jc w:val="center"/>
         <w:rPr>
@@ -1095,147 +278,7 @@
           <w:i/>
           <w:iCs/>
         </w:rPr>
-        <w:t>s</w:t>
-      </w:r>
-      <w:r>
-        <w:rPr>
-          <w:i/>
-          <w:iCs/>
-        </w:rPr>
-        <w:t>ố</w:t>
-      </w:r>
-      <w:r>
-        <w:rPr>
-          <w:i/>
-          <w:iCs/>
-        </w:rPr>
-        <w:t xml:space="preserve"> l</w:t>
-      </w:r>
-      <w:r>
-        <w:rPr>
-          <w:i/>
-          <w:iCs/>
-        </w:rPr>
-        <w:t>ầ</w:t>
-      </w:r>
-      <w:r>
-        <w:rPr>
-          <w:i/>
-          <w:iCs/>
-        </w:rPr>
-        <w:t>n pull t</w:t>
-      </w:r>
-      <w:r>
-        <w:rPr>
-          <w:i/>
-          <w:iCs/>
-        </w:rPr>
-        <w:t>ố</w:t>
-      </w:r>
-      <w:r>
-        <w:rPr>
-          <w:i/>
-          <w:iCs/>
-        </w:rPr>
-        <w:t>i thi</w:t>
-      </w:r>
-      <w:r>
-        <w:rPr>
-          <w:i/>
-          <w:iCs/>
-        </w:rPr>
-        <w:t>ể</w:t>
-      </w:r>
-      <w:r>
-        <w:rPr>
-          <w:i/>
-          <w:iCs/>
-        </w:rPr>
-        <w:t>u</w:t>
-      </w:r>
-      <w:r>
-        <w:rPr>
-          <w:i/>
-          <w:iCs/>
-        </w:rPr>
-        <w:t xml:space="preserve"> = clamp (min</w:t>
-      </w:r>
-      <w:r>
-        <w:rPr>
-          <w:i/>
-          <w:iCs/>
-        </w:rPr>
-        <w:t>_</w:t>
-      </w:r>
-      <w:r>
-        <w:rPr>
-          <w:i/>
-          <w:iCs/>
-        </w:rPr>
-        <w:t>pull</w:t>
-      </w:r>
-      <w:r>
-        <w:rPr>
-          <w:i/>
-          <w:iCs/>
-        </w:rPr>
-        <w:t>_</w:t>
-      </w:r>
-      <w:r>
-        <w:rPr>
-          <w:i/>
-          <w:iCs/>
-        </w:rPr>
-        <w:t>factor * căn b</w:t>
-      </w:r>
-      <w:r>
-        <w:rPr>
-          <w:i/>
-          <w:iCs/>
-        </w:rPr>
-        <w:t>ậ</w:t>
-      </w:r>
-      <w:r>
-        <w:rPr>
-          <w:i/>
-          <w:iCs/>
-        </w:rPr>
-        <w:t>c 2 (s</w:t>
-      </w:r>
-      <w:r>
-        <w:rPr>
-          <w:i/>
-          <w:iCs/>
-        </w:rPr>
-        <w:t>ố</w:t>
-      </w:r>
-      <w:r>
-        <w:rPr>
-          <w:i/>
-          <w:iCs/>
-        </w:rPr>
-        <w:t xml:space="preserve"> customer</w:t>
-      </w:r>
-      <w:r>
-        <w:rPr>
-          <w:i/>
-          <w:iCs/>
-        </w:rPr>
-        <w:t>)</w:t>
-      </w:r>
-      <w:r>
-        <w:rPr>
-          <w:i/>
-          <w:iCs/>
-        </w:rPr>
-        <w:t xml:space="preserve"> / số worker</w:t>
-      </w:r>
-      <w:r>
-        <w:rPr>
-          <w:i/>
-          <w:iCs/>
-        </w:rPr>
-        <w:t>, min, max)</w:t>
+        <w:t>số lần pull tối thiểu = clamp (min_pull_factor * căn bậc 2 (số customer) / số worker, min, max)</w:t>
       </w:r>
     </w:p>
     <w:p>
@@ -1243,13 +286,7 @@
         <w:jc w:val="center"/>
       </w:pPr>
       <w:r>
-        <w:t>(</w:t>
-      </w:r>
-      <w:r>
-        <w:t>Số lần pull elite tối thiểu của mỗi worker sẽ quyết định chính tới thời gian chạy của chương trình</w:t>
-      </w:r>
-      <w:r>
-        <w:t>)</w:t>
+        <w:t>(Số lần pull elite tối thiểu của mỗi worker sẽ quyết định chính tới thời gian chạy của chương trình)</w:t>
       </w:r>
     </w:p>
     <w:p>
@@ -1257,67 +294,7 @@
         <w:ind w:firstLine="360"/>
       </w:pPr>
       <w:r>
-        <w:t>B</w:t>
-      </w:r>
-      <w:r>
-        <w:t>ên c</w:t>
-      </w:r>
-      <w:r>
-        <w:t>ạ</w:t>
-      </w:r>
-      <w:r>
-        <w:t>nh đó, riêng chi</w:t>
-      </w:r>
-      <w:r>
-        <w:t>ế</w:t>
-      </w:r>
-      <w:r>
-        <w:t>n lư</w:t>
-      </w:r>
-      <w:r>
-        <w:t>ợ</w:t>
-      </w:r>
-      <w:r>
-        <w:t>c ch</w:t>
-      </w:r>
-      <w:r>
-        <w:t>ọ</w:t>
-      </w:r>
-      <w:r>
-        <w:t>n neighborhood adaptive</w:t>
-      </w:r>
-      <w:r>
-        <w:t xml:space="preserve"> c</w:t>
-      </w:r>
-      <w:r>
-        <w:t>ó th</w:t>
-      </w:r>
-      <w:r>
-        <w:t>ử</w:t>
-      </w:r>
-      <w:r>
-        <w:t xml:space="preserve"> v</w:t>
-      </w:r>
-      <w:r>
-        <w:t>ớ</w:t>
-      </w:r>
-      <w:r>
-        <w:t>i tham s</w:t>
-      </w:r>
-      <w:r>
-        <w:t>ố</w:t>
-      </w:r>
-      <w:r>
-        <w:t xml:space="preserve"> tabu</w:t>
-      </w:r>
-      <w:r>
-        <w:t xml:space="preserve"> </w:t>
-      </w:r>
-      <w:r>
-        <w:t>khác nhau trên mỗi worker</w:t>
-      </w:r>
-      <w:r>
-        <w:t>:</w:t>
+        <w:t>Bên cạnh đó, riêng chiến lược chọn neighborhood adaptive có thử với tham số tabu khác nhau trên mỗi worker:</w:t>
       </w:r>
     </w:p>
     <w:p>
@@ -1325,61 +302,7 @@
         <w:ind w:firstLine="360"/>
       </w:pPr>
       <w:r>
-        <w:t>- C</w:t>
-      </w:r>
-      <w:r>
-        <w:t>ác tham số tính điểm (score) neighborhood trong 1 segment</w:t>
-      </w:r>
-      <w:r>
-        <w:t xml:space="preserve">: </w:t>
-      </w:r>
-      <w:r>
-        <w:t>gamma</w:t>
-      </w:r>
-      <w:r>
-        <w:t xml:space="preserve">1 (tìm được elite mới tốt nhất) &gt; </w:t>
-      </w:r>
-      <w:r>
-        <w:t>g</w:t>
-      </w:r>
-      <w:r>
-        <w:t>a</w:t>
-      </w:r>
-      <w:r>
-        <w:t>mma</w:t>
-      </w:r>
-      <w:r>
-        <w:t xml:space="preserve">2 (tìm được elite tốt hơn hiện tại) &gt; </w:t>
-      </w:r>
-      <w:r>
-        <w:t>g</w:t>
-      </w:r>
-      <w:r>
-        <w:t>a</w:t>
-      </w:r>
-      <w:r>
-        <w:t>mma</w:t>
-      </w:r>
-      <w:r>
-        <w:t>3 (khác)</w:t>
-      </w:r>
-      <w:r>
-        <w:t>:</w:t>
-      </w:r>
-      <w:r>
-        <w:t xml:space="preserve"> ngẫu nhiên với step 0.1 trong khoảng [0</w:t>
-      </w:r>
-      <w:r>
-        <w:t>.1</w:t>
-      </w:r>
-      <w:r>
-        <w:t>, 0.</w:t>
-      </w:r>
-      <w:r>
-        <w:t>5</w:t>
-      </w:r>
-      <w:r>
-        <w:t>]</w:t>
+        <w:t>- Các tham số tính điểm (score) neighborhood trong 1 segment: gamma1 (tìm được elite mới tốt nhất) &gt; gamma2 (tìm được elite tốt hơn hiện tại) &gt; gamma3 (khác): ngẫu nhiên với step 0.1 trong khoảng [0.1, 0.5]</w:t>
       </w:r>
     </w:p>
     <w:p>
@@ -1387,31 +310,7 @@
         <w:ind w:firstLine="360"/>
       </w:pPr>
       <w:r>
-        <w:t>- T</w:t>
-      </w:r>
-      <w:r>
-        <w:t>ham số tính trọng số (weight) neighborhood giữa các segment</w:t>
-      </w:r>
-      <w:r>
-        <w:t>: gamma</w:t>
-      </w:r>
-      <w:r>
-        <w:t>4 (weight neighborhood được đánh giá dựa vào score sau khi kết thúc 1 segment tỉ lệ với gamma4)</w:t>
-      </w:r>
-      <w:r>
-        <w:t>: ngẫu nhiên với step 0.1 trong khoảng [0.</w:t>
-      </w:r>
-      <w:r>
-        <w:t>2</w:t>
-      </w:r>
-      <w:r>
-        <w:t>, 0.</w:t>
-      </w:r>
-      <w:r>
-        <w:t>6</w:t>
-      </w:r>
-      <w:r>
-        <w:t>]</w:t>
+        <w:t>- Tham số tính trọng số (weight) neighborhood giữa các segment: gamma4 (weight neighborhood được đánh giá dựa vào score sau khi kết thúc 1 segment tỉ lệ với gamma4): ngẫu nhiên với step 0.1 trong khoảng [0.2, 0.6]</w:t>
       </w:r>
     </w:p>
     <w:p>
@@ -1419,44 +318,7 @@
         <w:ind w:firstLine="360"/>
       </w:pPr>
       <w:r>
-        <w:lastRenderedPageBreak/>
-        <w:t xml:space="preserve">- Tham số </w:t>
-      </w:r>
-      <w:r>
-        <w:t>tính độ dài của tabu tenure</w:t>
-      </w:r>
-      <w:r>
-        <w:t>: beta (độ dài của tabu tỉ lệ thuận với beta)</w:t>
-      </w:r>
-      <w:r>
-        <w:t xml:space="preserve">: ngẫu nhiên với step </w:t>
-      </w:r>
-      <w:r>
-        <w:t>0.</w:t>
-      </w:r>
-      <w:r>
-        <w:t>2</w:t>
-      </w:r>
-      <w:r>
-        <w:t>5 trong khoảng [0.</w:t>
-      </w:r>
-      <w:r>
-        <w:t>2</w:t>
-      </w:r>
-      <w:r>
-        <w:t xml:space="preserve">5, </w:t>
-      </w:r>
-      <w:r>
-        <w:t>1</w:t>
-      </w:r>
-      <w:r>
-        <w:t>.</w:t>
-      </w:r>
-      <w:r>
-        <w:t>2</w:t>
-      </w:r>
-      <w:r>
-        <w:t>5]</w:t>
+        <w:t>- Tham số tính độ dài của tabu tenure: beta (độ dài của tabu tỉ lệ thuận với beta): ngẫu nhiên với step 0.25 trong khoảng [0.25, 1.25]</w:t>
       </w:r>
     </w:p>
     <w:p>
@@ -1464,31 +326,7 @@
         <w:ind w:firstLine="360"/>
       </w:pPr>
       <w:r>
-        <w:t>=&gt; Có b</w:t>
-      </w:r>
-      <w:r>
-        <w:t>ả</w:t>
-      </w:r>
-      <w:r>
-        <w:t>ng so sánh k</w:t>
-      </w:r>
-      <w:r>
-        <w:t>ế</w:t>
-      </w:r>
-      <w:r>
-        <w:t>t qu</w:t>
-      </w:r>
-      <w:r>
-        <w:t>ả</w:t>
-      </w:r>
-      <w:r>
-        <w:t xml:space="preserve"> khi áp d</w:t>
-      </w:r>
-      <w:r>
-        <w:t>ụ</w:t>
-      </w:r>
-      <w:r>
-        <w:t>ng dynamic tabu params</w:t>
+        <w:t>=&gt; Có bảng so sánh kết quả khi áp dụng dynamic tabu params</w:t>
       </w:r>
     </w:p>
     <w:p>
@@ -1496,479 +334,60 @@
         <w:ind w:firstLine="360"/>
       </w:pPr>
       <w:r>
-        <w:t>C</w:t>
-      </w:r>
-      <w:r>
-        <w:t>ả</w:t>
-      </w:r>
-      <w:r>
-        <w:t xml:space="preserve"> 2 chi</w:t>
-      </w:r>
-      <w:r>
-        <w:t>ế</w:t>
-      </w:r>
-      <w:r>
-        <w:t>n lư</w:t>
-      </w:r>
-      <w:r>
-        <w:t>ợ</w:t>
-      </w:r>
-      <w:r>
-        <w:t>c đ</w:t>
-      </w:r>
-      <w:r>
-        <w:t>ề</w:t>
-      </w:r>
-      <w:r>
-        <w:t>u đang ch</w:t>
-      </w:r>
-      <w:r>
-        <w:t>ỉ</w:t>
-      </w:r>
-      <w:r>
-        <w:t xml:space="preserve"> s</w:t>
-      </w:r>
-      <w:r>
-        <w:t>ử</w:t>
-      </w:r>
-      <w:r>
-        <w:t xml:space="preserve"> d</w:t>
-      </w:r>
-      <w:r>
-        <w:t>ụ</w:t>
-      </w:r>
-      <w:r>
-        <w:t>ng MPI, khi áp d</w:t>
-      </w:r>
-      <w:r>
-        <w:t>ụ</w:t>
-      </w:r>
-      <w:r>
-        <w:t>ng Open</w:t>
-      </w:r>
-      <w:r>
-        <w:t>MP đ</w:t>
-      </w:r>
-      <w:r>
-        <w:t>ể</w:t>
-      </w:r>
-      <w:r>
-        <w:t xml:space="preserve"> ch</w:t>
-      </w:r>
-      <w:r>
-        <w:t>ọ</w:t>
-      </w:r>
-      <w:r>
-        <w:t>n custmers t</w:t>
-      </w:r>
-      <w:r>
-        <w:t>ố</w:t>
-      </w:r>
-      <w:r>
-        <w:t>t nh</w:t>
-      </w:r>
-      <w:r>
-        <w:t>ấ</w:t>
-      </w:r>
-      <w:r>
-        <w:t>t đ</w:t>
-      </w:r>
-      <w:r>
-        <w:t>ể</w:t>
-      </w:r>
-      <w:r>
-        <w:t xml:space="preserve"> move cho neighborhood, các vòng l</w:t>
-      </w:r>
-      <w:r>
-        <w:t>ặ</w:t>
-      </w:r>
-      <w:r>
-        <w:t>p không đ</w:t>
-      </w:r>
-      <w:r>
-        <w:t>ủ</w:t>
-      </w:r>
-      <w:r>
-        <w:t xml:space="preserve"> l</w:t>
-      </w:r>
-      <w:r>
-        <w:t>ớ</w:t>
-      </w:r>
-      <w:r>
-        <w:t>n d</w:t>
-      </w:r>
-      <w:r>
-        <w:t>ẫ</w:t>
-      </w:r>
-      <w:r>
-        <w:t>n t</w:t>
-      </w:r>
-      <w:r>
-        <w:t>ớ</w:t>
-      </w:r>
-      <w:r>
-        <w:t>i b</w:t>
-      </w:r>
-      <w:r>
-        <w:t>ị</w:t>
-      </w:r>
-      <w:r>
-        <w:t xml:space="preserve"> overhead (t</w:t>
-      </w:r>
-      <w:r>
-        <w:t>ố</w:t>
-      </w:r>
-      <w:r>
-        <w:t>n th</w:t>
-      </w:r>
-      <w:r>
-        <w:t>ờ</w:t>
-      </w:r>
-      <w:r>
-        <w:t>i gian kh</w:t>
-      </w:r>
-      <w:r>
-        <w:t>ở</w:t>
-      </w:r>
-      <w:r>
-        <w:t>i t</w:t>
-      </w:r>
-      <w:r>
-        <w:t>ạ</w:t>
-      </w:r>
-      <w:r>
-        <w:t>o OpenMP) =&gt; Th</w:t>
-      </w:r>
-      <w:r>
-        <w:t>ờ</w:t>
-      </w:r>
-      <w:r>
-        <w:t>i gian ch</w:t>
-      </w:r>
-      <w:r>
-        <w:t>ạ</w:t>
-      </w:r>
-      <w:r>
-        <w:t>y chương trình lâu hơn r</w:t>
-      </w:r>
-      <w:r>
-        <w:t>ấ</w:t>
-      </w:r>
-      <w:r>
-        <w:t>t nhi</w:t>
-      </w:r>
-      <w:r>
-        <w:t>ề</w:t>
-      </w:r>
-      <w:r>
-        <w:t>u, trong khi k</w:t>
-      </w:r>
-      <w:r>
-        <w:t>ế</w:t>
-      </w:r>
-      <w:r>
-        <w:t>t qu</w:t>
-      </w:r>
-      <w:r>
-        <w:t>ả</w:t>
-      </w:r>
-      <w:r>
-        <w:t xml:space="preserve"> thì không h</w:t>
-      </w:r>
-      <w:r>
-        <w:t>ề</w:t>
-      </w:r>
-      <w:r>
-        <w:t xml:space="preserve"> c</w:t>
-      </w:r>
-      <w:r>
-        <w:t>ả</w:t>
-      </w:r>
-      <w:r>
-        <w:t>i thi</w:t>
-      </w:r>
-      <w:r>
-        <w:t>ệ</w:t>
-      </w:r>
-      <w:r>
-        <w:t>n do áp d</w:t>
-      </w:r>
-      <w:r>
-        <w:t>ụ</w:t>
-      </w:r>
-      <w:r>
-        <w:t>ng OpenMP mong mu</w:t>
-      </w:r>
-      <w:r>
-        <w:t>ố</w:t>
-      </w:r>
-      <w:r>
-        <w:t xml:space="preserve">n tìm </w:t>
-      </w:r>
-      <w:r>
-        <w:t>đư</w:t>
-      </w:r>
-      <w:r>
-        <w:t>ợ</w:t>
-      </w:r>
-      <w:r>
-        <w:t>c customers đ</w:t>
-      </w:r>
-      <w:r>
-        <w:t>ể</w:t>
-      </w:r>
-      <w:r>
-        <w:t xml:space="preserve"> move nhanh hơn, không </w:t>
-      </w:r>
-      <w:r>
-        <w:t>ả</w:t>
-      </w:r>
-      <w:r>
-        <w:t>nh hư</w:t>
-      </w:r>
-      <w:r>
-        <w:t>ở</w:t>
-      </w:r>
-      <w:r>
-        <w:t>ng t</w:t>
-      </w:r>
-      <w:r>
-        <w:t>ớ</w:t>
-      </w:r>
-      <w:r>
-        <w:t>i vi</w:t>
-      </w:r>
-      <w:r>
-        <w:t>ệ</w:t>
-      </w:r>
-      <w:r>
-        <w:t>c tìm elite t</w:t>
-      </w:r>
-      <w:r>
-        <w:t>ố</w:t>
-      </w:r>
-      <w:r>
-        <w:t>i ưu =&gt; Ưu tiên s</w:t>
-      </w:r>
-      <w:r>
-        <w:t>ố</w:t>
-      </w:r>
-      <w:r>
-        <w:t xml:space="preserve"> core c</w:t>
-      </w:r>
-      <w:r>
-        <w:t>ủ</w:t>
-      </w:r>
-      <w:r>
-        <w:t>a CPU vào s</w:t>
-      </w:r>
-      <w:r>
-        <w:t>ố</w:t>
-      </w:r>
-      <w:r>
-        <w:t xml:space="preserve"> worker đ</w:t>
-      </w:r>
-      <w:r>
-        <w:t>ể</w:t>
-      </w:r>
-      <w:r>
-        <w:t xml:space="preserve"> đa d</w:t>
-      </w:r>
-      <w:r>
-        <w:t>ạ</w:t>
-      </w:r>
-      <w:r>
-        <w:t>ng quá trình tìm ki</w:t>
-      </w:r>
-      <w:r>
-        <w:t>ế</w:t>
-      </w:r>
-      <w:r>
-        <w:t>m thay vì ít worker, song song trong m</w:t>
-      </w:r>
-      <w:r>
-        <w:t>ỗ</w:t>
-      </w:r>
-      <w:r>
-        <w:t>i worker mà quá trình ch</w:t>
-      </w:r>
-      <w:r>
-        <w:t>ạ</w:t>
-      </w:r>
-      <w:r>
-        <w:t>y l</w:t>
-      </w:r>
-      <w:r>
-        <w:t>ạ</w:t>
-      </w:r>
-      <w:r>
-        <w:t>i lâu hơn.</w:t>
+        <w:t>Cả 2 chiến lược đều đang chỉ sử dụng MPI, khi áp dụng OpenMP để chọn custmers tốt nhất để move cho neighborhood, các vòng lặp không đủ lớn dẫn tới bị overhead (tốn thời gian khởi tạo OpenMP) =&gt; Thời gian chạy chương trình lâu hơn rất nhiều, trong khi kết quả thì không hề cải thiện do áp dụng OpenMP mong muốn tìm được customers để move nhanh hơn, không ảnh hưởng tới việc tìm elite tối ưu =&gt; Ưu tiên số core của CPU vào số worker để đa dạng quá trình tìm kiếm thay vì ít worker, song song trong mỗi worker mà quá trình chạy lại lâu hơn.</w:t>
       </w:r>
     </w:p>
     <w:p>
       <w:pPr>
-        <w:pStyle w:val="Heading1"/>
+        <w:pStyle w:val="2"/>
       </w:pPr>
       <w:r>
-        <w:t>2. Các b</w:t>
-      </w:r>
-      <w:r>
-        <w:t>ả</w:t>
-      </w:r>
-      <w:r>
-        <w:t>ng so sánh</w:t>
-      </w:r>
-    </w:p>
-    <w:p>
-      <w:r>
-        <w:tab/>
-        <w:t>Ch</w:t>
-      </w:r>
-      <w:r>
-        <w:t>ạ</w:t>
-      </w:r>
-      <w:r>
-        <w:t>y trên c</w:t>
-      </w:r>
-      <w:r>
-        <w:t>hip Intel Core i5 14</w:t>
-      </w:r>
-      <w:r>
-        <w:t>5</w:t>
-      </w:r>
-      <w:r>
-        <w:t>00</w:t>
-      </w:r>
-      <w:r>
-        <w:t>: 1</w:t>
-      </w:r>
-      <w:r>
-        <w:t>4</w:t>
-      </w:r>
-      <w:r>
-        <w:t xml:space="preserve"> Core </w:t>
-      </w:r>
-      <w:r>
-        <w:t>20</w:t>
-      </w:r>
-      <w:r>
-        <w:t xml:space="preserve"> Thread =&gt; MPI ch</w:t>
-      </w:r>
-      <w:r>
-        <w:t>ạ</w:t>
-      </w:r>
-      <w:r>
-        <w:t xml:space="preserve">y </w:t>
-      </w:r>
-      <w:r>
-        <w:t>10</w:t>
-      </w:r>
-      <w:r>
-        <w:t xml:space="preserve"> process (1 master, </w:t>
-      </w:r>
-      <w:r>
-        <w:t>9</w:t>
-      </w:r>
-      <w:r>
-        <w:t xml:space="preserve"> worker)</w:t>
-      </w:r>
-      <w:r>
-        <w:t>.</w:t>
-      </w:r>
-    </w:p>
-    <w:p>
-      <w:r>
-        <w:tab/>
-        <w:t xml:space="preserve">Mỗi tiêu chí chạy </w:t>
-      </w:r>
-      <w:r>
-        <w:t>2</w:t>
-      </w:r>
-      <w:r>
-        <w:t>0 lần rồi thống kê, tính trung bình kết quả, thời gian chạy.</w:t>
+        <w:t>2. Các bảng so sánh</w:t>
       </w:r>
     </w:p>
     <w:p>
       <w:pPr>
-        <w:pStyle w:val="Heading2"/>
+        <w:rPr>
+          <w:rFonts w:hint="default"/>
+          <w:lang w:val="vi-VN"/>
+        </w:rPr>
       </w:pPr>
       <w:r>
-        <w:t xml:space="preserve">2.1. </w:t>
-      </w:r>
-      <w:r>
-        <w:t>B</w:t>
-      </w:r>
-      <w:r>
-        <w:t>ả</w:t>
-      </w:r>
-      <w:r>
-        <w:t>ng so sánh gi</w:t>
-      </w:r>
-      <w:r>
-        <w:t>ữ</w:t>
-      </w:r>
-      <w:r>
-        <w:t>a: thu</w:t>
-      </w:r>
-      <w:r>
-        <w:t>ậ</w:t>
-      </w:r>
-      <w:r>
-        <w:t>t toán tu</w:t>
-      </w:r>
-      <w:r>
-        <w:t>ầ</w:t>
-      </w:r>
-      <w:r>
-        <w:t>n t</w:t>
-      </w:r>
-      <w:r>
-        <w:t>ự</w:t>
-      </w:r>
-      <w:r>
-        <w:t>, chi</w:t>
-      </w:r>
-      <w:r>
-        <w:t>ế</w:t>
-      </w:r>
-      <w:r>
-        <w:t>n lư</w:t>
-      </w:r>
-      <w:r>
-        <w:t>ợ</w:t>
-      </w:r>
-      <w:r>
-        <w:t>c ch</w:t>
-      </w:r>
-      <w:r>
-        <w:t>ọ</w:t>
-      </w:r>
-      <w:r>
-        <w:t>n neighborhood ng</w:t>
-      </w:r>
-      <w:r>
-        <w:t>ẫ</w:t>
-      </w:r>
-      <w:r>
-        <w:t>u nhiên, chi</w:t>
-      </w:r>
-      <w:r>
-        <w:t>ế</w:t>
-      </w:r>
-      <w:r>
-        <w:t>n lư</w:t>
-      </w:r>
-      <w:r>
-        <w:t>ợ</w:t>
-      </w:r>
-      <w:r>
-        <w:t>c ch</w:t>
-      </w:r>
-      <w:r>
-        <w:t>ọ</w:t>
-      </w:r>
-      <w:r>
-        <w:t>n neighborhood adaptive</w:t>
+        <w:tab/>
+      </w:r>
+      <w:r>
+        <w:t>Chạy trên chip Intel Core i5 14500: 14 Core 20 Thread =&gt; MPI chạy 10 process (1 master, 9 worker).</w:t>
+      </w:r>
+      <w:r>
+        <w:rPr>
+          <w:rFonts w:hint="default"/>
+          <w:lang w:val="vi-VN"/>
+        </w:rPr>
+        <w:t xml:space="preserve"> =&gt; </w:t>
+      </w:r>
+      <w:r>
+        <w:rPr>
+          <w:rFonts w:hint="default"/>
+          <w:color w:val="0000FF"/>
+          <w:lang w:val="vi-VN"/>
+        </w:rPr>
+        <w:t>Thêm bảng so sánh số worker</w:t>
+      </w:r>
+    </w:p>
+    <w:p>
+      <w:r>
+        <w:tab/>
+      </w:r>
+      <w:r>
+        <w:t>Mỗi tiêu chí chạy 20 lần rồi thống kê, tính trung bình kết quả, thời gian chạy.</w:t>
+      </w:r>
+    </w:p>
+    <w:p>
+      <w:pPr>
+        <w:pStyle w:val="3"/>
+      </w:pPr>
+      <w:r>
+        <w:t>2.1. Bảng so sánh giữa: thuật toán tuần tự, chiến lược chọn neighborhood ngẫu nhiên, chiến lược chọn neighborhood adaptive</w:t>
       </w:r>
     </w:p>
     <w:p>
@@ -1984,46 +403,7 @@
         <w:ind w:firstLine="397"/>
       </w:pPr>
       <w:r>
-        <w:t>- P</w:t>
-      </w:r>
-      <w:r>
-        <w:t>ull elite áp d</w:t>
-      </w:r>
-      <w:r>
-        <w:t>ụ</w:t>
-      </w:r>
-      <w:r>
-        <w:t>ng chi</w:t>
-      </w:r>
-      <w:r>
-        <w:t>ế</w:t>
-      </w:r>
-      <w:r>
-        <w:t>n lư</w:t>
-      </w:r>
-      <w:r>
-        <w:t>ợ</w:t>
-      </w:r>
-      <w:r>
-        <w:t>c ch</w:t>
-      </w:r>
-      <w:r>
-        <w:t>ọ</w:t>
-      </w:r>
-      <w:r>
-        <w:t>n</w:t>
-      </w:r>
-      <w:r>
-        <w:t xml:space="preserve"> ng</w:t>
-      </w:r>
-      <w:r>
-        <w:t>ẫ</w:t>
-      </w:r>
-      <w:r>
-        <w:t>u nhiên</w:t>
-      </w:r>
-      <w:r>
-        <w:t xml:space="preserve"> (random)</w:t>
+        <w:t>- Pull elite áp dụng chiến lược chọn ngẫu nhiên (random)</w:t>
       </w:r>
     </w:p>
     <w:p>
@@ -2031,19 +411,7 @@
         <w:ind w:firstLine="397"/>
       </w:pPr>
       <w:r>
-        <w:t>- Hệ số min</w:t>
-      </w:r>
-      <w:r>
-        <w:t>_</w:t>
-      </w:r>
-      <w:r>
-        <w:t>pull</w:t>
-      </w:r>
-      <w:r>
-        <w:t>_</w:t>
-      </w:r>
-      <w:r>
-        <w:t>factor = 5</w:t>
+        <w:t>- Hệ số min_pull_factor = 5</w:t>
       </w:r>
     </w:p>
     <w:p>
@@ -2051,35 +419,41 @@
         <w:ind w:firstLine="397"/>
       </w:pPr>
       <w:r>
-        <w:t>- Chiến lược chọn neighborhood adaptive:</w:t>
-      </w:r>
-      <w:r>
-        <w:t xml:space="preserve"> á</w:t>
-      </w:r>
-      <w:r>
-        <w:t>p dụng tham số tabu giống nhau cho các worker</w:t>
-      </w:r>
-      <w:r>
-        <w:t>; sau 4 segment không cải thiện sẽ pull elite</w:t>
+        <w:t>- Chiến lược chọn neighborhood adaptive: áp dụng tham số tabu giống nhau cho các worker; sau 4 segment không cải thiện sẽ pull elite</w:t>
       </w:r>
     </w:p>
     <w:tbl>
       <w:tblPr>
-        <w:tblStyle w:val="TableGrid"/>
+        <w:tblStyle w:val="7"/>
         <w:tblW w:w="0" w:type="auto"/>
-        <w:tblLook w:val="04A0" w:firstRow="1" w:lastRow="0" w:firstColumn="1" w:lastColumn="0" w:noHBand="0" w:noVBand="1"/>
+        <w:tblInd w:w="0" w:type="dxa"/>
+        <w:tblBorders>
+          <w:top w:val="single" w:color="auto" w:sz="4" w:space="0"/>
+          <w:left w:val="single" w:color="auto" w:sz="4" w:space="0"/>
+          <w:bottom w:val="single" w:color="auto" w:sz="4" w:space="0"/>
+          <w:right w:val="single" w:color="auto" w:sz="4" w:space="0"/>
+          <w:insideH w:val="single" w:color="auto" w:sz="4" w:space="0"/>
+          <w:insideV w:val="single" w:color="auto" w:sz="4" w:space="0"/>
+        </w:tblBorders>
+        <w:tblLayout w:type="autofit"/>
+        <w:tblCellMar>
+          <w:top w:w="0" w:type="dxa"/>
+          <w:left w:w="108" w:type="dxa"/>
+          <w:bottom w:w="0" w:type="dxa"/>
+          <w:right w:w="108" w:type="dxa"/>
+        </w:tblCellMar>
       </w:tblPr>
       <w:tblGrid>
         <w:gridCol w:w="1243"/>
         <w:gridCol w:w="966"/>
         <w:gridCol w:w="966"/>
-        <w:gridCol w:w="799"/>
-        <w:gridCol w:w="869"/>
+        <w:gridCol w:w="846"/>
+        <w:gridCol w:w="884"/>
         <w:gridCol w:w="966"/>
-        <w:gridCol w:w="803"/>
-        <w:gridCol w:w="968"/>
+        <w:gridCol w:w="876"/>
+        <w:gridCol w:w="980"/>
         <w:gridCol w:w="966"/>
-        <w:gridCol w:w="804"/>
+        <w:gridCol w:w="883"/>
       </w:tblGrid>
       <w:tr>
         <w:tc>
@@ -2093,10 +467,7 @@
               <w:jc w:val="center"/>
             </w:pPr>
             <w:r>
-              <w:t>C</w:t>
-            </w:r>
-            <w:r>
-              <w:t>ustomers</w:t>
+              <w:t>Customers</w:t>
             </w:r>
           </w:p>
         </w:tc>
@@ -2111,16 +482,7 @@
               <w:jc w:val="center"/>
             </w:pPr>
             <w:r>
-              <w:t>Tu</w:t>
-            </w:r>
-            <w:r>
-              <w:t>ầ</w:t>
-            </w:r>
-            <w:r>
-              <w:t>n t</w:t>
-            </w:r>
-            <w:r>
-              <w:t>ự</w:t>
+              <w:t>Tuần tự</w:t>
             </w:r>
           </w:p>
         </w:tc>
@@ -2135,13 +497,7 @@
               <w:jc w:val="center"/>
             </w:pPr>
             <w:r>
-              <w:t>Ng</w:t>
-            </w:r>
-            <w:r>
-              <w:t>ẫ</w:t>
-            </w:r>
-            <w:r>
-              <w:t>u nhiên</w:t>
+              <w:t>Ngẫu nhiên</w:t>
             </w:r>
           </w:p>
         </w:tc>
@@ -2165,7 +521,7 @@
         <w:tc>
           <w:tcPr>
             <w:tcW w:w="1243" w:type="dxa"/>
-            <w:vMerge/>
+            <w:vMerge w:val="continue"/>
           </w:tcPr>
           <w:p>
             <w:pPr>
@@ -2380,15 +736,7 @@
                 <w:sz w:val="20"/>
                 <w:szCs w:val="20"/>
               </w:rPr>
-              <w:t>0.0</w:t>
-            </w:r>
-            <w:r>
-              <w:rPr>
-                <w:rFonts w:cs="Times New Roman"/>
-                <w:sz w:val="20"/>
-                <w:szCs w:val="20"/>
-              </w:rPr>
-              <w:t>5</w:t>
+              <w:t>0.05</w:t>
             </w:r>
           </w:p>
         </w:tc>
@@ -2457,23 +805,7 @@
                 <w:sz w:val="20"/>
                 <w:szCs w:val="20"/>
               </w:rPr>
-              <w:t>0.</w:t>
-            </w:r>
-            <w:r>
-              <w:rPr>
-                <w:rFonts w:cs="Times New Roman"/>
-                <w:sz w:val="20"/>
-                <w:szCs w:val="20"/>
-              </w:rPr>
-              <w:t>0</w:t>
-            </w:r>
-            <w:r>
-              <w:rPr>
-                <w:rFonts w:cs="Times New Roman"/>
-                <w:sz w:val="20"/>
-                <w:szCs w:val="20"/>
-              </w:rPr>
-              <w:t>6</w:t>
+              <w:t>0.06</w:t>
             </w:r>
           </w:p>
         </w:tc>
@@ -2542,15 +874,7 @@
                 <w:sz w:val="20"/>
                 <w:szCs w:val="20"/>
               </w:rPr>
-              <w:t>0.0</w:t>
-            </w:r>
-            <w:r>
-              <w:rPr>
-                <w:rFonts w:cs="Times New Roman"/>
-                <w:sz w:val="20"/>
-                <w:szCs w:val="20"/>
-              </w:rPr>
-              <w:t>5</w:t>
+              <w:t>0.05</w:t>
             </w:r>
           </w:p>
         </w:tc>
@@ -2634,15 +958,7 @@
                 <w:sz w:val="20"/>
                 <w:szCs w:val="20"/>
               </w:rPr>
-              <w:t>0.1</w:t>
-            </w:r>
-            <w:r>
-              <w:rPr>
-                <w:rFonts w:cs="Times New Roman"/>
-                <w:sz w:val="20"/>
-                <w:szCs w:val="20"/>
-              </w:rPr>
-              <w:t>2</w:t>
+              <w:t>0.12</w:t>
             </w:r>
           </w:p>
         </w:tc>
@@ -2711,23 +1027,7 @@
                 <w:sz w:val="20"/>
                 <w:szCs w:val="20"/>
               </w:rPr>
-              <w:t>0.</w:t>
-            </w:r>
-            <w:r>
-              <w:rPr>
-                <w:rFonts w:cs="Times New Roman"/>
-                <w:sz w:val="20"/>
-                <w:szCs w:val="20"/>
-              </w:rPr>
-              <w:t>0</w:t>
-            </w:r>
-            <w:r>
-              <w:rPr>
-                <w:rFonts w:cs="Times New Roman"/>
-                <w:sz w:val="20"/>
-                <w:szCs w:val="20"/>
-              </w:rPr>
-              <w:t>7</w:t>
+              <w:t>0.07</w:t>
             </w:r>
           </w:p>
         </w:tc>
@@ -2796,15 +1096,7 @@
                 <w:sz w:val="20"/>
                 <w:szCs w:val="20"/>
               </w:rPr>
-              <w:t>0.0</w:t>
-            </w:r>
-            <w:r>
-              <w:rPr>
-                <w:rFonts w:cs="Times New Roman"/>
-                <w:sz w:val="20"/>
-                <w:szCs w:val="20"/>
-              </w:rPr>
-              <w:t>7</w:t>
+              <w:t>0.07</w:t>
             </w:r>
           </w:p>
         </w:tc>
@@ -2888,15 +1180,7 @@
                 <w:sz w:val="20"/>
                 <w:szCs w:val="20"/>
               </w:rPr>
-              <w:t>0.</w:t>
-            </w:r>
-            <w:r>
-              <w:rPr>
-                <w:rFonts w:cs="Times New Roman"/>
-                <w:sz w:val="20"/>
-                <w:szCs w:val="20"/>
-              </w:rPr>
-              <w:t>26</w:t>
+              <w:t>0.26</w:t>
             </w:r>
           </w:p>
         </w:tc>
@@ -2965,23 +1249,7 @@
                 <w:sz w:val="20"/>
                 <w:szCs w:val="20"/>
               </w:rPr>
-              <w:t>0.</w:t>
-            </w:r>
-            <w:r>
-              <w:rPr>
-                <w:rFonts w:cs="Times New Roman"/>
-                <w:sz w:val="20"/>
-                <w:szCs w:val="20"/>
-              </w:rPr>
-              <w:t>0</w:t>
-            </w:r>
-            <w:r>
-              <w:rPr>
-                <w:rFonts w:cs="Times New Roman"/>
-                <w:sz w:val="20"/>
-                <w:szCs w:val="20"/>
-              </w:rPr>
-              <w:t>7</w:t>
+              <w:t>0.07</w:t>
             </w:r>
           </w:p>
         </w:tc>
@@ -3050,15 +1318,7 @@
                 <w:sz w:val="20"/>
                 <w:szCs w:val="20"/>
               </w:rPr>
-              <w:t>0.0</w:t>
-            </w:r>
-            <w:r>
-              <w:rPr>
-                <w:rFonts w:cs="Times New Roman"/>
-                <w:sz w:val="20"/>
-                <w:szCs w:val="20"/>
-              </w:rPr>
-              <w:t>9</w:t>
+              <w:t>0.09</w:t>
             </w:r>
           </w:p>
         </w:tc>
@@ -3142,15 +1402,7 @@
                 <w:sz w:val="20"/>
                 <w:szCs w:val="20"/>
               </w:rPr>
-              <w:t>0.</w:t>
-            </w:r>
-            <w:r>
-              <w:rPr>
-                <w:rFonts w:cs="Times New Roman"/>
-                <w:sz w:val="20"/>
-                <w:szCs w:val="20"/>
-              </w:rPr>
-              <w:t>36</w:t>
+              <w:t>0.36</w:t>
             </w:r>
           </w:p>
         </w:tc>
@@ -3219,15 +1471,7 @@
                 <w:sz w:val="20"/>
                 <w:szCs w:val="20"/>
               </w:rPr>
-              <w:t>0.</w:t>
-            </w:r>
-            <w:r>
-              <w:rPr>
-                <w:rFonts w:cs="Times New Roman"/>
-                <w:sz w:val="20"/>
-                <w:szCs w:val="20"/>
-              </w:rPr>
-              <w:t>08</w:t>
+              <w:t>0.08</w:t>
             </w:r>
           </w:p>
         </w:tc>
@@ -3296,15 +1540,7 @@
                 <w:sz w:val="20"/>
                 <w:szCs w:val="20"/>
               </w:rPr>
-              <w:t>0.2</w:t>
-            </w:r>
-            <w:r>
-              <w:rPr>
-                <w:rFonts w:cs="Times New Roman"/>
-                <w:sz w:val="20"/>
-                <w:szCs w:val="20"/>
-              </w:rPr>
-              <w:t>0</w:t>
+              <w:t>0.20</w:t>
             </w:r>
           </w:p>
         </w:tc>
@@ -3388,15 +1624,7 @@
                 <w:sz w:val="20"/>
                 <w:szCs w:val="20"/>
               </w:rPr>
-              <w:t>2.</w:t>
-            </w:r>
-            <w:r>
-              <w:rPr>
-                <w:rFonts w:cs="Times New Roman"/>
-                <w:sz w:val="20"/>
-                <w:szCs w:val="20"/>
-              </w:rPr>
-              <w:t>49</w:t>
+              <w:t>2.49</w:t>
             </w:r>
           </w:p>
         </w:tc>
@@ -3465,15 +1693,7 @@
                 <w:sz w:val="20"/>
                 <w:szCs w:val="20"/>
               </w:rPr>
-              <w:t>0.1</w:t>
-            </w:r>
-            <w:r>
-              <w:rPr>
-                <w:rFonts w:cs="Times New Roman"/>
-                <w:sz w:val="20"/>
-                <w:szCs w:val="20"/>
-              </w:rPr>
-              <w:t>3</w:t>
+              <w:t>0.13</w:t>
             </w:r>
           </w:p>
         </w:tc>
@@ -3519,15 +1739,7 @@
                 <w:sz w:val="20"/>
                 <w:szCs w:val="20"/>
               </w:rPr>
-              <w:t>12250.</w:t>
-            </w:r>
-            <w:r>
-              <w:rPr>
-                <w:rFonts w:cs="Times New Roman"/>
-                <w:sz w:val="20"/>
-                <w:szCs w:val="20"/>
-              </w:rPr>
-              <w:t>78</w:t>
+              <w:t>12250.78</w:t>
             </w:r>
           </w:p>
         </w:tc>
@@ -3550,15 +1762,7 @@
                 <w:sz w:val="20"/>
                 <w:szCs w:val="20"/>
               </w:rPr>
-              <w:t>1.</w:t>
-            </w:r>
-            <w:r>
-              <w:rPr>
-                <w:rFonts w:cs="Times New Roman"/>
-                <w:sz w:val="20"/>
-                <w:szCs w:val="20"/>
-              </w:rPr>
-              <w:t>21</w:t>
+              <w:t>1.21</w:t>
             </w:r>
           </w:p>
         </w:tc>
@@ -3619,31 +1823,7 @@
                 <w:sz w:val="20"/>
                 <w:szCs w:val="20"/>
               </w:rPr>
-              <w:t>887</w:t>
-            </w:r>
-            <w:r>
-              <w:rPr>
-                <w:rFonts w:cs="Times New Roman"/>
-                <w:sz w:val="20"/>
-                <w:szCs w:val="20"/>
-              </w:rPr>
-              <w:t>5</w:t>
-            </w:r>
-            <w:r>
-              <w:rPr>
-                <w:rFonts w:cs="Times New Roman"/>
-                <w:sz w:val="20"/>
-                <w:szCs w:val="20"/>
-              </w:rPr>
-              <w:t>.0</w:t>
-            </w:r>
-            <w:r>
-              <w:rPr>
-                <w:rFonts w:cs="Times New Roman"/>
-                <w:sz w:val="20"/>
-                <w:szCs w:val="20"/>
-              </w:rPr>
-              <w:t>6</w:t>
+              <w:t>8875.06</w:t>
             </w:r>
           </w:p>
         </w:tc>
@@ -3666,31 +1846,7 @@
                 <w:sz w:val="20"/>
                 <w:szCs w:val="20"/>
               </w:rPr>
-              <w:t>1</w:t>
-            </w:r>
-            <w:r>
-              <w:rPr>
-                <w:rFonts w:cs="Times New Roman"/>
-                <w:sz w:val="20"/>
-                <w:szCs w:val="20"/>
-              </w:rPr>
-              <w:t>3</w:t>
-            </w:r>
-            <w:r>
-              <w:rPr>
-                <w:rFonts w:cs="Times New Roman"/>
-                <w:sz w:val="20"/>
-                <w:szCs w:val="20"/>
-              </w:rPr>
-              <w:t>.</w:t>
-            </w:r>
-            <w:r>
-              <w:rPr>
-                <w:rFonts w:cs="Times New Roman"/>
-                <w:sz w:val="20"/>
-                <w:szCs w:val="20"/>
-              </w:rPr>
-              <w:t>73</w:t>
+              <w:t>13.73</w:t>
             </w:r>
           </w:p>
         </w:tc>
@@ -3759,15 +1915,7 @@
                 <w:sz w:val="20"/>
                 <w:szCs w:val="20"/>
               </w:rPr>
-              <w:t>0.1</w:t>
-            </w:r>
-            <w:r>
-              <w:rPr>
-                <w:rFonts w:cs="Times New Roman"/>
-                <w:sz w:val="20"/>
-                <w:szCs w:val="20"/>
-              </w:rPr>
-              <w:t>7</w:t>
+              <w:t>0.17</w:t>
             </w:r>
           </w:p>
         </w:tc>
@@ -3874,15 +2022,7 @@
                 <w:sz w:val="20"/>
                 <w:szCs w:val="20"/>
               </w:rPr>
-              <w:t>17</w:t>
-            </w:r>
-            <w:r>
-              <w:rPr>
-                <w:rFonts w:cs="Times New Roman"/>
-                <w:sz w:val="20"/>
-                <w:szCs w:val="20"/>
-              </w:rPr>
-              <w:t>285.69</w:t>
+              <w:t>17285.69</w:t>
             </w:r>
           </w:p>
         </w:tc>
@@ -3905,15 +2045,7 @@
                 <w:sz w:val="20"/>
                 <w:szCs w:val="20"/>
               </w:rPr>
-              <w:t>1758</w:t>
-            </w:r>
-            <w:r>
-              <w:rPr>
-                <w:rFonts w:cs="Times New Roman"/>
-                <w:sz w:val="20"/>
-                <w:szCs w:val="20"/>
-              </w:rPr>
-              <w:t>2.46</w:t>
+              <w:t>17582.46</w:t>
             </w:r>
           </w:p>
         </w:tc>
@@ -4005,15 +2137,7 @@
                 <w:sz w:val="20"/>
                 <w:szCs w:val="20"/>
               </w:rPr>
-              <w:t>0.2</w:t>
-            </w:r>
-            <w:r>
-              <w:rPr>
-                <w:rFonts w:cs="Times New Roman"/>
-                <w:sz w:val="20"/>
-                <w:szCs w:val="20"/>
-              </w:rPr>
-              <w:t>1</w:t>
+              <w:t>0.21</w:t>
             </w:r>
           </w:p>
         </w:tc>
@@ -4036,15 +2160,7 @@
                 <w:sz w:val="20"/>
                 <w:szCs w:val="20"/>
               </w:rPr>
-              <w:t>17400.7</w:t>
-            </w:r>
-            <w:r>
-              <w:rPr>
-                <w:rFonts w:cs="Times New Roman"/>
-                <w:sz w:val="20"/>
-                <w:szCs w:val="20"/>
-              </w:rPr>
-              <w:t>8</w:t>
+              <w:t>17400.78</w:t>
             </w:r>
           </w:p>
         </w:tc>
@@ -4090,15 +2206,7 @@
                 <w:sz w:val="20"/>
                 <w:szCs w:val="20"/>
               </w:rPr>
-              <w:t>4</w:t>
-            </w:r>
-            <w:r>
-              <w:rPr>
-                <w:rFonts w:cs="Times New Roman"/>
-                <w:sz w:val="20"/>
-                <w:szCs w:val="20"/>
-              </w:rPr>
-              <w:t>1.42</w:t>
+              <w:t>41.42</w:t>
             </w:r>
           </w:p>
         </w:tc>
@@ -4106,13 +2214,7 @@
     </w:tbl>
     <w:p>
       <w:r>
-        <w:t>=&gt; Nh</w:t>
-      </w:r>
-      <w:r>
-        <w:t>ậ</w:t>
-      </w:r>
-      <w:r>
-        <w:t>n xét:</w:t>
+        <w:t>=&gt; Nhận xét:</w:t>
       </w:r>
     </w:p>
     <w:p>
@@ -4120,178 +2222,7 @@
         <w:ind w:firstLine="397"/>
       </w:pPr>
       <w:r>
-        <w:t>- Chi</w:t>
-      </w:r>
-      <w:r>
-        <w:t>ế</w:t>
-      </w:r>
-      <w:r>
-        <w:t>n lư</w:t>
-      </w:r>
-      <w:r>
-        <w:t>ợ</w:t>
-      </w:r>
-      <w:r>
-        <w:t>c ch</w:t>
-      </w:r>
-      <w:r>
-        <w:t>ọ</w:t>
-      </w:r>
-      <w:r>
-        <w:t>n neighborhood ng</w:t>
-      </w:r>
-      <w:r>
-        <w:t>ẫ</w:t>
-      </w:r>
-      <w:r>
-        <w:t xml:space="preserve">u nhiên cho </w:t>
-      </w:r>
-      <w:r>
-        <w:t>k</w:t>
-      </w:r>
-      <w:r>
-        <w:t>ế</w:t>
-      </w:r>
-      <w:r>
-        <w:t>t qu</w:t>
-      </w:r>
-      <w:r>
-        <w:t>ả</w:t>
-      </w:r>
-      <w:r>
-        <w:t xml:space="preserve"> không t</w:t>
-      </w:r>
-      <w:r>
-        <w:t>ố</w:t>
-      </w:r>
-      <w:r>
-        <w:t>t, l</w:t>
-      </w:r>
-      <w:r>
-        <w:t>ệ</w:t>
-      </w:r>
-      <w:r>
-        <w:t>ch r</w:t>
-      </w:r>
-      <w:r>
-        <w:t>ấ</w:t>
-      </w:r>
-      <w:r>
-        <w:t>t nhi</w:t>
-      </w:r>
-      <w:r>
-        <w:t>ề</w:t>
-      </w:r>
-      <w:r>
-        <w:t>u so v</w:t>
-      </w:r>
-      <w:r>
-        <w:t>ớ</w:t>
-      </w:r>
-      <w:r>
-        <w:t>i thu</w:t>
-      </w:r>
-      <w:r>
-        <w:t>ậ</w:t>
-      </w:r>
-      <w:r>
-        <w:t>t toán tu</w:t>
-      </w:r>
-      <w:r>
-        <w:t>ầ</w:t>
-      </w:r>
-      <w:r>
-        <w:t>n t</w:t>
-      </w:r>
-      <w:r>
-        <w:t>ự</w:t>
-      </w:r>
-      <w:r>
-        <w:t xml:space="preserve"> (</w:t>
-      </w:r>
-      <w:r>
-        <w:t xml:space="preserve">với số lượng customer lớn </w:t>
-      </w:r>
-      <w:r>
-        <w:t>GAP</w:t>
-      </w:r>
-      <w:r>
-        <w:t xml:space="preserve"> tới</w:t>
-      </w:r>
-      <w:r>
-        <w:t xml:space="preserve"> 1</w:t>
-      </w:r>
-      <w:r>
-        <w:t>5</w:t>
-      </w:r>
-      <w:r>
-        <w:t>0%) =&gt; B</w:t>
-      </w:r>
-      <w:r>
-        <w:t>ỏ</w:t>
-      </w:r>
-      <w:r>
-        <w:t xml:space="preserve"> qua t</w:t>
-      </w:r>
-      <w:r>
-        <w:t>ố</w:t>
-      </w:r>
-      <w:r>
-        <w:t>i ưu k</w:t>
-      </w:r>
-      <w:r>
-        <w:t>ế</w:t>
-      </w:r>
-      <w:r>
-        <w:t>t qu</w:t>
-      </w:r>
-      <w:r>
-        <w:t>ả</w:t>
-      </w:r>
-      <w:r>
-        <w:t xml:space="preserve"> cho chi</w:t>
-      </w:r>
-      <w:r>
-        <w:t>ế</w:t>
-      </w:r>
-      <w:r>
-        <w:t>n lư</w:t>
-      </w:r>
-      <w:r>
-        <w:t>ợ</w:t>
-      </w:r>
-      <w:r>
-        <w:t>c này, t</w:t>
-      </w:r>
-      <w:r>
-        <w:t>ậ</w:t>
-      </w:r>
-      <w:r>
-        <w:t>p trung t</w:t>
-      </w:r>
-      <w:r>
-        <w:t>ố</w:t>
-      </w:r>
-      <w:r>
-        <w:t>i ưu cho chi</w:t>
-      </w:r>
-      <w:r>
-        <w:t>ế</w:t>
-      </w:r>
-      <w:r>
-        <w:t>n lư</w:t>
-      </w:r>
-      <w:r>
-        <w:t>ợ</w:t>
-      </w:r>
-      <w:r>
-        <w:t>c ch</w:t>
-      </w:r>
-      <w:r>
-        <w:t>ọ</w:t>
-      </w:r>
-      <w:r>
-        <w:t>n neighborhood adaptive</w:t>
+        <w:t>- Chiến lược chọn neighborhood ngẫu nhiên cho kết quả không tốt, lệch rất nhiều so với thuật toán tuần tự (với số lượng customer lớn GAP tới 150%) =&gt; Bỏ qua tối ưu kết quả cho chiến lược này, tập trung tối ưu cho chiến lược chọn neighborhood adaptive</w:t>
       </w:r>
     </w:p>
     <w:p>
@@ -4299,184 +2230,15 @@
         <w:ind w:firstLine="397"/>
       </w:pPr>
       <w:r>
-        <w:t>- Chi</w:t>
-      </w:r>
-      <w:r>
-        <w:t>ế</w:t>
-      </w:r>
-      <w:r>
-        <w:t>n lư</w:t>
-      </w:r>
-      <w:r>
-        <w:t>ợ</w:t>
-      </w:r>
-      <w:r>
-        <w:t>c ch</w:t>
-      </w:r>
-      <w:r>
-        <w:t>ọ</w:t>
-      </w:r>
-      <w:r>
-        <w:t>n neighborhood adaptive cho k</w:t>
-      </w:r>
-      <w:r>
-        <w:t>ế</w:t>
-      </w:r>
-      <w:r>
-        <w:t>t qu</w:t>
-      </w:r>
-      <w:r>
-        <w:t>ả</w:t>
-      </w:r>
-      <w:r>
-        <w:t xml:space="preserve"> tương đ</w:t>
-      </w:r>
-      <w:r>
-        <w:t>ố</w:t>
-      </w:r>
-      <w:r>
-        <w:t>i t</w:t>
-      </w:r>
-      <w:r>
-        <w:t>ố</w:t>
-      </w:r>
-      <w:r>
-        <w:t>t, c</w:t>
-      </w:r>
-      <w:r>
-        <w:t>ầ</w:t>
-      </w:r>
-      <w:r>
-        <w:t>n xét</w:t>
-      </w:r>
-      <w:r>
-        <w:t xml:space="preserve"> ti</w:t>
-      </w:r>
-      <w:r>
-        <w:t>ế</w:t>
-      </w:r>
-      <w:r>
-        <w:t>p các cách t</w:t>
-      </w:r>
-      <w:r>
-        <w:t>ố</w:t>
-      </w:r>
-      <w:r>
-        <w:t>i ưu cho chi</w:t>
-      </w:r>
-      <w:r>
-        <w:t>ế</w:t>
-      </w:r>
-      <w:r>
-        <w:t>n lư</w:t>
-      </w:r>
-      <w:r>
-        <w:t>ợ</w:t>
-      </w:r>
-      <w:r>
-        <w:t>c đ</w:t>
-      </w:r>
-      <w:r>
-        <w:t>ể</w:t>
-      </w:r>
-      <w:r>
-        <w:t xml:space="preserve"> v</w:t>
-      </w:r>
-      <w:r>
-        <w:t>ẫ</w:t>
-      </w:r>
-      <w:r>
-        <w:t>n gi</w:t>
-      </w:r>
-      <w:r>
-        <w:t>ữ</w:t>
-      </w:r>
-      <w:r>
-        <w:t xml:space="preserve"> k</w:t>
-      </w:r>
-      <w:r>
-        <w:t>ế</w:t>
-      </w:r>
-      <w:r>
-        <w:t>t qu</w:t>
-      </w:r>
-      <w:r>
-        <w:t>ả</w:t>
-      </w:r>
-      <w:r>
-        <w:t xml:space="preserve"> t</w:t>
-      </w:r>
-      <w:r>
-        <w:t>ố</w:t>
-      </w:r>
-      <w:r>
-        <w:t>t và có th</w:t>
-      </w:r>
-      <w:r>
-        <w:t>ể</w:t>
-      </w:r>
-      <w:r>
-        <w:t xml:space="preserve"> rút ng</w:t>
-      </w:r>
-      <w:r>
-        <w:t>ắ</w:t>
-      </w:r>
-      <w:r>
-        <w:t>n quá trình ch</w:t>
-      </w:r>
-      <w:r>
-        <w:t>ạ</w:t>
-      </w:r>
-      <w:r>
-        <w:t>y chương trình</w:t>
+        <w:t>- Chiến lược chọn neighborhood adaptive cho kết quả tương đối tốt, cần xét tiếp các cách tối ưu cho chiến lược để vẫn giữ kết quả tốt và có thể rút ngắn quá trình chạy chương trình</w:t>
       </w:r>
     </w:p>
     <w:p>
       <w:pPr>
-        <w:pStyle w:val="Heading2"/>
+        <w:pStyle w:val="3"/>
       </w:pPr>
       <w:r>
-        <w:lastRenderedPageBreak/>
-        <w:t xml:space="preserve">2.2. </w:t>
-      </w:r>
-      <w:r>
-        <w:t>B</w:t>
-      </w:r>
-      <w:r>
-        <w:t>ả</w:t>
-      </w:r>
-      <w:r>
-        <w:t>ng so sánh gi</w:t>
-      </w:r>
-      <w:r>
-        <w:t>ữ</w:t>
-      </w:r>
-      <w:r>
-        <w:t>a: các chi</w:t>
-      </w:r>
-      <w:r>
-        <w:t>ế</w:t>
-      </w:r>
-      <w:r>
-        <w:t>n lư</w:t>
-      </w:r>
-      <w:r>
-        <w:t>ợ</w:t>
-      </w:r>
-      <w:r>
-        <w:t>c pull elite t</w:t>
-      </w:r>
-      <w:r>
-        <w:t>ừ</w:t>
-      </w:r>
-      <w:r>
-        <w:t xml:space="preserve"> pool c</w:t>
-      </w:r>
-      <w:r>
-        <w:t>ủ</w:t>
-      </w:r>
-      <w:r>
-        <w:t>a master</w:t>
+        <w:t>2.2. Bảng so sánh giữa: các chiến lược pull elite từ pool của master</w:t>
       </w:r>
     </w:p>
     <w:p>
@@ -4484,61 +2246,7 @@
         <w:ind w:firstLine="397"/>
       </w:pPr>
       <w:r>
-        <w:t>V</w:t>
-      </w:r>
-      <w:r>
-        <w:t>ớ</w:t>
-      </w:r>
-      <w:r>
-        <w:t>i các h</w:t>
-      </w:r>
-      <w:r>
-        <w:t>ệ</w:t>
-      </w:r>
-      <w:r>
-        <w:t xml:space="preserve"> s</w:t>
-      </w:r>
-      <w:r>
-        <w:t>ố</w:t>
-      </w:r>
-      <w:r>
-        <w:t xml:space="preserve"> min</w:t>
-      </w:r>
-      <w:r>
-        <w:t>_</w:t>
-      </w:r>
-      <w:r>
-        <w:t>pull</w:t>
-      </w:r>
-      <w:r>
-        <w:t>_</w:t>
-      </w:r>
-      <w:r>
-        <w:t>factor khác nhau đ</w:t>
-      </w:r>
-      <w:r>
-        <w:t>ể</w:t>
-      </w:r>
-      <w:r>
-        <w:t xml:space="preserve"> đánh giá thêm th</w:t>
-      </w:r>
-      <w:r>
-        <w:t>ờ</w:t>
-      </w:r>
-      <w:r>
-        <w:t>i gian ch</w:t>
-      </w:r>
-      <w:r>
-        <w:t>ạ</w:t>
-      </w:r>
-      <w:r>
-        <w:t>y (Custome</w:t>
-      </w:r>
-      <w:r>
-        <w:t>rs = 200)</w:t>
-      </w:r>
-      <w:r>
-        <w:t>, trong đó với Customer = 200, Workers = 9:</w:t>
+        <w:t>Với các hệ số min_pull_factor khác nhau để đánh giá thêm thời gian chạy (Customers = 200), trong đó với Customer = 200, Workers = 9:</w:t>
       </w:r>
     </w:p>
     <w:p>
@@ -4546,13 +2254,7 @@
         <w:ind w:firstLine="397"/>
       </w:pPr>
       <w:r>
-        <w:t>min_pull_factor = 7 =&gt; 11</w:t>
-      </w:r>
-      <w:r>
-        <w:t xml:space="preserve"> min</w:t>
-      </w:r>
-      <w:r>
-        <w:t xml:space="preserve"> pulls</w:t>
+        <w:t>min_pull_factor = 7 =&gt; 11 min pulls</w:t>
       </w:r>
     </w:p>
     <w:p>
@@ -4570,13 +2272,9 @@
       </w:r>
       <w:r>
         <w:tab/>
-        <w:t>= 6 =&gt; 10</w:t>
-      </w:r>
-      <w:r>
-        <w:t xml:space="preserve"> min</w:t>
-      </w:r>
-      <w:r>
-        <w:t xml:space="preserve"> pulls</w:t>
+      </w:r>
+      <w:r>
+        <w:t>= 6 =&gt; 10 min pulls</w:t>
       </w:r>
     </w:p>
     <w:p>
@@ -4594,13 +2292,9 @@
       </w:r>
       <w:r>
         <w:tab/>
-        <w:t>= 5 =&gt; 8</w:t>
-      </w:r>
-      <w:r>
-        <w:t xml:space="preserve"> min</w:t>
-      </w:r>
-      <w:r>
-        <w:t xml:space="preserve"> pulls</w:t>
+      </w:r>
+      <w:r>
+        <w:t>= 5 =&gt; 8 min pulls</w:t>
       </w:r>
     </w:p>
     <w:p>
@@ -4620,21 +2314,29 @@
         <w:tab/>
       </w:r>
       <w:r>
-        <w:t>= 4 =&gt; 7</w:t>
-      </w:r>
-      <w:r>
-        <w:t xml:space="preserve"> min</w:t>
-      </w:r>
-      <w:r>
-        <w:t xml:space="preserve"> pulls</w:t>
+        <w:t>= 4 =&gt; 7 min pulls</w:t>
       </w:r>
     </w:p>
     <w:tbl>
       <w:tblPr>
-        <w:tblStyle w:val="TableGrid"/>
+        <w:tblStyle w:val="7"/>
         <w:tblW w:w="9351" w:type="dxa"/>
+        <w:tblInd w:w="0" w:type="dxa"/>
+        <w:tblBorders>
+          <w:top w:val="single" w:color="auto" w:sz="4" w:space="0"/>
+          <w:left w:val="single" w:color="auto" w:sz="4" w:space="0"/>
+          <w:bottom w:val="single" w:color="auto" w:sz="4" w:space="0"/>
+          <w:right w:val="single" w:color="auto" w:sz="4" w:space="0"/>
+          <w:insideH w:val="single" w:color="auto" w:sz="4" w:space="0"/>
+          <w:insideV w:val="single" w:color="auto" w:sz="4" w:space="0"/>
+        </w:tblBorders>
         <w:tblLayout w:type="fixed"/>
-        <w:tblLook w:val="04A0" w:firstRow="1" w:lastRow="0" w:firstColumn="1" w:lastColumn="0" w:noHBand="0" w:noVBand="1"/>
+        <w:tblCellMar>
+          <w:top w:w="0" w:type="dxa"/>
+          <w:left w:w="108" w:type="dxa"/>
+          <w:bottom w:w="0" w:type="dxa"/>
+          <w:right w:w="108" w:type="dxa"/>
+        </w:tblCellMar>
       </w:tblPr>
       <w:tblGrid>
         <w:gridCol w:w="1676"/>
@@ -4721,13 +2423,7 @@
               <w:jc w:val="center"/>
             </w:pPr>
             <w:r>
-              <w:t>(so với A</w:t>
-            </w:r>
-            <w:r>
-              <w:t>vg</w:t>
-            </w:r>
-            <w:r>
-              <w:t xml:space="preserve"> tuần tự)</w:t>
+              <w:t>(so với Avg tuần tự)</w:t>
             </w:r>
           </w:p>
         </w:tc>
@@ -4755,10 +2451,7 @@
               <w:jc w:val="center"/>
             </w:pPr>
             <w:r>
-              <w:t>GAP</w:t>
-            </w:r>
-            <w:r>
-              <w:t xml:space="preserve"> (%)</w:t>
+              <w:t>GAP (%)</w:t>
             </w:r>
           </w:p>
           <w:p>
@@ -4909,14 +2602,7 @@
                 <w:color w:val="FF0000"/>
                 <w:szCs w:val="24"/>
               </w:rPr>
-              <w:t>-</w:t>
-            </w:r>
-            <w:r>
-              <w:rPr>
-                <w:color w:val="FF0000"/>
-                <w:szCs w:val="24"/>
-              </w:rPr>
-              <w:t>21.92%</w:t>
+              <w:t>-21.92%</w:t>
             </w:r>
           </w:p>
         </w:tc>
@@ -4925,7 +2611,7 @@
         <w:tc>
           <w:tcPr>
             <w:tcW w:w="1676" w:type="dxa"/>
-            <w:vMerge/>
+            <w:vMerge w:val="continue"/>
           </w:tcPr>
           <w:p>
             <w:pPr>
@@ -5055,14 +2741,7 @@
                 <w:color w:val="00B050"/>
                 <w:szCs w:val="24"/>
               </w:rPr>
-              <w:t>-</w:t>
-            </w:r>
-            <w:r>
-              <w:rPr>
-                <w:color w:val="00B050"/>
-                <w:szCs w:val="24"/>
-              </w:rPr>
-              <w:t>27.93%</w:t>
+              <w:t>-27.93%</w:t>
             </w:r>
           </w:p>
         </w:tc>
@@ -5071,7 +2750,7 @@
         <w:tc>
           <w:tcPr>
             <w:tcW w:w="1676" w:type="dxa"/>
-            <w:vMerge/>
+            <w:vMerge w:val="continue"/>
           </w:tcPr>
           <w:p>
             <w:pPr>
@@ -5117,14 +2796,7 @@
                 <w:color w:val="0070C0"/>
                 <w:szCs w:val="24"/>
               </w:rPr>
-              <w:t>17400.7</w:t>
-            </w:r>
-            <w:r>
-              <w:rPr>
-                <w:color w:val="0070C0"/>
-                <w:szCs w:val="24"/>
-              </w:rPr>
-              <w:t>8</w:t>
+              <w:t>17400.78</w:t>
             </w:r>
           </w:p>
         </w:tc>
@@ -5217,7 +2889,7 @@
         <w:tc>
           <w:tcPr>
             <w:tcW w:w="1676" w:type="dxa"/>
-            <w:vMerge/>
+            <w:vMerge w:val="continue"/>
           </w:tcPr>
           <w:p>
             <w:pPr>
@@ -5393,14 +3065,7 @@
                 <w:color w:val="FF0000"/>
                 <w:szCs w:val="24"/>
               </w:rPr>
-              <w:t>17173.</w:t>
-            </w:r>
-            <w:r>
-              <w:rPr>
-                <w:color w:val="FF0000"/>
-                <w:szCs w:val="24"/>
-              </w:rPr>
-              <w:t>20</w:t>
+              <w:t>17173.20</w:t>
             </w:r>
           </w:p>
         </w:tc>
@@ -5493,7 +3158,7 @@
         <w:tc>
           <w:tcPr>
             <w:tcW w:w="1676" w:type="dxa"/>
-            <w:vMerge/>
+            <w:vMerge w:val="continue"/>
           </w:tcPr>
           <w:p>
             <w:pPr>
@@ -5539,14 +3204,7 @@
                 <w:color w:val="00B050"/>
                 <w:szCs w:val="24"/>
               </w:rPr>
-              <w:t>17188.</w:t>
-            </w:r>
-            <w:r>
-              <w:rPr>
-                <w:color w:val="00B050"/>
-                <w:szCs w:val="24"/>
-              </w:rPr>
-              <w:t>50</w:t>
+              <w:t>17188.50</w:t>
             </w:r>
           </w:p>
         </w:tc>
@@ -5639,7 +3297,7 @@
         <w:tc>
           <w:tcPr>
             <w:tcW w:w="1676" w:type="dxa"/>
-            <w:vMerge/>
+            <w:vMerge w:val="continue"/>
           </w:tcPr>
           <w:p>
             <w:pPr>
@@ -5778,7 +3436,7 @@
         <w:tc>
           <w:tcPr>
             <w:tcW w:w="1676" w:type="dxa"/>
-            <w:vMerge/>
+            <w:vMerge w:val="continue"/>
           </w:tcPr>
           <w:p>
             <w:pPr>
@@ -5820,13 +3478,7 @@
               <w:rPr>
                 <w:szCs w:val="24"/>
               </w:rPr>
-              <w:t>17189.8</w:t>
-            </w:r>
-            <w:r>
-              <w:rPr>
-                <w:szCs w:val="24"/>
-              </w:rPr>
-              <w:t>3</w:t>
+              <w:t>17189.83</w:t>
             </w:r>
           </w:p>
         </w:tc>
@@ -6053,7 +3705,7 @@
         <w:tc>
           <w:tcPr>
             <w:tcW w:w="1676" w:type="dxa"/>
-            <w:vMerge/>
+            <w:vMerge w:val="continue"/>
           </w:tcPr>
           <w:p>
             <w:pPr>
@@ -6099,14 +3751,7 @@
                 <w:color w:val="00B050"/>
                 <w:szCs w:val="24"/>
               </w:rPr>
-              <w:t>17057.5</w:t>
-            </w:r>
-            <w:r>
-              <w:rPr>
-                <w:color w:val="00B050"/>
-                <w:szCs w:val="24"/>
-              </w:rPr>
-              <w:t>9</w:t>
+              <w:t>17057.59</w:t>
             </w:r>
           </w:p>
         </w:tc>
@@ -6199,7 +3844,7 @@
         <w:tc>
           <w:tcPr>
             <w:tcW w:w="1676" w:type="dxa"/>
-            <w:vMerge/>
+            <w:vMerge w:val="continue"/>
           </w:tcPr>
           <w:p>
             <w:pPr>
@@ -6245,14 +3890,7 @@
                 <w:color w:val="0070C0"/>
                 <w:szCs w:val="24"/>
               </w:rPr>
-              <w:t>17159.1</w:t>
-            </w:r>
-            <w:r>
-              <w:rPr>
-                <w:color w:val="0070C0"/>
-                <w:szCs w:val="24"/>
-              </w:rPr>
-              <w:t>5</w:t>
+              <w:t>17159.15</w:t>
             </w:r>
           </w:p>
         </w:tc>
@@ -6345,7 +3983,7 @@
         <w:tc>
           <w:tcPr>
             <w:tcW w:w="1676" w:type="dxa"/>
-            <w:vMerge/>
+            <w:vMerge w:val="continue"/>
           </w:tcPr>
           <w:p>
             <w:pPr>
@@ -6387,13 +4025,7 @@
               <w:rPr>
                 <w:szCs w:val="24"/>
               </w:rPr>
-              <w:t>17176.9</w:t>
-            </w:r>
-            <w:r>
-              <w:rPr>
-                <w:szCs w:val="24"/>
-              </w:rPr>
-              <w:t>1</w:t>
+              <w:t>17176.91</w:t>
             </w:r>
           </w:p>
         </w:tc>
@@ -6620,7 +4252,7 @@
         <w:tc>
           <w:tcPr>
             <w:tcW w:w="1676" w:type="dxa"/>
-            <w:vMerge/>
+            <w:vMerge w:val="continue"/>
           </w:tcPr>
           <w:p>
             <w:pPr>
@@ -6759,7 +4391,7 @@
         <w:tc>
           <w:tcPr>
             <w:tcW w:w="1676" w:type="dxa"/>
-            <w:vMerge/>
+            <w:vMerge w:val="continue"/>
           </w:tcPr>
           <w:p>
             <w:pPr>
@@ -6805,14 +4437,7 @@
                 <w:color w:val="0070C0"/>
                 <w:szCs w:val="24"/>
               </w:rPr>
-              <w:t>17303.2</w:t>
-            </w:r>
-            <w:r>
-              <w:rPr>
-                <w:color w:val="0070C0"/>
-                <w:szCs w:val="24"/>
-              </w:rPr>
-              <w:t>1</w:t>
+              <w:t>17303.21</w:t>
             </w:r>
           </w:p>
         </w:tc>
@@ -6905,7 +4530,7 @@
         <w:tc>
           <w:tcPr>
             <w:tcW w:w="1676" w:type="dxa"/>
-            <w:vMerge/>
+            <w:vMerge w:val="continue"/>
           </w:tcPr>
           <w:p>
             <w:pPr>
@@ -6947,13 +4572,7 @@
               <w:rPr>
                 <w:szCs w:val="24"/>
               </w:rPr>
-              <w:t>17253.5</w:t>
-            </w:r>
-            <w:r>
-              <w:rPr>
-                <w:szCs w:val="24"/>
-              </w:rPr>
-              <w:t>6</w:t>
+              <w:t>17253.56</w:t>
             </w:r>
           </w:p>
         </w:tc>
@@ -7036,14 +4655,29 @@
       </w:tr>
     </w:tbl>
     <w:p>
-      <w:r>
-        <w:t>=&gt; Nh</w:t>
-      </w:r>
-      <w:r>
-        <w:t>ậ</w:t>
-      </w:r>
-      <w:r>
-        <w:t>n xét:</w:t>
+      <w:pPr>
+        <w:rPr>
+          <w:rFonts w:hint="default"/>
+          <w:lang w:val="vi-VN"/>
+        </w:rPr>
+      </w:pPr>
+      <w:r>
+        <w:t>=&gt; Nhận xét:</w:t>
+      </w:r>
+      <w:r>
+        <w:rPr>
+          <w:rFonts w:hint="default"/>
+          <w:lang w:val="vi-VN"/>
+        </w:rPr>
+        <w:t xml:space="preserve"> =&gt; </w:t>
+      </w:r>
+      <w:r>
+        <w:rPr>
+          <w:rFonts w:hint="default"/>
+          <w:color w:val="0000FF"/>
+          <w:lang w:val="vi-VN"/>
+        </w:rPr>
+        <w:t>Thêm bảng so sánh độ lệch giữa các lần chạy, vẽ biểu đồ quá trình chạy.</w:t>
       </w:r>
     </w:p>
     <w:p>
@@ -7058,23 +4692,10 @@
           <w:b/>
           <w:bCs/>
         </w:rPr>
-        <w:t>ran</w:t>
-      </w:r>
-      <w:r>
-        <w:rPr>
-          <w:b/>
-          <w:bCs/>
-        </w:rPr>
-        <w:t xml:space="preserve">dom </w:t>
-      </w:r>
-      <w:r>
-        <w:t>có kết quả không thể tối ưu bằng 3 chiến lược còn lại dù có tăng min_pull_factor lên nhiều hơn nữa.</w:t>
-      </w:r>
-      <w:r>
-        <w:t xml:space="preserve"> </w:t>
-      </w:r>
-      <w:r>
-        <w:t xml:space="preserve">=&gt; Chọn chiến lược </w:t>
+        <w:t xml:space="preserve">random </w:t>
+      </w:r>
+      <w:r>
+        <w:t xml:space="preserve">có kết quả không thể tối ưu bằng 3 chiến lược còn lại dù có tăng min_pull_factor lên nhiều hơn nữa. =&gt; Chọn chiến lược </w:t>
       </w:r>
       <w:r>
         <w:rPr>
@@ -7091,14 +4712,7 @@
           <w:b/>
           <w:bCs/>
         </w:rPr>
-        <w:t>rank</w:t>
-      </w:r>
-      <w:r>
-        <w:rPr>
-          <w:b/>
-          <w:bCs/>
-        </w:rPr>
-        <w:t>, pull count</w:t>
+        <w:t>rank, pull count</w:t>
       </w:r>
       <w:r>
         <w:t xml:space="preserve"> để thử nghiệm dynamic tabu params</w:t>
@@ -7109,13 +4723,7 @@
         <w:ind w:firstLine="397"/>
       </w:pPr>
       <w:r>
-        <w:t xml:space="preserve">- </w:t>
-      </w:r>
-      <w:r>
-        <w:t>Các chiến lược</w:t>
-      </w:r>
-      <w:r>
-        <w:t xml:space="preserve"> (trừ </w:t>
+        <w:t xml:space="preserve">- Các chiến lược (trừ </w:t>
       </w:r>
       <w:r>
         <w:rPr>
@@ -7125,37 +4733,15 @@
         <w:t>random</w:t>
       </w:r>
       <w:r>
-        <w:t>)</w:t>
-      </w:r>
-      <w:r>
-        <w:t xml:space="preserve"> đều cho kết quả chạy tốt hơn thuật toán tuần tự từ min_pull_factor = 5 trở đi.</w:t>
+        <w:t>) đều cho kết quả chạy tốt hơn thuật toán tuần tự từ min_pull_factor = 5 trở đi.</w:t>
       </w:r>
     </w:p>
     <w:p>
       <w:r>
         <w:tab/>
-        <w:t xml:space="preserve">- Kết quả trung bình của tất cả chiến lược đều tốt dần khi tăng hệ số min_pull_factor, tuy nhiên sẽ phải đánh đổi lại thời gian chạy, trong khi kết quả trung bình giữa </w:t>
-      </w:r>
-      <w:r>
-        <w:t xml:space="preserve">các min_pull_factor </w:t>
-      </w:r>
-      <w:r>
-        <w:t xml:space="preserve">của các chiến lược lệch nhau </w:t>
-      </w:r>
-      <w:r>
-        <w:t xml:space="preserve">chỉ từ </w:t>
-      </w:r>
-      <w:r>
-        <w:t>&lt;</w:t>
-      </w:r>
-      <w:r>
-        <w:t xml:space="preserve"> 1.5% =&gt;</w:t>
-      </w:r>
-      <w:r>
-        <w:t xml:space="preserve"> </w:t>
-      </w:r>
-      <w:r>
-        <w:t>C</w:t>
+      </w:r>
+      <w:r>
+        <w:t>- Kết quả trung bình của tất cả chiến lược đều tốt dần khi tăng hệ số min_pull_factor, tuy nhiên sẽ phải đánh đổi lại thời gian chạy, trong khi kết quả trung bình giữa các min_pull_factor của các chiến lược lệch nhau chỉ từ &lt; 1.5% =&gt; C</w:t>
       </w:r>
       <w:r>
         <w:rPr>
@@ -7181,123 +4767,15 @@
           <w:b/>
           <w:bCs/>
         </w:rPr>
-        <w:t xml:space="preserve">- </w:t>
-      </w:r>
-      <w:r>
-        <w:rPr>
-          <w:b/>
-          <w:bCs/>
-        </w:rPr>
-        <w:t xml:space="preserve">Chiến lược </w:t>
-      </w:r>
-      <w:r>
-        <w:rPr>
-          <w:b/>
-          <w:bCs/>
-        </w:rPr>
-        <w:t>rank</w:t>
-      </w:r>
-      <w:r>
-        <w:rPr>
-          <w:b/>
-          <w:bCs/>
-        </w:rPr>
-        <w:t xml:space="preserve"> </w:t>
-      </w:r>
-      <w:r>
-        <w:rPr>
-          <w:b/>
-          <w:bCs/>
-        </w:rPr>
-        <w:t>(</w:t>
-      </w:r>
-      <w:r>
-        <w:rPr>
-          <w:b/>
-          <w:bCs/>
-        </w:rPr>
-        <w:t>chọn ngẫu nhiên với trọng số dựa trên độ tối ưu của elite</w:t>
-      </w:r>
-      <w:r>
-        <w:rPr>
-          <w:b/>
-          <w:bCs/>
-        </w:rPr>
-        <w:t>)</w:t>
-      </w:r>
-      <w:r>
-        <w:rPr>
-          <w:b/>
-          <w:bCs/>
-        </w:rPr>
-        <w:t xml:space="preserve"> có kết quả và thời gian chạy </w:t>
-      </w:r>
-      <w:r>
-        <w:rPr>
-          <w:b/>
-          <w:bCs/>
-        </w:rPr>
-        <w:t>tốt nhất.</w:t>
+        <w:t>- Chiến lược rank (chọn ngẫu nhiên với trọng số dựa trên độ tối ưu của elite) có kết quả và thời gian chạy tốt nhất.</w:t>
       </w:r>
     </w:p>
     <w:p>
       <w:pPr>
-        <w:pStyle w:val="Heading2"/>
+        <w:pStyle w:val="3"/>
       </w:pPr>
       <w:r>
-        <w:lastRenderedPageBreak/>
-        <w:t>2</w:t>
-      </w:r>
-      <w:r>
-        <w:t xml:space="preserve">.3. </w:t>
-      </w:r>
-      <w:r>
-        <w:t>B</w:t>
-      </w:r>
-      <w:r>
-        <w:t>ả</w:t>
-      </w:r>
-      <w:r>
-        <w:t>ng so sánh gi</w:t>
-      </w:r>
-      <w:r>
-        <w:t>ữ</w:t>
-      </w:r>
-      <w:r>
-        <w:t>a: các nhóm tham s</w:t>
-      </w:r>
-      <w:r>
-        <w:t>ố</w:t>
-      </w:r>
-      <w:r>
-        <w:t xml:space="preserve"> khi áp d</w:t>
-      </w:r>
-      <w:r>
-        <w:t>ụ</w:t>
-      </w:r>
-      <w:r>
-        <w:t xml:space="preserve">ng </w:t>
-      </w:r>
-      <w:r>
-        <w:t>dynamic tabu params cho chi</w:t>
-      </w:r>
-      <w:r>
-        <w:t>ế</w:t>
-      </w:r>
-      <w:r>
-        <w:t>n lư</w:t>
-      </w:r>
-      <w:r>
-        <w:t>ợ</w:t>
-      </w:r>
-      <w:r>
-        <w:t>c ch</w:t>
-      </w:r>
-      <w:r>
-        <w:t>ọ</w:t>
-      </w:r>
-      <w:r>
-        <w:t>n neighborhood adaptive</w:t>
+        <w:t>2.3. Bảng so sánh giữa: các nhóm tham số khi áp dụng dynamic tabu params cho chiến lược chọn neighborhood adaptive</w:t>
       </w:r>
     </w:p>
     <w:p>
@@ -7305,66 +4783,29 @@
         <w:ind w:firstLine="397"/>
       </w:pPr>
       <w:r>
-        <w:t>V</w:t>
-      </w:r>
-      <w:r>
-        <w:t>ớ</w:t>
-      </w:r>
-      <w:r>
-        <w:t>i các h</w:t>
-      </w:r>
-      <w:r>
-        <w:t>ệ</w:t>
-      </w:r>
-      <w:r>
-        <w:t xml:space="preserve"> s</w:t>
-      </w:r>
-      <w:r>
-        <w:t>ố</w:t>
-      </w:r>
-      <w:r>
-        <w:t xml:space="preserve"> min</w:t>
-      </w:r>
-      <w:r>
-        <w:t>_</w:t>
-      </w:r>
-      <w:r>
-        <w:t>pull</w:t>
-      </w:r>
-      <w:r>
-        <w:t>_</w:t>
-      </w:r>
-      <w:r>
-        <w:t>factor khác nhau đ</w:t>
-      </w:r>
-      <w:r>
-        <w:t>ể</w:t>
-      </w:r>
-      <w:r>
-        <w:t xml:space="preserve"> đánh giá thêm th</w:t>
-      </w:r>
-      <w:r>
-        <w:t>ờ</w:t>
-      </w:r>
-      <w:r>
-        <w:t>i gian ch</w:t>
-      </w:r>
-      <w:r>
-        <w:t>ạ</w:t>
-      </w:r>
-      <w:r>
-        <w:t>y</w:t>
-      </w:r>
-      <w:r>
-        <w:t xml:space="preserve"> (Customers = 200)</w:t>
+        <w:t>Với các hệ số min_pull_factor khác nhau để đánh giá thêm thời gian chạy (Customers = 200)</w:t>
       </w:r>
     </w:p>
     <w:tbl>
       <w:tblPr>
-        <w:tblStyle w:val="TableGrid"/>
+        <w:tblStyle w:val="7"/>
         <w:tblW w:w="9351" w:type="dxa"/>
+        <w:tblInd w:w="0" w:type="dxa"/>
+        <w:tblBorders>
+          <w:top w:val="single" w:color="auto" w:sz="4" w:space="0"/>
+          <w:left w:val="single" w:color="auto" w:sz="4" w:space="0"/>
+          <w:bottom w:val="single" w:color="auto" w:sz="4" w:space="0"/>
+          <w:right w:val="single" w:color="auto" w:sz="4" w:space="0"/>
+          <w:insideH w:val="single" w:color="auto" w:sz="4" w:space="0"/>
+          <w:insideV w:val="single" w:color="auto" w:sz="4" w:space="0"/>
+        </w:tblBorders>
         <w:tblLayout w:type="fixed"/>
-        <w:tblLook w:val="04A0" w:firstRow="1" w:lastRow="0" w:firstColumn="1" w:lastColumn="0" w:noHBand="0" w:noVBand="1"/>
+        <w:tblCellMar>
+          <w:top w:w="0" w:type="dxa"/>
+          <w:left w:w="108" w:type="dxa"/>
+          <w:bottom w:w="0" w:type="dxa"/>
+          <w:right w:w="108" w:type="dxa"/>
+        </w:tblCellMar>
       </w:tblPr>
       <w:tblGrid>
         <w:gridCol w:w="1555"/>
@@ -7546,14 +4987,7 @@
                 <w:color w:val="00B050"/>
                 <w:szCs w:val="24"/>
               </w:rPr>
-              <w:t>17290.2</w:t>
-            </w:r>
-            <w:r>
-              <w:rPr>
-                <w:color w:val="00B050"/>
-                <w:szCs w:val="24"/>
-              </w:rPr>
-              <w:t>5</w:t>
+              <w:t>17290.25</w:t>
             </w:r>
           </w:p>
         </w:tc>
@@ -7646,7 +5080,7 @@
         <w:tc>
           <w:tcPr>
             <w:tcW w:w="1555" w:type="dxa"/>
-            <w:vMerge/>
+            <w:vMerge w:val="continue"/>
           </w:tcPr>
           <w:p>
             <w:pPr>
@@ -7692,14 +5126,7 @@
                 <w:color w:val="0070C0"/>
                 <w:szCs w:val="24"/>
               </w:rPr>
-              <w:t>17313.2</w:t>
-            </w:r>
-            <w:r>
-              <w:rPr>
-                <w:color w:val="0070C0"/>
-                <w:szCs w:val="24"/>
-              </w:rPr>
-              <w:t>1</w:t>
+              <w:t>17313.21</w:t>
             </w:r>
           </w:p>
         </w:tc>
@@ -7792,7 +5219,7 @@
         <w:tc>
           <w:tcPr>
             <w:tcW w:w="1555" w:type="dxa"/>
-            <w:vMerge/>
+            <w:vMerge w:val="continue"/>
           </w:tcPr>
           <w:p>
             <w:pPr>
@@ -7968,14 +5395,7 @@
                 <w:color w:val="00B050"/>
                 <w:szCs w:val="24"/>
               </w:rPr>
-              <w:t>16997.1</w:t>
-            </w:r>
-            <w:r>
-              <w:rPr>
-                <w:color w:val="00B050"/>
-                <w:szCs w:val="24"/>
-              </w:rPr>
-              <w:t>4</w:t>
+              <w:t>16997.14</w:t>
             </w:r>
           </w:p>
         </w:tc>
@@ -8068,7 +5488,7 @@
         <w:tc>
           <w:tcPr>
             <w:tcW w:w="1555" w:type="dxa"/>
-            <w:vMerge/>
+            <w:vMerge w:val="continue"/>
           </w:tcPr>
           <w:p>
             <w:pPr>
@@ -8114,14 +5534,7 @@
                 <w:color w:val="0070C0"/>
                 <w:szCs w:val="24"/>
               </w:rPr>
-              <w:t>17274.5</w:t>
-            </w:r>
-            <w:r>
-              <w:rPr>
-                <w:color w:val="0070C0"/>
-                <w:szCs w:val="24"/>
-              </w:rPr>
-              <w:t>9</w:t>
+              <w:t>17274.59</w:t>
             </w:r>
           </w:p>
         </w:tc>
@@ -8214,7 +5627,7 @@
         <w:tc>
           <w:tcPr>
             <w:tcW w:w="1555" w:type="dxa"/>
-            <w:vMerge/>
+            <w:vMerge w:val="continue"/>
           </w:tcPr>
           <w:p>
             <w:pPr>
@@ -8256,13 +5669,7 @@
               <w:rPr>
                 <w:szCs w:val="24"/>
               </w:rPr>
-              <w:t>17458.</w:t>
-            </w:r>
-            <w:r>
-              <w:rPr>
-                <w:szCs w:val="24"/>
-              </w:rPr>
-              <w:t>20</w:t>
+              <w:t>17458.20</w:t>
             </w:r>
           </w:p>
         </w:tc>
@@ -8394,14 +5801,7 @@
                 <w:color w:val="00B050"/>
                 <w:szCs w:val="24"/>
               </w:rPr>
-              <w:t>17040.0</w:t>
-            </w:r>
-            <w:r>
-              <w:rPr>
-                <w:color w:val="00B050"/>
-                <w:szCs w:val="24"/>
-              </w:rPr>
-              <w:t>3</w:t>
+              <w:t>17040.03</w:t>
             </w:r>
           </w:p>
         </w:tc>
@@ -8492,7 +5892,7 @@
         <w:tc>
           <w:tcPr>
             <w:tcW w:w="1555" w:type="dxa"/>
-            <w:vMerge/>
+            <w:vMerge w:val="continue"/>
           </w:tcPr>
           <w:p>
             <w:pPr>
@@ -8536,14 +5936,7 @@
                 <w:color w:val="0070C0"/>
                 <w:szCs w:val="24"/>
               </w:rPr>
-              <w:t>17371.8</w:t>
-            </w:r>
-            <w:r>
-              <w:rPr>
-                <w:color w:val="0070C0"/>
-                <w:szCs w:val="24"/>
-              </w:rPr>
-              <w:t>6</w:t>
+              <w:t>17371.86</w:t>
             </w:r>
           </w:p>
         </w:tc>
@@ -8634,7 +6027,7 @@
         <w:tc>
           <w:tcPr>
             <w:tcW w:w="1555" w:type="dxa"/>
-            <w:vMerge/>
+            <w:vMerge w:val="continue"/>
           </w:tcPr>
           <w:p>
             <w:pPr>
@@ -8760,13 +6153,7 @@
     </w:tbl>
     <w:p>
       <w:r>
-        <w:t>=&gt; Nh</w:t>
-      </w:r>
-      <w:r>
-        <w:t>ậ</w:t>
-      </w:r>
-      <w:r>
-        <w:t>n xét:</w:t>
+        <w:t>=&gt; Nhận xét:</w:t>
       </w:r>
     </w:p>
     <w:p>
@@ -8782,35 +6169,7 @@
           <w:b/>
           <w:bCs/>
         </w:rPr>
-        <w:t>- Chiến lược rank (chọn ngẫu nhiên với trọng số dựa trên độ tối ưu của elite)</w:t>
-      </w:r>
-      <w:r>
-        <w:rPr>
-          <w:b/>
-          <w:bCs/>
-        </w:rPr>
-        <w:t xml:space="preserve"> vẫn cho</w:t>
-      </w:r>
-      <w:r>
-        <w:rPr>
-          <w:b/>
-          <w:bCs/>
-        </w:rPr>
-        <w:t xml:space="preserve"> kết quả và thời gian chạy tốt nhất</w:t>
-      </w:r>
-      <w:r>
-        <w:rPr>
-          <w:b/>
-          <w:bCs/>
-        </w:rPr>
-        <w:t xml:space="preserve"> khi áp dụng dynamic tabu params</w:t>
-      </w:r>
-      <w:r>
-        <w:rPr>
-          <w:b/>
-          <w:bCs/>
-        </w:rPr>
-        <w:t>.</w:t>
+        <w:t>- Chiến lược rank (chọn ngẫu nhiên với trọng số dựa trên độ tối ưu của elite) vẫn cho kết quả và thời gian chạy tốt nhất khi áp dụng dynamic tabu params.</w:t>
       </w:r>
     </w:p>
     <w:p>
@@ -8829,14 +6188,7 @@
           <w:b/>
           <w:bCs/>
         </w:rPr>
-        <w:t xml:space="preserve"> c</w:t>
-      </w:r>
-      <w:r>
-        <w:rPr>
-          <w:b/>
-          <w:bCs/>
-        </w:rPr>
-        <w:t>họn min_pull_factor = 5</w:t>
+        <w:t xml:space="preserve"> chọn min_pull_factor = 5</w:t>
       </w:r>
       <w:r>
         <w:t xml:space="preserve"> để cân bằng giữa kết quả va thời gian chạy.</w:t>
@@ -8845,55 +6197,9 @@
     <w:p>
       <w:r>
         <w:tab/>
-        <w:t>- Áp dụng dynamic tabu params cho kết quả tốt</w:t>
-      </w:r>
-      <w:r>
-        <w:t xml:space="preserve"> hơn khi chạy với</w:t>
-      </w:r>
-      <w:r>
-        <w:t xml:space="preserve"> các tham số tabu cố định đã được thực nghiệm trong bài báo chạy thuật toán tuần tự trước đó</w:t>
-      </w:r>
-      <w:r>
-        <w:t>, tuy nhiên thời gian chạy lâu hơn</w:t>
-      </w:r>
-      <w:r>
-        <w:t>, cụ thể</w:t>
-      </w:r>
-      <w:r>
-        <w:t>: thời gian chạy với min_pull_factor nhỏ</w:t>
-      </w:r>
-      <w:r>
-        <w:t xml:space="preserve"> (ví dụ</w:t>
-      </w:r>
-      <w:r>
-        <w:t>:</w:t>
-      </w:r>
-      <w:r>
-        <w:t xml:space="preserve"> 5)</w:t>
-      </w:r>
-      <w:r>
-        <w:t xml:space="preserve"> còn lâu hơn thời gian chạy với min_pull_factor lớn</w:t>
-      </w:r>
-      <w:r>
-        <w:t xml:space="preserve"> (ví dụ: 6)</w:t>
-      </w:r>
-      <w:r>
-        <w:t xml:space="preserve"> </w:t>
-      </w:r>
-      <w:r>
-        <w:t>khi áp dụng tham số tabu cố định, trong khi đó kết quả lại không tốt bằng chạy với min_pull_factor</w:t>
-      </w:r>
-      <w:r>
-        <w:t xml:space="preserve"> lớn</w:t>
-      </w:r>
-      <w:r>
-        <w:t xml:space="preserve"> khi áp dụng tham số tabu cố định</w:t>
-      </w:r>
-      <w:r>
-        <w:t>.</w:t>
-      </w:r>
-      <w:r>
-        <w:t xml:space="preserve"> =&gt; </w:t>
+      </w:r>
+      <w:r>
+        <w:t xml:space="preserve">- Áp dụng dynamic tabu params cho kết quả tốt hơn khi chạy với các tham số tabu cố định đã được thực nghiệm trong bài báo chạy thuật toán tuần tự trước đó, tuy nhiên thời gian chạy lâu hơn, cụ thể: thời gian chạy với min_pull_factor nhỏ (ví dụ: 5) còn lâu hơn thời gian chạy với min_pull_factor lớn (ví dụ: 6) khi áp dụng tham số tabu cố định, trong khi đó kết quả lại không tốt bằng chạy với min_pull_factor lớn khi áp dụng tham số tabu cố định. =&gt; </w:t>
       </w:r>
       <w:r>
         <w:rPr>
@@ -8909,10 +6215,9 @@
     <w:p>
       <w:r>
         <w:tab/>
-        <w:t xml:space="preserve">- Ngoài các tham số tabu </w:t>
-      </w:r>
-      <w:r>
-        <w:t>đánh giá việc lựa chọn neighborhood, còn có 2 tham số ảnh hưởng đến độ dài của 1 segment và sau bao lâu segment không cải thiện thì pull elite mới:</w:t>
+      </w:r>
+      <w:r>
+        <w:t>- Ngoài các tham số tabu đánh giá việc lựa chọn neighborhood, còn có 2 tham số ảnh hưởng đến độ dài của 1 segment và sau bao lâu segment không cải thiện thì pull elite mới:</w:t>
       </w:r>
     </w:p>
     <w:p>
@@ -8954,70 +6259,66 @@
         <w:t>adaptive-pull-elite-segments = 4</w:t>
       </w:r>
       <w:r>
-        <w:t xml:space="preserve"> (</w:t>
-      </w:r>
-      <w:r>
-        <w:t>adaptive-segments</w:t>
-      </w:r>
-      <w:r>
-        <w:t xml:space="preserve"> = 7): sau 4 segment không cải thiện thì pull elite mới</w:t>
-      </w:r>
-    </w:p>
-    <w:p>
-      <w:r>
-        <w:tab/>
-      </w:r>
-      <w:r>
-        <w:tab/>
-      </w:r>
-      <w:r>
-        <w:t>Hai</w:t>
-      </w:r>
-      <w:r>
-        <w:t xml:space="preserve"> tham số </w:t>
-      </w:r>
-      <w:r>
-        <w:t>này</w:t>
-      </w:r>
-      <w:r>
-        <w:t xml:space="preserve"> đã được chạy thử nghiệm trong các bảng trên để </w:t>
-      </w:r>
-      <w:r>
-        <w:t>có được kết quả, thời gian chạy tối ưu nhất.</w:t>
+        <w:t xml:space="preserve"> (adaptive-segments = 7): sau 4 segment không cải thiện thì pull elite mới</w:t>
       </w:r>
     </w:p>
     <w:p>
       <w:pPr>
-        <w:pStyle w:val="Heading1"/>
+        <w:rPr>
+          <w:rFonts w:hint="default"/>
+          <w:lang w:val="vi-VN"/>
+        </w:rPr>
       </w:pPr>
       <w:r>
-        <w:t>3. Kết luận</w:t>
-      </w:r>
-    </w:p>
-    <w:p>
-      <w:r>
         <w:tab/>
       </w:r>
       <w:r>
-        <w:t>Triển khai mô hình master-slave để chạy song song bài toán MMVRP-MTV áp dụng các cách cài đặt sau</w:t>
-      </w:r>
-      <w:r>
-        <w:t xml:space="preserve"> để cho kết quả tối ưu nhất</w:t>
-      </w:r>
-      <w:r>
-        <w:t>:</w:t>
+        <w:tab/>
+      </w:r>
+      <w:r>
+        <w:t>Hai tham số này đã được chạy thử nghiệm trong các bảng trên để có được kết quả, thời gian chạy tối ưu nhất.</w:t>
+      </w:r>
+      <w:r>
+        <w:rPr>
+          <w:rFonts w:hint="default"/>
+          <w:lang w:val="vi-VN"/>
+        </w:rPr>
+        <w:t xml:space="preserve"> =&gt; </w:t>
+      </w:r>
+      <w:r>
+        <w:rPr>
+          <w:rFonts w:hint="default"/>
+          <w:color w:val="0000FF"/>
+          <w:lang w:val="vi-VN"/>
+        </w:rPr>
+        <w:t>Thêm bảng so sánh</w:t>
       </w:r>
     </w:p>
     <w:p>
       <w:pPr>
-        <w:pStyle w:val="ListParagraph"/>
+        <w:pStyle w:val="2"/>
+      </w:pPr>
+      <w:r>
+        <w:t>3. Kết luận</w:t>
+      </w:r>
+    </w:p>
+    <w:p>
+      <w:r>
+        <w:tab/>
+      </w:r>
+      <w:r>
+        <w:t>Triển khai mô hình master-slave để chạy song song bài toán MMVRP-MTV áp dụng các cách cài đặt sau để cho kết quả tối ưu nhất:</w:t>
+      </w:r>
+    </w:p>
+    <w:p>
+      <w:pPr>
+        <w:pStyle w:val="11"/>
         <w:numPr>
           <w:ilvl w:val="0"/>
           <w:numId w:val="1"/>
         </w:numPr>
       </w:pPr>
       <w:r>
-        <w:lastRenderedPageBreak/>
         <w:t xml:space="preserve">Áp dụng chiến lược chọn </w:t>
       </w:r>
       <w:r>
@@ -9030,7 +6331,7 @@
     </w:p>
     <w:p>
       <w:pPr>
-        <w:pStyle w:val="ListParagraph"/>
+        <w:pStyle w:val="11"/>
         <w:numPr>
           <w:ilvl w:val="0"/>
           <w:numId w:val="1"/>
@@ -9042,25 +6343,19 @@
     </w:p>
     <w:p>
       <w:pPr>
-        <w:pStyle w:val="ListParagraph"/>
+        <w:pStyle w:val="11"/>
         <w:numPr>
           <w:ilvl w:val="0"/>
           <w:numId w:val="1"/>
         </w:numPr>
       </w:pPr>
       <w:r>
-        <w:t>Sử dụng độ đo khác biệt về cạnh và ưu tiên elite chưa được pull để thay thế elite trong pool khi worker push elite lên, kích thước của pool tỉ lệ thuận với</w:t>
-      </w:r>
-      <w:r>
-        <w:t xml:space="preserve"> căn 2</w:t>
-      </w:r>
-      <w:r>
-        <w:t xml:space="preserve"> số customer, số worker và 1 hệ số = 0.03</w:t>
+        <w:t>Sử dụng độ đo khác biệt về cạnh và ưu tiên elite chưa được pull để thay thế elite trong pool khi worker push elite lên, kích thước của pool tỉ lệ thuận với căn 2 số customer, số worker và 1 hệ số = 0.03</w:t>
       </w:r>
     </w:p>
     <w:p>
       <w:pPr>
-        <w:pStyle w:val="ListParagraph"/>
+        <w:pStyle w:val="11"/>
         <w:numPr>
           <w:ilvl w:val="0"/>
           <w:numId w:val="1"/>
@@ -9077,18 +6372,12 @@
         <w:t>rank</w:t>
       </w:r>
       <w:r>
-        <w:t xml:space="preserve"> (</w:t>
-      </w:r>
-      <w:r>
-        <w:t>chọn ngẫu nhiên với trọng số dựa trên độ tối ưu của elite</w:t>
-      </w:r>
-      <w:r>
-        <w:t>)</w:t>
+        <w:t xml:space="preserve"> (chọn ngẫu nhiên với trọng số dựa trên độ tối ưu của elite)</w:t>
       </w:r>
     </w:p>
     <w:p>
       <w:pPr>
-        <w:pStyle w:val="ListParagraph"/>
+        <w:pStyle w:val="11"/>
         <w:numPr>
           <w:ilvl w:val="0"/>
           <w:numId w:val="1"/>
@@ -9110,7 +6399,7 @@
     </w:p>
     <w:p>
       <w:pPr>
-        <w:pStyle w:val="ListParagraph"/>
+        <w:pStyle w:val="11"/>
         <w:numPr>
           <w:ilvl w:val="0"/>
           <w:numId w:val="1"/>
@@ -9132,41 +6421,46 @@
     </w:p>
     <w:p>
       <w:pPr>
-        <w:pStyle w:val="ListParagraph"/>
+        <w:pStyle w:val="11"/>
         <w:numPr>
           <w:ilvl w:val="0"/>
           <w:numId w:val="1"/>
         </w:numPr>
       </w:pPr>
       <w:r>
-        <w:t>adaptive-iterations = 5 (</w:t>
-      </w:r>
-      <w:r>
-        <w:t>tỉ lệ với độ dài của 1 segment</w:t>
-      </w:r>
-      <w:r>
-        <w:t>) và adaptive-pull-elite-segments = 4 (</w:t>
-      </w:r>
-      <w:r>
-        <w:t>sau 4 segment không cải thiện thì pull elite mới</w:t>
-      </w:r>
-      <w:r>
-        <w:t>)</w:t>
-      </w:r>
+        <w:t>adaptive-iterations = 5 (tỉ lệ với độ dài của 1 segment) và adaptive-pull-elite-segments = 4 (sau 4 segment không cải thiện thì pull elite mới)</w:t>
+      </w:r>
+    </w:p>
+    <w:p>
+      <w:pPr>
+        <w:pStyle w:val="11"/>
+        <w:numPr>
+          <w:numId w:val="0"/>
+        </w:numPr>
+        <w:spacing w:after="160" w:line="259" w:lineRule="auto"/>
+        <w:contextualSpacing/>
+        <w:jc w:val="both"/>
+        <w:rPr>
+          <w:rFonts w:hint="default"/>
+          <w:lang w:val="vi-VN"/>
+        </w:rPr>
+      </w:pPr>
+      <w:bookmarkStart w:id="0" w:name="_GoBack"/>
+      <w:bookmarkEnd w:id="0"/>
     </w:p>
     <w:sectPr>
       <w:pgSz w:w="12240" w:h="15840"/>
       <w:pgMar w:top="1440" w:right="1440" w:bottom="1440" w:left="1440" w:header="720" w:footer="720" w:gutter="0"/>
-      <w:cols w:space="720"/>
-      <w:docGrid w:linePitch="360"/>
+      <w:cols w:space="720" w:num="1"/>
+      <w:docGrid w:linePitch="360" w:charSpace="0"/>
     </w:sectPr>
   </w:body>
 </w:document>
 </file>
 
 <file path=word/endnotes.xml><?xml version="1.0" encoding="utf-8"?>
-<w:endnotes xmlns:wpc="http://schemas.microsoft.com/office/word/2010/wordprocessingCanvas" xmlns:cx="http://schemas.microsoft.com/office/drawing/2014/chartex" xmlns:cx1="http://schemas.microsoft.com/office/drawing/2015/9/8/chartex" xmlns:cx2="http://schemas.microsoft.com/office/drawing/2015/10/21/chartex" xmlns:cx3="http://schemas.microsoft.com/office/drawing/2016/5/9/chartex" xmlns:cx4="http://schemas.microsoft.com/office/drawing/2016/5/10/chartex" xmlns:cx5="http://schemas.microsoft.com/office/drawing/2016/5/11/chartex" xmlns:cx6="http://schemas.microsoft.com/office/drawing/2016/5/12/chartex" xmlns:cx7="http://schemas.microsoft.com/office/drawing/2016/5/13/chartex" xmlns:cx8="http://schemas.microsoft.com/office/drawing/2016/5/14/chartex" xmlns:mc="http://schemas.openxmlformats.org/markup-compatibility/2006" xmlns:aink="http://schemas.microsoft.com/office/drawing/2016/ink" xmlns:am3d="http://schemas.microsoft.com/office/drawing/2017/model3d" xmlns:o="urn:schemas-microsoft-com:office:office" xmlns:r="http://schemas.openxmlformats.org/officeDocument/2006/relationships" xmlns:m="http://schemas.openxmlformats.org/officeDocument/2006/math" xmlns:v="urn:schemas-microsoft-com:vml" xmlns:wp14="http://schemas.microsoft.com/office/word/2010/wordprocessingDrawing" xmlns:wp="http://schemas.openxmlformats.org/drawingml/2006/wordprocessingDrawing" xmlns:w10="urn:schemas-microsoft-com:office:word" xmlns:w="http://schemas.openxmlformats.org/wordprocessingml/2006/main" xmlns:w14="http://schemas.microsoft.com/office/word/2010/wordml" xmlns:w15="http://schemas.microsoft.com/office/word/2012/wordml" xmlns:w16cex="http://schemas.microsoft.com/office/word/2018/wordml/cex" xmlns:w16cid="http://schemas.microsoft.com/office/word/2016/wordml/cid" xmlns:w16="http://schemas.microsoft.com/office/word/2018/wordml" xmlns:w16sdtdh="http://schemas.microsoft.com/office/word/2020/wordml/sdtdatahash" xmlns:w16se="http://schemas.microsoft.com/office/word/2015/wordml/symex" xmlns:wpg="http://schemas.microsoft.com/office/word/2010/wordprocessingGroup" xmlns:wpi="http://schemas.microsoft.com/office/word/2010/wordprocessingInk" xmlns:wne="http://schemas.microsoft.com/office/word/2006/wordml" xmlns:wps="http://schemas.microsoft.com/office/word/2010/wordprocessingShape" mc:Ignorable="w14 w15 w16se w16cid w16 w16cex w16sdtdh wp14">
-  <w:endnote w:type="separator" w:id="-1">
+<w:endnotes xmlns:wpc="http://schemas.microsoft.com/office/word/2010/wordprocessingCanvas" xmlns:mc="http://schemas.openxmlformats.org/markup-compatibility/2006" xmlns:o="urn:schemas-microsoft-com:office:office" xmlns:r="http://schemas.openxmlformats.org/officeDocument/2006/relationships" xmlns:m="http://schemas.openxmlformats.org/officeDocument/2006/math" xmlns:v="urn:schemas-microsoft-com:vml" xmlns:wp14="http://schemas.microsoft.com/office/word/2010/wordprocessingDrawing" xmlns:wp="http://schemas.openxmlformats.org/drawingml/2006/wordprocessingDrawing" xmlns:w="http://schemas.openxmlformats.org/wordprocessingml/2006/main" xmlns:w14="http://schemas.microsoft.com/office/word/2010/wordml" xmlns:w15="http://schemas.microsoft.com/office/word/2012/wordml" xmlns:w10="urn:schemas-microsoft-com:office:word" xmlns:wpg="http://schemas.microsoft.com/office/word/2010/wordprocessingGroup" xmlns:wpi="http://schemas.microsoft.com/office/word/2010/wordprocessingInk" xmlns:wne="http://schemas.microsoft.com/office/word/2006/wordml" xmlns:wps="http://schemas.microsoft.com/office/word/2010/wordprocessingShape" xmlns:wpsCustomData="http://www.wps.cn/officeDocument/2013/wpsCustomData" mc:Ignorable="w14 w15 wp14">
+  <w:endnote w:type="separator" w:id="0">
     <w:p>
       <w:pPr>
         <w:spacing w:line="240" w:lineRule="auto"/>
@@ -9176,7 +6470,7 @@
       </w:r>
     </w:p>
   </w:endnote>
-  <w:endnote w:type="continuationSeparator" w:id="0">
+  <w:endnote w:type="continuationSeparator" w:id="1">
     <w:p>
       <w:pPr>
         <w:spacing w:line="240" w:lineRule="auto"/>
@@ -9190,21 +6484,21 @@
 </file>
 
 <file path=word/footnotes.xml><?xml version="1.0" encoding="utf-8"?>
-<w:footnotes xmlns:wpc="http://schemas.microsoft.com/office/word/2010/wordprocessingCanvas" xmlns:cx="http://schemas.microsoft.com/office/drawing/2014/chartex" xmlns:cx1="http://schemas.microsoft.com/office/drawing/2015/9/8/chartex" xmlns:cx2="http://schemas.microsoft.com/office/drawing/2015/10/21/chartex" xmlns:cx3="http://schemas.microsoft.com/office/drawing/2016/5/9/chartex" xmlns:cx4="http://schemas.microsoft.com/office/drawing/2016/5/10/chartex" xmlns:cx5="http://schemas.microsoft.com/office/drawing/2016/5/11/chartex" xmlns:cx6="http://schemas.microsoft.com/office/drawing/2016/5/12/chartex" xmlns:cx7="http://schemas.microsoft.com/office/drawing/2016/5/13/chartex" xmlns:cx8="http://schemas.microsoft.com/office/drawing/2016/5/14/chartex" xmlns:mc="http://schemas.openxmlformats.org/markup-compatibility/2006" xmlns:aink="http://schemas.microsoft.com/office/drawing/2016/ink" xmlns:am3d="http://schemas.microsoft.com/office/drawing/2017/model3d" xmlns:o="urn:schemas-microsoft-com:office:office" xmlns:r="http://schemas.openxmlformats.org/officeDocument/2006/relationships" xmlns:m="http://schemas.openxmlformats.org/officeDocument/2006/math" xmlns:v="urn:schemas-microsoft-com:vml" xmlns:wp14="http://schemas.microsoft.com/office/word/2010/wordprocessingDrawing" xmlns:wp="http://schemas.openxmlformats.org/drawingml/2006/wordprocessingDrawing" xmlns:w10="urn:schemas-microsoft-com:office:word" xmlns:w="http://schemas.openxmlformats.org/wordprocessingml/2006/main" xmlns:w14="http://schemas.microsoft.com/office/word/2010/wordml" xmlns:w15="http://schemas.microsoft.com/office/word/2012/wordml" xmlns:w16cex="http://schemas.microsoft.com/office/word/2018/wordml/cex" xmlns:w16cid="http://schemas.microsoft.com/office/word/2016/wordml/cid" xmlns:w16="http://schemas.microsoft.com/office/word/2018/wordml" xmlns:w16sdtdh="http://schemas.microsoft.com/office/word/2020/wordml/sdtdatahash" xmlns:w16se="http://schemas.microsoft.com/office/word/2015/wordml/symex" xmlns:wpg="http://schemas.microsoft.com/office/word/2010/wordprocessingGroup" xmlns:wpi="http://schemas.microsoft.com/office/word/2010/wordprocessingInk" xmlns:wne="http://schemas.microsoft.com/office/word/2006/wordml" xmlns:wps="http://schemas.microsoft.com/office/word/2010/wordprocessingShape" mc:Ignorable="w14 w15 w16se w16cid w16 w16cex w16sdtdh wp14">
-  <w:footnote w:type="separator" w:id="-1">
+<w:footnotes xmlns:wpc="http://schemas.microsoft.com/office/word/2010/wordprocessingCanvas" xmlns:mc="http://schemas.openxmlformats.org/markup-compatibility/2006" xmlns:o="urn:schemas-microsoft-com:office:office" xmlns:r="http://schemas.openxmlformats.org/officeDocument/2006/relationships" xmlns:m="http://schemas.openxmlformats.org/officeDocument/2006/math" xmlns:v="urn:schemas-microsoft-com:vml" xmlns:wp14="http://schemas.microsoft.com/office/word/2010/wordprocessingDrawing" xmlns:wp="http://schemas.openxmlformats.org/drawingml/2006/wordprocessingDrawing" xmlns:w="http://schemas.openxmlformats.org/wordprocessingml/2006/main" xmlns:w14="http://schemas.microsoft.com/office/word/2010/wordml" xmlns:w15="http://schemas.microsoft.com/office/word/2012/wordml" xmlns:w10="urn:schemas-microsoft-com:office:word" xmlns:wpg="http://schemas.microsoft.com/office/word/2010/wordprocessingGroup" xmlns:wpi="http://schemas.microsoft.com/office/word/2010/wordprocessingInk" xmlns:wne="http://schemas.microsoft.com/office/word/2006/wordml" xmlns:wps="http://schemas.microsoft.com/office/word/2010/wordprocessingShape" xmlns:wpsCustomData="http://www.wps.cn/officeDocument/2013/wpsCustomData" mc:Ignorable="w14 w15 wp14">
+  <w:footnote w:type="separator" w:id="0">
     <w:p>
       <w:pPr>
-        <w:spacing w:after="0"/>
+        <w:spacing w:before="0" w:after="0" w:line="259" w:lineRule="auto"/>
       </w:pPr>
       <w:r>
         <w:separator/>
       </w:r>
     </w:p>
   </w:footnote>
-  <w:footnote w:type="continuationSeparator" w:id="0">
+  <w:footnote w:type="continuationSeparator" w:id="1">
     <w:p>
       <w:pPr>
-        <w:spacing w:after="0"/>
+        <w:spacing w:before="0" w:after="0" w:line="259" w:lineRule="auto"/>
       </w:pPr>
       <w:r>
         <w:continuationSeparator/>
@@ -9215,12 +6509,12 @@
 </file>
 
 <file path=word/numbering.xml><?xml version="1.0" encoding="utf-8"?>
-<w:numbering xmlns:wpc="http://schemas.microsoft.com/office/word/2010/wordprocessingCanvas" xmlns:cx="http://schemas.microsoft.com/office/drawing/2014/chartex" xmlns:cx1="http://schemas.microsoft.com/office/drawing/2015/9/8/chartex" xmlns:cx2="http://schemas.microsoft.com/office/drawing/2015/10/21/chartex" xmlns:cx3="http://schemas.microsoft.com/office/drawing/2016/5/9/chartex" xmlns:cx4="http://schemas.microsoft.com/office/drawing/2016/5/10/chartex" xmlns:cx5="http://schemas.microsoft.com/office/drawing/2016/5/11/chartex" xmlns:cx6="http://schemas.microsoft.com/office/drawing/2016/5/12/chartex" xmlns:cx7="http://schemas.microsoft.com/office/drawing/2016/5/13/chartex" xmlns:cx8="http://schemas.microsoft.com/office/drawing/2016/5/14/chartex" xmlns:mc="http://schemas.openxmlformats.org/markup-compatibility/2006" xmlns:aink="http://schemas.microsoft.com/office/drawing/2016/ink" xmlns:am3d="http://schemas.microsoft.com/office/drawing/2017/model3d" xmlns:o="urn:schemas-microsoft-com:office:office" xmlns:r="http://schemas.openxmlformats.org/officeDocument/2006/relationships" xmlns:m="http://schemas.openxmlformats.org/officeDocument/2006/math" xmlns:v="urn:schemas-microsoft-com:vml" xmlns:wp14="http://schemas.microsoft.com/office/word/2010/wordprocessingDrawing" xmlns:wp="http://schemas.openxmlformats.org/drawingml/2006/wordprocessingDrawing" xmlns:w10="urn:schemas-microsoft-com:office:word" xmlns:w="http://schemas.openxmlformats.org/wordprocessingml/2006/main" xmlns:w14="http://schemas.microsoft.com/office/word/2010/wordml" xmlns:w15="http://schemas.microsoft.com/office/word/2012/wordml" xmlns:w16cex="http://schemas.microsoft.com/office/word/2018/wordml/cex" xmlns:w16cid="http://schemas.microsoft.com/office/word/2016/wordml/cid" xmlns:w16="http://schemas.microsoft.com/office/word/2018/wordml" xmlns:w16sdtdh="http://schemas.microsoft.com/office/word/2020/wordml/sdtdatahash" xmlns:w16se="http://schemas.microsoft.com/office/word/2015/wordml/symex" xmlns:wpg="http://schemas.microsoft.com/office/word/2010/wordprocessingGroup" xmlns:wpi="http://schemas.microsoft.com/office/word/2010/wordprocessingInk" xmlns:wne="http://schemas.microsoft.com/office/word/2006/wordml" xmlns:wps="http://schemas.microsoft.com/office/word/2010/wordprocessingShape" mc:Ignorable="w14 w15 w16se w16cid w16 w16cex w16sdtdh wp14">
-  <w:abstractNum w:abstractNumId="0" w15:restartNumberingAfterBreak="0">
+<w:numbering xmlns:wpc="http://schemas.microsoft.com/office/word/2010/wordprocessingCanvas" xmlns:mc="http://schemas.openxmlformats.org/markup-compatibility/2006" xmlns:o="urn:schemas-microsoft-com:office:office" xmlns:r="http://schemas.openxmlformats.org/officeDocument/2006/relationships" xmlns:m="http://schemas.openxmlformats.org/officeDocument/2006/math" xmlns:v="urn:schemas-microsoft-com:vml" xmlns:wp14="http://schemas.microsoft.com/office/word/2010/wordprocessingDrawing" xmlns:wp="http://schemas.openxmlformats.org/drawingml/2006/wordprocessingDrawing" xmlns:w10="urn:schemas-microsoft-com:office:word" xmlns:w="http://schemas.openxmlformats.org/wordprocessingml/2006/main" xmlns:w14="http://schemas.microsoft.com/office/word/2010/wordml" xmlns:wpg="http://schemas.microsoft.com/office/word/2010/wordprocessingGroup" xmlns:wpi="http://schemas.microsoft.com/office/word/2010/wordprocessingInk" xmlns:wne="http://schemas.microsoft.com/office/word/2006/wordml" xmlns:wps="http://schemas.microsoft.com/office/word/2010/wordprocessingShape" xmlns:wpsCustomData="http://www.wps.cn/officeDocument/2013/wpsCustomData" mc:Ignorable="w14 wp14">
+  <w:abstractNum w:abstractNumId="0">
     <w:nsid w:val="6A503E1E"/>
     <w:multiLevelType w:val="multilevel"/>
     <w:tmpl w:val="6A503E1E"/>
-    <w:lvl w:ilvl="0">
+    <w:lvl w:ilvl="0" w:tentative="0">
       <w:start w:val="1"/>
       <w:numFmt w:val="bullet"/>
       <w:lvlText w:val="-"/>
@@ -9229,10 +6523,10 @@
         <w:ind w:left="720" w:hanging="360"/>
       </w:pPr>
       <w:rPr>
-        <w:rFonts w:ascii="Times New Roman" w:eastAsiaTheme="minorHAnsi" w:hAnsi="Times New Roman" w:cs="Times New Roman" w:hint="default"/>
+        <w:rFonts w:hint="default" w:ascii="Times New Roman" w:hAnsi="Times New Roman" w:cs="Times New Roman" w:eastAsiaTheme="minorHAnsi"/>
       </w:rPr>
     </w:lvl>
-    <w:lvl w:ilvl="1">
+    <w:lvl w:ilvl="1" w:tentative="0">
       <w:start w:val="1"/>
       <w:numFmt w:val="bullet"/>
       <w:lvlText w:val="o"/>
@@ -9241,10 +6535,10 @@
         <w:ind w:left="1440" w:hanging="360"/>
       </w:pPr>
       <w:rPr>
-        <w:rFonts w:ascii="Courier New" w:hAnsi="Courier New" w:cs="Courier New" w:hint="default"/>
+        <w:rFonts w:hint="default" w:ascii="Courier New" w:hAnsi="Courier New" w:cs="Courier New"/>
       </w:rPr>
     </w:lvl>
-    <w:lvl w:ilvl="2">
+    <w:lvl w:ilvl="2" w:tentative="0">
       <w:start w:val="1"/>
       <w:numFmt w:val="bullet"/>
       <w:lvlText w:val=""/>
@@ -9253,10 +6547,10 @@
         <w:ind w:left="2160" w:hanging="360"/>
       </w:pPr>
       <w:rPr>
-        <w:rFonts w:ascii="Wingdings" w:hAnsi="Wingdings" w:hint="default"/>
+        <w:rFonts w:hint="default" w:ascii="Wingdings" w:hAnsi="Wingdings"/>
       </w:rPr>
     </w:lvl>
-    <w:lvl w:ilvl="3">
+    <w:lvl w:ilvl="3" w:tentative="0">
       <w:start w:val="1"/>
       <w:numFmt w:val="bullet"/>
       <w:lvlText w:val=""/>
@@ -9265,10 +6559,10 @@
         <w:ind w:left="2880" w:hanging="360"/>
       </w:pPr>
       <w:rPr>
-        <w:rFonts w:ascii="Symbol" w:hAnsi="Symbol" w:hint="default"/>
+        <w:rFonts w:hint="default" w:ascii="Symbol" w:hAnsi="Symbol"/>
       </w:rPr>
     </w:lvl>
-    <w:lvl w:ilvl="4">
+    <w:lvl w:ilvl="4" w:tentative="0">
       <w:start w:val="1"/>
       <w:numFmt w:val="bullet"/>
       <w:lvlText w:val="o"/>
@@ -9277,10 +6571,10 @@
         <w:ind w:left="3600" w:hanging="360"/>
       </w:pPr>
       <w:rPr>
-        <w:rFonts w:ascii="Courier New" w:hAnsi="Courier New" w:cs="Courier New" w:hint="default"/>
+        <w:rFonts w:hint="default" w:ascii="Courier New" w:hAnsi="Courier New" w:cs="Courier New"/>
       </w:rPr>
     </w:lvl>
-    <w:lvl w:ilvl="5">
+    <w:lvl w:ilvl="5" w:tentative="0">
       <w:start w:val="1"/>
       <w:numFmt w:val="bullet"/>
       <w:lvlText w:val=""/>
@@ -9289,10 +6583,10 @@
         <w:ind w:left="4320" w:hanging="360"/>
       </w:pPr>
       <w:rPr>
-        <w:rFonts w:ascii="Wingdings" w:hAnsi="Wingdings" w:hint="default"/>
+        <w:rFonts w:hint="default" w:ascii="Wingdings" w:hAnsi="Wingdings"/>
       </w:rPr>
     </w:lvl>
-    <w:lvl w:ilvl="6">
+    <w:lvl w:ilvl="6" w:tentative="0">
       <w:start w:val="1"/>
       <w:numFmt w:val="bullet"/>
       <w:lvlText w:val=""/>
@@ -9301,10 +6595,10 @@
         <w:ind w:left="5040" w:hanging="360"/>
       </w:pPr>
       <w:rPr>
-        <w:rFonts w:ascii="Symbol" w:hAnsi="Symbol" w:hint="default"/>
+        <w:rFonts w:hint="default" w:ascii="Symbol" w:hAnsi="Symbol"/>
       </w:rPr>
     </w:lvl>
-    <w:lvl w:ilvl="7">
+    <w:lvl w:ilvl="7" w:tentative="0">
       <w:start w:val="1"/>
       <w:numFmt w:val="bullet"/>
       <w:lvlText w:val="o"/>
@@ -9313,10 +6607,10 @@
         <w:ind w:left="5760" w:hanging="360"/>
       </w:pPr>
       <w:rPr>
-        <w:rFonts w:ascii="Courier New" w:hAnsi="Courier New" w:cs="Courier New" w:hint="default"/>
+        <w:rFonts w:hint="default" w:ascii="Courier New" w:hAnsi="Courier New" w:cs="Courier New"/>
       </w:rPr>
     </w:lvl>
-    <w:lvl w:ilvl="8">
+    <w:lvl w:ilvl="8" w:tentative="0">
       <w:start w:val="1"/>
       <w:numFmt w:val="bullet"/>
       <w:lvlText w:val=""/>
@@ -9325,7 +6619,7 @@
         <w:ind w:left="6480" w:hanging="360"/>
       </w:pPr>
       <w:rPr>
-        <w:rFonts w:ascii="Wingdings" w:hAnsi="Wingdings" w:hint="default"/>
+        <w:rFonts w:hint="default" w:ascii="Wingdings" w:hAnsi="Wingdings"/>
       </w:rPr>
     </w:lvl>
   </w:abstractNum>
@@ -9336,413 +6630,289 @@
 </file>
 
 <file path=word/styles.xml><?xml version="1.0" encoding="utf-8"?>
-<w:styles xmlns:mc="http://schemas.openxmlformats.org/markup-compatibility/2006" xmlns:r="http://schemas.openxmlformats.org/officeDocument/2006/relationships" xmlns:w="http://schemas.openxmlformats.org/wordprocessingml/2006/main" xmlns:w14="http://schemas.microsoft.com/office/word/2010/wordml" xmlns:w15="http://schemas.microsoft.com/office/word/2012/wordml" xmlns:w16cex="http://schemas.microsoft.com/office/word/2018/wordml/cex" xmlns:w16cid="http://schemas.microsoft.com/office/word/2016/wordml/cid" xmlns:w16="http://schemas.microsoft.com/office/word/2018/wordml" xmlns:w16sdtdh="http://schemas.microsoft.com/office/word/2020/wordml/sdtdatahash" xmlns:w16se="http://schemas.microsoft.com/office/word/2015/wordml/symex" mc:Ignorable="w14 w15 w16se w16cid w16 w16cex w16sdtdh">
+<w:styles xmlns:mc="http://schemas.openxmlformats.org/markup-compatibility/2006" xmlns:o="urn:schemas-microsoft-com:office:office" xmlns:r="http://schemas.openxmlformats.org/officeDocument/2006/relationships" xmlns:m="http://schemas.openxmlformats.org/officeDocument/2006/math" xmlns:v="urn:schemas-microsoft-com:vml" xmlns:w="http://schemas.openxmlformats.org/wordprocessingml/2006/main" xmlns:w14="http://schemas.microsoft.com/office/word/2010/wordml" xmlns:w10="urn:schemas-microsoft-com:office:word" xmlns:sl="http://schemas.openxmlformats.org/schemaLibrary/2006/main" xmlns:wpsCustomData="http://www.wps.cn/officeDocument/2013/wpsCustomData" mc:Ignorable="w14">
   <w:docDefaults>
     <w:rPrDefault>
       <w:rPr>
-        <w:rFonts w:asciiTheme="minorHAnsi" w:eastAsiaTheme="minorHAnsi" w:hAnsiTheme="minorHAnsi" w:cstheme="minorBidi"/>
-        <w:lang w:val="en-US" w:eastAsia="en-US" w:bidi="ar-SA"/>
+        <w:rFonts w:asciiTheme="minorHAnsi" w:hAnsiTheme="minorHAnsi" w:eastAsiaTheme="minorHAnsi" w:cstheme="minorBidi"/>
       </w:rPr>
     </w:rPrDefault>
     <w:pPrDefault/>
   </w:docDefaults>
-  <w:latentStyles w:defLockedState="0" w:defUIPriority="99" w:defSemiHidden="0" w:defUnhideWhenUsed="0" w:defQFormat="0" w:count="376">
-    <w:lsdException w:name="Normal" w:uiPriority="0" w:qFormat="1"/>
-    <w:lsdException w:name="heading 1" w:uiPriority="9" w:qFormat="1"/>
-    <w:lsdException w:name="heading 2" w:uiPriority="9" w:unhideWhenUsed="1" w:qFormat="1"/>
-    <w:lsdException w:name="heading 3" w:uiPriority="9" w:unhideWhenUsed="1" w:qFormat="1"/>
-    <w:lsdException w:name="heading 4" w:semiHidden="1" w:uiPriority="9" w:unhideWhenUsed="1" w:qFormat="1"/>
-    <w:lsdException w:name="heading 5" w:semiHidden="1" w:uiPriority="9" w:unhideWhenUsed="1" w:qFormat="1"/>
-    <w:lsdException w:name="heading 6" w:semiHidden="1" w:uiPriority="9" w:unhideWhenUsed="1" w:qFormat="1"/>
-    <w:lsdException w:name="heading 7" w:semiHidden="1" w:uiPriority="9" w:unhideWhenUsed="1" w:qFormat="1"/>
-    <w:lsdException w:name="heading 8" w:semiHidden="1" w:uiPriority="9" w:unhideWhenUsed="1" w:qFormat="1"/>
-    <w:lsdException w:name="heading 9" w:semiHidden="1" w:uiPriority="9" w:unhideWhenUsed="1" w:qFormat="1"/>
-    <w:lsdException w:name="index 1" w:semiHidden="1" w:unhideWhenUsed="1"/>
-    <w:lsdException w:name="index 2" w:semiHidden="1" w:unhideWhenUsed="1"/>
-    <w:lsdException w:name="index 3" w:semiHidden="1" w:unhideWhenUsed="1"/>
-    <w:lsdException w:name="index 4" w:semiHidden="1" w:unhideWhenUsed="1"/>
-    <w:lsdException w:name="index 5" w:semiHidden="1" w:unhideWhenUsed="1"/>
-    <w:lsdException w:name="index 6" w:semiHidden="1" w:unhideWhenUsed="1"/>
-    <w:lsdException w:name="index 7" w:semiHidden="1" w:unhideWhenUsed="1"/>
-    <w:lsdException w:name="index 8" w:semiHidden="1" w:unhideWhenUsed="1"/>
-    <w:lsdException w:name="index 9" w:semiHidden="1" w:unhideWhenUsed="1"/>
-    <w:lsdException w:name="toc 1" w:semiHidden="1" w:uiPriority="39" w:unhideWhenUsed="1"/>
-    <w:lsdException w:name="toc 2" w:semiHidden="1" w:uiPriority="39" w:unhideWhenUsed="1"/>
-    <w:lsdException w:name="toc 3" w:semiHidden="1" w:uiPriority="39" w:unhideWhenUsed="1"/>
-    <w:lsdException w:name="toc 4" w:semiHidden="1" w:uiPriority="39" w:unhideWhenUsed="1"/>
-    <w:lsdException w:name="toc 5" w:semiHidden="1" w:uiPriority="39" w:unhideWhenUsed="1"/>
-    <w:lsdException w:name="toc 6" w:semiHidden="1" w:uiPriority="39" w:unhideWhenUsed="1"/>
-    <w:lsdException w:name="toc 7" w:semiHidden="1" w:uiPriority="39" w:unhideWhenUsed="1"/>
-    <w:lsdException w:name="toc 8" w:semiHidden="1" w:uiPriority="39" w:unhideWhenUsed="1"/>
-    <w:lsdException w:name="toc 9" w:semiHidden="1" w:uiPriority="39" w:unhideWhenUsed="1"/>
-    <w:lsdException w:name="Normal Indent" w:semiHidden="1" w:unhideWhenUsed="1"/>
-    <w:lsdException w:name="footnote text" w:semiHidden="1" w:unhideWhenUsed="1"/>
-    <w:lsdException w:name="annotation text" w:semiHidden="1" w:unhideWhenUsed="1"/>
-    <w:lsdException w:name="header" w:semiHidden="1" w:unhideWhenUsed="1"/>
-    <w:lsdException w:name="footer" w:semiHidden="1" w:unhideWhenUsed="1"/>
-    <w:lsdException w:name="index heading" w:semiHidden="1" w:unhideWhenUsed="1"/>
-    <w:lsdException w:name="caption" w:semiHidden="1" w:uiPriority="35" w:unhideWhenUsed="1" w:qFormat="1"/>
-    <w:lsdException w:name="table of figures" w:semiHidden="1" w:unhideWhenUsed="1"/>
-    <w:lsdException w:name="envelope address" w:semiHidden="1" w:unhideWhenUsed="1"/>
-    <w:lsdException w:name="envelope return" w:semiHidden="1" w:unhideWhenUsed="1"/>
-    <w:lsdException w:name="footnote reference" w:semiHidden="1" w:unhideWhenUsed="1"/>
-    <w:lsdException w:name="annotation reference" w:semiHidden="1" w:unhideWhenUsed="1"/>
-    <w:lsdException w:name="line number" w:semiHidden="1" w:unhideWhenUsed="1"/>
-    <w:lsdException w:name="page number" w:semiHidden="1" w:unhideWhenUsed="1"/>
-    <w:lsdException w:name="endnote reference" w:semiHidden="1" w:unhideWhenUsed="1"/>
-    <w:lsdException w:name="endnote text" w:semiHidden="1" w:unhideWhenUsed="1"/>
-    <w:lsdException w:name="table of authorities" w:semiHidden="1" w:unhideWhenUsed="1"/>
-    <w:lsdException w:name="macro" w:semiHidden="1" w:unhideWhenUsed="1"/>
-    <w:lsdException w:name="toa heading" w:semiHidden="1" w:unhideWhenUsed="1"/>
-    <w:lsdException w:name="List" w:semiHidden="1" w:unhideWhenUsed="1"/>
-    <w:lsdException w:name="List Bullet" w:semiHidden="1" w:unhideWhenUsed="1"/>
-    <w:lsdException w:name="List Number" w:semiHidden="1" w:unhideWhenUsed="1"/>
-    <w:lsdException w:name="List 2" w:semiHidden="1" w:unhideWhenUsed="1"/>
-    <w:lsdException w:name="List 3" w:semiHidden="1" w:unhideWhenUsed="1"/>
-    <w:lsdException w:name="List 4" w:semiHidden="1" w:unhideWhenUsed="1"/>
-    <w:lsdException w:name="List 5" w:semiHidden="1" w:unhideWhenUsed="1"/>
-    <w:lsdException w:name="List Bullet 2" w:semiHidden="1" w:unhideWhenUsed="1"/>
-    <w:lsdException w:name="List Bullet 3" w:semiHidden="1" w:unhideWhenUsed="1"/>
-    <w:lsdException w:name="List Bullet 4" w:semiHidden="1" w:unhideWhenUsed="1"/>
-    <w:lsdException w:name="List Bullet 5" w:semiHidden="1" w:unhideWhenUsed="1"/>
-    <w:lsdException w:name="List Number 2" w:semiHidden="1" w:unhideWhenUsed="1"/>
-    <w:lsdException w:name="List Number 3" w:semiHidden="1" w:unhideWhenUsed="1"/>
-    <w:lsdException w:name="List Number 4" w:semiHidden="1" w:unhideWhenUsed="1"/>
-    <w:lsdException w:name="List Number 5" w:semiHidden="1" w:unhideWhenUsed="1"/>
-    <w:lsdException w:name="Title" w:uiPriority="10" w:qFormat="1"/>
-    <w:lsdException w:name="Closing" w:semiHidden="1" w:unhideWhenUsed="1"/>
-    <w:lsdException w:name="Signature" w:semiHidden="1" w:unhideWhenUsed="1"/>
-    <w:lsdException w:name="Default Paragraph Font" w:semiHidden="1" w:uiPriority="1" w:unhideWhenUsed="1" w:qFormat="1"/>
-    <w:lsdException w:name="Body Text" w:semiHidden="1" w:unhideWhenUsed="1"/>
-    <w:lsdException w:name="Body Text Indent" w:semiHidden="1" w:unhideWhenUsed="1"/>
-    <w:lsdException w:name="List Continue" w:semiHidden="1" w:unhideWhenUsed="1"/>
-    <w:lsdException w:name="List Continue 2" w:semiHidden="1" w:unhideWhenUsed="1"/>
-    <w:lsdException w:name="List Continue 3" w:semiHidden="1" w:unhideWhenUsed="1"/>
-    <w:lsdException w:name="List Continue 4" w:semiHidden="1" w:unhideWhenUsed="1"/>
-    <w:lsdException w:name="List Continue 5" w:semiHidden="1" w:unhideWhenUsed="1"/>
-    <w:lsdException w:name="Message Header" w:semiHidden="1" w:unhideWhenUsed="1"/>
-    <w:lsdException w:name="Subtitle" w:uiPriority="11" w:qFormat="1"/>
-    <w:lsdException w:name="Salutation" w:semiHidden="1" w:unhideWhenUsed="1"/>
-    <w:lsdException w:name="Date" w:semiHidden="1" w:unhideWhenUsed="1"/>
-    <w:lsdException w:name="Body Text First Indent" w:semiHidden="1" w:unhideWhenUsed="1"/>
-    <w:lsdException w:name="Body Text First Indent 2" w:semiHidden="1" w:unhideWhenUsed="1"/>
-    <w:lsdException w:name="Note Heading" w:semiHidden="1" w:unhideWhenUsed="1"/>
-    <w:lsdException w:name="Body Text 2" w:semiHidden="1" w:unhideWhenUsed="1"/>
-    <w:lsdException w:name="Body Text 3" w:semiHidden="1" w:unhideWhenUsed="1"/>
-    <w:lsdException w:name="Body Text Indent 2" w:semiHidden="1" w:unhideWhenUsed="1"/>
-    <w:lsdException w:name="Body Text Indent 3" w:semiHidden="1" w:unhideWhenUsed="1"/>
-    <w:lsdException w:name="Block Text" w:semiHidden="1" w:unhideWhenUsed="1"/>
-    <w:lsdException w:name="Hyperlink" w:semiHidden="1" w:unhideWhenUsed="1"/>
-    <w:lsdException w:name="FollowedHyperlink" w:semiHidden="1" w:unhideWhenUsed="1"/>
-    <w:lsdException w:name="Strong" w:uiPriority="22" w:qFormat="1"/>
-    <w:lsdException w:name="Emphasis" w:uiPriority="20" w:qFormat="1"/>
-    <w:lsdException w:name="Document Map" w:semiHidden="1" w:unhideWhenUsed="1"/>
-    <w:lsdException w:name="Plain Text" w:semiHidden="1" w:unhideWhenUsed="1"/>
-    <w:lsdException w:name="E-mail Signature" w:semiHidden="1" w:unhideWhenUsed="1"/>
-    <w:lsdException w:name="HTML Top of Form" w:semiHidden="1" w:unhideWhenUsed="1"/>
-    <w:lsdException w:name="HTML Bottom of Form" w:semiHidden="1" w:unhideWhenUsed="1"/>
-    <w:lsdException w:name="Normal (Web)" w:semiHidden="1" w:unhideWhenUsed="1"/>
-    <w:lsdException w:name="HTML Acronym" w:semiHidden="1" w:unhideWhenUsed="1"/>
-    <w:lsdException w:name="HTML Address" w:semiHidden="1" w:unhideWhenUsed="1"/>
-    <w:lsdException w:name="HTML Cite" w:semiHidden="1" w:unhideWhenUsed="1"/>
-    <w:lsdException w:name="HTML Code" w:semiHidden="1" w:unhideWhenUsed="1"/>
-    <w:lsdException w:name="HTML Definition" w:semiHidden="1" w:unhideWhenUsed="1"/>
-    <w:lsdException w:name="HTML Keyboard" w:semiHidden="1" w:unhideWhenUsed="1"/>
-    <w:lsdException w:name="HTML Preformatted" w:semiHidden="1" w:unhideWhenUsed="1"/>
-    <w:lsdException w:name="HTML Sample" w:semiHidden="1" w:unhideWhenUsed="1"/>
-    <w:lsdException w:name="HTML Typewriter" w:semiHidden="1" w:unhideWhenUsed="1"/>
-    <w:lsdException w:name="HTML Variable" w:semiHidden="1" w:unhideWhenUsed="1"/>
-    <w:lsdException w:name="Normal Table" w:semiHidden="1" w:unhideWhenUsed="1" w:qFormat="1"/>
-    <w:lsdException w:name="annotation subject" w:semiHidden="1" w:unhideWhenUsed="1"/>
-    <w:lsdException w:name="No List" w:semiHidden="1" w:unhideWhenUsed="1"/>
-    <w:lsdException w:name="Outline List 1" w:semiHidden="1" w:unhideWhenUsed="1"/>
-    <w:lsdException w:name="Outline List 2" w:semiHidden="1" w:unhideWhenUsed="1"/>
-    <w:lsdException w:name="Outline List 3" w:semiHidden="1" w:unhideWhenUsed="1"/>
-    <w:lsdException w:name="Table Simple 1" w:semiHidden="1" w:unhideWhenUsed="1"/>
-    <w:lsdException w:name="Table Simple 2" w:semiHidden="1" w:unhideWhenUsed="1"/>
-    <w:lsdException w:name="Table Simple 3" w:semiHidden="1" w:unhideWhenUsed="1"/>
-    <w:lsdException w:name="Table Classic 1" w:semiHidden="1" w:unhideWhenUsed="1"/>
-    <w:lsdException w:name="Table Classic 2" w:semiHidden="1" w:unhideWhenUsed="1"/>
-    <w:lsdException w:name="Table Classic 3" w:semiHidden="1" w:unhideWhenUsed="1"/>
-    <w:lsdException w:name="Table Classic 4" w:semiHidden="1" w:unhideWhenUsed="1"/>
-    <w:lsdException w:name="Table Colorful 1" w:semiHidden="1" w:unhideWhenUsed="1"/>
-    <w:lsdException w:name="Table Colorful 2" w:semiHidden="1" w:unhideWhenUsed="1"/>
-    <w:lsdException w:name="Table Colorful 3" w:semiHidden="1" w:unhideWhenUsed="1"/>
-    <w:lsdException w:name="Table Columns 1" w:semiHidden="1" w:unhideWhenUsed="1"/>
-    <w:lsdException w:name="Table Columns 2" w:semiHidden="1" w:unhideWhenUsed="1"/>
-    <w:lsdException w:name="Table Columns 3" w:semiHidden="1" w:unhideWhenUsed="1"/>
-    <w:lsdException w:name="Table Columns 4" w:semiHidden="1" w:unhideWhenUsed="1"/>
-    <w:lsdException w:name="Table Columns 5" w:semiHidden="1" w:unhideWhenUsed="1"/>
-    <w:lsdException w:name="Table Grid 1" w:semiHidden="1" w:unhideWhenUsed="1"/>
-    <w:lsdException w:name="Table Grid 2" w:semiHidden="1" w:unhideWhenUsed="1"/>
-    <w:lsdException w:name="Table Grid 3" w:semiHidden="1" w:unhideWhenUsed="1"/>
-    <w:lsdException w:name="Table Grid 4" w:semiHidden="1" w:unhideWhenUsed="1"/>
-    <w:lsdException w:name="Table Grid 5" w:semiHidden="1" w:unhideWhenUsed="1"/>
-    <w:lsdException w:name="Table Grid 6" w:semiHidden="1" w:unhideWhenUsed="1"/>
-    <w:lsdException w:name="Table Grid 7" w:semiHidden="1" w:unhideWhenUsed="1"/>
-    <w:lsdException w:name="Table Grid 8" w:semiHidden="1" w:unhideWhenUsed="1"/>
-    <w:lsdException w:name="Table List 1" w:semiHidden="1" w:unhideWhenUsed="1"/>
-    <w:lsdException w:name="Table List 2" w:semiHidden="1" w:unhideWhenUsed="1"/>
-    <w:lsdException w:name="Table List 3" w:semiHidden="1" w:unhideWhenUsed="1"/>
-    <w:lsdException w:name="Table List 4" w:semiHidden="1" w:unhideWhenUsed="1"/>
-    <w:lsdException w:name="Table List 5" w:semiHidden="1" w:unhideWhenUsed="1"/>
-    <w:lsdException w:name="Table List 6" w:semiHidden="1" w:unhideWhenUsed="1"/>
-    <w:lsdException w:name="Table List 7" w:semiHidden="1" w:unhideWhenUsed="1"/>
-    <w:lsdException w:name="Table List 8" w:semiHidden="1" w:unhideWhenUsed="1"/>
-    <w:lsdException w:name="Table 3D effects 1" w:semiHidden="1" w:unhideWhenUsed="1"/>
-    <w:lsdException w:name="Table 3D effects 2" w:semiHidden="1" w:unhideWhenUsed="1"/>
-    <w:lsdException w:name="Table 3D effects 3" w:semiHidden="1" w:unhideWhenUsed="1"/>
-    <w:lsdException w:name="Table Contemporary" w:semiHidden="1" w:unhideWhenUsed="1"/>
-    <w:lsdException w:name="Table Elegant" w:semiHidden="1" w:unhideWhenUsed="1"/>
-    <w:lsdException w:name="Table Professional" w:semiHidden="1" w:unhideWhenUsed="1"/>
-    <w:lsdException w:name="Table Subtle 1" w:semiHidden="1" w:unhideWhenUsed="1"/>
-    <w:lsdException w:name="Table Subtle 2" w:semiHidden="1" w:unhideWhenUsed="1"/>
-    <w:lsdException w:name="Table Web 1" w:semiHidden="1" w:unhideWhenUsed="1"/>
-    <w:lsdException w:name="Table Web 2" w:semiHidden="1" w:unhideWhenUsed="1"/>
-    <w:lsdException w:name="Table Web 3" w:semiHidden="1" w:unhideWhenUsed="1"/>
-    <w:lsdException w:name="Balloon Text" w:semiHidden="1" w:unhideWhenUsed="1"/>
-    <w:lsdException w:name="Table Grid" w:uiPriority="39" w:qFormat="1"/>
-    <w:lsdException w:name="Table Theme" w:semiHidden="1" w:unhideWhenUsed="1"/>
-    <w:lsdException w:name="Placeholder Text" w:semiHidden="1"/>
-    <w:lsdException w:name="Light Shading" w:uiPriority="60" w:qFormat="1"/>
-    <w:lsdException w:name="Light List" w:uiPriority="61"/>
-    <w:lsdException w:name="Light Grid" w:uiPriority="62" w:qFormat="1"/>
-    <w:lsdException w:name="Medium Shading 1" w:uiPriority="63"/>
-    <w:lsdException w:name="Medium Shading 2" w:uiPriority="64"/>
-    <w:lsdException w:name="Medium List 1" w:uiPriority="65"/>
-    <w:lsdException w:name="Medium List 2" w:uiPriority="66"/>
-    <w:lsdException w:name="Medium Grid 1" w:uiPriority="67"/>
-    <w:lsdException w:name="Medium Grid 2" w:uiPriority="68"/>
-    <w:lsdException w:name="Medium Grid 3" w:uiPriority="69"/>
-    <w:lsdException w:name="Dark List" w:uiPriority="70"/>
-    <w:lsdException w:name="Colorful Shading" w:uiPriority="71"/>
-    <w:lsdException w:name="Colorful List" w:uiPriority="72"/>
-    <w:lsdException w:name="Colorful Grid" w:uiPriority="73"/>
-    <w:lsdException w:name="Light Shading Accent 1" w:uiPriority="60" w:qFormat="1"/>
-    <w:lsdException w:name="Light List Accent 1" w:uiPriority="61" w:qFormat="1"/>
-    <w:lsdException w:name="Light Grid Accent 1" w:uiPriority="62"/>
-    <w:lsdException w:name="Medium Shading 1 Accent 1" w:uiPriority="63"/>
-    <w:lsdException w:name="Medium Shading 2 Accent 1" w:uiPriority="64"/>
-    <w:lsdException w:name="Medium List 1 Accent 1" w:uiPriority="65"/>
-    <w:lsdException w:name="Revision" w:semiHidden="1"/>
-    <w:lsdException w:name="List Paragraph" w:uiPriority="34" w:qFormat="1"/>
-    <w:lsdException w:name="Medium List 2 Accent 1" w:uiPriority="66"/>
-    <w:lsdException w:name="Medium Grid 1 Accent 1" w:uiPriority="67"/>
-    <w:lsdException w:name="Medium Grid 2 Accent 1" w:uiPriority="68"/>
-    <w:lsdException w:name="Medium Grid 3 Accent 1" w:uiPriority="69"/>
-    <w:lsdException w:name="Dark List Accent 1" w:uiPriority="70"/>
-    <w:lsdException w:name="Colorful Shading Accent 1" w:uiPriority="71"/>
-    <w:lsdException w:name="Colorful List Accent 1" w:uiPriority="72"/>
-    <w:lsdException w:name="Colorful Grid Accent 1" w:uiPriority="73"/>
-    <w:lsdException w:name="Light Shading Accent 2" w:uiPriority="60"/>
-    <w:lsdException w:name="Light List Accent 2" w:uiPriority="61" w:qFormat="1"/>
-    <w:lsdException w:name="Light Grid Accent 2" w:uiPriority="62" w:qFormat="1"/>
-    <w:lsdException w:name="Medium Shading 1 Accent 2" w:uiPriority="63"/>
-    <w:lsdException w:name="Medium Shading 2 Accent 2" w:uiPriority="64"/>
-    <w:lsdException w:name="Medium List 1 Accent 2" w:uiPriority="65"/>
-    <w:lsdException w:name="Medium List 2 Accent 2" w:uiPriority="66"/>
-    <w:lsdException w:name="Medium Grid 1 Accent 2" w:uiPriority="67"/>
-    <w:lsdException w:name="Medium Grid 2 Accent 2" w:uiPriority="68"/>
-    <w:lsdException w:name="Medium Grid 3 Accent 2" w:uiPriority="69"/>
-    <w:lsdException w:name="Dark List Accent 2" w:uiPriority="70"/>
-    <w:lsdException w:name="Colorful Shading Accent 2" w:uiPriority="71"/>
-    <w:lsdException w:name="Colorful List Accent 2" w:uiPriority="72"/>
-    <w:lsdException w:name="Colorful Grid Accent 2" w:uiPriority="73"/>
-    <w:lsdException w:name="Light Shading Accent 3" w:uiPriority="60"/>
-    <w:lsdException w:name="Light List Accent 3" w:uiPriority="61" w:qFormat="1"/>
-    <w:lsdException w:name="Light Grid Accent 3" w:uiPriority="62"/>
-    <w:lsdException w:name="Medium Shading 1 Accent 3" w:uiPriority="63"/>
-    <w:lsdException w:name="Medium Shading 2 Accent 3" w:uiPriority="64"/>
-    <w:lsdException w:name="Medium List 1 Accent 3" w:uiPriority="65"/>
-    <w:lsdException w:name="Medium List 2 Accent 3" w:uiPriority="66"/>
-    <w:lsdException w:name="Medium Grid 1 Accent 3" w:uiPriority="67"/>
-    <w:lsdException w:name="Medium Grid 2 Accent 3" w:uiPriority="68"/>
-    <w:lsdException w:name="Medium Grid 3 Accent 3" w:uiPriority="69"/>
-    <w:lsdException w:name="Dark List Accent 3" w:uiPriority="70"/>
-    <w:lsdException w:name="Colorful Shading Accent 3" w:uiPriority="71"/>
-    <w:lsdException w:name="Colorful List Accent 3" w:uiPriority="72"/>
-    <w:lsdException w:name="Colorful Grid Accent 3" w:uiPriority="73"/>
-    <w:lsdException w:name="Light Shading Accent 4" w:uiPriority="60" w:qFormat="1"/>
-    <w:lsdException w:name="Light List Accent 4" w:uiPriority="61"/>
-    <w:lsdException w:name="Light Grid Accent 4" w:uiPriority="62"/>
-    <w:lsdException w:name="Medium Shading 1 Accent 4" w:uiPriority="63"/>
-    <w:lsdException w:name="Medium Shading 2 Accent 4" w:uiPriority="64" w:qFormat="1"/>
-    <w:lsdException w:name="Medium List 1 Accent 4" w:uiPriority="65"/>
-    <w:lsdException w:name="Medium List 2 Accent 4" w:uiPriority="66"/>
-    <w:lsdException w:name="Medium Grid 1 Accent 4" w:uiPriority="67"/>
-    <w:lsdException w:name="Medium Grid 2 Accent 4" w:uiPriority="68"/>
-    <w:lsdException w:name="Medium Grid 3 Accent 4" w:uiPriority="69"/>
-    <w:lsdException w:name="Dark List Accent 4" w:uiPriority="70"/>
-    <w:lsdException w:name="Colorful Shading Accent 4" w:uiPriority="71"/>
-    <w:lsdException w:name="Colorful List Accent 4" w:uiPriority="72"/>
-    <w:lsdException w:name="Colorful Grid Accent 4" w:uiPriority="73"/>
-    <w:lsdException w:name="Light Shading Accent 5" w:uiPriority="60"/>
-    <w:lsdException w:name="Light List Accent 5" w:uiPriority="61"/>
-    <w:lsdException w:name="Light Grid Accent 5" w:uiPriority="62" w:qFormat="1"/>
-    <w:lsdException w:name="Medium Shading 1 Accent 5" w:uiPriority="63"/>
-    <w:lsdException w:name="Medium Shading 2 Accent 5" w:uiPriority="64"/>
-    <w:lsdException w:name="Medium List 1 Accent 5" w:uiPriority="65"/>
-    <w:lsdException w:name="Medium List 2 Accent 5" w:uiPriority="66"/>
-    <w:lsdException w:name="Medium Grid 1 Accent 5" w:uiPriority="67"/>
-    <w:lsdException w:name="Medium Grid 2 Accent 5" w:uiPriority="68"/>
-    <w:lsdException w:name="Medium Grid 3 Accent 5" w:uiPriority="69"/>
-    <w:lsdException w:name="Dark List Accent 5" w:uiPriority="70"/>
-    <w:lsdException w:name="Colorful Shading Accent 5" w:uiPriority="71"/>
-    <w:lsdException w:name="Colorful List Accent 5" w:uiPriority="72"/>
-    <w:lsdException w:name="Colorful Grid Accent 5" w:uiPriority="73"/>
-    <w:lsdException w:name="Light Shading Accent 6" w:uiPriority="60"/>
-    <w:lsdException w:name="Light List Accent 6" w:uiPriority="61" w:qFormat="1"/>
-    <w:lsdException w:name="Light Grid Accent 6" w:uiPriority="62"/>
-    <w:lsdException w:name="Medium Shading 1 Accent 6" w:uiPriority="63"/>
-    <w:lsdException w:name="Medium Shading 2 Accent 6" w:uiPriority="64"/>
-    <w:lsdException w:name="Medium List 1 Accent 6" w:uiPriority="65"/>
-    <w:lsdException w:name="Medium List 2 Accent 6" w:uiPriority="66"/>
-    <w:lsdException w:name="Medium Grid 1 Accent 6" w:uiPriority="67"/>
-    <w:lsdException w:name="Medium Grid 2 Accent 6" w:uiPriority="68"/>
-    <w:lsdException w:name="Medium Grid 3 Accent 6" w:uiPriority="69"/>
-    <w:lsdException w:name="Dark List Accent 6" w:uiPriority="70"/>
-    <w:lsdException w:name="Colorful Shading Accent 6" w:uiPriority="71"/>
-    <w:lsdException w:name="Colorful List Accent 6" w:uiPriority="72"/>
-    <w:lsdException w:name="Colorful Grid Accent 6" w:uiPriority="73"/>
-    <w:lsdException w:name="Subtle Emphasis" w:uiPriority="19" w:qFormat="1"/>
-    <w:lsdException w:name="Intense Emphasis" w:uiPriority="21" w:qFormat="1"/>
-    <w:lsdException w:name="Subtle Reference" w:uiPriority="31" w:qFormat="1"/>
-    <w:lsdException w:name="Intense Reference" w:uiPriority="32" w:qFormat="1"/>
-    <w:lsdException w:name="Book Title" w:uiPriority="33" w:qFormat="1"/>
-    <w:lsdException w:name="Bibliography" w:semiHidden="1" w:uiPriority="37" w:unhideWhenUsed="1"/>
-    <w:lsdException w:name="TOC Heading" w:semiHidden="1" w:uiPriority="39" w:unhideWhenUsed="1" w:qFormat="1"/>
-    <w:lsdException w:name="Plain Table 1" w:uiPriority="41"/>
-    <w:lsdException w:name="Plain Table 2" w:uiPriority="42"/>
-    <w:lsdException w:name="Plain Table 3" w:uiPriority="43"/>
-    <w:lsdException w:name="Plain Table 4" w:uiPriority="44"/>
-    <w:lsdException w:name="Plain Table 5" w:uiPriority="45"/>
-    <w:lsdException w:name="Grid Table Light" w:uiPriority="40"/>
-    <w:lsdException w:name="Grid Table 1 Light" w:uiPriority="46"/>
-    <w:lsdException w:name="Grid Table 2" w:uiPriority="47"/>
-    <w:lsdException w:name="Grid Table 3" w:uiPriority="48"/>
-    <w:lsdException w:name="Grid Table 4" w:uiPriority="49"/>
-    <w:lsdException w:name="Grid Table 5 Dark" w:uiPriority="50"/>
-    <w:lsdException w:name="Grid Table 6 Colorful" w:uiPriority="51"/>
-    <w:lsdException w:name="Grid Table 7 Colorful" w:uiPriority="52"/>
-    <w:lsdException w:name="Grid Table 1 Light Accent 1" w:uiPriority="46"/>
-    <w:lsdException w:name="Grid Table 2 Accent 1" w:uiPriority="47"/>
-    <w:lsdException w:name="Grid Table 3 Accent 1" w:uiPriority="48"/>
-    <w:lsdException w:name="Grid Table 4 Accent 1" w:uiPriority="49"/>
-    <w:lsdException w:name="Grid Table 5 Dark Accent 1" w:uiPriority="50"/>
-    <w:lsdException w:name="Grid Table 6 Colorful Accent 1" w:uiPriority="51"/>
-    <w:lsdException w:name="Grid Table 7 Colorful Accent 1" w:uiPriority="52"/>
-    <w:lsdException w:name="Grid Table 1 Light Accent 2" w:uiPriority="46"/>
-    <w:lsdException w:name="Grid Table 2 Accent 2" w:uiPriority="47"/>
-    <w:lsdException w:name="Grid Table 3 Accent 2" w:uiPriority="48"/>
-    <w:lsdException w:name="Grid Table 4 Accent 2" w:uiPriority="49"/>
-    <w:lsdException w:name="Grid Table 5 Dark Accent 2" w:uiPriority="50"/>
-    <w:lsdException w:name="Grid Table 6 Colorful Accent 2" w:uiPriority="51"/>
-    <w:lsdException w:name="Grid Table 7 Colorful Accent 2" w:uiPriority="52"/>
-    <w:lsdException w:name="Grid Table 1 Light Accent 3" w:uiPriority="46"/>
-    <w:lsdException w:name="Grid Table 2 Accent 3" w:uiPriority="47"/>
-    <w:lsdException w:name="Grid Table 3 Accent 3" w:uiPriority="48"/>
-    <w:lsdException w:name="Grid Table 4 Accent 3" w:uiPriority="49"/>
-    <w:lsdException w:name="Grid Table 5 Dark Accent 3" w:uiPriority="50"/>
-    <w:lsdException w:name="Grid Table 6 Colorful Accent 3" w:uiPriority="51"/>
-    <w:lsdException w:name="Grid Table 7 Colorful Accent 3" w:uiPriority="52"/>
-    <w:lsdException w:name="Grid Table 1 Light Accent 4" w:uiPriority="46"/>
-    <w:lsdException w:name="Grid Table 2 Accent 4" w:uiPriority="47"/>
-    <w:lsdException w:name="Grid Table 3 Accent 4" w:uiPriority="48"/>
-    <w:lsdException w:name="Grid Table 4 Accent 4" w:uiPriority="49"/>
-    <w:lsdException w:name="Grid Table 5 Dark Accent 4" w:uiPriority="50"/>
-    <w:lsdException w:name="Grid Table 6 Colorful Accent 4" w:uiPriority="51"/>
-    <w:lsdException w:name="Grid Table 7 Colorful Accent 4" w:uiPriority="52"/>
-    <w:lsdException w:name="Grid Table 1 Light Accent 5" w:uiPriority="46"/>
-    <w:lsdException w:name="Grid Table 2 Accent 5" w:uiPriority="47"/>
-    <w:lsdException w:name="Grid Table 3 Accent 5" w:uiPriority="48"/>
-    <w:lsdException w:name="Grid Table 4 Accent 5" w:uiPriority="49"/>
-    <w:lsdException w:name="Grid Table 5 Dark Accent 5" w:uiPriority="50"/>
-    <w:lsdException w:name="Grid Table 6 Colorful Accent 5" w:uiPriority="51"/>
-    <w:lsdException w:name="Grid Table 7 Colorful Accent 5" w:uiPriority="52"/>
-    <w:lsdException w:name="Grid Table 1 Light Accent 6" w:uiPriority="46"/>
-    <w:lsdException w:name="Grid Table 2 Accent 6" w:uiPriority="47"/>
-    <w:lsdException w:name="Grid Table 3 Accent 6" w:uiPriority="48"/>
-    <w:lsdException w:name="Grid Table 4 Accent 6" w:uiPriority="49"/>
-    <w:lsdException w:name="Grid Table 5 Dark Accent 6" w:uiPriority="50"/>
-    <w:lsdException w:name="Grid Table 6 Colorful Accent 6" w:uiPriority="51"/>
-    <w:lsdException w:name="Grid Table 7 Colorful Accent 6" w:uiPriority="52"/>
-    <w:lsdException w:name="List Table 1 Light" w:uiPriority="46"/>
-    <w:lsdException w:name="List Table 2" w:uiPriority="47"/>
-    <w:lsdException w:name="List Table 3" w:uiPriority="48"/>
-    <w:lsdException w:name="List Table 4" w:uiPriority="49"/>
-    <w:lsdException w:name="List Table 5 Dark" w:uiPriority="50"/>
-    <w:lsdException w:name="List Table 6 Colorful" w:uiPriority="51"/>
-    <w:lsdException w:name="List Table 7 Colorful" w:uiPriority="52"/>
-    <w:lsdException w:name="List Table 1 Light Accent 1" w:uiPriority="46"/>
-    <w:lsdException w:name="List Table 2 Accent 1" w:uiPriority="47"/>
-    <w:lsdException w:name="List Table 3 Accent 1" w:uiPriority="48"/>
-    <w:lsdException w:name="List Table 4 Accent 1" w:uiPriority="49"/>
-    <w:lsdException w:name="List Table 5 Dark Accent 1" w:uiPriority="50"/>
-    <w:lsdException w:name="List Table 6 Colorful Accent 1" w:uiPriority="51"/>
-    <w:lsdException w:name="List Table 7 Colorful Accent 1" w:uiPriority="52"/>
-    <w:lsdException w:name="List Table 1 Light Accent 2" w:uiPriority="46"/>
-    <w:lsdException w:name="List Table 2 Accent 2" w:uiPriority="47"/>
-    <w:lsdException w:name="List Table 3 Accent 2" w:uiPriority="48"/>
-    <w:lsdException w:name="List Table 4 Accent 2" w:uiPriority="49"/>
-    <w:lsdException w:name="List Table 5 Dark Accent 2" w:uiPriority="50"/>
-    <w:lsdException w:name="List Table 6 Colorful Accent 2" w:uiPriority="51"/>
-    <w:lsdException w:name="List Table 7 Colorful Accent 2" w:uiPriority="52"/>
-    <w:lsdException w:name="List Table 1 Light Accent 3" w:uiPriority="46"/>
-    <w:lsdException w:name="List Table 2 Accent 3" w:uiPriority="47"/>
-    <w:lsdException w:name="List Table 3 Accent 3" w:uiPriority="48"/>
-    <w:lsdException w:name="List Table 4 Accent 3" w:uiPriority="49"/>
-    <w:lsdException w:name="List Table 5 Dark Accent 3" w:uiPriority="50"/>
-    <w:lsdException w:name="List Table 6 Colorful Accent 3" w:uiPriority="51"/>
-    <w:lsdException w:name="List Table 7 Colorful Accent 3" w:uiPriority="52"/>
-    <w:lsdException w:name="List Table 1 Light Accent 4" w:uiPriority="46"/>
-    <w:lsdException w:name="List Table 2 Accent 4" w:uiPriority="47"/>
-    <w:lsdException w:name="List Table 3 Accent 4" w:uiPriority="48"/>
-    <w:lsdException w:name="List Table 4 Accent 4" w:uiPriority="49"/>
-    <w:lsdException w:name="List Table 5 Dark Accent 4" w:uiPriority="50"/>
-    <w:lsdException w:name="List Table 6 Colorful Accent 4" w:uiPriority="51"/>
-    <w:lsdException w:name="List Table 7 Colorful Accent 4" w:uiPriority="52"/>
-    <w:lsdException w:name="List Table 1 Light Accent 5" w:uiPriority="46"/>
-    <w:lsdException w:name="List Table 2 Accent 5" w:uiPriority="47"/>
-    <w:lsdException w:name="List Table 3 Accent 5" w:uiPriority="48"/>
-    <w:lsdException w:name="List Table 4 Accent 5" w:uiPriority="49"/>
-    <w:lsdException w:name="List Table 5 Dark Accent 5" w:uiPriority="50"/>
-    <w:lsdException w:name="List Table 6 Colorful Accent 5" w:uiPriority="51"/>
-    <w:lsdException w:name="List Table 7 Colorful Accent 5" w:uiPriority="52"/>
-    <w:lsdException w:name="List Table 1 Light Accent 6" w:uiPriority="46"/>
-    <w:lsdException w:name="List Table 2 Accent 6" w:uiPriority="47"/>
-    <w:lsdException w:name="List Table 3 Accent 6" w:uiPriority="48"/>
-    <w:lsdException w:name="List Table 4 Accent 6" w:uiPriority="49"/>
-    <w:lsdException w:name="List Table 5 Dark Accent 6" w:uiPriority="50"/>
-    <w:lsdException w:name="List Table 6 Colorful Accent 6" w:uiPriority="51"/>
-    <w:lsdException w:name="List Table 7 Colorful Accent 6" w:uiPriority="52"/>
-    <w:lsdException w:name="Mention" w:semiHidden="1" w:unhideWhenUsed="1"/>
-    <w:lsdException w:name="Smart Hyperlink" w:semiHidden="1" w:unhideWhenUsed="1"/>
-    <w:lsdException w:name="Hashtag" w:semiHidden="1" w:unhideWhenUsed="1"/>
-    <w:lsdException w:name="Unresolved Mention" w:semiHidden="1" w:unhideWhenUsed="1"/>
-    <w:lsdException w:name="Smart Link" w:semiHidden="1" w:unhideWhenUsed="1"/>
+  <w:latentStyles w:count="260" w:defQFormat="0" w:defUnhideWhenUsed="1" w:defSemiHidden="1" w:defUIPriority="99" w:defLockedState="0">
+    <w:lsdException w:qFormat="1" w:unhideWhenUsed="0" w:uiPriority="0" w:semiHidden="0" w:name="Normal"/>
+    <w:lsdException w:qFormat="1" w:unhideWhenUsed="0" w:uiPriority="9" w:semiHidden="0" w:name="heading 1"/>
+    <w:lsdException w:qFormat="1" w:uiPriority="9" w:semiHidden="0" w:name="heading 2"/>
+    <w:lsdException w:qFormat="1" w:uiPriority="9" w:semiHidden="0" w:name="heading 3"/>
+    <w:lsdException w:qFormat="1" w:uiPriority="9" w:name="heading 4"/>
+    <w:lsdException w:qFormat="1" w:uiPriority="9" w:name="heading 5"/>
+    <w:lsdException w:qFormat="1" w:uiPriority="9" w:name="heading 6"/>
+    <w:lsdException w:qFormat="1" w:uiPriority="9" w:name="heading 7"/>
+    <w:lsdException w:qFormat="1" w:uiPriority="9" w:name="heading 8"/>
+    <w:lsdException w:qFormat="1" w:uiPriority="9" w:name="heading 9"/>
+    <w:lsdException w:uiPriority="99" w:name="index 1"/>
+    <w:lsdException w:uiPriority="99" w:name="index 2"/>
+    <w:lsdException w:uiPriority="99" w:name="index 3"/>
+    <w:lsdException w:uiPriority="99" w:name="index 4"/>
+    <w:lsdException w:uiPriority="99" w:name="index 5"/>
+    <w:lsdException w:uiPriority="99" w:name="index 6"/>
+    <w:lsdException w:uiPriority="99" w:name="index 7"/>
+    <w:lsdException w:uiPriority="99" w:name="index 8"/>
+    <w:lsdException w:uiPriority="99" w:name="index 9"/>
+    <w:lsdException w:uiPriority="39" w:name="toc 1"/>
+    <w:lsdException w:uiPriority="39" w:name="toc 2"/>
+    <w:lsdException w:uiPriority="39" w:name="toc 3"/>
+    <w:lsdException w:uiPriority="39" w:name="toc 4"/>
+    <w:lsdException w:uiPriority="39" w:name="toc 5"/>
+    <w:lsdException w:uiPriority="39" w:name="toc 6"/>
+    <w:lsdException w:uiPriority="39" w:name="toc 7"/>
+    <w:lsdException w:uiPriority="39" w:name="toc 8"/>
+    <w:lsdException w:uiPriority="39" w:name="toc 9"/>
+    <w:lsdException w:uiPriority="99" w:name="Normal Indent"/>
+    <w:lsdException w:uiPriority="99" w:name="footnote text"/>
+    <w:lsdException w:uiPriority="99" w:name="annotation text"/>
+    <w:lsdException w:uiPriority="99" w:name="header"/>
+    <w:lsdException w:uiPriority="99" w:name="footer"/>
+    <w:lsdException w:uiPriority="99" w:name="index heading"/>
+    <w:lsdException w:qFormat="1" w:uiPriority="35" w:name="caption"/>
+    <w:lsdException w:uiPriority="99" w:name="table of figures"/>
+    <w:lsdException w:uiPriority="99" w:name="envelope address"/>
+    <w:lsdException w:uiPriority="99" w:name="envelope return"/>
+    <w:lsdException w:uiPriority="99" w:name="footnote reference"/>
+    <w:lsdException w:uiPriority="99" w:name="annotation reference"/>
+    <w:lsdException w:uiPriority="99" w:name="line number"/>
+    <w:lsdException w:uiPriority="99" w:name="page number"/>
+    <w:lsdException w:uiPriority="99" w:name="endnote reference"/>
+    <w:lsdException w:uiPriority="99" w:name="endnote text"/>
+    <w:lsdException w:uiPriority="99" w:name="table of authorities"/>
+    <w:lsdException w:uiPriority="99" w:name="macro"/>
+    <w:lsdException w:uiPriority="99" w:name="toa heading"/>
+    <w:lsdException w:uiPriority="99" w:name="List"/>
+    <w:lsdException w:uiPriority="99" w:name="List Bullet"/>
+    <w:lsdException w:uiPriority="99" w:name="List Number"/>
+    <w:lsdException w:uiPriority="99" w:name="List 2"/>
+    <w:lsdException w:uiPriority="99" w:name="List 3"/>
+    <w:lsdException w:uiPriority="99" w:name="List 4"/>
+    <w:lsdException w:uiPriority="99" w:name="List 5"/>
+    <w:lsdException w:uiPriority="99" w:name="List Bullet 2"/>
+    <w:lsdException w:uiPriority="99" w:name="List Bullet 3"/>
+    <w:lsdException w:uiPriority="99" w:name="List Bullet 4"/>
+    <w:lsdException w:uiPriority="99" w:name="List Bullet 5"/>
+    <w:lsdException w:uiPriority="99" w:name="List Number 2"/>
+    <w:lsdException w:uiPriority="99" w:name="List Number 3"/>
+    <w:lsdException w:uiPriority="99" w:name="List Number 4"/>
+    <w:lsdException w:uiPriority="99" w:name="List Number 5"/>
+    <w:lsdException w:qFormat="1" w:unhideWhenUsed="0" w:uiPriority="10" w:semiHidden="0" w:name="Title"/>
+    <w:lsdException w:uiPriority="99" w:name="Closing"/>
+    <w:lsdException w:uiPriority="99" w:name="Signature"/>
+    <w:lsdException w:uiPriority="1" w:name="Default Paragraph Font"/>
+    <w:lsdException w:uiPriority="99" w:name="Body Text"/>
+    <w:lsdException w:uiPriority="99" w:name="Body Text Indent"/>
+    <w:lsdException w:uiPriority="99" w:name="List Continue"/>
+    <w:lsdException w:uiPriority="99" w:name="List Continue 2"/>
+    <w:lsdException w:uiPriority="99" w:name="List Continue 3"/>
+    <w:lsdException w:uiPriority="99" w:name="List Continue 4"/>
+    <w:lsdException w:uiPriority="99" w:name="List Continue 5"/>
+    <w:lsdException w:uiPriority="99" w:name="Message Header"/>
+    <w:lsdException w:qFormat="1" w:unhideWhenUsed="0" w:uiPriority="11" w:semiHidden="0" w:name="Subtitle"/>
+    <w:lsdException w:uiPriority="99" w:name="Salutation"/>
+    <w:lsdException w:uiPriority="99" w:name="Date"/>
+    <w:lsdException w:uiPriority="99" w:name="Body Text First Indent"/>
+    <w:lsdException w:uiPriority="99" w:name="Body Text First Indent 2"/>
+    <w:lsdException w:uiPriority="99" w:name="Note Heading"/>
+    <w:lsdException w:uiPriority="99" w:name="Body Text 2"/>
+    <w:lsdException w:uiPriority="99" w:name="Body Text 3"/>
+    <w:lsdException w:uiPriority="99" w:name="Body Text Indent 2"/>
+    <w:lsdException w:uiPriority="99" w:name="Body Text Indent 3"/>
+    <w:lsdException w:uiPriority="99" w:name="Block Text"/>
+    <w:lsdException w:uiPriority="99" w:name="Hyperlink"/>
+    <w:lsdException w:uiPriority="99" w:name="FollowedHyperlink"/>
+    <w:lsdException w:qFormat="1" w:unhideWhenUsed="0" w:uiPriority="22" w:semiHidden="0" w:name="Strong"/>
+    <w:lsdException w:qFormat="1" w:unhideWhenUsed="0" w:uiPriority="20" w:semiHidden="0" w:name="Emphasis"/>
+    <w:lsdException w:uiPriority="99" w:name="Document Map"/>
+    <w:lsdException w:uiPriority="99" w:name="Plain Text"/>
+    <w:lsdException w:uiPriority="99" w:name="E-mail Signature"/>
+    <w:lsdException w:uiPriority="99" w:name="Normal (Web)"/>
+    <w:lsdException w:uiPriority="99" w:name="HTML Acronym"/>
+    <w:lsdException w:uiPriority="99" w:name="HTML Address"/>
+    <w:lsdException w:uiPriority="99" w:name="HTML Cite"/>
+    <w:lsdException w:uiPriority="99" w:name="HTML Code"/>
+    <w:lsdException w:uiPriority="99" w:name="HTML Definition"/>
+    <w:lsdException w:uiPriority="99" w:name="HTML Keyboard"/>
+    <w:lsdException w:uiPriority="99" w:name="HTML Preformatted"/>
+    <w:lsdException w:uiPriority="99" w:name="HTML Sample"/>
+    <w:lsdException w:uiPriority="99" w:name="HTML Typewriter"/>
+    <w:lsdException w:uiPriority="99" w:name="HTML Variable"/>
+    <w:lsdException w:uiPriority="99" w:name="Normal Table"/>
+    <w:lsdException w:uiPriority="99" w:name="annotation subject"/>
+    <w:lsdException w:uiPriority="99" w:name="Table Simple 1"/>
+    <w:lsdException w:uiPriority="99" w:name="Table Simple 2"/>
+    <w:lsdException w:uiPriority="99" w:name="Table Simple 3"/>
+    <w:lsdException w:uiPriority="99" w:name="Table Classic 1"/>
+    <w:lsdException w:uiPriority="99" w:name="Table Classic 2"/>
+    <w:lsdException w:uiPriority="99" w:name="Table Classic 3"/>
+    <w:lsdException w:uiPriority="99" w:name="Table Classic 4"/>
+    <w:lsdException w:uiPriority="99" w:name="Table Colorful 1"/>
+    <w:lsdException w:uiPriority="99" w:name="Table Colorful 2"/>
+    <w:lsdException w:uiPriority="99" w:name="Table Colorful 3"/>
+    <w:lsdException w:uiPriority="99" w:name="Table Columns 1"/>
+    <w:lsdException w:uiPriority="99" w:name="Table Columns 2"/>
+    <w:lsdException w:uiPriority="99" w:name="Table Columns 3"/>
+    <w:lsdException w:uiPriority="99" w:name="Table Columns 4"/>
+    <w:lsdException w:uiPriority="99" w:name="Table Columns 5"/>
+    <w:lsdException w:uiPriority="99" w:name="Table Grid 1"/>
+    <w:lsdException w:uiPriority="99" w:name="Table Grid 2"/>
+    <w:lsdException w:uiPriority="99" w:name="Table Grid 3"/>
+    <w:lsdException w:uiPriority="99" w:name="Table Grid 4"/>
+    <w:lsdException w:uiPriority="99" w:name="Table Grid 5"/>
+    <w:lsdException w:uiPriority="99" w:name="Table Grid 6"/>
+    <w:lsdException w:uiPriority="99" w:name="Table Grid 7"/>
+    <w:lsdException w:uiPriority="99" w:name="Table Grid 8"/>
+    <w:lsdException w:uiPriority="99" w:name="Table List 1"/>
+    <w:lsdException w:uiPriority="99" w:name="Table List 2"/>
+    <w:lsdException w:uiPriority="99" w:name="Table List 3"/>
+    <w:lsdException w:uiPriority="99" w:name="Table List 4"/>
+    <w:lsdException w:uiPriority="99" w:name="Table List 5"/>
+    <w:lsdException w:uiPriority="99" w:name="Table List 6"/>
+    <w:lsdException w:uiPriority="99" w:name="Table List 7"/>
+    <w:lsdException w:uiPriority="99" w:name="Table List 8"/>
+    <w:lsdException w:uiPriority="99" w:name="Table 3D effects 1"/>
+    <w:lsdException w:uiPriority="99" w:name="Table 3D effects 2"/>
+    <w:lsdException w:uiPriority="99" w:name="Table 3D effects 3"/>
+    <w:lsdException w:uiPriority="99" w:name="Table Contemporary"/>
+    <w:lsdException w:uiPriority="99" w:name="Table Elegant"/>
+    <w:lsdException w:uiPriority="99" w:name="Table Professional"/>
+    <w:lsdException w:uiPriority="99" w:name="Table Subtle 1"/>
+    <w:lsdException w:uiPriority="99" w:name="Table Subtle 2"/>
+    <w:lsdException w:uiPriority="99" w:name="Table Web 1"/>
+    <w:lsdException w:uiPriority="99" w:name="Table Web 2"/>
+    <w:lsdException w:uiPriority="99" w:name="Table Web 3"/>
+    <w:lsdException w:uiPriority="99" w:name="Balloon Text"/>
+    <w:lsdException w:qFormat="1" w:unhideWhenUsed="0" w:uiPriority="39" w:semiHidden="0" w:name="Table Grid"/>
+    <w:lsdException w:uiPriority="99" w:name="Table Theme"/>
+    <w:lsdException w:unhideWhenUsed="0" w:uiPriority="60" w:semiHidden="0" w:name="Light Shading"/>
+    <w:lsdException w:unhideWhenUsed="0" w:uiPriority="61" w:semiHidden="0" w:name="Light List"/>
+    <w:lsdException w:unhideWhenUsed="0" w:uiPriority="62" w:semiHidden="0" w:name="Light Grid"/>
+    <w:lsdException w:unhideWhenUsed="0" w:uiPriority="63" w:semiHidden="0" w:name="Medium Shading 1"/>
+    <w:lsdException w:unhideWhenUsed="0" w:uiPriority="64" w:semiHidden="0" w:name="Medium Shading 2"/>
+    <w:lsdException w:unhideWhenUsed="0" w:uiPriority="65" w:semiHidden="0" w:name="Medium List 1"/>
+    <w:lsdException w:unhideWhenUsed="0" w:uiPriority="66" w:semiHidden="0" w:name="Medium List 2"/>
+    <w:lsdException w:unhideWhenUsed="0" w:uiPriority="67" w:semiHidden="0" w:name="Medium Grid 1"/>
+    <w:lsdException w:unhideWhenUsed="0" w:uiPriority="68" w:semiHidden="0" w:name="Medium Grid 2"/>
+    <w:lsdException w:unhideWhenUsed="0" w:uiPriority="69" w:semiHidden="0" w:name="Medium Grid 3"/>
+    <w:lsdException w:unhideWhenUsed="0" w:uiPriority="70" w:semiHidden="0" w:name="Dark List"/>
+    <w:lsdException w:unhideWhenUsed="0" w:uiPriority="71" w:semiHidden="0" w:name="Colorful Shading"/>
+    <w:lsdException w:unhideWhenUsed="0" w:uiPriority="72" w:semiHidden="0" w:name="Colorful List"/>
+    <w:lsdException w:unhideWhenUsed="0" w:uiPriority="73" w:semiHidden="0" w:name="Colorful Grid"/>
+    <w:lsdException w:unhideWhenUsed="0" w:uiPriority="60" w:semiHidden="0" w:name="Light Shading Accent 1"/>
+    <w:lsdException w:unhideWhenUsed="0" w:uiPriority="61" w:semiHidden="0" w:name="Light List Accent 1"/>
+    <w:lsdException w:unhideWhenUsed="0" w:uiPriority="62" w:semiHidden="0" w:name="Light Grid Accent 1"/>
+    <w:lsdException w:unhideWhenUsed="0" w:uiPriority="63" w:semiHidden="0" w:name="Medium Shading 1 Accent 1"/>
+    <w:lsdException w:unhideWhenUsed="0" w:uiPriority="64" w:semiHidden="0" w:name="Medium Shading 2 Accent 1"/>
+    <w:lsdException w:unhideWhenUsed="0" w:uiPriority="65" w:semiHidden="0" w:name="Medium List 1 Accent 1"/>
+    <w:lsdException w:qFormat="1" w:unhideWhenUsed="0" w:uiPriority="34" w:semiHidden="0" w:name="List Paragraph"/>
+    <w:lsdException w:unhideWhenUsed="0" w:uiPriority="66" w:semiHidden="0" w:name="Medium List 2 Accent 1"/>
+    <w:lsdException w:unhideWhenUsed="0" w:uiPriority="67" w:semiHidden="0" w:name="Medium Grid 1 Accent 1"/>
+    <w:lsdException w:unhideWhenUsed="0" w:uiPriority="68" w:semiHidden="0" w:name="Medium Grid 2 Accent 1"/>
+    <w:lsdException w:unhideWhenUsed="0" w:uiPriority="69" w:semiHidden="0" w:name="Medium Grid 3 Accent 1"/>
+    <w:lsdException w:unhideWhenUsed="0" w:uiPriority="70" w:semiHidden="0" w:name="Dark List Accent 1"/>
+    <w:lsdException w:unhideWhenUsed="0" w:uiPriority="71" w:semiHidden="0" w:name="Colorful Shading Accent 1"/>
+    <w:lsdException w:unhideWhenUsed="0" w:uiPriority="72" w:semiHidden="0" w:name="Colorful List Accent 1"/>
+    <w:lsdException w:unhideWhenUsed="0" w:uiPriority="73" w:semiHidden="0" w:name="Colorful Grid Accent 1"/>
+    <w:lsdException w:unhideWhenUsed="0" w:uiPriority="60" w:semiHidden="0" w:name="Light Shading Accent 2"/>
+    <w:lsdException w:unhideWhenUsed="0" w:uiPriority="61" w:semiHidden="0" w:name="Light List Accent 2"/>
+    <w:lsdException w:unhideWhenUsed="0" w:uiPriority="62" w:semiHidden="0" w:name="Light Grid Accent 2"/>
+    <w:lsdException w:unhideWhenUsed="0" w:uiPriority="63" w:semiHidden="0" w:name="Medium Shading 1 Accent 2"/>
+    <w:lsdException w:unhideWhenUsed="0" w:uiPriority="64" w:semiHidden="0" w:name="Medium Shading 2 Accent 2"/>
+    <w:lsdException w:unhideWhenUsed="0" w:uiPriority="65" w:semiHidden="0" w:name="Medium List 1 Accent 2"/>
+    <w:lsdException w:unhideWhenUsed="0" w:uiPriority="66" w:semiHidden="0" w:name="Medium List 2 Accent 2"/>
+    <w:lsdException w:unhideWhenUsed="0" w:uiPriority="67" w:semiHidden="0" w:name="Medium Grid 1 Accent 2"/>
+    <w:lsdException w:unhideWhenUsed="0" w:uiPriority="68" w:semiHidden="0" w:name="Medium Grid 2 Accent 2"/>
+    <w:lsdException w:unhideWhenUsed="0" w:uiPriority="69" w:semiHidden="0" w:name="Medium Grid 3 Accent 2"/>
+    <w:lsdException w:unhideWhenUsed="0" w:uiPriority="70" w:semiHidden="0" w:name="Dark List Accent 2"/>
+    <w:lsdException w:unhideWhenUsed="0" w:uiPriority="71" w:semiHidden="0" w:name="Colorful Shading Accent 2"/>
+    <w:lsdException w:unhideWhenUsed="0" w:uiPriority="72" w:semiHidden="0" w:name="Colorful List Accent 2"/>
+    <w:lsdException w:unhideWhenUsed="0" w:uiPriority="73" w:semiHidden="0" w:name="Colorful Grid Accent 2"/>
+    <w:lsdException w:unhideWhenUsed="0" w:uiPriority="60" w:semiHidden="0" w:name="Light Shading Accent 3"/>
+    <w:lsdException w:unhideWhenUsed="0" w:uiPriority="61" w:semiHidden="0" w:name="Light List Accent 3"/>
+    <w:lsdException w:unhideWhenUsed="0" w:uiPriority="62" w:semiHidden="0" w:name="Light Grid Accent 3"/>
+    <w:lsdException w:unhideWhenUsed="0" w:uiPriority="63" w:semiHidden="0" w:name="Medium Shading 1 Accent 3"/>
+    <w:lsdException w:unhideWhenUsed="0" w:uiPriority="64" w:semiHidden="0" w:name="Medium Shading 2 Accent 3"/>
+    <w:lsdException w:unhideWhenUsed="0" w:uiPriority="65" w:semiHidden="0" w:name="Medium List 1 Accent 3"/>
+    <w:lsdException w:unhideWhenUsed="0" w:uiPriority="66" w:semiHidden="0" w:name="Medium List 2 Accent 3"/>
+    <w:lsdException w:unhideWhenUsed="0" w:uiPriority="67" w:semiHidden="0" w:name="Medium Grid 1 Accent 3"/>
+    <w:lsdException w:unhideWhenUsed="0" w:uiPriority="68" w:semiHidden="0" w:name="Medium Grid 2 Accent 3"/>
+    <w:lsdException w:unhideWhenUsed="0" w:uiPriority="69" w:semiHidden="0" w:name="Medium Grid 3 Accent 3"/>
+    <w:lsdException w:unhideWhenUsed="0" w:uiPriority="70" w:semiHidden="0" w:name="Dark List Accent 3"/>
+    <w:lsdException w:unhideWhenUsed="0" w:uiPriority="71" w:semiHidden="0" w:name="Colorful Shading Accent 3"/>
+    <w:lsdException w:unhideWhenUsed="0" w:uiPriority="72" w:semiHidden="0" w:name="Colorful List Accent 3"/>
+    <w:lsdException w:unhideWhenUsed="0" w:uiPriority="73" w:semiHidden="0" w:name="Colorful Grid Accent 3"/>
+    <w:lsdException w:unhideWhenUsed="0" w:uiPriority="60" w:semiHidden="0" w:name="Light Shading Accent 4"/>
+    <w:lsdException w:unhideWhenUsed="0" w:uiPriority="61" w:semiHidden="0" w:name="Light List Accent 4"/>
+    <w:lsdException w:unhideWhenUsed="0" w:uiPriority="62" w:semiHidden="0" w:name="Light Grid Accent 4"/>
+    <w:lsdException w:unhideWhenUsed="0" w:uiPriority="63" w:semiHidden="0" w:name="Medium Shading 1 Accent 4"/>
+    <w:lsdException w:unhideWhenUsed="0" w:uiPriority="64" w:semiHidden="0" w:name="Medium Shading 2 Accent 4"/>
+    <w:lsdException w:unhideWhenUsed="0" w:uiPriority="65" w:semiHidden="0" w:name="Medium List 1 Accent 4"/>
+    <w:lsdException w:unhideWhenUsed="0" w:uiPriority="66" w:semiHidden="0" w:name="Medium List 2 Accent 4"/>
+    <w:lsdException w:unhideWhenUsed="0" w:uiPriority="67" w:semiHidden="0" w:name="Medium Grid 1 Accent 4"/>
+    <w:lsdException w:unhideWhenUsed="0" w:uiPriority="68" w:semiHidden="0" w:name="Medium Grid 2 Accent 4"/>
+    <w:lsdException w:unhideWhenUsed="0" w:uiPriority="69" w:semiHidden="0" w:name="Medium Grid 3 Accent 4"/>
+    <w:lsdException w:unhideWhenUsed="0" w:uiPriority="70" w:semiHidden="0" w:name="Dark List Accent 4"/>
+    <w:lsdException w:unhideWhenUsed="0" w:uiPriority="71" w:semiHidden="0" w:name="Colorful Shading Accent 4"/>
+    <w:lsdException w:unhideWhenUsed="0" w:uiPriority="72" w:semiHidden="0" w:name="Colorful List Accent 4"/>
+    <w:lsdException w:unhideWhenUsed="0" w:uiPriority="73" w:semiHidden="0" w:name="Colorful Grid Accent 4"/>
+    <w:lsdException w:unhideWhenUsed="0" w:uiPriority="60" w:semiHidden="0" w:name="Light Shading Accent 5"/>
+    <w:lsdException w:unhideWhenUsed="0" w:uiPriority="61" w:semiHidden="0" w:name="Light List Accent 5"/>
+    <w:lsdException w:unhideWhenUsed="0" w:uiPriority="62" w:semiHidden="0" w:name="Light Grid Accent 5"/>
+    <w:lsdException w:unhideWhenUsed="0" w:uiPriority="63" w:semiHidden="0" w:name="Medium Shading 1 Accent 5"/>
+    <w:lsdException w:unhideWhenUsed="0" w:uiPriority="64" w:semiHidden="0" w:name="Medium Shading 2 Accent 5"/>
+    <w:lsdException w:unhideWhenUsed="0" w:uiPriority="65" w:semiHidden="0" w:name="Medium List 1 Accent 5"/>
+    <w:lsdException w:unhideWhenUsed="0" w:uiPriority="66" w:semiHidden="0" w:name="Medium List 2 Accent 5"/>
+    <w:lsdException w:unhideWhenUsed="0" w:uiPriority="67" w:semiHidden="0" w:name="Medium Grid 1 Accent 5"/>
+    <w:lsdException w:unhideWhenUsed="0" w:uiPriority="68" w:semiHidden="0" w:name="Medium Grid 2 Accent 5"/>
+    <w:lsdException w:unhideWhenUsed="0" w:uiPriority="69" w:semiHidden="0" w:name="Medium Grid 3 Accent 5"/>
+    <w:lsdException w:unhideWhenUsed="0" w:uiPriority="70" w:semiHidden="0" w:name="Dark List Accent 5"/>
+    <w:lsdException w:unhideWhenUsed="0" w:uiPriority="71" w:semiHidden="0" w:name="Colorful Shading Accent 5"/>
+    <w:lsdException w:unhideWhenUsed="0" w:uiPriority="72" w:semiHidden="0" w:name="Colorful List Accent 5"/>
+    <w:lsdException w:unhideWhenUsed="0" w:uiPriority="73" w:semiHidden="0" w:name="Colorful Grid Accent 5"/>
+    <w:lsdException w:unhideWhenUsed="0" w:uiPriority="60" w:semiHidden="0" w:name="Light Shading Accent 6"/>
+    <w:lsdException w:unhideWhenUsed="0" w:uiPriority="61" w:semiHidden="0" w:name="Light List Accent 6"/>
+    <w:lsdException w:unhideWhenUsed="0" w:uiPriority="62" w:semiHidden="0" w:name="Light Grid Accent 6"/>
+    <w:lsdException w:unhideWhenUsed="0" w:uiPriority="63" w:semiHidden="0" w:name="Medium Shading 1 Accent 6"/>
+    <w:lsdException w:unhideWhenUsed="0" w:uiPriority="64" w:semiHidden="0" w:name="Medium Shading 2 Accent 6"/>
+    <w:lsdException w:unhideWhenUsed="0" w:uiPriority="65" w:semiHidden="0" w:name="Medium List 1 Accent 6"/>
+    <w:lsdException w:unhideWhenUsed="0" w:uiPriority="66" w:semiHidden="0" w:name="Medium List 2 Accent 6"/>
+    <w:lsdException w:unhideWhenUsed="0" w:uiPriority="67" w:semiHidden="0" w:name="Medium Grid 1 Accent 6"/>
+    <w:lsdException w:unhideWhenUsed="0" w:uiPriority="68" w:semiHidden="0" w:name="Medium Grid 2 Accent 6"/>
+    <w:lsdException w:unhideWhenUsed="0" w:uiPriority="69" w:semiHidden="0" w:name="Medium Grid 3 Accent 6"/>
+    <w:lsdException w:unhideWhenUsed="0" w:uiPriority="70" w:semiHidden="0" w:name="Dark List Accent 6"/>
+    <w:lsdException w:unhideWhenUsed="0" w:uiPriority="71" w:semiHidden="0" w:name="Colorful Shading Accent 6"/>
+    <w:lsdException w:unhideWhenUsed="0" w:uiPriority="72" w:semiHidden="0" w:name="Colorful List Accent 6"/>
+    <w:lsdException w:unhideWhenUsed="0" w:uiPriority="73" w:semiHidden="0" w:name="Colorful Grid Accent 6"/>
   </w:latentStyles>
-  <w:style w:type="paragraph" w:default="1" w:styleId="Normal">
+  <w:style w:type="paragraph" w:default="1" w:styleId="1">
     <w:name w:val="Normal"/>
     <w:qFormat/>
-    <w:rsid w:val="000958EC"/>
+    <w:uiPriority w:val="0"/>
     <w:pPr>
       <w:spacing w:after="160" w:line="259" w:lineRule="auto"/>
       <w:jc w:val="both"/>
     </w:pPr>
     <w:rPr>
-      <w:rFonts w:ascii="Times New Roman" w:hAnsi="Times New Roman"/>
+      <w:rFonts w:ascii="Times New Roman" w:hAnsi="Times New Roman" w:eastAsiaTheme="minorHAnsi" w:cstheme="minorBidi"/>
       <w:sz w:val="24"/>
       <w:szCs w:val="22"/>
+      <w:lang w:val="en-US" w:eastAsia="en-US" w:bidi="ar-SA"/>
     </w:rPr>
   </w:style>
-  <w:style w:type="paragraph" w:styleId="Heading1">
+  <w:style w:type="paragraph" w:styleId="2">
     <w:name w:val="heading 1"/>
-    <w:basedOn w:val="Normal"/>
-    <w:next w:val="Normal"/>
-    <w:link w:val="Heading1Char"/>
+    <w:basedOn w:val="1"/>
+    <w:next w:val="1"/>
+    <w:link w:val="8"/>
     <w:autoRedefine/>
+    <w:qFormat/>
     <w:uiPriority w:val="9"/>
-    <w:qFormat/>
     <w:pPr>
       <w:keepNext/>
       <w:keepLines/>
@@ -9757,15 +6927,15 @@
       <w:szCs w:val="32"/>
     </w:rPr>
   </w:style>
-  <w:style w:type="paragraph" w:styleId="Heading2">
+  <w:style w:type="paragraph" w:styleId="3">
     <w:name w:val="heading 2"/>
-    <w:basedOn w:val="Normal"/>
-    <w:next w:val="Normal"/>
-    <w:link w:val="Heading2Char"/>
+    <w:basedOn w:val="1"/>
+    <w:next w:val="1"/>
+    <w:link w:val="10"/>
     <w:autoRedefine/>
-    <w:uiPriority w:val="9"/>
     <w:unhideWhenUsed/>
     <w:qFormat/>
+    <w:uiPriority w:val="9"/>
     <w:pPr>
       <w:keepNext/>
       <w:keepLines/>
@@ -9780,15 +6950,15 @@
       <w:szCs w:val="26"/>
     </w:rPr>
   </w:style>
-  <w:style w:type="paragraph" w:styleId="Heading3">
+  <w:style w:type="paragraph" w:styleId="4">
     <w:name w:val="heading 3"/>
-    <w:basedOn w:val="Normal"/>
-    <w:next w:val="Normal"/>
-    <w:link w:val="Heading3Char"/>
+    <w:basedOn w:val="1"/>
+    <w:next w:val="1"/>
+    <w:link w:val="9"/>
     <w:autoRedefine/>
-    <w:uiPriority w:val="9"/>
     <w:unhideWhenUsed/>
     <w:qFormat/>
+    <w:uiPriority w:val="9"/>
     <w:pPr>
       <w:keepNext/>
       <w:keepLines/>
@@ -9802,19 +6972,18 @@
       <w:szCs w:val="24"/>
     </w:rPr>
   </w:style>
-  <w:style w:type="character" w:default="1" w:styleId="DefaultParagraphFont">
+  <w:style w:type="character" w:default="1" w:styleId="5">
     <w:name w:val="Default Paragraph Font"/>
-    <w:uiPriority w:val="1"/>
     <w:semiHidden/>
     <w:unhideWhenUsed/>
+    <w:uiPriority w:val="1"/>
   </w:style>
-  <w:style w:type="table" w:default="1" w:styleId="TableNormal">
+  <w:style w:type="table" w:default="1" w:styleId="6">
     <w:name w:val="Normal Table"/>
-    <w:uiPriority w:val="99"/>
     <w:semiHidden/>
     <w:unhideWhenUsed/>
+    <w:uiPriority w:val="99"/>
     <w:tblPr>
-      <w:tblInd w:w="0" w:type="dxa"/>
       <w:tblCellMar>
         <w:top w:w="0" w:type="dxa"/>
         <w:left w:w="108" w:type="dxa"/>
@@ -9823,72 +6992,66 @@
       </w:tblCellMar>
     </w:tblPr>
   </w:style>
-  <w:style w:type="numbering" w:default="1" w:styleId="NoList">
-    <w:name w:val="No List"/>
-    <w:uiPriority w:val="99"/>
-    <w:semiHidden/>
-    <w:unhideWhenUsed/>
-  </w:style>
-  <w:style w:type="table" w:styleId="TableGrid">
+  <w:style w:type="table" w:styleId="7">
     <w:name w:val="Table Grid"/>
-    <w:basedOn w:val="TableNormal"/>
+    <w:basedOn w:val="6"/>
+    <w:qFormat/>
     <w:uiPriority w:val="39"/>
-    <w:qFormat/>
     <w:tblPr>
       <w:tblBorders>
-        <w:top w:val="single" w:sz="4" w:space="0" w:color="auto"/>
-        <w:left w:val="single" w:sz="4" w:space="0" w:color="auto"/>
-        <w:bottom w:val="single" w:sz="4" w:space="0" w:color="auto"/>
-        <w:right w:val="single" w:sz="4" w:space="0" w:color="auto"/>
-        <w:insideH w:val="single" w:sz="4" w:space="0" w:color="auto"/>
-        <w:insideV w:val="single" w:sz="4" w:space="0" w:color="auto"/>
+        <w:top w:val="single" w:color="auto" w:sz="4" w:space="0"/>
+        <w:left w:val="single" w:color="auto" w:sz="4" w:space="0"/>
+        <w:bottom w:val="single" w:color="auto" w:sz="4" w:space="0"/>
+        <w:right w:val="single" w:color="auto" w:sz="4" w:space="0"/>
+        <w:insideH w:val="single" w:color="auto" w:sz="4" w:space="0"/>
+        <w:insideV w:val="single" w:color="auto" w:sz="4" w:space="0"/>
       </w:tblBorders>
     </w:tblPr>
   </w:style>
-  <w:style w:type="character" w:customStyle="1" w:styleId="Heading1Char">
+  <w:style w:type="character" w:customStyle="1" w:styleId="8">
     <w:name w:val="Heading 1 Char"/>
-    <w:basedOn w:val="DefaultParagraphFont"/>
-    <w:link w:val="Heading1"/>
+    <w:basedOn w:val="5"/>
+    <w:link w:val="2"/>
+    <w:qFormat/>
     <w:uiPriority w:val="9"/>
-    <w:qFormat/>
     <w:rPr>
-      <w:rFonts w:ascii="Times New Roman" w:eastAsiaTheme="majorEastAsia" w:hAnsi="Times New Roman" w:cstheme="majorBidi"/>
+      <w:rFonts w:ascii="Times New Roman" w:hAnsi="Times New Roman" w:eastAsiaTheme="majorEastAsia" w:cstheme="majorBidi"/>
       <w:b/>
       <w:sz w:val="36"/>
       <w:szCs w:val="32"/>
     </w:rPr>
   </w:style>
-  <w:style w:type="character" w:customStyle="1" w:styleId="Heading3Char">
+  <w:style w:type="character" w:customStyle="1" w:styleId="9">
     <w:name w:val="Heading 3 Char"/>
-    <w:basedOn w:val="DefaultParagraphFont"/>
-    <w:link w:val="Heading3"/>
+    <w:basedOn w:val="5"/>
+    <w:link w:val="4"/>
+    <w:qFormat/>
     <w:uiPriority w:val="9"/>
-    <w:qFormat/>
     <w:rPr>
-      <w:rFonts w:ascii="Times New Roman" w:eastAsiaTheme="majorEastAsia" w:hAnsi="Times New Roman" w:cstheme="majorBidi"/>
+      <w:rFonts w:ascii="Times New Roman" w:hAnsi="Times New Roman" w:eastAsiaTheme="majorEastAsia" w:cstheme="majorBidi"/>
       <w:b/>
       <w:sz w:val="28"/>
       <w:szCs w:val="24"/>
     </w:rPr>
   </w:style>
-  <w:style w:type="character" w:customStyle="1" w:styleId="Heading2Char">
+  <w:style w:type="character" w:customStyle="1" w:styleId="10">
     <w:name w:val="Heading 2 Char"/>
-    <w:basedOn w:val="DefaultParagraphFont"/>
-    <w:link w:val="Heading2"/>
+    <w:basedOn w:val="5"/>
+    <w:link w:val="3"/>
+    <w:qFormat/>
     <w:uiPriority w:val="9"/>
-    <w:qFormat/>
     <w:rPr>
-      <w:rFonts w:ascii="Times New Roman" w:eastAsiaTheme="majorEastAsia" w:hAnsi="Times New Roman" w:cstheme="majorBidi"/>
+      <w:rFonts w:ascii="Times New Roman" w:hAnsi="Times New Roman" w:eastAsiaTheme="majorEastAsia" w:cstheme="majorBidi"/>
       <w:b/>
       <w:sz w:val="32"/>
       <w:szCs w:val="26"/>
     </w:rPr>
   </w:style>
-  <w:style w:type="paragraph" w:styleId="ListParagraph">
+  <w:style w:type="paragraph" w:styleId="11">
     <w:name w:val="List Paragraph"/>
-    <w:basedOn w:val="Normal"/>
+    <w:basedOn w:val="1"/>
+    <w:qFormat/>
     <w:uiPriority w:val="34"/>
-    <w:qFormat/>
     <w:pPr>
       <w:ind w:left="720"/>
       <w:contextualSpacing/>
@@ -10149,6 +7312,5 @@
     </a:fmtScheme>
   </a:themeElements>
   <a:objectDefaults/>
-  <a:extraClrSchemeLst/>
 </a:theme>
 </file>